--- a/mainWidget/mainWidget/src/template/跌落仿真计算数据表.docx
+++ b/mainWidget/mainWidget/src/template/跌落仿真计算数据表.docx
@@ -4336,7 +4336,7 @@
         <w:ind w:firstLineChars="0" w:firstLine="0"/>
         <w:jc w:val="center"/>
         <w:rPr>
-          <w:rFonts w:eastAsia="仿宋" w:hint="eastAsia"/>
+          <w:rFonts w:eastAsia="仿宋"/>
           <w:kern w:val="0"/>
         </w:rPr>
       </w:pPr>
@@ -4440,6 +4440,7 @@
           </w:tcPr>
           <w:p>
             <w:pPr>
+              <w:spacing w:line="240" w:lineRule="auto"/>
               <w:ind w:firstLineChars="0" w:firstLine="0"/>
               <w:jc w:val="center"/>
             </w:pPr>
@@ -4457,6 +4458,7 @@
           </w:tcPr>
           <w:p>
             <w:pPr>
+              <w:spacing w:line="240" w:lineRule="auto"/>
               <w:ind w:firstLineChars="0" w:firstLine="0"/>
               <w:jc w:val="center"/>
             </w:pPr>
@@ -4471,6 +4473,7 @@
           </w:tcPr>
           <w:p>
             <w:pPr>
+              <w:spacing w:line="240" w:lineRule="auto"/>
               <w:ind w:firstLineChars="0" w:firstLine="0"/>
               <w:jc w:val="center"/>
             </w:pPr>
@@ -4482,6 +4485,7 @@
           </w:tcPr>
           <w:p>
             <w:pPr>
+              <w:spacing w:line="240" w:lineRule="auto"/>
               <w:ind w:firstLineChars="0" w:firstLine="0"/>
               <w:jc w:val="center"/>
             </w:pPr>
@@ -4498,6 +4502,7 @@
           </w:tcPr>
           <w:p>
             <w:pPr>
+              <w:spacing w:line="240" w:lineRule="auto"/>
               <w:ind w:firstLineChars="0" w:firstLine="0"/>
               <w:jc w:val="center"/>
             </w:pPr>
@@ -4515,6 +4520,7 @@
           </w:tcPr>
           <w:p>
             <w:pPr>
+              <w:spacing w:line="240" w:lineRule="auto"/>
               <w:ind w:firstLineChars="0" w:firstLine="0"/>
               <w:jc w:val="center"/>
             </w:pPr>
@@ -4532,6 +4538,7 @@
           </w:tcPr>
           <w:p>
             <w:pPr>
+              <w:spacing w:line="240" w:lineRule="auto"/>
               <w:ind w:firstLineChars="0" w:firstLine="0"/>
               <w:jc w:val="center"/>
             </w:pPr>
@@ -4573,6 +4580,7 @@
           </w:tcPr>
           <w:p>
             <w:pPr>
+              <w:spacing w:line="240" w:lineRule="auto"/>
               <w:ind w:firstLineChars="0" w:firstLine="0"/>
               <w:jc w:val="center"/>
             </w:pPr>
@@ -4586,6 +4594,7 @@
           </w:tcPr>
           <w:p>
             <w:pPr>
+              <w:spacing w:line="240" w:lineRule="auto"/>
               <w:ind w:firstLineChars="0" w:firstLine="0"/>
               <w:jc w:val="center"/>
             </w:pPr>
@@ -4603,6 +4612,7 @@
           </w:tcPr>
           <w:p>
             <w:pPr>
+              <w:spacing w:line="240" w:lineRule="auto"/>
               <w:ind w:firstLineChars="0" w:firstLine="0"/>
               <w:jc w:val="center"/>
             </w:pPr>
@@ -4620,6 +4630,7 @@
           </w:tcPr>
           <w:p>
             <w:pPr>
+              <w:spacing w:line="240" w:lineRule="auto"/>
               <w:ind w:firstLineChars="0" w:firstLine="0"/>
               <w:jc w:val="center"/>
             </w:pPr>
@@ -4661,6 +4672,7 @@
           </w:tcPr>
           <w:p>
             <w:pPr>
+              <w:spacing w:line="240" w:lineRule="auto"/>
               <w:ind w:firstLineChars="0" w:firstLine="0"/>
               <w:jc w:val="center"/>
             </w:pPr>
@@ -4674,6 +4686,7 @@
           </w:tcPr>
           <w:p>
             <w:pPr>
+              <w:spacing w:line="240" w:lineRule="auto"/>
               <w:ind w:firstLineChars="0" w:firstLine="0"/>
               <w:jc w:val="center"/>
             </w:pPr>
@@ -4691,6 +4704,7 @@
           </w:tcPr>
           <w:p>
             <w:pPr>
+              <w:spacing w:line="240" w:lineRule="auto"/>
               <w:ind w:firstLineChars="0" w:firstLine="0"/>
               <w:jc w:val="center"/>
             </w:pPr>
@@ -4708,6 +4722,7 @@
           </w:tcPr>
           <w:p>
             <w:pPr>
+              <w:spacing w:line="240" w:lineRule="auto"/>
               <w:ind w:firstLineChars="0" w:firstLine="0"/>
               <w:jc w:val="center"/>
             </w:pPr>
@@ -4749,6 +4764,7 @@
           </w:tcPr>
           <w:p>
             <w:pPr>
+              <w:spacing w:line="240" w:lineRule="auto"/>
               <w:ind w:firstLineChars="0" w:firstLine="0"/>
               <w:jc w:val="center"/>
             </w:pPr>
@@ -4765,6 +4781,7 @@
           </w:tcPr>
           <w:p>
             <w:pPr>
+              <w:spacing w:line="240" w:lineRule="auto"/>
               <w:ind w:firstLineChars="0" w:firstLine="0"/>
               <w:jc w:val="center"/>
             </w:pPr>
@@ -4782,6 +4799,7 @@
           </w:tcPr>
           <w:p>
             <w:pPr>
+              <w:spacing w:line="240" w:lineRule="auto"/>
               <w:ind w:firstLineChars="0" w:firstLine="0"/>
               <w:jc w:val="center"/>
             </w:pPr>
@@ -4799,6 +4817,7 @@
           </w:tcPr>
           <w:p>
             <w:pPr>
+              <w:spacing w:line="240" w:lineRule="auto"/>
               <w:ind w:firstLineChars="0" w:firstLine="0"/>
               <w:jc w:val="center"/>
             </w:pPr>
@@ -4840,6 +4859,7 @@
           </w:tcPr>
           <w:p>
             <w:pPr>
+              <w:spacing w:line="240" w:lineRule="auto"/>
               <w:ind w:firstLineChars="0" w:firstLine="0"/>
               <w:jc w:val="center"/>
             </w:pPr>
@@ -4856,6 +4876,7 @@
           </w:tcPr>
           <w:p>
             <w:pPr>
+              <w:spacing w:line="240" w:lineRule="auto"/>
               <w:ind w:firstLineChars="0" w:firstLine="0"/>
               <w:jc w:val="center"/>
             </w:pPr>
@@ -4873,6 +4894,7 @@
           </w:tcPr>
           <w:p>
             <w:pPr>
+              <w:spacing w:line="240" w:lineRule="auto"/>
               <w:ind w:firstLineChars="0" w:firstLine="0"/>
               <w:jc w:val="center"/>
             </w:pPr>
@@ -4890,6 +4912,7 @@
           </w:tcPr>
           <w:p>
             <w:pPr>
+              <w:spacing w:line="240" w:lineRule="auto"/>
               <w:ind w:firstLineChars="0" w:firstLine="0"/>
               <w:jc w:val="center"/>
             </w:pPr>
@@ -4931,6 +4954,7 @@
           </w:tcPr>
           <w:p>
             <w:pPr>
+              <w:spacing w:line="240" w:lineRule="auto"/>
               <w:ind w:firstLineChars="0" w:firstLine="0"/>
               <w:jc w:val="center"/>
             </w:pPr>
@@ -4947,6 +4971,7 @@
           </w:tcPr>
           <w:p>
             <w:pPr>
+              <w:spacing w:line="240" w:lineRule="auto"/>
               <w:ind w:firstLineChars="0" w:firstLine="0"/>
               <w:jc w:val="center"/>
             </w:pPr>
@@ -4964,6 +4989,7 @@
           </w:tcPr>
           <w:p>
             <w:pPr>
+              <w:spacing w:line="240" w:lineRule="auto"/>
               <w:ind w:firstLineChars="0" w:firstLine="0"/>
               <w:jc w:val="center"/>
             </w:pPr>
@@ -4981,6 +5007,7 @@
           </w:tcPr>
           <w:p>
             <w:pPr>
+              <w:spacing w:line="240" w:lineRule="auto"/>
               <w:ind w:firstLineChars="0" w:firstLine="0"/>
               <w:jc w:val="center"/>
             </w:pPr>
@@ -5006,7 +5033,14 @@
               <w:rPr>
                 <w:rFonts w:hint="eastAsia"/>
               </w:rPr>
-              <w:t>切线模量</w:t>
+              <w:t>切线模</w:t>
+            </w:r>
+            <w:r>
+              <w:rPr>
+                <w:rFonts w:hint="eastAsia"/>
+              </w:rPr>
+              <w:lastRenderedPageBreak/>
+              <w:t>量</w:t>
             </w:r>
             <w:r>
               <w:rPr>
@@ -5022,10 +5056,12 @@
           </w:tcPr>
           <w:p>
             <w:pPr>
-              <w:ind w:firstLineChars="0" w:firstLine="0"/>
-              <w:jc w:val="center"/>
-            </w:pPr>
-            <w:r>
+              <w:spacing w:line="240" w:lineRule="auto"/>
+              <w:ind w:firstLineChars="0" w:firstLine="0"/>
+              <w:jc w:val="center"/>
+            </w:pPr>
+            <w:r>
+              <w:lastRenderedPageBreak/>
               <w:t>MPa</w:t>
             </w:r>
           </w:p>
@@ -5038,13 +5074,15 @@
           </w:tcPr>
           <w:p>
             <w:pPr>
-              <w:ind w:firstLineChars="0" w:firstLine="0"/>
-              <w:jc w:val="center"/>
-            </w:pPr>
-            <w:r>
-              <w:rPr>
-                <w:rFonts w:hint="eastAsia"/>
-              </w:rPr>
+              <w:spacing w:line="240" w:lineRule="auto"/>
+              <w:ind w:firstLineChars="0" w:firstLine="0"/>
+              <w:jc w:val="center"/>
+            </w:pPr>
+            <w:r>
+              <w:rPr>
+                <w:rFonts w:hint="eastAsia"/>
+              </w:rPr>
+              <w:lastRenderedPageBreak/>
               <w:t>7</w:t>
             </w:r>
           </w:p>
@@ -5055,6 +5093,7 @@
           </w:tcPr>
           <w:p>
             <w:pPr>
+              <w:spacing w:line="240" w:lineRule="auto"/>
               <w:ind w:firstLineChars="0" w:firstLine="0"/>
               <w:jc w:val="center"/>
             </w:pPr>
@@ -5072,6 +5111,7 @@
           </w:tcPr>
           <w:p>
             <w:pPr>
+              <w:spacing w:line="240" w:lineRule="auto"/>
               <w:ind w:firstLineChars="0" w:firstLine="0"/>
               <w:jc w:val="center"/>
             </w:pPr>
@@ -5113,6 +5153,7 @@
           </w:tcPr>
           <w:p>
             <w:pPr>
+              <w:spacing w:line="240" w:lineRule="auto"/>
               <w:ind w:firstLineChars="0" w:firstLine="0"/>
               <w:jc w:val="center"/>
             </w:pPr>
@@ -5126,6 +5167,7 @@
           </w:tcPr>
           <w:p>
             <w:pPr>
+              <w:spacing w:line="240" w:lineRule="auto"/>
               <w:ind w:firstLineChars="0" w:firstLine="0"/>
               <w:jc w:val="center"/>
             </w:pPr>
@@ -5143,6 +5185,7 @@
           </w:tcPr>
           <w:p>
             <w:pPr>
+              <w:spacing w:line="240" w:lineRule="auto"/>
               <w:ind w:firstLineChars="0" w:firstLine="0"/>
               <w:jc w:val="center"/>
             </w:pPr>
@@ -5160,6 +5203,7 @@
           </w:tcPr>
           <w:p>
             <w:pPr>
+              <w:spacing w:line="240" w:lineRule="auto"/>
               <w:ind w:firstLineChars="0" w:firstLine="0"/>
               <w:jc w:val="center"/>
             </w:pPr>
@@ -5201,6 +5245,7 @@
           </w:tcPr>
           <w:p>
             <w:pPr>
+              <w:spacing w:line="240" w:lineRule="auto"/>
               <w:ind w:firstLineChars="0" w:firstLine="0"/>
               <w:jc w:val="center"/>
             </w:pPr>
@@ -5220,14 +5265,14 @@
           </w:tcPr>
           <w:p>
             <w:pPr>
-              <w:ind w:firstLineChars="0" w:firstLine="0"/>
-              <w:jc w:val="center"/>
-            </w:pPr>
-            <w:r>
-              <w:rPr>
-                <w:rFonts w:hint="eastAsia"/>
-              </w:rPr>
-              <w:lastRenderedPageBreak/>
+              <w:spacing w:line="240" w:lineRule="auto"/>
+              <w:ind w:firstLineChars="0" w:firstLine="0"/>
+              <w:jc w:val="center"/>
+            </w:pPr>
+            <w:r>
+              <w:rPr>
+                <w:rFonts w:hint="eastAsia"/>
+              </w:rPr>
               <w:t>9</w:t>
             </w:r>
           </w:p>
@@ -5238,6 +5283,7 @@
           </w:tcPr>
           <w:p>
             <w:pPr>
+              <w:spacing w:line="240" w:lineRule="auto"/>
               <w:ind w:firstLineChars="0" w:firstLine="0"/>
               <w:jc w:val="center"/>
             </w:pPr>
@@ -5255,6 +5301,7 @@
           </w:tcPr>
           <w:p>
             <w:pPr>
+              <w:spacing w:line="240" w:lineRule="auto"/>
               <w:ind w:firstLineChars="0" w:firstLine="0"/>
               <w:jc w:val="center"/>
             </w:pPr>
@@ -5296,6 +5343,7 @@
           </w:tcPr>
           <w:p>
             <w:pPr>
+              <w:spacing w:line="240" w:lineRule="auto"/>
               <w:ind w:firstLineChars="0" w:firstLine="0"/>
               <w:jc w:val="center"/>
             </w:pPr>
@@ -5312,6 +5360,7 @@
           </w:tcPr>
           <w:p>
             <w:pPr>
+              <w:spacing w:line="240" w:lineRule="auto"/>
               <w:ind w:firstLineChars="0" w:firstLine="0"/>
               <w:jc w:val="center"/>
             </w:pPr>
@@ -5329,6 +5378,7 @@
           </w:tcPr>
           <w:p>
             <w:pPr>
+              <w:spacing w:line="240" w:lineRule="auto"/>
               <w:ind w:firstLineChars="0" w:firstLine="0"/>
               <w:jc w:val="center"/>
             </w:pPr>
@@ -5346,6 +5396,7 @@
           </w:tcPr>
           <w:p>
             <w:pPr>
+              <w:spacing w:line="240" w:lineRule="auto"/>
               <w:ind w:firstLineChars="0" w:firstLine="0"/>
               <w:jc w:val="center"/>
             </w:pPr>
@@ -5384,6 +5435,7 @@
           </w:tcPr>
           <w:p>
             <w:pPr>
+              <w:spacing w:line="240" w:lineRule="auto"/>
               <w:ind w:firstLineChars="0" w:firstLine="0"/>
               <w:jc w:val="center"/>
             </w:pPr>
@@ -5400,6 +5452,7 @@
           </w:tcPr>
           <w:p>
             <w:pPr>
+              <w:spacing w:line="240" w:lineRule="auto"/>
               <w:ind w:firstLineChars="0" w:firstLine="0"/>
               <w:jc w:val="center"/>
             </w:pPr>
@@ -5417,6 +5470,7 @@
           </w:tcPr>
           <w:p>
             <w:pPr>
+              <w:spacing w:line="240" w:lineRule="auto"/>
               <w:ind w:firstLineChars="0" w:firstLine="0"/>
               <w:jc w:val="center"/>
             </w:pPr>
@@ -5434,6 +5488,7 @@
           </w:tcPr>
           <w:p>
             <w:pPr>
+              <w:spacing w:line="240" w:lineRule="auto"/>
               <w:ind w:firstLineChars="0" w:firstLine="0"/>
               <w:jc w:val="center"/>
             </w:pPr>
@@ -5475,6 +5530,7 @@
           </w:tcPr>
           <w:p>
             <w:pPr>
+              <w:spacing w:line="240" w:lineRule="auto"/>
               <w:ind w:firstLineChars="0" w:firstLine="0"/>
               <w:jc w:val="center"/>
             </w:pPr>
@@ -5506,6 +5562,7 @@
           </w:tcPr>
           <w:p>
             <w:pPr>
+              <w:spacing w:line="240" w:lineRule="auto"/>
               <w:ind w:firstLineChars="0" w:firstLine="0"/>
               <w:jc w:val="center"/>
             </w:pPr>
@@ -5523,6 +5580,7 @@
           </w:tcPr>
           <w:p>
             <w:pPr>
+              <w:spacing w:line="240" w:lineRule="auto"/>
               <w:ind w:firstLineChars="0" w:firstLine="0"/>
               <w:jc w:val="center"/>
             </w:pPr>
@@ -5540,6 +5598,7 @@
           </w:tcPr>
           <w:p>
             <w:pPr>
+              <w:spacing w:line="240" w:lineRule="auto"/>
               <w:ind w:firstLineChars="0" w:firstLine="0"/>
               <w:jc w:val="center"/>
             </w:pPr>
@@ -5581,6 +5640,7 @@
           </w:tcPr>
           <w:p>
             <w:pPr>
+              <w:spacing w:line="240" w:lineRule="auto"/>
               <w:ind w:firstLineChars="0" w:firstLine="0"/>
               <w:jc w:val="center"/>
             </w:pPr>
@@ -5654,6 +5714,7 @@
           </w:tcPr>
           <w:p>
             <w:pPr>
+              <w:spacing w:line="240" w:lineRule="auto"/>
               <w:ind w:firstLineChars="0" w:firstLine="0"/>
               <w:jc w:val="center"/>
             </w:pPr>
@@ -5671,6 +5732,7 @@
           </w:tcPr>
           <w:p>
             <w:pPr>
+              <w:spacing w:line="240" w:lineRule="auto"/>
               <w:ind w:firstLineChars="0" w:firstLine="0"/>
               <w:jc w:val="center"/>
             </w:pPr>
@@ -5685,6 +5747,7 @@
           </w:tcPr>
           <w:p>
             <w:pPr>
+              <w:spacing w:line="240" w:lineRule="auto"/>
               <w:ind w:firstLineChars="0" w:firstLine="0"/>
               <w:jc w:val="center"/>
             </w:pPr>
@@ -5696,6 +5759,7 @@
           </w:tcPr>
           <w:p>
             <w:pPr>
+              <w:spacing w:line="240" w:lineRule="auto"/>
               <w:ind w:firstLineChars="0" w:firstLine="0"/>
               <w:jc w:val="center"/>
             </w:pPr>
@@ -5712,6 +5776,7 @@
           </w:tcPr>
           <w:p>
             <w:pPr>
+              <w:spacing w:line="240" w:lineRule="auto"/>
               <w:ind w:firstLineChars="0" w:firstLine="0"/>
               <w:jc w:val="center"/>
             </w:pPr>
@@ -5729,6 +5794,7 @@
           </w:tcPr>
           <w:p>
             <w:pPr>
+              <w:spacing w:line="240" w:lineRule="auto"/>
               <w:ind w:firstLineChars="0" w:firstLine="0"/>
               <w:jc w:val="center"/>
             </w:pPr>
@@ -5746,6 +5812,7 @@
           </w:tcPr>
           <w:p>
             <w:pPr>
+              <w:spacing w:line="240" w:lineRule="auto"/>
               <w:ind w:firstLineChars="0" w:firstLine="0"/>
               <w:jc w:val="center"/>
             </w:pPr>
@@ -5787,6 +5854,7 @@
           </w:tcPr>
           <w:p>
             <w:pPr>
+              <w:spacing w:line="240" w:lineRule="auto"/>
               <w:ind w:firstLineChars="0" w:firstLine="0"/>
               <w:jc w:val="center"/>
             </w:pPr>
@@ -5800,6 +5868,7 @@
           </w:tcPr>
           <w:p>
             <w:pPr>
+              <w:spacing w:line="240" w:lineRule="auto"/>
               <w:ind w:firstLineChars="0" w:firstLine="0"/>
               <w:jc w:val="center"/>
             </w:pPr>
@@ -5817,6 +5886,7 @@
           </w:tcPr>
           <w:p>
             <w:pPr>
+              <w:spacing w:line="240" w:lineRule="auto"/>
               <w:ind w:firstLineChars="0" w:firstLine="0"/>
               <w:jc w:val="center"/>
             </w:pPr>
@@ -5834,6 +5904,7 @@
           </w:tcPr>
           <w:p>
             <w:pPr>
+              <w:spacing w:line="240" w:lineRule="auto"/>
               <w:ind w:firstLineChars="0" w:firstLine="0"/>
               <w:jc w:val="center"/>
             </w:pPr>
@@ -5875,6 +5946,7 @@
           </w:tcPr>
           <w:p>
             <w:pPr>
+              <w:spacing w:line="240" w:lineRule="auto"/>
               <w:ind w:firstLineChars="0" w:firstLine="0"/>
               <w:jc w:val="center"/>
             </w:pPr>
@@ -5891,6 +5963,7 @@
           </w:tcPr>
           <w:p>
             <w:pPr>
+              <w:spacing w:line="240" w:lineRule="auto"/>
               <w:ind w:firstLineChars="0" w:firstLine="0"/>
               <w:jc w:val="center"/>
             </w:pPr>
@@ -5908,6 +5981,7 @@
           </w:tcPr>
           <w:p>
             <w:pPr>
+              <w:spacing w:line="240" w:lineRule="auto"/>
               <w:ind w:firstLineChars="0" w:firstLine="0"/>
               <w:jc w:val="center"/>
             </w:pPr>
@@ -5925,6 +5999,7 @@
           </w:tcPr>
           <w:p>
             <w:pPr>
+              <w:spacing w:line="240" w:lineRule="auto"/>
               <w:ind w:firstLineChars="0" w:firstLine="0"/>
               <w:jc w:val="center"/>
             </w:pPr>
@@ -5966,6 +6041,7 @@
           </w:tcPr>
           <w:p>
             <w:pPr>
+              <w:spacing w:line="240" w:lineRule="auto"/>
               <w:ind w:firstLineChars="0" w:firstLine="0"/>
               <w:jc w:val="center"/>
             </w:pPr>
@@ -5982,6 +6058,7 @@
           </w:tcPr>
           <w:p>
             <w:pPr>
+              <w:spacing w:line="240" w:lineRule="auto"/>
               <w:ind w:firstLineChars="0" w:firstLine="0"/>
               <w:jc w:val="center"/>
             </w:pPr>
@@ -5999,6 +6076,7 @@
           </w:tcPr>
           <w:p>
             <w:pPr>
+              <w:spacing w:line="240" w:lineRule="auto"/>
               <w:ind w:firstLineChars="0" w:firstLine="0"/>
               <w:jc w:val="center"/>
             </w:pPr>
@@ -6016,6 +6094,7 @@
           </w:tcPr>
           <w:p>
             <w:pPr>
+              <w:spacing w:line="240" w:lineRule="auto"/>
               <w:ind w:firstLineChars="0" w:firstLine="0"/>
               <w:jc w:val="center"/>
             </w:pPr>
@@ -6057,6 +6136,7 @@
           </w:tcPr>
           <w:p>
             <w:pPr>
+              <w:spacing w:line="240" w:lineRule="auto"/>
               <w:ind w:firstLineChars="0" w:firstLine="0"/>
               <w:jc w:val="center"/>
             </w:pPr>
@@ -6073,6 +6153,7 @@
           </w:tcPr>
           <w:p>
             <w:pPr>
+              <w:spacing w:line="240" w:lineRule="auto"/>
               <w:ind w:firstLineChars="0" w:firstLine="0"/>
               <w:jc w:val="center"/>
             </w:pPr>
@@ -6090,6 +6171,7 @@
           </w:tcPr>
           <w:p>
             <w:pPr>
+              <w:spacing w:line="240" w:lineRule="auto"/>
               <w:ind w:firstLineChars="0" w:firstLine="0"/>
               <w:jc w:val="center"/>
             </w:pPr>
@@ -6107,6 +6189,7 @@
           </w:tcPr>
           <w:p>
             <w:pPr>
+              <w:spacing w:line="240" w:lineRule="auto"/>
               <w:ind w:firstLineChars="0" w:firstLine="0"/>
               <w:jc w:val="center"/>
             </w:pPr>
@@ -6148,6 +6231,7 @@
           </w:tcPr>
           <w:p>
             <w:pPr>
+              <w:spacing w:line="240" w:lineRule="auto"/>
               <w:ind w:firstLineChars="0" w:firstLine="0"/>
               <w:jc w:val="center"/>
             </w:pPr>
@@ -6164,6 +6248,7 @@
           </w:tcPr>
           <w:p>
             <w:pPr>
+              <w:spacing w:line="240" w:lineRule="auto"/>
               <w:ind w:firstLineChars="0" w:firstLine="0"/>
               <w:jc w:val="center"/>
             </w:pPr>
@@ -6181,6 +6266,7 @@
           </w:tcPr>
           <w:p>
             <w:pPr>
+              <w:spacing w:line="240" w:lineRule="auto"/>
               <w:ind w:firstLineChars="0" w:firstLine="0"/>
               <w:jc w:val="center"/>
             </w:pPr>
@@ -6198,6 +6284,7 @@
           </w:tcPr>
           <w:p>
             <w:pPr>
+              <w:spacing w:line="240" w:lineRule="auto"/>
               <w:ind w:firstLineChars="0" w:firstLine="0"/>
               <w:jc w:val="center"/>
             </w:pPr>
@@ -6239,6 +6326,7 @@
           </w:tcPr>
           <w:p>
             <w:pPr>
+              <w:spacing w:line="240" w:lineRule="auto"/>
               <w:ind w:firstLineChars="0" w:firstLine="0"/>
               <w:jc w:val="center"/>
             </w:pPr>
@@ -6252,6 +6340,7 @@
           </w:tcPr>
           <w:p>
             <w:pPr>
+              <w:spacing w:line="240" w:lineRule="auto"/>
               <w:ind w:firstLineChars="0" w:firstLine="0"/>
               <w:jc w:val="center"/>
             </w:pPr>
@@ -6269,6 +6358,7 @@
           </w:tcPr>
           <w:p>
             <w:pPr>
+              <w:spacing w:line="240" w:lineRule="auto"/>
               <w:ind w:firstLineChars="0" w:firstLine="0"/>
               <w:jc w:val="center"/>
             </w:pPr>
@@ -6286,6 +6376,7 @@
           </w:tcPr>
           <w:p>
             <w:pPr>
+              <w:spacing w:line="240" w:lineRule="auto"/>
               <w:ind w:firstLineChars="0" w:firstLine="0"/>
               <w:jc w:val="center"/>
             </w:pPr>
@@ -6327,6 +6418,7 @@
           </w:tcPr>
           <w:p>
             <w:pPr>
+              <w:spacing w:line="240" w:lineRule="auto"/>
               <w:ind w:firstLineChars="0" w:firstLine="0"/>
               <w:jc w:val="center"/>
             </w:pPr>
@@ -6343,6 +6435,7 @@
           </w:tcPr>
           <w:p>
             <w:pPr>
+              <w:spacing w:line="240" w:lineRule="auto"/>
               <w:ind w:firstLineChars="0" w:firstLine="0"/>
               <w:jc w:val="center"/>
             </w:pPr>
@@ -6360,6 +6453,7 @@
           </w:tcPr>
           <w:p>
             <w:pPr>
+              <w:spacing w:line="240" w:lineRule="auto"/>
               <w:ind w:firstLineChars="0" w:firstLine="0"/>
               <w:jc w:val="center"/>
             </w:pPr>
@@ -6377,6 +6471,7 @@
           </w:tcPr>
           <w:p>
             <w:pPr>
+              <w:spacing w:line="240" w:lineRule="auto"/>
               <w:ind w:firstLineChars="0" w:firstLine="0"/>
               <w:jc w:val="center"/>
             </w:pPr>
@@ -6418,6 +6513,7 @@
           </w:tcPr>
           <w:p>
             <w:pPr>
+              <w:spacing w:line="240" w:lineRule="auto"/>
               <w:ind w:firstLineChars="0" w:firstLine="0"/>
               <w:jc w:val="center"/>
             </w:pPr>
@@ -6434,13 +6530,15 @@
           </w:tcPr>
           <w:p>
             <w:pPr>
-              <w:ind w:firstLineChars="0" w:firstLine="0"/>
-              <w:jc w:val="center"/>
-            </w:pPr>
-            <w:r>
-              <w:rPr>
-                <w:rFonts w:hint="eastAsia"/>
-              </w:rPr>
+              <w:spacing w:line="240" w:lineRule="auto"/>
+              <w:ind w:firstLineChars="0" w:firstLine="0"/>
+              <w:jc w:val="center"/>
+            </w:pPr>
+            <w:r>
+              <w:rPr>
+                <w:rFonts w:hint="eastAsia"/>
+              </w:rPr>
+              <w:lastRenderedPageBreak/>
               <w:t>9</w:t>
             </w:r>
           </w:p>
@@ -6451,6 +6549,7 @@
           </w:tcPr>
           <w:p>
             <w:pPr>
+              <w:spacing w:line="240" w:lineRule="auto"/>
               <w:ind w:firstLineChars="0" w:firstLine="0"/>
               <w:jc w:val="center"/>
             </w:pPr>
@@ -6468,6 +6567,7 @@
           </w:tcPr>
           <w:p>
             <w:pPr>
+              <w:spacing w:line="240" w:lineRule="auto"/>
               <w:ind w:firstLineChars="0" w:firstLine="0"/>
               <w:jc w:val="center"/>
             </w:pPr>
@@ -6509,6 +6609,7 @@
           </w:tcPr>
           <w:p>
             <w:pPr>
+              <w:spacing w:line="240" w:lineRule="auto"/>
               <w:ind w:firstLineChars="0" w:firstLine="0"/>
               <w:jc w:val="center"/>
             </w:pPr>
@@ -6540,6 +6641,7 @@
           </w:tcPr>
           <w:p>
             <w:pPr>
+              <w:spacing w:line="240" w:lineRule="auto"/>
               <w:ind w:firstLineChars="0" w:firstLine="0"/>
               <w:jc w:val="center"/>
             </w:pPr>
@@ -6557,6 +6659,7 @@
           </w:tcPr>
           <w:p>
             <w:pPr>
+              <w:spacing w:line="240" w:lineRule="auto"/>
               <w:ind w:firstLineChars="0" w:firstLine="0"/>
               <w:jc w:val="center"/>
             </w:pPr>
@@ -6574,6 +6677,7 @@
           </w:tcPr>
           <w:p>
             <w:pPr>
+              <w:spacing w:line="240" w:lineRule="auto"/>
               <w:ind w:firstLineChars="0" w:firstLine="0"/>
               <w:jc w:val="center"/>
             </w:pPr>
@@ -6615,6 +6719,7 @@
           </w:tcPr>
           <w:p>
             <w:pPr>
+              <w:spacing w:line="240" w:lineRule="auto"/>
               <w:ind w:firstLineChars="0" w:firstLine="0"/>
               <w:jc w:val="center"/>
             </w:pPr>
@@ -6696,6 +6801,7 @@
           </w:tcPr>
           <w:p>
             <w:pPr>
+              <w:spacing w:line="240" w:lineRule="auto"/>
               <w:ind w:firstLineChars="0" w:firstLine="0"/>
               <w:jc w:val="center"/>
             </w:pPr>
@@ -6713,6 +6819,7 @@
           </w:tcPr>
           <w:p>
             <w:pPr>
+              <w:spacing w:line="240" w:lineRule="auto"/>
               <w:ind w:firstLineChars="0" w:firstLine="0"/>
               <w:jc w:val="center"/>
             </w:pPr>
@@ -6727,6 +6834,7 @@
           </w:tcPr>
           <w:p>
             <w:pPr>
+              <w:spacing w:line="240" w:lineRule="auto"/>
               <w:ind w:firstLineChars="0" w:firstLine="0"/>
               <w:jc w:val="center"/>
             </w:pPr>
@@ -6738,6 +6846,7 @@
           </w:tcPr>
           <w:p>
             <w:pPr>
+              <w:spacing w:line="240" w:lineRule="auto"/>
               <w:ind w:firstLineChars="0" w:firstLine="0"/>
               <w:jc w:val="center"/>
             </w:pPr>
@@ -6754,6 +6863,7 @@
           </w:tcPr>
           <w:p>
             <w:pPr>
+              <w:spacing w:line="240" w:lineRule="auto"/>
               <w:ind w:firstLineChars="0" w:firstLine="0"/>
               <w:jc w:val="center"/>
             </w:pPr>
@@ -6771,6 +6881,7 @@
           </w:tcPr>
           <w:p>
             <w:pPr>
+              <w:spacing w:line="240" w:lineRule="auto"/>
               <w:ind w:firstLineChars="0" w:firstLine="0"/>
               <w:jc w:val="center"/>
             </w:pPr>
@@ -6788,6 +6899,7 @@
           </w:tcPr>
           <w:p>
             <w:pPr>
+              <w:spacing w:line="240" w:lineRule="auto"/>
               <w:ind w:firstLineChars="0" w:firstLine="0"/>
               <w:jc w:val="center"/>
             </w:pPr>
@@ -6826,6 +6938,7 @@
           </w:tcPr>
           <w:p>
             <w:pPr>
+              <w:spacing w:line="240" w:lineRule="auto"/>
               <w:ind w:firstLineChars="0" w:firstLine="0"/>
               <w:jc w:val="center"/>
             </w:pPr>
@@ -6839,6 +6952,7 @@
           </w:tcPr>
           <w:p>
             <w:pPr>
+              <w:spacing w:line="240" w:lineRule="auto"/>
               <w:ind w:firstLineChars="0" w:firstLine="0"/>
               <w:jc w:val="center"/>
             </w:pPr>
@@ -6856,6 +6970,7 @@
           </w:tcPr>
           <w:p>
             <w:pPr>
+              <w:spacing w:line="240" w:lineRule="auto"/>
               <w:ind w:firstLineChars="0" w:firstLine="0"/>
               <w:jc w:val="center"/>
             </w:pPr>
@@ -6873,6 +6988,7 @@
           </w:tcPr>
           <w:p>
             <w:pPr>
+              <w:spacing w:line="240" w:lineRule="auto"/>
               <w:ind w:firstLineChars="0" w:firstLine="0"/>
               <w:jc w:val="center"/>
             </w:pPr>
@@ -6911,6 +7027,7 @@
           </w:tcPr>
           <w:p>
             <w:pPr>
+              <w:spacing w:line="240" w:lineRule="auto"/>
               <w:ind w:firstLineChars="0" w:firstLine="0"/>
               <w:jc w:val="center"/>
             </w:pPr>
@@ -6927,6 +7044,7 @@
           </w:tcPr>
           <w:p>
             <w:pPr>
+              <w:spacing w:line="240" w:lineRule="auto"/>
               <w:ind w:firstLineChars="0" w:firstLine="0"/>
               <w:jc w:val="center"/>
             </w:pPr>
@@ -6944,6 +7062,7 @@
           </w:tcPr>
           <w:p>
             <w:pPr>
+              <w:spacing w:line="240" w:lineRule="auto"/>
               <w:ind w:firstLineChars="0" w:firstLine="0"/>
               <w:jc w:val="center"/>
             </w:pPr>
@@ -6961,6 +7080,7 @@
           </w:tcPr>
           <w:p>
             <w:pPr>
+              <w:spacing w:line="240" w:lineRule="auto"/>
               <w:ind w:firstLineChars="0" w:firstLine="0"/>
               <w:jc w:val="center"/>
             </w:pPr>
@@ -6999,6 +7119,7 @@
           </w:tcPr>
           <w:p>
             <w:pPr>
+              <w:spacing w:line="240" w:lineRule="auto"/>
               <w:ind w:firstLineChars="0" w:firstLine="0"/>
               <w:jc w:val="center"/>
             </w:pPr>
@@ -7015,6 +7136,7 @@
           </w:tcPr>
           <w:p>
             <w:pPr>
+              <w:spacing w:line="240" w:lineRule="auto"/>
               <w:ind w:firstLineChars="0" w:firstLine="0"/>
               <w:jc w:val="center"/>
             </w:pPr>
@@ -7032,6 +7154,7 @@
           </w:tcPr>
           <w:p>
             <w:pPr>
+              <w:spacing w:line="240" w:lineRule="auto"/>
               <w:ind w:firstLineChars="0" w:firstLine="0"/>
               <w:jc w:val="center"/>
             </w:pPr>
@@ -7049,6 +7172,7 @@
           </w:tcPr>
           <w:p>
             <w:pPr>
+              <w:spacing w:line="240" w:lineRule="auto"/>
               <w:ind w:firstLineChars="0" w:firstLine="0"/>
               <w:jc w:val="center"/>
             </w:pPr>
@@ -7087,6 +7211,7 @@
           </w:tcPr>
           <w:p>
             <w:pPr>
+              <w:spacing w:line="240" w:lineRule="auto"/>
               <w:ind w:firstLineChars="0" w:firstLine="0"/>
               <w:jc w:val="center"/>
             </w:pPr>
@@ -7103,6 +7228,7 @@
           </w:tcPr>
           <w:p>
             <w:pPr>
+              <w:spacing w:line="240" w:lineRule="auto"/>
               <w:ind w:firstLineChars="0" w:firstLine="0"/>
               <w:jc w:val="center"/>
             </w:pPr>
@@ -7120,6 +7246,7 @@
           </w:tcPr>
           <w:p>
             <w:pPr>
+              <w:spacing w:line="240" w:lineRule="auto"/>
               <w:ind w:firstLineChars="0" w:firstLine="0"/>
               <w:jc w:val="center"/>
             </w:pPr>
@@ -7137,6 +7264,7 @@
           </w:tcPr>
           <w:p>
             <w:pPr>
+              <w:spacing w:line="240" w:lineRule="auto"/>
               <w:ind w:firstLineChars="0" w:firstLine="0"/>
               <w:jc w:val="center"/>
             </w:pPr>
@@ -7159,14 +7287,7 @@
               <w:rPr>
                 <w:rFonts w:hint="eastAsia"/>
               </w:rPr>
-              <w:t>切线模</w:t>
-            </w:r>
-            <w:r>
-              <w:rPr>
-                <w:rFonts w:hint="eastAsia"/>
-              </w:rPr>
-              <w:lastRenderedPageBreak/>
-              <w:t>量</w:t>
+              <w:t>切线模量</w:t>
             </w:r>
             <w:r>
               <w:rPr>
@@ -7182,11 +7303,11 @@
           </w:tcPr>
           <w:p>
             <w:pPr>
-              <w:ind w:firstLineChars="0" w:firstLine="0"/>
-              <w:jc w:val="center"/>
-            </w:pPr>
-            <w:r>
-              <w:lastRenderedPageBreak/>
+              <w:spacing w:line="240" w:lineRule="auto"/>
+              <w:ind w:firstLineChars="0" w:firstLine="0"/>
+              <w:jc w:val="center"/>
+            </w:pPr>
+            <w:r>
               <w:t>MPa</w:t>
             </w:r>
           </w:p>
@@ -7199,14 +7320,14 @@
           </w:tcPr>
           <w:p>
             <w:pPr>
-              <w:ind w:firstLineChars="0" w:firstLine="0"/>
-              <w:jc w:val="center"/>
-            </w:pPr>
-            <w:r>
-              <w:rPr>
-                <w:rFonts w:hint="eastAsia"/>
-              </w:rPr>
-              <w:lastRenderedPageBreak/>
+              <w:spacing w:line="240" w:lineRule="auto"/>
+              <w:ind w:firstLineChars="0" w:firstLine="0"/>
+              <w:jc w:val="center"/>
+            </w:pPr>
+            <w:r>
+              <w:rPr>
+                <w:rFonts w:hint="eastAsia"/>
+              </w:rPr>
               <w:t>6</w:t>
             </w:r>
           </w:p>
@@ -7217,6 +7338,7 @@
           </w:tcPr>
           <w:p>
             <w:pPr>
+              <w:spacing w:line="240" w:lineRule="auto"/>
               <w:ind w:firstLineChars="0" w:firstLine="0"/>
               <w:jc w:val="center"/>
             </w:pPr>
@@ -7234,6 +7356,7 @@
           </w:tcPr>
           <w:p>
             <w:pPr>
+              <w:spacing w:line="240" w:lineRule="auto"/>
               <w:ind w:firstLineChars="0" w:firstLine="0"/>
               <w:jc w:val="center"/>
             </w:pPr>
@@ -7272,6 +7395,7 @@
           </w:tcPr>
           <w:p>
             <w:pPr>
+              <w:spacing w:line="240" w:lineRule="auto"/>
               <w:ind w:firstLineChars="0" w:firstLine="0"/>
               <w:jc w:val="center"/>
             </w:pPr>
@@ -7285,6 +7409,7 @@
           </w:tcPr>
           <w:p>
             <w:pPr>
+              <w:spacing w:line="240" w:lineRule="auto"/>
               <w:ind w:firstLineChars="0" w:firstLine="0"/>
               <w:jc w:val="center"/>
             </w:pPr>
@@ -7302,6 +7427,7 @@
           </w:tcPr>
           <w:p>
             <w:pPr>
+              <w:spacing w:line="240" w:lineRule="auto"/>
               <w:ind w:firstLineChars="0" w:firstLine="0"/>
               <w:jc w:val="center"/>
             </w:pPr>
@@ -7319,6 +7445,7 @@
           </w:tcPr>
           <w:p>
             <w:pPr>
+              <w:spacing w:line="240" w:lineRule="auto"/>
               <w:ind w:firstLineChars="0" w:firstLine="0"/>
               <w:jc w:val="center"/>
             </w:pPr>
@@ -7357,6 +7484,7 @@
           </w:tcPr>
           <w:p>
             <w:pPr>
+              <w:spacing w:line="240" w:lineRule="auto"/>
               <w:ind w:firstLineChars="0" w:firstLine="0"/>
               <w:jc w:val="center"/>
             </w:pPr>
@@ -7373,6 +7501,7 @@
           </w:tcPr>
           <w:p>
             <w:pPr>
+              <w:spacing w:line="240" w:lineRule="auto"/>
               <w:ind w:firstLineChars="0" w:firstLine="0"/>
               <w:jc w:val="center"/>
             </w:pPr>
@@ -7390,6 +7519,7 @@
           </w:tcPr>
           <w:p>
             <w:pPr>
+              <w:spacing w:line="240" w:lineRule="auto"/>
               <w:ind w:firstLineChars="0" w:firstLine="0"/>
               <w:jc w:val="center"/>
             </w:pPr>
@@ -7407,6 +7537,7 @@
           </w:tcPr>
           <w:p>
             <w:pPr>
+              <w:spacing w:line="240" w:lineRule="auto"/>
               <w:ind w:firstLineChars="0" w:firstLine="0"/>
               <w:jc w:val="center"/>
             </w:pPr>
@@ -7445,6 +7576,7 @@
           </w:tcPr>
           <w:p>
             <w:pPr>
+              <w:spacing w:line="240" w:lineRule="auto"/>
               <w:ind w:firstLineChars="0" w:firstLine="0"/>
               <w:jc w:val="center"/>
             </w:pPr>
@@ -7461,6 +7593,7 @@
           </w:tcPr>
           <w:p>
             <w:pPr>
+              <w:spacing w:line="240" w:lineRule="auto"/>
               <w:ind w:firstLineChars="0" w:firstLine="0"/>
               <w:jc w:val="center"/>
             </w:pPr>
@@ -7478,6 +7611,7 @@
           </w:tcPr>
           <w:p>
             <w:pPr>
+              <w:spacing w:line="240" w:lineRule="auto"/>
               <w:ind w:firstLineChars="0" w:firstLine="0"/>
               <w:jc w:val="center"/>
             </w:pPr>
@@ -7495,6 +7629,7 @@
           </w:tcPr>
           <w:p>
             <w:pPr>
+              <w:spacing w:line="240" w:lineRule="auto"/>
               <w:ind w:firstLineChars="0" w:firstLine="0"/>
               <w:jc w:val="center"/>
             </w:pPr>
@@ -7533,6 +7668,7 @@
           </w:tcPr>
           <w:p>
             <w:pPr>
+              <w:spacing w:line="240" w:lineRule="auto"/>
               <w:ind w:firstLineChars="0" w:firstLine="0"/>
               <w:jc w:val="center"/>
             </w:pPr>
@@ -7564,6 +7700,7 @@
           </w:tcPr>
           <w:p>
             <w:pPr>
+              <w:spacing w:line="240" w:lineRule="auto"/>
               <w:ind w:firstLineChars="0" w:firstLine="0"/>
               <w:jc w:val="center"/>
             </w:pPr>
@@ -7581,6 +7718,7 @@
           </w:tcPr>
           <w:p>
             <w:pPr>
+              <w:spacing w:line="240" w:lineRule="auto"/>
               <w:ind w:firstLineChars="0" w:firstLine="0"/>
               <w:jc w:val="center"/>
             </w:pPr>
@@ -7598,6 +7736,7 @@
           </w:tcPr>
           <w:p>
             <w:pPr>
+              <w:spacing w:line="240" w:lineRule="auto"/>
               <w:ind w:firstLineChars="0" w:firstLine="0"/>
               <w:jc w:val="center"/>
             </w:pPr>
@@ -7636,6 +7775,7 @@
           </w:tcPr>
           <w:p>
             <w:pPr>
+              <w:spacing w:line="240" w:lineRule="auto"/>
               <w:ind w:firstLineChars="0" w:firstLine="0"/>
               <w:jc w:val="center"/>
             </w:pPr>
@@ -7681,6 +7821,7 @@
         <w:jc w:val="center"/>
       </w:pPr>
       <w:r>
+        <w:lastRenderedPageBreak/>
         <w:t>表</w:t>
       </w:r>
       <w:r>
@@ -7709,6 +7850,7 @@
           </w:tcPr>
           <w:p>
             <w:pPr>
+              <w:spacing w:line="240" w:lineRule="auto"/>
               <w:ind w:firstLineChars="0" w:firstLine="0"/>
               <w:jc w:val="center"/>
             </w:pPr>
@@ -7726,6 +7868,7 @@
           </w:tcPr>
           <w:p>
             <w:pPr>
+              <w:spacing w:line="240" w:lineRule="auto"/>
               <w:ind w:firstLineChars="0" w:firstLine="0"/>
               <w:jc w:val="center"/>
             </w:pPr>
@@ -7740,6 +7883,7 @@
           </w:tcPr>
           <w:p>
             <w:pPr>
+              <w:spacing w:line="240" w:lineRule="auto"/>
               <w:ind w:firstLineChars="0" w:firstLine="0"/>
               <w:jc w:val="center"/>
             </w:pPr>
@@ -7751,6 +7895,7 @@
           </w:tcPr>
           <w:p>
             <w:pPr>
+              <w:spacing w:line="240" w:lineRule="auto"/>
               <w:ind w:firstLineChars="0" w:firstLine="0"/>
               <w:jc w:val="center"/>
             </w:pPr>
@@ -7767,6 +7912,7 @@
           </w:tcPr>
           <w:p>
             <w:pPr>
+              <w:spacing w:line="240" w:lineRule="auto"/>
               <w:ind w:firstLineChars="0" w:firstLine="0"/>
               <w:jc w:val="center"/>
             </w:pPr>
@@ -7784,6 +7930,7 @@
           </w:tcPr>
           <w:p>
             <w:pPr>
+              <w:spacing w:line="240" w:lineRule="auto"/>
               <w:ind w:firstLineChars="0" w:firstLine="0"/>
               <w:jc w:val="center"/>
             </w:pPr>
@@ -7801,6 +7948,7 @@
           </w:tcPr>
           <w:p>
             <w:pPr>
+              <w:spacing w:line="240" w:lineRule="auto"/>
               <w:ind w:firstLineChars="0" w:firstLine="0"/>
               <w:jc w:val="center"/>
             </w:pPr>
@@ -7842,6 +7990,7 @@
           </w:tcPr>
           <w:p>
             <w:pPr>
+              <w:spacing w:line="240" w:lineRule="auto"/>
               <w:ind w:firstLineChars="0" w:firstLine="0"/>
               <w:jc w:val="center"/>
             </w:pPr>
@@ -7855,6 +8004,7 @@
           </w:tcPr>
           <w:p>
             <w:pPr>
+              <w:spacing w:line="240" w:lineRule="auto"/>
               <w:ind w:firstLineChars="0" w:firstLine="0"/>
               <w:jc w:val="center"/>
             </w:pPr>
@@ -7872,6 +8022,7 @@
           </w:tcPr>
           <w:p>
             <w:pPr>
+              <w:spacing w:line="240" w:lineRule="auto"/>
               <w:ind w:firstLineChars="0" w:firstLine="0"/>
               <w:jc w:val="center"/>
             </w:pPr>
@@ -7889,6 +8040,7 @@
           </w:tcPr>
           <w:p>
             <w:pPr>
+              <w:spacing w:line="240" w:lineRule="auto"/>
               <w:ind w:firstLineChars="0" w:firstLine="0"/>
               <w:jc w:val="center"/>
             </w:pPr>
@@ -7930,6 +8082,7 @@
           </w:tcPr>
           <w:p>
             <w:pPr>
+              <w:spacing w:line="240" w:lineRule="auto"/>
               <w:ind w:firstLineChars="0" w:firstLine="0"/>
               <w:jc w:val="center"/>
             </w:pPr>
@@ -7946,6 +8099,7 @@
           </w:tcPr>
           <w:p>
             <w:pPr>
+              <w:spacing w:line="240" w:lineRule="auto"/>
               <w:ind w:firstLineChars="0" w:firstLine="0"/>
               <w:jc w:val="center"/>
             </w:pPr>
@@ -7963,6 +8117,7 @@
           </w:tcPr>
           <w:p>
             <w:pPr>
+              <w:spacing w:line="240" w:lineRule="auto"/>
               <w:ind w:firstLineChars="0" w:firstLine="0"/>
               <w:jc w:val="center"/>
             </w:pPr>
@@ -7980,6 +8135,7 @@
           </w:tcPr>
           <w:p>
             <w:pPr>
+              <w:spacing w:line="240" w:lineRule="auto"/>
               <w:ind w:firstLineChars="0" w:firstLine="0"/>
               <w:jc w:val="center"/>
             </w:pPr>
@@ -8021,6 +8177,7 @@
           </w:tcPr>
           <w:p>
             <w:pPr>
+              <w:spacing w:line="240" w:lineRule="auto"/>
               <w:ind w:firstLineChars="0" w:firstLine="0"/>
               <w:jc w:val="center"/>
             </w:pPr>
@@ -8037,6 +8194,7 @@
           </w:tcPr>
           <w:p>
             <w:pPr>
+              <w:spacing w:line="240" w:lineRule="auto"/>
               <w:ind w:firstLineChars="0" w:firstLine="0"/>
               <w:jc w:val="center"/>
             </w:pPr>
@@ -8054,6 +8212,7 @@
           </w:tcPr>
           <w:p>
             <w:pPr>
+              <w:spacing w:line="240" w:lineRule="auto"/>
               <w:ind w:firstLineChars="0" w:firstLine="0"/>
               <w:jc w:val="center"/>
             </w:pPr>
@@ -8071,6 +8230,7 @@
           </w:tcPr>
           <w:p>
             <w:pPr>
+              <w:spacing w:line="240" w:lineRule="auto"/>
               <w:ind w:firstLineChars="0" w:firstLine="0"/>
               <w:jc w:val="center"/>
             </w:pPr>
@@ -8112,6 +8272,7 @@
           </w:tcPr>
           <w:p>
             <w:pPr>
+              <w:spacing w:line="240" w:lineRule="auto"/>
               <w:ind w:firstLineChars="0" w:firstLine="0"/>
               <w:jc w:val="center"/>
             </w:pPr>
@@ -8128,6 +8289,7 @@
           </w:tcPr>
           <w:p>
             <w:pPr>
+              <w:spacing w:line="240" w:lineRule="auto"/>
               <w:ind w:firstLineChars="0" w:firstLine="0"/>
               <w:jc w:val="center"/>
             </w:pPr>
@@ -8145,6 +8307,7 @@
           </w:tcPr>
           <w:p>
             <w:pPr>
+              <w:spacing w:line="240" w:lineRule="auto"/>
               <w:ind w:firstLineChars="0" w:firstLine="0"/>
               <w:jc w:val="center"/>
             </w:pPr>
@@ -8162,6 +8325,7 @@
           </w:tcPr>
           <w:p>
             <w:pPr>
+              <w:spacing w:line="240" w:lineRule="auto"/>
               <w:ind w:firstLineChars="0" w:firstLine="0"/>
               <w:jc w:val="center"/>
             </w:pPr>
@@ -8203,6 +8367,7 @@
           </w:tcPr>
           <w:p>
             <w:pPr>
+              <w:spacing w:line="240" w:lineRule="auto"/>
               <w:ind w:firstLineChars="0" w:firstLine="0"/>
               <w:jc w:val="center"/>
             </w:pPr>
@@ -8219,6 +8384,7 @@
           </w:tcPr>
           <w:p>
             <w:pPr>
+              <w:spacing w:line="240" w:lineRule="auto"/>
               <w:ind w:firstLineChars="0" w:firstLine="0"/>
               <w:jc w:val="center"/>
             </w:pPr>
@@ -8236,6 +8402,7 @@
           </w:tcPr>
           <w:p>
             <w:pPr>
+              <w:spacing w:line="240" w:lineRule="auto"/>
               <w:ind w:firstLineChars="0" w:firstLine="0"/>
               <w:jc w:val="center"/>
             </w:pPr>
@@ -8253,6 +8420,7 @@
           </w:tcPr>
           <w:p>
             <w:pPr>
+              <w:spacing w:line="240" w:lineRule="auto"/>
               <w:ind w:firstLineChars="0" w:firstLine="0"/>
               <w:jc w:val="center"/>
             </w:pPr>
@@ -8294,6 +8462,7 @@
           </w:tcPr>
           <w:p>
             <w:pPr>
+              <w:spacing w:line="240" w:lineRule="auto"/>
               <w:ind w:firstLineChars="0" w:firstLine="0"/>
               <w:jc w:val="center"/>
             </w:pPr>
@@ -8307,6 +8476,7 @@
           </w:tcPr>
           <w:p>
             <w:pPr>
+              <w:spacing w:line="240" w:lineRule="auto"/>
               <w:ind w:firstLineChars="0" w:firstLine="0"/>
               <w:jc w:val="center"/>
             </w:pPr>
@@ -8324,6 +8494,7 @@
           </w:tcPr>
           <w:p>
             <w:pPr>
+              <w:spacing w:line="240" w:lineRule="auto"/>
               <w:ind w:firstLineChars="0" w:firstLine="0"/>
               <w:jc w:val="center"/>
             </w:pPr>
@@ -8341,6 +8512,7 @@
           </w:tcPr>
           <w:p>
             <w:pPr>
+              <w:spacing w:line="240" w:lineRule="auto"/>
               <w:ind w:firstLineChars="0" w:firstLine="0"/>
               <w:jc w:val="center"/>
             </w:pPr>
@@ -8382,6 +8554,7 @@
           </w:tcPr>
           <w:p>
             <w:pPr>
+              <w:spacing w:line="240" w:lineRule="auto"/>
               <w:ind w:firstLineChars="0" w:firstLine="0"/>
               <w:jc w:val="center"/>
             </w:pPr>
@@ -8398,6 +8571,7 @@
           </w:tcPr>
           <w:p>
             <w:pPr>
+              <w:spacing w:line="240" w:lineRule="auto"/>
               <w:ind w:firstLineChars="0" w:firstLine="0"/>
               <w:jc w:val="center"/>
             </w:pPr>
@@ -8415,6 +8589,7 @@
           </w:tcPr>
           <w:p>
             <w:pPr>
+              <w:spacing w:line="240" w:lineRule="auto"/>
               <w:ind w:firstLineChars="0" w:firstLine="0"/>
               <w:jc w:val="center"/>
             </w:pPr>
@@ -8432,6 +8607,7 @@
           </w:tcPr>
           <w:p>
             <w:pPr>
+              <w:spacing w:line="240" w:lineRule="auto"/>
               <w:ind w:firstLineChars="0" w:firstLine="0"/>
               <w:jc w:val="center"/>
             </w:pPr>
@@ -8473,6 +8649,7 @@
           </w:tcPr>
           <w:p>
             <w:pPr>
+              <w:spacing w:line="240" w:lineRule="auto"/>
               <w:ind w:firstLineChars="0" w:firstLine="0"/>
               <w:jc w:val="center"/>
             </w:pPr>
@@ -8489,6 +8666,7 @@
           </w:tcPr>
           <w:p>
             <w:pPr>
+              <w:spacing w:line="240" w:lineRule="auto"/>
               <w:ind w:firstLineChars="0" w:firstLine="0"/>
               <w:jc w:val="center"/>
             </w:pPr>
@@ -8506,6 +8684,7 @@
           </w:tcPr>
           <w:p>
             <w:pPr>
+              <w:spacing w:line="240" w:lineRule="auto"/>
               <w:ind w:firstLineChars="0" w:firstLine="0"/>
               <w:jc w:val="center"/>
             </w:pPr>
@@ -8523,6 +8702,7 @@
           </w:tcPr>
           <w:p>
             <w:pPr>
+              <w:spacing w:line="240" w:lineRule="auto"/>
               <w:ind w:firstLineChars="0" w:firstLine="0"/>
               <w:jc w:val="center"/>
             </w:pPr>
@@ -8564,6 +8744,7 @@
           </w:tcPr>
           <w:p>
             <w:pPr>
+              <w:spacing w:line="240" w:lineRule="auto"/>
               <w:ind w:firstLineChars="0" w:firstLine="0"/>
               <w:jc w:val="center"/>
             </w:pPr>
@@ -8595,6 +8776,7 @@
           </w:tcPr>
           <w:p>
             <w:pPr>
+              <w:spacing w:line="240" w:lineRule="auto"/>
               <w:ind w:firstLineChars="0" w:firstLine="0"/>
               <w:jc w:val="center"/>
             </w:pPr>
@@ -8612,6 +8794,7 @@
           </w:tcPr>
           <w:p>
             <w:pPr>
+              <w:spacing w:line="240" w:lineRule="auto"/>
               <w:ind w:firstLineChars="0" w:firstLine="0"/>
               <w:jc w:val="center"/>
             </w:pPr>
@@ -8629,6 +8812,7 @@
           </w:tcPr>
           <w:p>
             <w:pPr>
+              <w:spacing w:line="240" w:lineRule="auto"/>
               <w:ind w:firstLineChars="0" w:firstLine="0"/>
               <w:jc w:val="center"/>
             </w:pPr>
@@ -8670,6 +8854,7 @@
           </w:tcPr>
           <w:p>
             <w:pPr>
+              <w:spacing w:line="240" w:lineRule="auto"/>
               <w:ind w:firstLineChars="0" w:firstLine="0"/>
               <w:jc w:val="center"/>
             </w:pPr>
@@ -8916,15 +9101,7 @@
           <w:rFonts w:hint="eastAsia"/>
           <w:highlight w:val="yellow"/>
         </w:rPr>
-        <w:t>导入观测点分布情况，交代观测点分布的位置和</w:t>
-      </w:r>
-      <w:r>
-        <w:rPr>
-          <w:rFonts w:hint="eastAsia"/>
-          <w:highlight w:val="yellow"/>
-        </w:rPr>
-        <w:lastRenderedPageBreak/>
-        <w:t>数量，例如下图。</w:t>
+        <w:t>导入观测点分布情况，交代观测点分布的位置和数量，例如下图。</w:t>
       </w:r>
       <w:r>
         <w:rPr>
@@ -8943,6 +9120,7 @@
         <w:rPr>
           <w:noProof/>
         </w:rPr>
+        <w:lastRenderedPageBreak/>
         <w:drawing>
           <wp:inline distT="0" distB="0" distL="0" distR="0" wp14:anchorId="174DA1B1" wp14:editId="02D8A488">
             <wp:extent cx="5274310" cy="1699260"/>
@@ -9395,12 +9573,12 @@
       </w:tblPr>
       <w:tblGrid>
         <w:gridCol w:w="1680"/>
+        <w:gridCol w:w="2813"/>
         <w:gridCol w:w="1843"/>
-        <w:gridCol w:w="2187"/>
-        <w:gridCol w:w="1476"/>
+        <w:gridCol w:w="1417"/>
         <w:gridCol w:w="2268"/>
-        <w:gridCol w:w="1985"/>
-        <w:gridCol w:w="1865"/>
+        <w:gridCol w:w="1843"/>
+        <w:gridCol w:w="1440"/>
       </w:tblGrid>
       <w:tr>
         <w:trPr>
@@ -9415,7 +9593,7 @@
           </w:tcPr>
           <w:p>
             <w:pPr>
-              <w:spacing w:line="360" w:lineRule="auto"/>
+              <w:spacing w:line="240" w:lineRule="auto"/>
               <w:ind w:firstLineChars="83" w:firstLine="199"/>
               <w:jc w:val="center"/>
               <w:rPr>
@@ -9432,33 +9610,33 @@
         </w:tc>
         <w:tc>
           <w:tcPr>
+            <w:tcW w:w="2813" w:type="dxa"/>
+            <w:vAlign w:val="center"/>
+          </w:tcPr>
+          <w:p>
+            <w:pPr>
+              <w:spacing w:line="240" w:lineRule="auto"/>
+              <w:ind w:firstLineChars="0" w:firstLine="0"/>
+              <w:jc w:val="center"/>
+              <w:rPr>
+                <w:rFonts w:ascii="宋体" w:hAnsi="宋体"/>
+              </w:rPr>
+            </w:pPr>
+            <w:r>
+              <w:rPr>
+                <w:rFonts w:ascii="宋体" w:hAnsi="宋体" w:hint="eastAsia"/>
+              </w:rPr>
+              <w:t>发动机壳体最大应力</w:t>
+            </w:r>
+          </w:p>
+        </w:tc>
+        <w:tc>
+          <w:tcPr>
             <w:tcW w:w="1843" w:type="dxa"/>
-            <w:vAlign w:val="center"/>
-          </w:tcPr>
-          <w:p>
-            <w:pPr>
-              <w:spacing w:line="360" w:lineRule="auto"/>
-              <w:ind w:firstLineChars="0" w:firstLine="0"/>
-              <w:jc w:val="center"/>
-              <w:rPr>
-                <w:rFonts w:ascii="宋体" w:hAnsi="宋体"/>
-              </w:rPr>
-            </w:pPr>
-            <w:r>
-              <w:rPr>
-                <w:rFonts w:ascii="宋体" w:hAnsi="宋体" w:hint="eastAsia"/>
-              </w:rPr>
-              <w:t>发动机壳体最大应力</w:t>
-            </w:r>
-          </w:p>
-        </w:tc>
-        <w:tc>
-          <w:tcPr>
-            <w:tcW w:w="2187" w:type="dxa"/>
-          </w:tcPr>
-          <w:p>
-            <w:pPr>
-              <w:spacing w:line="360" w:lineRule="auto"/>
+          </w:tcPr>
+          <w:p>
+            <w:pPr>
+              <w:spacing w:line="240" w:lineRule="auto"/>
               <w:ind w:firstLineChars="0" w:firstLine="0"/>
               <w:jc w:val="center"/>
               <w:rPr>
@@ -9475,11 +9653,11 @@
         </w:tc>
         <w:tc>
           <w:tcPr>
-            <w:tcW w:w="1476" w:type="dxa"/>
-          </w:tcPr>
-          <w:p>
-            <w:pPr>
-              <w:spacing w:line="360" w:lineRule="auto"/>
+            <w:tcW w:w="1417" w:type="dxa"/>
+          </w:tcPr>
+          <w:p>
+            <w:pPr>
+              <w:spacing w:line="240" w:lineRule="auto"/>
               <w:ind w:firstLineChars="0" w:firstLine="0"/>
               <w:jc w:val="center"/>
               <w:rPr>
@@ -9501,7 +9679,7 @@
           </w:tcPr>
           <w:p>
             <w:pPr>
-              <w:spacing w:line="360" w:lineRule="auto"/>
+              <w:spacing w:line="240" w:lineRule="auto"/>
               <w:ind w:firstLineChars="0" w:firstLine="0"/>
               <w:jc w:val="center"/>
               <w:rPr>
@@ -9518,11 +9696,11 @@
         </w:tc>
         <w:tc>
           <w:tcPr>
-            <w:tcW w:w="1985" w:type="dxa"/>
-          </w:tcPr>
-          <w:p>
-            <w:pPr>
-              <w:spacing w:line="360" w:lineRule="auto"/>
+            <w:tcW w:w="1843" w:type="dxa"/>
+          </w:tcPr>
+          <w:p>
+            <w:pPr>
+              <w:spacing w:line="240" w:lineRule="auto"/>
               <w:ind w:firstLineChars="0" w:firstLine="0"/>
               <w:jc w:val="center"/>
               <w:rPr>
@@ -9539,11 +9717,11 @@
         </w:tc>
         <w:tc>
           <w:tcPr>
-            <w:tcW w:w="1865" w:type="dxa"/>
-          </w:tcPr>
-          <w:p>
-            <w:pPr>
-              <w:spacing w:line="360" w:lineRule="auto"/>
+            <w:tcW w:w="1440" w:type="dxa"/>
+          </w:tcPr>
+          <w:p>
+            <w:pPr>
+              <w:spacing w:line="240" w:lineRule="auto"/>
               <w:ind w:firstLineChars="0" w:firstLine="0"/>
               <w:jc w:val="center"/>
               <w:rPr>
@@ -9572,7 +9750,7 @@
           </w:tcPr>
           <w:p>
             <w:pPr>
-              <w:spacing w:line="360" w:lineRule="auto"/>
+              <w:spacing w:line="240" w:lineRule="auto"/>
               <w:ind w:firstLine="480"/>
               <w:jc w:val="center"/>
               <w:rPr>
@@ -9583,33 +9761,33 @@
         </w:tc>
         <w:tc>
           <w:tcPr>
+            <w:tcW w:w="2813" w:type="dxa"/>
+            <w:vAlign w:val="center"/>
+          </w:tcPr>
+          <w:p>
+            <w:pPr>
+              <w:spacing w:line="240" w:lineRule="auto"/>
+              <w:ind w:firstLineChars="0" w:firstLine="0"/>
+              <w:jc w:val="center"/>
+              <w:rPr>
+                <w:rFonts w:ascii="宋体" w:hAnsi="宋体"/>
+              </w:rPr>
+            </w:pPr>
+            <w:r>
+              <w:rPr>
+                <w:rFonts w:ascii="宋体" w:hAnsi="宋体" w:hint="eastAsia"/>
+              </w:rPr>
+              <w:t>发动机壳体最小应力</w:t>
+            </w:r>
+          </w:p>
+        </w:tc>
+        <w:tc>
+          <w:tcPr>
             <w:tcW w:w="1843" w:type="dxa"/>
-            <w:vAlign w:val="center"/>
-          </w:tcPr>
-          <w:p>
-            <w:pPr>
-              <w:spacing w:line="360" w:lineRule="auto"/>
-              <w:ind w:firstLineChars="0" w:firstLine="0"/>
-              <w:jc w:val="center"/>
-              <w:rPr>
-                <w:rFonts w:ascii="宋体" w:hAnsi="宋体"/>
-              </w:rPr>
-            </w:pPr>
-            <w:r>
-              <w:rPr>
-                <w:rFonts w:ascii="宋体" w:hAnsi="宋体" w:hint="eastAsia"/>
-              </w:rPr>
-              <w:t>发动机壳体最小应力</w:t>
-            </w:r>
-          </w:p>
-        </w:tc>
-        <w:tc>
-          <w:tcPr>
-            <w:tcW w:w="2187" w:type="dxa"/>
-          </w:tcPr>
-          <w:p>
-            <w:pPr>
-              <w:spacing w:line="360" w:lineRule="auto"/>
+          </w:tcPr>
+          <w:p>
+            <w:pPr>
+              <w:spacing w:line="240" w:lineRule="auto"/>
               <w:ind w:firstLineChars="0" w:firstLine="0"/>
               <w:jc w:val="center"/>
               <w:rPr>
@@ -9626,11 +9804,11 @@
         </w:tc>
         <w:tc>
           <w:tcPr>
-            <w:tcW w:w="1476" w:type="dxa"/>
-          </w:tcPr>
-          <w:p>
-            <w:pPr>
-              <w:spacing w:line="360" w:lineRule="auto"/>
+            <w:tcW w:w="1417" w:type="dxa"/>
+          </w:tcPr>
+          <w:p>
+            <w:pPr>
+              <w:spacing w:line="240" w:lineRule="auto"/>
               <w:ind w:firstLineChars="0" w:firstLine="0"/>
               <w:jc w:val="center"/>
               <w:rPr>
@@ -9652,7 +9830,7 @@
           </w:tcPr>
           <w:p>
             <w:pPr>
-              <w:spacing w:line="360" w:lineRule="auto"/>
+              <w:spacing w:line="240" w:lineRule="auto"/>
               <w:ind w:firstLineChars="0" w:firstLine="0"/>
               <w:jc w:val="center"/>
               <w:rPr>
@@ -9669,11 +9847,11 @@
         </w:tc>
         <w:tc>
           <w:tcPr>
-            <w:tcW w:w="1985" w:type="dxa"/>
-          </w:tcPr>
-          <w:p>
-            <w:pPr>
-              <w:spacing w:line="360" w:lineRule="auto"/>
+            <w:tcW w:w="1843" w:type="dxa"/>
+          </w:tcPr>
+          <w:p>
+            <w:pPr>
+              <w:spacing w:line="240" w:lineRule="auto"/>
               <w:ind w:firstLineChars="0" w:firstLine="0"/>
               <w:jc w:val="center"/>
               <w:rPr>
@@ -9690,11 +9868,11 @@
         </w:tc>
         <w:tc>
           <w:tcPr>
-            <w:tcW w:w="1865" w:type="dxa"/>
-          </w:tcPr>
-          <w:p>
-            <w:pPr>
-              <w:spacing w:line="360" w:lineRule="auto"/>
+            <w:tcW w:w="1440" w:type="dxa"/>
+          </w:tcPr>
+          <w:p>
+            <w:pPr>
+              <w:spacing w:line="240" w:lineRule="auto"/>
               <w:ind w:firstLineChars="0" w:firstLine="0"/>
               <w:jc w:val="center"/>
               <w:rPr>
@@ -9723,7 +9901,7 @@
           </w:tcPr>
           <w:p>
             <w:pPr>
-              <w:spacing w:line="360" w:lineRule="auto"/>
+              <w:spacing w:line="240" w:lineRule="auto"/>
               <w:ind w:firstLine="480"/>
               <w:jc w:val="center"/>
               <w:rPr>
@@ -9734,33 +9912,33 @@
         </w:tc>
         <w:tc>
           <w:tcPr>
+            <w:tcW w:w="2813" w:type="dxa"/>
+            <w:vAlign w:val="center"/>
+          </w:tcPr>
+          <w:p>
+            <w:pPr>
+              <w:spacing w:line="240" w:lineRule="auto"/>
+              <w:ind w:firstLineChars="0" w:firstLine="0"/>
+              <w:jc w:val="center"/>
+              <w:rPr>
+                <w:rFonts w:ascii="宋体" w:hAnsi="宋体"/>
+              </w:rPr>
+            </w:pPr>
+            <w:r>
+              <w:rPr>
+                <w:rFonts w:ascii="宋体" w:hAnsi="宋体" w:hint="eastAsia"/>
+              </w:rPr>
+              <w:t>发动机壳体平均应力</w:t>
+            </w:r>
+          </w:p>
+        </w:tc>
+        <w:tc>
+          <w:tcPr>
             <w:tcW w:w="1843" w:type="dxa"/>
-            <w:vAlign w:val="center"/>
-          </w:tcPr>
-          <w:p>
-            <w:pPr>
-              <w:spacing w:line="360" w:lineRule="auto"/>
-              <w:ind w:firstLineChars="0" w:firstLine="0"/>
-              <w:jc w:val="center"/>
-              <w:rPr>
-                <w:rFonts w:ascii="宋体" w:hAnsi="宋体"/>
-              </w:rPr>
-            </w:pPr>
-            <w:r>
-              <w:rPr>
-                <w:rFonts w:ascii="宋体" w:hAnsi="宋体" w:hint="eastAsia"/>
-              </w:rPr>
-              <w:t>发动机壳体平均应力</w:t>
-            </w:r>
-          </w:p>
-        </w:tc>
-        <w:tc>
-          <w:tcPr>
-            <w:tcW w:w="2187" w:type="dxa"/>
-          </w:tcPr>
-          <w:p>
-            <w:pPr>
-              <w:spacing w:line="360" w:lineRule="auto"/>
+          </w:tcPr>
+          <w:p>
+            <w:pPr>
+              <w:spacing w:line="240" w:lineRule="auto"/>
               <w:ind w:firstLineChars="0" w:firstLine="0"/>
               <w:jc w:val="center"/>
               <w:rPr>
@@ -9777,11 +9955,11 @@
         </w:tc>
         <w:tc>
           <w:tcPr>
-            <w:tcW w:w="1476" w:type="dxa"/>
-          </w:tcPr>
-          <w:p>
-            <w:pPr>
-              <w:spacing w:line="360" w:lineRule="auto"/>
+            <w:tcW w:w="1417" w:type="dxa"/>
+          </w:tcPr>
+          <w:p>
+            <w:pPr>
+              <w:spacing w:line="240" w:lineRule="auto"/>
               <w:ind w:firstLineChars="0" w:firstLine="0"/>
               <w:jc w:val="center"/>
               <w:rPr>
@@ -9803,7 +9981,7 @@
           </w:tcPr>
           <w:p>
             <w:pPr>
-              <w:spacing w:line="360" w:lineRule="auto"/>
+              <w:spacing w:line="240" w:lineRule="auto"/>
               <w:ind w:firstLineChars="0" w:firstLine="0"/>
               <w:jc w:val="center"/>
               <w:rPr>
@@ -9820,11 +9998,11 @@
         </w:tc>
         <w:tc>
           <w:tcPr>
-            <w:tcW w:w="1985" w:type="dxa"/>
-          </w:tcPr>
-          <w:p>
-            <w:pPr>
-              <w:spacing w:line="360" w:lineRule="auto"/>
+            <w:tcW w:w="1843" w:type="dxa"/>
+          </w:tcPr>
+          <w:p>
+            <w:pPr>
+              <w:spacing w:line="240" w:lineRule="auto"/>
               <w:ind w:firstLineChars="0" w:firstLine="0"/>
               <w:jc w:val="center"/>
               <w:rPr>
@@ -9841,11 +10019,11 @@
         </w:tc>
         <w:tc>
           <w:tcPr>
-            <w:tcW w:w="1865" w:type="dxa"/>
-          </w:tcPr>
-          <w:p>
-            <w:pPr>
-              <w:spacing w:line="360" w:lineRule="auto"/>
+            <w:tcW w:w="1440" w:type="dxa"/>
+          </w:tcPr>
+          <w:p>
+            <w:pPr>
+              <w:spacing w:line="240" w:lineRule="auto"/>
               <w:ind w:firstLineChars="0" w:firstLine="0"/>
               <w:jc w:val="center"/>
               <w:rPr>
@@ -9874,7 +10052,7 @@
           </w:tcPr>
           <w:p>
             <w:pPr>
-              <w:spacing w:line="360" w:lineRule="auto"/>
+              <w:spacing w:line="240" w:lineRule="auto"/>
               <w:ind w:firstLine="480"/>
               <w:jc w:val="center"/>
               <w:rPr>
@@ -9885,33 +10063,33 @@
         </w:tc>
         <w:tc>
           <w:tcPr>
+            <w:tcW w:w="2813" w:type="dxa"/>
+            <w:vAlign w:val="center"/>
+          </w:tcPr>
+          <w:p>
+            <w:pPr>
+              <w:spacing w:line="240" w:lineRule="auto"/>
+              <w:ind w:firstLineChars="0" w:firstLine="0"/>
+              <w:jc w:val="center"/>
+              <w:rPr>
+                <w:rFonts w:ascii="宋体" w:hAnsi="宋体"/>
+              </w:rPr>
+            </w:pPr>
+            <w:r>
+              <w:rPr>
+                <w:rFonts w:ascii="宋体" w:hAnsi="宋体" w:hint="eastAsia"/>
+              </w:rPr>
+              <w:t>发动机壳体应力标准差</w:t>
+            </w:r>
+          </w:p>
+        </w:tc>
+        <w:tc>
+          <w:tcPr>
             <w:tcW w:w="1843" w:type="dxa"/>
-            <w:vAlign w:val="center"/>
-          </w:tcPr>
-          <w:p>
-            <w:pPr>
-              <w:spacing w:line="360" w:lineRule="auto"/>
-              <w:ind w:firstLineChars="0" w:firstLine="0"/>
-              <w:jc w:val="center"/>
-              <w:rPr>
-                <w:rFonts w:ascii="宋体" w:hAnsi="宋体"/>
-              </w:rPr>
-            </w:pPr>
-            <w:r>
-              <w:rPr>
-                <w:rFonts w:ascii="宋体" w:hAnsi="宋体" w:hint="eastAsia"/>
-              </w:rPr>
-              <w:t>发动机壳体应力标准差</w:t>
-            </w:r>
-          </w:p>
-        </w:tc>
-        <w:tc>
-          <w:tcPr>
-            <w:tcW w:w="2187" w:type="dxa"/>
-          </w:tcPr>
-          <w:p>
-            <w:pPr>
-              <w:spacing w:line="360" w:lineRule="auto"/>
+          </w:tcPr>
+          <w:p>
+            <w:pPr>
+              <w:spacing w:line="240" w:lineRule="auto"/>
               <w:ind w:firstLineChars="0" w:firstLine="0"/>
               <w:jc w:val="center"/>
               <w:rPr>
@@ -9928,11 +10106,11 @@
         </w:tc>
         <w:tc>
           <w:tcPr>
-            <w:tcW w:w="1476" w:type="dxa"/>
-          </w:tcPr>
-          <w:p>
-            <w:pPr>
-              <w:spacing w:line="360" w:lineRule="auto"/>
+            <w:tcW w:w="1417" w:type="dxa"/>
+          </w:tcPr>
+          <w:p>
+            <w:pPr>
+              <w:spacing w:line="240" w:lineRule="auto"/>
               <w:ind w:firstLineChars="0" w:firstLine="0"/>
               <w:jc w:val="center"/>
               <w:rPr>
@@ -9954,7 +10132,7 @@
           </w:tcPr>
           <w:p>
             <w:pPr>
-              <w:spacing w:line="360" w:lineRule="auto"/>
+              <w:spacing w:line="240" w:lineRule="auto"/>
               <w:ind w:firstLineChars="0" w:firstLine="0"/>
               <w:jc w:val="center"/>
               <w:rPr>
@@ -9971,11 +10149,11 @@
         </w:tc>
         <w:tc>
           <w:tcPr>
-            <w:tcW w:w="1985" w:type="dxa"/>
-          </w:tcPr>
-          <w:p>
-            <w:pPr>
-              <w:spacing w:line="360" w:lineRule="auto"/>
+            <w:tcW w:w="1843" w:type="dxa"/>
+          </w:tcPr>
+          <w:p>
+            <w:pPr>
+              <w:spacing w:line="240" w:lineRule="auto"/>
               <w:ind w:firstLineChars="0" w:firstLine="0"/>
               <w:jc w:val="center"/>
               <w:rPr>
@@ -9992,11 +10170,11 @@
         </w:tc>
         <w:tc>
           <w:tcPr>
-            <w:tcW w:w="1865" w:type="dxa"/>
-          </w:tcPr>
-          <w:p>
-            <w:pPr>
-              <w:spacing w:line="360" w:lineRule="auto"/>
+            <w:tcW w:w="1440" w:type="dxa"/>
+          </w:tcPr>
+          <w:p>
+            <w:pPr>
+              <w:spacing w:line="240" w:lineRule="auto"/>
               <w:ind w:firstLineChars="0" w:firstLine="0"/>
               <w:jc w:val="center"/>
               <w:rPr>
@@ -10025,7 +10203,7 @@
           </w:tcPr>
           <w:p>
             <w:pPr>
-              <w:spacing w:line="360" w:lineRule="auto"/>
+              <w:spacing w:line="240" w:lineRule="auto"/>
               <w:ind w:firstLine="480"/>
               <w:jc w:val="center"/>
               <w:rPr>
@@ -10036,33 +10214,33 @@
         </w:tc>
         <w:tc>
           <w:tcPr>
+            <w:tcW w:w="2813" w:type="dxa"/>
+            <w:vAlign w:val="center"/>
+          </w:tcPr>
+          <w:p>
+            <w:pPr>
+              <w:spacing w:line="240" w:lineRule="auto"/>
+              <w:ind w:firstLineChars="0" w:firstLine="0"/>
+              <w:jc w:val="center"/>
+              <w:rPr>
+                <w:rFonts w:ascii="宋体" w:hAnsi="宋体"/>
+              </w:rPr>
+            </w:pPr>
+            <w:r>
+              <w:rPr>
+                <w:rFonts w:ascii="宋体" w:hAnsi="宋体" w:hint="eastAsia"/>
+              </w:rPr>
+              <w:t>固体推进剂最大应力</w:t>
+            </w:r>
+          </w:p>
+        </w:tc>
+        <w:tc>
+          <w:tcPr>
             <w:tcW w:w="1843" w:type="dxa"/>
-            <w:vAlign w:val="center"/>
-          </w:tcPr>
-          <w:p>
-            <w:pPr>
-              <w:spacing w:line="360" w:lineRule="auto"/>
-              <w:ind w:firstLineChars="0" w:firstLine="0"/>
-              <w:jc w:val="center"/>
-              <w:rPr>
-                <w:rFonts w:ascii="宋体" w:hAnsi="宋体"/>
-              </w:rPr>
-            </w:pPr>
-            <w:r>
-              <w:rPr>
-                <w:rFonts w:ascii="宋体" w:hAnsi="宋体" w:hint="eastAsia"/>
-              </w:rPr>
-              <w:t>固体推进剂最大应力</w:t>
-            </w:r>
-          </w:p>
-        </w:tc>
-        <w:tc>
-          <w:tcPr>
-            <w:tcW w:w="2187" w:type="dxa"/>
-          </w:tcPr>
-          <w:p>
-            <w:pPr>
-              <w:spacing w:line="360" w:lineRule="auto"/>
+          </w:tcPr>
+          <w:p>
+            <w:pPr>
+              <w:spacing w:line="240" w:lineRule="auto"/>
               <w:ind w:firstLineChars="0" w:firstLine="0"/>
               <w:jc w:val="center"/>
               <w:rPr>
@@ -10079,11 +10257,11 @@
         </w:tc>
         <w:tc>
           <w:tcPr>
-            <w:tcW w:w="1476" w:type="dxa"/>
-          </w:tcPr>
-          <w:p>
-            <w:pPr>
-              <w:spacing w:line="360" w:lineRule="auto"/>
+            <w:tcW w:w="1417" w:type="dxa"/>
+          </w:tcPr>
+          <w:p>
+            <w:pPr>
+              <w:spacing w:line="240" w:lineRule="auto"/>
               <w:ind w:firstLineChars="0" w:firstLine="0"/>
               <w:jc w:val="center"/>
               <w:rPr>
@@ -10105,7 +10283,7 @@
           </w:tcPr>
           <w:p>
             <w:pPr>
-              <w:spacing w:line="360" w:lineRule="auto"/>
+              <w:spacing w:line="240" w:lineRule="auto"/>
               <w:ind w:firstLineChars="0" w:firstLine="0"/>
               <w:jc w:val="center"/>
               <w:rPr>
@@ -10122,11 +10300,11 @@
         </w:tc>
         <w:tc>
           <w:tcPr>
-            <w:tcW w:w="1985" w:type="dxa"/>
-          </w:tcPr>
-          <w:p>
-            <w:pPr>
-              <w:spacing w:line="360" w:lineRule="auto"/>
+            <w:tcW w:w="1843" w:type="dxa"/>
+          </w:tcPr>
+          <w:p>
+            <w:pPr>
+              <w:spacing w:line="240" w:lineRule="auto"/>
               <w:ind w:firstLineChars="0" w:firstLine="0"/>
               <w:jc w:val="center"/>
               <w:rPr>
@@ -10143,11 +10321,11 @@
         </w:tc>
         <w:tc>
           <w:tcPr>
-            <w:tcW w:w="1865" w:type="dxa"/>
-          </w:tcPr>
-          <w:p>
-            <w:pPr>
-              <w:spacing w:line="360" w:lineRule="auto"/>
+            <w:tcW w:w="1440" w:type="dxa"/>
+          </w:tcPr>
+          <w:p>
+            <w:pPr>
+              <w:spacing w:line="240" w:lineRule="auto"/>
               <w:ind w:firstLineChars="0" w:firstLine="0"/>
               <w:jc w:val="center"/>
               <w:rPr>
@@ -10176,7 +10354,7 @@
           </w:tcPr>
           <w:p>
             <w:pPr>
-              <w:spacing w:line="360" w:lineRule="auto"/>
+              <w:spacing w:line="240" w:lineRule="auto"/>
               <w:ind w:firstLine="480"/>
               <w:jc w:val="center"/>
               <w:rPr>
@@ -10187,33 +10365,33 @@
         </w:tc>
         <w:tc>
           <w:tcPr>
+            <w:tcW w:w="2813" w:type="dxa"/>
+            <w:vAlign w:val="center"/>
+          </w:tcPr>
+          <w:p>
+            <w:pPr>
+              <w:spacing w:line="240" w:lineRule="auto"/>
+              <w:ind w:firstLineChars="0" w:firstLine="0"/>
+              <w:jc w:val="center"/>
+              <w:rPr>
+                <w:rFonts w:ascii="宋体" w:hAnsi="宋体"/>
+              </w:rPr>
+            </w:pPr>
+            <w:r>
+              <w:rPr>
+                <w:rFonts w:ascii="宋体" w:hAnsi="宋体" w:hint="eastAsia"/>
+              </w:rPr>
+              <w:t>固体推进剂最小应力</w:t>
+            </w:r>
+          </w:p>
+        </w:tc>
+        <w:tc>
+          <w:tcPr>
             <w:tcW w:w="1843" w:type="dxa"/>
-            <w:vAlign w:val="center"/>
-          </w:tcPr>
-          <w:p>
-            <w:pPr>
-              <w:spacing w:line="360" w:lineRule="auto"/>
-              <w:ind w:firstLineChars="0" w:firstLine="0"/>
-              <w:jc w:val="center"/>
-              <w:rPr>
-                <w:rFonts w:ascii="宋体" w:hAnsi="宋体"/>
-              </w:rPr>
-            </w:pPr>
-            <w:r>
-              <w:rPr>
-                <w:rFonts w:ascii="宋体" w:hAnsi="宋体" w:hint="eastAsia"/>
-              </w:rPr>
-              <w:t>固体推进剂最小应力</w:t>
-            </w:r>
-          </w:p>
-        </w:tc>
-        <w:tc>
-          <w:tcPr>
-            <w:tcW w:w="2187" w:type="dxa"/>
-          </w:tcPr>
-          <w:p>
-            <w:pPr>
-              <w:spacing w:line="360" w:lineRule="auto"/>
+          </w:tcPr>
+          <w:p>
+            <w:pPr>
+              <w:spacing w:line="240" w:lineRule="auto"/>
               <w:ind w:firstLineChars="0" w:firstLine="0"/>
               <w:jc w:val="center"/>
               <w:rPr>
@@ -10230,11 +10408,11 @@
         </w:tc>
         <w:tc>
           <w:tcPr>
-            <w:tcW w:w="1476" w:type="dxa"/>
-          </w:tcPr>
-          <w:p>
-            <w:pPr>
-              <w:spacing w:line="360" w:lineRule="auto"/>
+            <w:tcW w:w="1417" w:type="dxa"/>
+          </w:tcPr>
+          <w:p>
+            <w:pPr>
+              <w:spacing w:line="240" w:lineRule="auto"/>
               <w:ind w:firstLineChars="0" w:firstLine="0"/>
               <w:jc w:val="center"/>
               <w:rPr>
@@ -10256,7 +10434,7 @@
           </w:tcPr>
           <w:p>
             <w:pPr>
-              <w:spacing w:line="360" w:lineRule="auto"/>
+              <w:spacing w:line="240" w:lineRule="auto"/>
               <w:ind w:firstLineChars="0" w:firstLine="0"/>
               <w:jc w:val="center"/>
               <w:rPr>
@@ -10273,11 +10451,11 @@
         </w:tc>
         <w:tc>
           <w:tcPr>
-            <w:tcW w:w="1985" w:type="dxa"/>
-          </w:tcPr>
-          <w:p>
-            <w:pPr>
-              <w:spacing w:line="360" w:lineRule="auto"/>
+            <w:tcW w:w="1843" w:type="dxa"/>
+          </w:tcPr>
+          <w:p>
+            <w:pPr>
+              <w:spacing w:line="240" w:lineRule="auto"/>
               <w:ind w:firstLineChars="0" w:firstLine="0"/>
               <w:jc w:val="center"/>
               <w:rPr>
@@ -10294,11 +10472,11 @@
         </w:tc>
         <w:tc>
           <w:tcPr>
-            <w:tcW w:w="1865" w:type="dxa"/>
-          </w:tcPr>
-          <w:p>
-            <w:pPr>
-              <w:spacing w:line="360" w:lineRule="auto"/>
+            <w:tcW w:w="1440" w:type="dxa"/>
+          </w:tcPr>
+          <w:p>
+            <w:pPr>
+              <w:spacing w:line="240" w:lineRule="auto"/>
               <w:ind w:firstLineChars="0" w:firstLine="0"/>
               <w:jc w:val="center"/>
               <w:rPr>
@@ -10327,7 +10505,7 @@
           </w:tcPr>
           <w:p>
             <w:pPr>
-              <w:spacing w:line="360" w:lineRule="auto"/>
+              <w:spacing w:line="240" w:lineRule="auto"/>
               <w:ind w:firstLine="480"/>
               <w:jc w:val="center"/>
               <w:rPr>
@@ -10338,33 +10516,33 @@
         </w:tc>
         <w:tc>
           <w:tcPr>
+            <w:tcW w:w="2813" w:type="dxa"/>
+            <w:vAlign w:val="center"/>
+          </w:tcPr>
+          <w:p>
+            <w:pPr>
+              <w:spacing w:line="240" w:lineRule="auto"/>
+              <w:ind w:firstLineChars="0" w:firstLine="0"/>
+              <w:jc w:val="center"/>
+              <w:rPr>
+                <w:rFonts w:ascii="宋体" w:hAnsi="宋体"/>
+              </w:rPr>
+            </w:pPr>
+            <w:r>
+              <w:rPr>
+                <w:rFonts w:ascii="宋体" w:hAnsi="宋体" w:hint="eastAsia"/>
+              </w:rPr>
+              <w:t>固体推进剂平均应力</w:t>
+            </w:r>
+          </w:p>
+        </w:tc>
+        <w:tc>
+          <w:tcPr>
             <w:tcW w:w="1843" w:type="dxa"/>
-            <w:vAlign w:val="center"/>
-          </w:tcPr>
-          <w:p>
-            <w:pPr>
-              <w:spacing w:line="360" w:lineRule="auto"/>
-              <w:ind w:firstLineChars="0" w:firstLine="0"/>
-              <w:jc w:val="center"/>
-              <w:rPr>
-                <w:rFonts w:ascii="宋体" w:hAnsi="宋体"/>
-              </w:rPr>
-            </w:pPr>
-            <w:r>
-              <w:rPr>
-                <w:rFonts w:ascii="宋体" w:hAnsi="宋体" w:hint="eastAsia"/>
-              </w:rPr>
-              <w:t>固体推进剂平均应力</w:t>
-            </w:r>
-          </w:p>
-        </w:tc>
-        <w:tc>
-          <w:tcPr>
-            <w:tcW w:w="2187" w:type="dxa"/>
-          </w:tcPr>
-          <w:p>
-            <w:pPr>
-              <w:spacing w:line="360" w:lineRule="auto"/>
+          </w:tcPr>
+          <w:p>
+            <w:pPr>
+              <w:spacing w:line="240" w:lineRule="auto"/>
               <w:ind w:firstLineChars="0" w:firstLine="0"/>
               <w:jc w:val="center"/>
               <w:rPr>
@@ -10381,11 +10559,11 @@
         </w:tc>
         <w:tc>
           <w:tcPr>
-            <w:tcW w:w="1476" w:type="dxa"/>
-          </w:tcPr>
-          <w:p>
-            <w:pPr>
-              <w:spacing w:line="360" w:lineRule="auto"/>
+            <w:tcW w:w="1417" w:type="dxa"/>
+          </w:tcPr>
+          <w:p>
+            <w:pPr>
+              <w:spacing w:line="240" w:lineRule="auto"/>
               <w:ind w:firstLineChars="0" w:firstLine="0"/>
               <w:jc w:val="center"/>
               <w:rPr>
@@ -10407,7 +10585,7 @@
           </w:tcPr>
           <w:p>
             <w:pPr>
-              <w:spacing w:line="360" w:lineRule="auto"/>
+              <w:spacing w:line="240" w:lineRule="auto"/>
               <w:ind w:firstLineChars="0" w:firstLine="0"/>
               <w:jc w:val="center"/>
               <w:rPr>
@@ -10424,11 +10602,11 @@
         </w:tc>
         <w:tc>
           <w:tcPr>
-            <w:tcW w:w="1985" w:type="dxa"/>
-          </w:tcPr>
-          <w:p>
-            <w:pPr>
-              <w:spacing w:line="360" w:lineRule="auto"/>
+            <w:tcW w:w="1843" w:type="dxa"/>
+          </w:tcPr>
+          <w:p>
+            <w:pPr>
+              <w:spacing w:line="240" w:lineRule="auto"/>
               <w:ind w:firstLineChars="0" w:firstLine="0"/>
               <w:jc w:val="center"/>
               <w:rPr>
@@ -10445,11 +10623,11 @@
         </w:tc>
         <w:tc>
           <w:tcPr>
-            <w:tcW w:w="1865" w:type="dxa"/>
-          </w:tcPr>
-          <w:p>
-            <w:pPr>
-              <w:spacing w:line="360" w:lineRule="auto"/>
+            <w:tcW w:w="1440" w:type="dxa"/>
+          </w:tcPr>
+          <w:p>
+            <w:pPr>
+              <w:spacing w:line="240" w:lineRule="auto"/>
               <w:ind w:firstLineChars="0" w:firstLine="0"/>
               <w:jc w:val="center"/>
               <w:rPr>
@@ -10478,7 +10656,7 @@
           </w:tcPr>
           <w:p>
             <w:pPr>
-              <w:spacing w:line="360" w:lineRule="auto"/>
+              <w:spacing w:line="240" w:lineRule="auto"/>
               <w:ind w:firstLine="480"/>
               <w:jc w:val="center"/>
               <w:rPr>
@@ -10489,33 +10667,33 @@
         </w:tc>
         <w:tc>
           <w:tcPr>
+            <w:tcW w:w="2813" w:type="dxa"/>
+            <w:vAlign w:val="center"/>
+          </w:tcPr>
+          <w:p>
+            <w:pPr>
+              <w:spacing w:line="240" w:lineRule="auto"/>
+              <w:ind w:firstLineChars="0" w:firstLine="0"/>
+              <w:jc w:val="center"/>
+              <w:rPr>
+                <w:rFonts w:ascii="宋体" w:hAnsi="宋体"/>
+              </w:rPr>
+            </w:pPr>
+            <w:r>
+              <w:rPr>
+                <w:rFonts w:ascii="宋体" w:hAnsi="宋体" w:hint="eastAsia"/>
+              </w:rPr>
+              <w:t>固体推进剂应力标准差</w:t>
+            </w:r>
+          </w:p>
+        </w:tc>
+        <w:tc>
+          <w:tcPr>
             <w:tcW w:w="1843" w:type="dxa"/>
-            <w:vAlign w:val="center"/>
-          </w:tcPr>
-          <w:p>
-            <w:pPr>
-              <w:spacing w:line="360" w:lineRule="auto"/>
-              <w:ind w:firstLineChars="0" w:firstLine="0"/>
-              <w:jc w:val="center"/>
-              <w:rPr>
-                <w:rFonts w:ascii="宋体" w:hAnsi="宋体"/>
-              </w:rPr>
-            </w:pPr>
-            <w:r>
-              <w:rPr>
-                <w:rFonts w:ascii="宋体" w:hAnsi="宋体" w:hint="eastAsia"/>
-              </w:rPr>
-              <w:t>固体推进剂应力标准差</w:t>
-            </w:r>
-          </w:p>
-        </w:tc>
-        <w:tc>
-          <w:tcPr>
-            <w:tcW w:w="2187" w:type="dxa"/>
-          </w:tcPr>
-          <w:p>
-            <w:pPr>
-              <w:spacing w:line="360" w:lineRule="auto"/>
+          </w:tcPr>
+          <w:p>
+            <w:pPr>
+              <w:spacing w:line="240" w:lineRule="auto"/>
               <w:ind w:firstLineChars="0" w:firstLine="0"/>
               <w:jc w:val="center"/>
               <w:rPr>
@@ -10532,11 +10710,11 @@
         </w:tc>
         <w:tc>
           <w:tcPr>
-            <w:tcW w:w="1476" w:type="dxa"/>
-          </w:tcPr>
-          <w:p>
-            <w:pPr>
-              <w:spacing w:line="360" w:lineRule="auto"/>
+            <w:tcW w:w="1417" w:type="dxa"/>
+          </w:tcPr>
+          <w:p>
+            <w:pPr>
+              <w:spacing w:line="240" w:lineRule="auto"/>
               <w:ind w:firstLineChars="0" w:firstLine="0"/>
               <w:jc w:val="center"/>
               <w:rPr>
@@ -10557,7 +10735,7 @@
           </w:tcPr>
           <w:p>
             <w:pPr>
-              <w:spacing w:line="360" w:lineRule="auto"/>
+              <w:spacing w:line="240" w:lineRule="auto"/>
               <w:ind w:firstLineChars="0" w:firstLine="0"/>
               <w:jc w:val="center"/>
               <w:rPr>
@@ -10574,11 +10752,11 @@
         </w:tc>
         <w:tc>
           <w:tcPr>
-            <w:tcW w:w="1985" w:type="dxa"/>
-          </w:tcPr>
-          <w:p>
-            <w:pPr>
-              <w:spacing w:line="360" w:lineRule="auto"/>
+            <w:tcW w:w="1843" w:type="dxa"/>
+          </w:tcPr>
+          <w:p>
+            <w:pPr>
+              <w:spacing w:line="240" w:lineRule="auto"/>
               <w:ind w:firstLineChars="0" w:firstLine="0"/>
               <w:jc w:val="center"/>
               <w:rPr>
@@ -10595,11 +10773,11 @@
         </w:tc>
         <w:tc>
           <w:tcPr>
-            <w:tcW w:w="1865" w:type="dxa"/>
-          </w:tcPr>
-          <w:p>
-            <w:pPr>
-              <w:spacing w:line="360" w:lineRule="auto"/>
+            <w:tcW w:w="1440" w:type="dxa"/>
+          </w:tcPr>
+          <w:p>
+            <w:pPr>
+              <w:spacing w:line="240" w:lineRule="auto"/>
               <w:ind w:firstLineChars="0" w:firstLine="0"/>
               <w:jc w:val="center"/>
               <w:rPr>
@@ -10628,7 +10806,7 @@
           </w:tcPr>
           <w:p>
             <w:pPr>
-              <w:spacing w:line="360" w:lineRule="auto"/>
+              <w:spacing w:line="240" w:lineRule="auto"/>
               <w:ind w:firstLine="480"/>
               <w:jc w:val="center"/>
               <w:rPr>
@@ -10639,39 +10817,40 @@
               <w:rPr>
                 <w:rFonts w:ascii="宋体" w:hAnsi="宋体" w:hint="eastAsia"/>
               </w:rPr>
+              <w:lastRenderedPageBreak/>
               <w:t>应变数据</w:t>
             </w:r>
           </w:p>
         </w:tc>
         <w:tc>
           <w:tcPr>
+            <w:tcW w:w="2813" w:type="dxa"/>
+            <w:vAlign w:val="center"/>
+          </w:tcPr>
+          <w:p>
+            <w:pPr>
+              <w:spacing w:line="240" w:lineRule="auto"/>
+              <w:ind w:firstLineChars="0" w:firstLine="0"/>
+              <w:jc w:val="center"/>
+              <w:rPr>
+                <w:rFonts w:ascii="宋体" w:hAnsi="宋体"/>
+              </w:rPr>
+            </w:pPr>
+            <w:r>
+              <w:rPr>
+                <w:rFonts w:ascii="宋体" w:hAnsi="宋体" w:hint="eastAsia"/>
+              </w:rPr>
+              <w:t>发动机壳体最大应变</w:t>
+            </w:r>
+          </w:p>
+        </w:tc>
+        <w:tc>
+          <w:tcPr>
             <w:tcW w:w="1843" w:type="dxa"/>
-            <w:vAlign w:val="center"/>
-          </w:tcPr>
-          <w:p>
-            <w:pPr>
-              <w:spacing w:line="360" w:lineRule="auto"/>
-              <w:ind w:firstLineChars="0" w:firstLine="0"/>
-              <w:jc w:val="center"/>
-              <w:rPr>
-                <w:rFonts w:ascii="宋体" w:hAnsi="宋体"/>
-              </w:rPr>
-            </w:pPr>
-            <w:r>
-              <w:rPr>
-                <w:rFonts w:ascii="宋体" w:hAnsi="宋体" w:hint="eastAsia"/>
-              </w:rPr>
-              <w:t>发动机壳体最大应变</w:t>
-            </w:r>
-          </w:p>
-        </w:tc>
-        <w:tc>
-          <w:tcPr>
-            <w:tcW w:w="2187" w:type="dxa"/>
-          </w:tcPr>
-          <w:p>
-            <w:pPr>
-              <w:spacing w:line="360" w:lineRule="auto"/>
+          </w:tcPr>
+          <w:p>
+            <w:pPr>
+              <w:spacing w:line="240" w:lineRule="auto"/>
               <w:ind w:firstLineChars="0" w:firstLine="0"/>
               <w:jc w:val="center"/>
               <w:rPr>
@@ -10688,11 +10867,11 @@
         </w:tc>
         <w:tc>
           <w:tcPr>
-            <w:tcW w:w="1476" w:type="dxa"/>
-          </w:tcPr>
-          <w:p>
-            <w:pPr>
-              <w:spacing w:line="360" w:lineRule="auto"/>
+            <w:tcW w:w="1417" w:type="dxa"/>
+          </w:tcPr>
+          <w:p>
+            <w:pPr>
+              <w:spacing w:line="240" w:lineRule="auto"/>
               <w:ind w:firstLineChars="0" w:firstLine="0"/>
               <w:jc w:val="center"/>
               <w:rPr>
@@ -10714,7 +10893,7 @@
           </w:tcPr>
           <w:p>
             <w:pPr>
-              <w:spacing w:line="360" w:lineRule="auto"/>
+              <w:spacing w:line="240" w:lineRule="auto"/>
               <w:ind w:firstLineChars="0" w:firstLine="0"/>
               <w:jc w:val="center"/>
               <w:rPr>
@@ -10731,11 +10910,11 @@
         </w:tc>
         <w:tc>
           <w:tcPr>
-            <w:tcW w:w="1985" w:type="dxa"/>
-          </w:tcPr>
-          <w:p>
-            <w:pPr>
-              <w:spacing w:line="360" w:lineRule="auto"/>
+            <w:tcW w:w="1843" w:type="dxa"/>
+          </w:tcPr>
+          <w:p>
+            <w:pPr>
+              <w:spacing w:line="240" w:lineRule="auto"/>
               <w:ind w:firstLineChars="0" w:firstLine="0"/>
               <w:jc w:val="center"/>
               <w:rPr>
@@ -10752,11 +10931,11 @@
         </w:tc>
         <w:tc>
           <w:tcPr>
-            <w:tcW w:w="1865" w:type="dxa"/>
-          </w:tcPr>
-          <w:p>
-            <w:pPr>
-              <w:spacing w:line="360" w:lineRule="auto"/>
+            <w:tcW w:w="1440" w:type="dxa"/>
+          </w:tcPr>
+          <w:p>
+            <w:pPr>
+              <w:spacing w:line="240" w:lineRule="auto"/>
               <w:ind w:firstLineChars="0" w:firstLine="0"/>
               <w:jc w:val="center"/>
               <w:rPr>
@@ -10785,7 +10964,7 @@
           </w:tcPr>
           <w:p>
             <w:pPr>
-              <w:spacing w:line="360" w:lineRule="auto"/>
+              <w:spacing w:line="240" w:lineRule="auto"/>
               <w:ind w:firstLine="480"/>
               <w:jc w:val="center"/>
               <w:rPr>
@@ -10796,33 +10975,33 @@
         </w:tc>
         <w:tc>
           <w:tcPr>
+            <w:tcW w:w="2813" w:type="dxa"/>
+            <w:vAlign w:val="center"/>
+          </w:tcPr>
+          <w:p>
+            <w:pPr>
+              <w:spacing w:line="240" w:lineRule="auto"/>
+              <w:ind w:firstLineChars="0" w:firstLine="0"/>
+              <w:jc w:val="center"/>
+              <w:rPr>
+                <w:rFonts w:ascii="宋体" w:hAnsi="宋体"/>
+              </w:rPr>
+            </w:pPr>
+            <w:r>
+              <w:rPr>
+                <w:rFonts w:ascii="宋体" w:hAnsi="宋体" w:hint="eastAsia"/>
+              </w:rPr>
+              <w:t>发动机壳体最小应变</w:t>
+            </w:r>
+          </w:p>
+        </w:tc>
+        <w:tc>
+          <w:tcPr>
             <w:tcW w:w="1843" w:type="dxa"/>
-            <w:vAlign w:val="center"/>
-          </w:tcPr>
-          <w:p>
-            <w:pPr>
-              <w:spacing w:line="360" w:lineRule="auto"/>
-              <w:ind w:firstLineChars="0" w:firstLine="0"/>
-              <w:jc w:val="center"/>
-              <w:rPr>
-                <w:rFonts w:ascii="宋体" w:hAnsi="宋体"/>
-              </w:rPr>
-            </w:pPr>
-            <w:r>
-              <w:rPr>
-                <w:rFonts w:ascii="宋体" w:hAnsi="宋体" w:hint="eastAsia"/>
-              </w:rPr>
-              <w:t>发动机壳体最小应变</w:t>
-            </w:r>
-          </w:p>
-        </w:tc>
-        <w:tc>
-          <w:tcPr>
-            <w:tcW w:w="2187" w:type="dxa"/>
-          </w:tcPr>
-          <w:p>
-            <w:pPr>
-              <w:spacing w:line="360" w:lineRule="auto"/>
+          </w:tcPr>
+          <w:p>
+            <w:pPr>
+              <w:spacing w:line="240" w:lineRule="auto"/>
               <w:ind w:firstLineChars="0" w:firstLine="0"/>
               <w:jc w:val="center"/>
               <w:rPr>
@@ -10839,11 +11018,11 @@
         </w:tc>
         <w:tc>
           <w:tcPr>
-            <w:tcW w:w="1476" w:type="dxa"/>
-          </w:tcPr>
-          <w:p>
-            <w:pPr>
-              <w:spacing w:line="360" w:lineRule="auto"/>
+            <w:tcW w:w="1417" w:type="dxa"/>
+          </w:tcPr>
+          <w:p>
+            <w:pPr>
+              <w:spacing w:line="240" w:lineRule="auto"/>
               <w:ind w:firstLineChars="0" w:firstLine="0"/>
               <w:jc w:val="center"/>
               <w:rPr>
@@ -10865,7 +11044,7 @@
           </w:tcPr>
           <w:p>
             <w:pPr>
-              <w:spacing w:line="360" w:lineRule="auto"/>
+              <w:spacing w:line="240" w:lineRule="auto"/>
               <w:ind w:firstLineChars="0" w:firstLine="0"/>
               <w:jc w:val="center"/>
               <w:rPr>
@@ -10882,11 +11061,11 @@
         </w:tc>
         <w:tc>
           <w:tcPr>
-            <w:tcW w:w="1985" w:type="dxa"/>
-          </w:tcPr>
-          <w:p>
-            <w:pPr>
-              <w:spacing w:line="360" w:lineRule="auto"/>
+            <w:tcW w:w="1843" w:type="dxa"/>
+          </w:tcPr>
+          <w:p>
+            <w:pPr>
+              <w:spacing w:line="240" w:lineRule="auto"/>
               <w:ind w:firstLineChars="0" w:firstLine="0"/>
               <w:jc w:val="center"/>
               <w:rPr>
@@ -10903,11 +11082,11 @@
         </w:tc>
         <w:tc>
           <w:tcPr>
-            <w:tcW w:w="1865" w:type="dxa"/>
-          </w:tcPr>
-          <w:p>
-            <w:pPr>
-              <w:spacing w:line="360" w:lineRule="auto"/>
+            <w:tcW w:w="1440" w:type="dxa"/>
+          </w:tcPr>
+          <w:p>
+            <w:pPr>
+              <w:spacing w:line="240" w:lineRule="auto"/>
               <w:ind w:firstLineChars="0" w:firstLine="0"/>
               <w:jc w:val="center"/>
               <w:rPr>
@@ -10936,7 +11115,7 @@
           </w:tcPr>
           <w:p>
             <w:pPr>
-              <w:spacing w:line="360" w:lineRule="auto"/>
+              <w:spacing w:line="240" w:lineRule="auto"/>
               <w:ind w:firstLine="480"/>
               <w:jc w:val="center"/>
               <w:rPr>
@@ -10947,33 +11126,33 @@
         </w:tc>
         <w:tc>
           <w:tcPr>
+            <w:tcW w:w="2813" w:type="dxa"/>
+            <w:vAlign w:val="center"/>
+          </w:tcPr>
+          <w:p>
+            <w:pPr>
+              <w:spacing w:line="240" w:lineRule="auto"/>
+              <w:ind w:firstLineChars="0" w:firstLine="0"/>
+              <w:jc w:val="center"/>
+              <w:rPr>
+                <w:rFonts w:ascii="宋体" w:hAnsi="宋体"/>
+              </w:rPr>
+            </w:pPr>
+            <w:r>
+              <w:rPr>
+                <w:rFonts w:ascii="宋体" w:hAnsi="宋体" w:hint="eastAsia"/>
+              </w:rPr>
+              <w:t>发动机壳体平均应变</w:t>
+            </w:r>
+          </w:p>
+        </w:tc>
+        <w:tc>
+          <w:tcPr>
             <w:tcW w:w="1843" w:type="dxa"/>
-            <w:vAlign w:val="center"/>
-          </w:tcPr>
-          <w:p>
-            <w:pPr>
-              <w:spacing w:line="360" w:lineRule="auto"/>
-              <w:ind w:firstLineChars="0" w:firstLine="0"/>
-              <w:jc w:val="center"/>
-              <w:rPr>
-                <w:rFonts w:ascii="宋体" w:hAnsi="宋体"/>
-              </w:rPr>
-            </w:pPr>
-            <w:r>
-              <w:rPr>
-                <w:rFonts w:ascii="宋体" w:hAnsi="宋体" w:hint="eastAsia"/>
-              </w:rPr>
-              <w:t>发动机壳体平均应变</w:t>
-            </w:r>
-          </w:p>
-        </w:tc>
-        <w:tc>
-          <w:tcPr>
-            <w:tcW w:w="2187" w:type="dxa"/>
-          </w:tcPr>
-          <w:p>
-            <w:pPr>
-              <w:spacing w:line="360" w:lineRule="auto"/>
+          </w:tcPr>
+          <w:p>
+            <w:pPr>
+              <w:spacing w:line="240" w:lineRule="auto"/>
               <w:ind w:firstLineChars="0" w:firstLine="0"/>
               <w:jc w:val="center"/>
               <w:rPr>
@@ -10990,11 +11169,11 @@
         </w:tc>
         <w:tc>
           <w:tcPr>
-            <w:tcW w:w="1476" w:type="dxa"/>
-          </w:tcPr>
-          <w:p>
-            <w:pPr>
-              <w:spacing w:line="360" w:lineRule="auto"/>
+            <w:tcW w:w="1417" w:type="dxa"/>
+          </w:tcPr>
+          <w:p>
+            <w:pPr>
+              <w:spacing w:line="240" w:lineRule="auto"/>
               <w:ind w:firstLineChars="0" w:firstLine="0"/>
               <w:jc w:val="center"/>
               <w:rPr>
@@ -11016,7 +11195,7 @@
           </w:tcPr>
           <w:p>
             <w:pPr>
-              <w:spacing w:line="360" w:lineRule="auto"/>
+              <w:spacing w:line="240" w:lineRule="auto"/>
               <w:ind w:firstLineChars="0" w:firstLine="0"/>
               <w:jc w:val="center"/>
               <w:rPr>
@@ -11033,11 +11212,11 @@
         </w:tc>
         <w:tc>
           <w:tcPr>
-            <w:tcW w:w="1985" w:type="dxa"/>
-          </w:tcPr>
-          <w:p>
-            <w:pPr>
-              <w:spacing w:line="360" w:lineRule="auto"/>
+            <w:tcW w:w="1843" w:type="dxa"/>
+          </w:tcPr>
+          <w:p>
+            <w:pPr>
+              <w:spacing w:line="240" w:lineRule="auto"/>
               <w:ind w:firstLineChars="0" w:firstLine="0"/>
               <w:jc w:val="center"/>
               <w:rPr>
@@ -11054,11 +11233,11 @@
         </w:tc>
         <w:tc>
           <w:tcPr>
-            <w:tcW w:w="1865" w:type="dxa"/>
-          </w:tcPr>
-          <w:p>
-            <w:pPr>
-              <w:spacing w:line="360" w:lineRule="auto"/>
+            <w:tcW w:w="1440" w:type="dxa"/>
+          </w:tcPr>
+          <w:p>
+            <w:pPr>
+              <w:spacing w:line="240" w:lineRule="auto"/>
               <w:ind w:firstLineChars="0" w:firstLine="0"/>
               <w:jc w:val="center"/>
               <w:rPr>
@@ -11087,7 +11266,7 @@
           </w:tcPr>
           <w:p>
             <w:pPr>
-              <w:spacing w:line="360" w:lineRule="auto"/>
+              <w:spacing w:line="240" w:lineRule="auto"/>
               <w:ind w:firstLine="480"/>
               <w:jc w:val="center"/>
               <w:rPr>
@@ -11098,33 +11277,33 @@
         </w:tc>
         <w:tc>
           <w:tcPr>
+            <w:tcW w:w="2813" w:type="dxa"/>
+            <w:vAlign w:val="center"/>
+          </w:tcPr>
+          <w:p>
+            <w:pPr>
+              <w:spacing w:line="240" w:lineRule="auto"/>
+              <w:ind w:firstLineChars="0" w:firstLine="0"/>
+              <w:jc w:val="center"/>
+              <w:rPr>
+                <w:rFonts w:ascii="宋体" w:hAnsi="宋体"/>
+              </w:rPr>
+            </w:pPr>
+            <w:r>
+              <w:rPr>
+                <w:rFonts w:ascii="宋体" w:hAnsi="宋体" w:hint="eastAsia"/>
+              </w:rPr>
+              <w:t>发动机壳体应变标准差</w:t>
+            </w:r>
+          </w:p>
+        </w:tc>
+        <w:tc>
+          <w:tcPr>
             <w:tcW w:w="1843" w:type="dxa"/>
-            <w:vAlign w:val="center"/>
-          </w:tcPr>
-          <w:p>
-            <w:pPr>
-              <w:spacing w:line="360" w:lineRule="auto"/>
-              <w:ind w:firstLineChars="0" w:firstLine="0"/>
-              <w:jc w:val="center"/>
-              <w:rPr>
-                <w:rFonts w:ascii="宋体" w:hAnsi="宋体"/>
-              </w:rPr>
-            </w:pPr>
-            <w:r>
-              <w:rPr>
-                <w:rFonts w:ascii="宋体" w:hAnsi="宋体" w:hint="eastAsia"/>
-              </w:rPr>
-              <w:t>发动机壳体应变标准差</w:t>
-            </w:r>
-          </w:p>
-        </w:tc>
-        <w:tc>
-          <w:tcPr>
-            <w:tcW w:w="2187" w:type="dxa"/>
-          </w:tcPr>
-          <w:p>
-            <w:pPr>
-              <w:spacing w:line="360" w:lineRule="auto"/>
+          </w:tcPr>
+          <w:p>
+            <w:pPr>
+              <w:spacing w:line="240" w:lineRule="auto"/>
               <w:ind w:firstLineChars="0" w:firstLine="0"/>
               <w:jc w:val="center"/>
               <w:rPr>
@@ -11141,11 +11320,11 @@
         </w:tc>
         <w:tc>
           <w:tcPr>
-            <w:tcW w:w="1476" w:type="dxa"/>
-          </w:tcPr>
-          <w:p>
-            <w:pPr>
-              <w:spacing w:line="360" w:lineRule="auto"/>
+            <w:tcW w:w="1417" w:type="dxa"/>
+          </w:tcPr>
+          <w:p>
+            <w:pPr>
+              <w:spacing w:line="240" w:lineRule="auto"/>
               <w:ind w:firstLineChars="0" w:firstLine="0"/>
               <w:jc w:val="center"/>
               <w:rPr>
@@ -11167,7 +11346,7 @@
           </w:tcPr>
           <w:p>
             <w:pPr>
-              <w:spacing w:line="360" w:lineRule="auto"/>
+              <w:spacing w:line="240" w:lineRule="auto"/>
               <w:ind w:firstLineChars="0" w:firstLine="0"/>
               <w:jc w:val="center"/>
               <w:rPr>
@@ -11184,11 +11363,11 @@
         </w:tc>
         <w:tc>
           <w:tcPr>
-            <w:tcW w:w="1985" w:type="dxa"/>
-          </w:tcPr>
-          <w:p>
-            <w:pPr>
-              <w:spacing w:line="360" w:lineRule="auto"/>
+            <w:tcW w:w="1843" w:type="dxa"/>
+          </w:tcPr>
+          <w:p>
+            <w:pPr>
+              <w:spacing w:line="240" w:lineRule="auto"/>
               <w:ind w:firstLineChars="0" w:firstLine="0"/>
               <w:jc w:val="center"/>
               <w:rPr>
@@ -11205,11 +11384,11 @@
         </w:tc>
         <w:tc>
           <w:tcPr>
-            <w:tcW w:w="1865" w:type="dxa"/>
-          </w:tcPr>
-          <w:p>
-            <w:pPr>
-              <w:spacing w:line="360" w:lineRule="auto"/>
+            <w:tcW w:w="1440" w:type="dxa"/>
+          </w:tcPr>
+          <w:p>
+            <w:pPr>
+              <w:spacing w:line="240" w:lineRule="auto"/>
               <w:ind w:firstLineChars="0" w:firstLine="0"/>
               <w:jc w:val="center"/>
               <w:rPr>
@@ -11238,7 +11417,7 @@
           </w:tcPr>
           <w:p>
             <w:pPr>
-              <w:spacing w:line="360" w:lineRule="auto"/>
+              <w:spacing w:line="240" w:lineRule="auto"/>
               <w:ind w:firstLine="480"/>
               <w:jc w:val="center"/>
               <w:rPr>
@@ -11249,33 +11428,33 @@
         </w:tc>
         <w:tc>
           <w:tcPr>
+            <w:tcW w:w="2813" w:type="dxa"/>
+            <w:vAlign w:val="center"/>
+          </w:tcPr>
+          <w:p>
+            <w:pPr>
+              <w:spacing w:line="240" w:lineRule="auto"/>
+              <w:ind w:firstLineChars="0" w:firstLine="0"/>
+              <w:jc w:val="center"/>
+              <w:rPr>
+                <w:rFonts w:ascii="宋体" w:hAnsi="宋体"/>
+              </w:rPr>
+            </w:pPr>
+            <w:r>
+              <w:rPr>
+                <w:rFonts w:ascii="宋体" w:hAnsi="宋体" w:hint="eastAsia"/>
+              </w:rPr>
+              <w:t>固体推进剂最大应变</w:t>
+            </w:r>
+          </w:p>
+        </w:tc>
+        <w:tc>
+          <w:tcPr>
             <w:tcW w:w="1843" w:type="dxa"/>
-            <w:vAlign w:val="center"/>
-          </w:tcPr>
-          <w:p>
-            <w:pPr>
-              <w:spacing w:line="360" w:lineRule="auto"/>
-              <w:ind w:firstLineChars="0" w:firstLine="0"/>
-              <w:jc w:val="center"/>
-              <w:rPr>
-                <w:rFonts w:ascii="宋体" w:hAnsi="宋体"/>
-              </w:rPr>
-            </w:pPr>
-            <w:r>
-              <w:rPr>
-                <w:rFonts w:ascii="宋体" w:hAnsi="宋体" w:hint="eastAsia"/>
-              </w:rPr>
-              <w:t>固体推进剂最大应变</w:t>
-            </w:r>
-          </w:p>
-        </w:tc>
-        <w:tc>
-          <w:tcPr>
-            <w:tcW w:w="2187" w:type="dxa"/>
-          </w:tcPr>
-          <w:p>
-            <w:pPr>
-              <w:spacing w:line="360" w:lineRule="auto"/>
+          </w:tcPr>
+          <w:p>
+            <w:pPr>
+              <w:spacing w:line="240" w:lineRule="auto"/>
               <w:ind w:firstLineChars="0" w:firstLine="0"/>
               <w:jc w:val="center"/>
               <w:rPr>
@@ -11292,11 +11471,11 @@
         </w:tc>
         <w:tc>
           <w:tcPr>
-            <w:tcW w:w="1476" w:type="dxa"/>
-          </w:tcPr>
-          <w:p>
-            <w:pPr>
-              <w:spacing w:line="360" w:lineRule="auto"/>
+            <w:tcW w:w="1417" w:type="dxa"/>
+          </w:tcPr>
+          <w:p>
+            <w:pPr>
+              <w:spacing w:line="240" w:lineRule="auto"/>
               <w:ind w:firstLineChars="0" w:firstLine="0"/>
               <w:jc w:val="center"/>
               <w:rPr>
@@ -11318,7 +11497,7 @@
           </w:tcPr>
           <w:p>
             <w:pPr>
-              <w:spacing w:line="360" w:lineRule="auto"/>
+              <w:spacing w:line="240" w:lineRule="auto"/>
               <w:ind w:firstLineChars="0" w:firstLine="0"/>
               <w:jc w:val="center"/>
               <w:rPr>
@@ -11335,11 +11514,11 @@
         </w:tc>
         <w:tc>
           <w:tcPr>
-            <w:tcW w:w="1985" w:type="dxa"/>
-          </w:tcPr>
-          <w:p>
-            <w:pPr>
-              <w:spacing w:line="360" w:lineRule="auto"/>
+            <w:tcW w:w="1843" w:type="dxa"/>
+          </w:tcPr>
+          <w:p>
+            <w:pPr>
+              <w:spacing w:line="240" w:lineRule="auto"/>
               <w:ind w:firstLineChars="0" w:firstLine="0"/>
               <w:jc w:val="center"/>
               <w:rPr>
@@ -11356,11 +11535,11 @@
         </w:tc>
         <w:tc>
           <w:tcPr>
-            <w:tcW w:w="1865" w:type="dxa"/>
-          </w:tcPr>
-          <w:p>
-            <w:pPr>
-              <w:spacing w:line="360" w:lineRule="auto"/>
+            <w:tcW w:w="1440" w:type="dxa"/>
+          </w:tcPr>
+          <w:p>
+            <w:pPr>
+              <w:spacing w:line="240" w:lineRule="auto"/>
               <w:ind w:firstLineChars="0" w:firstLine="0"/>
               <w:jc w:val="center"/>
               <w:rPr>
@@ -11389,7 +11568,7 @@
           </w:tcPr>
           <w:p>
             <w:pPr>
-              <w:spacing w:line="360" w:lineRule="auto"/>
+              <w:spacing w:line="240" w:lineRule="auto"/>
               <w:ind w:firstLine="480"/>
               <w:jc w:val="center"/>
               <w:rPr>
@@ -11400,33 +11579,33 @@
         </w:tc>
         <w:tc>
           <w:tcPr>
+            <w:tcW w:w="2813" w:type="dxa"/>
+            <w:vAlign w:val="center"/>
+          </w:tcPr>
+          <w:p>
+            <w:pPr>
+              <w:spacing w:line="240" w:lineRule="auto"/>
+              <w:ind w:firstLineChars="0" w:firstLine="0"/>
+              <w:jc w:val="center"/>
+              <w:rPr>
+                <w:rFonts w:ascii="宋体" w:hAnsi="宋体"/>
+              </w:rPr>
+            </w:pPr>
+            <w:r>
+              <w:rPr>
+                <w:rFonts w:ascii="宋体" w:hAnsi="宋体" w:hint="eastAsia"/>
+              </w:rPr>
+              <w:t>固体推进剂最小应变</w:t>
+            </w:r>
+          </w:p>
+        </w:tc>
+        <w:tc>
+          <w:tcPr>
             <w:tcW w:w="1843" w:type="dxa"/>
-            <w:vAlign w:val="center"/>
-          </w:tcPr>
-          <w:p>
-            <w:pPr>
-              <w:spacing w:line="360" w:lineRule="auto"/>
-              <w:ind w:firstLineChars="0" w:firstLine="0"/>
-              <w:jc w:val="center"/>
-              <w:rPr>
-                <w:rFonts w:ascii="宋体" w:hAnsi="宋体"/>
-              </w:rPr>
-            </w:pPr>
-            <w:r>
-              <w:rPr>
-                <w:rFonts w:ascii="宋体" w:hAnsi="宋体" w:hint="eastAsia"/>
-              </w:rPr>
-              <w:t>固体推进剂最小应变</w:t>
-            </w:r>
-          </w:p>
-        </w:tc>
-        <w:tc>
-          <w:tcPr>
-            <w:tcW w:w="2187" w:type="dxa"/>
-          </w:tcPr>
-          <w:p>
-            <w:pPr>
-              <w:spacing w:line="360" w:lineRule="auto"/>
+          </w:tcPr>
+          <w:p>
+            <w:pPr>
+              <w:spacing w:line="240" w:lineRule="auto"/>
               <w:ind w:firstLineChars="0" w:firstLine="0"/>
               <w:jc w:val="center"/>
               <w:rPr>
@@ -11443,11 +11622,11 @@
         </w:tc>
         <w:tc>
           <w:tcPr>
-            <w:tcW w:w="1476" w:type="dxa"/>
-          </w:tcPr>
-          <w:p>
-            <w:pPr>
-              <w:spacing w:line="360" w:lineRule="auto"/>
+            <w:tcW w:w="1417" w:type="dxa"/>
+          </w:tcPr>
+          <w:p>
+            <w:pPr>
+              <w:spacing w:line="240" w:lineRule="auto"/>
               <w:ind w:firstLineChars="0" w:firstLine="0"/>
               <w:jc w:val="center"/>
               <w:rPr>
@@ -11469,7 +11648,7 @@
           </w:tcPr>
           <w:p>
             <w:pPr>
-              <w:spacing w:line="360" w:lineRule="auto"/>
+              <w:spacing w:line="240" w:lineRule="auto"/>
               <w:ind w:firstLineChars="0" w:firstLine="0"/>
               <w:jc w:val="center"/>
               <w:rPr>
@@ -11486,11 +11665,11 @@
         </w:tc>
         <w:tc>
           <w:tcPr>
-            <w:tcW w:w="1985" w:type="dxa"/>
-          </w:tcPr>
-          <w:p>
-            <w:pPr>
-              <w:spacing w:line="360" w:lineRule="auto"/>
+            <w:tcW w:w="1843" w:type="dxa"/>
+          </w:tcPr>
+          <w:p>
+            <w:pPr>
+              <w:spacing w:line="240" w:lineRule="auto"/>
               <w:ind w:firstLineChars="0" w:firstLine="0"/>
               <w:jc w:val="center"/>
               <w:rPr>
@@ -11507,11 +11686,11 @@
         </w:tc>
         <w:tc>
           <w:tcPr>
-            <w:tcW w:w="1865" w:type="dxa"/>
-          </w:tcPr>
-          <w:p>
-            <w:pPr>
-              <w:spacing w:line="360" w:lineRule="auto"/>
+            <w:tcW w:w="1440" w:type="dxa"/>
+          </w:tcPr>
+          <w:p>
+            <w:pPr>
+              <w:spacing w:line="240" w:lineRule="auto"/>
               <w:ind w:firstLineChars="0" w:firstLine="0"/>
               <w:jc w:val="center"/>
               <w:rPr>
@@ -11540,7 +11719,7 @@
           </w:tcPr>
           <w:p>
             <w:pPr>
-              <w:spacing w:line="360" w:lineRule="auto"/>
+              <w:spacing w:line="240" w:lineRule="auto"/>
               <w:ind w:firstLine="480"/>
               <w:jc w:val="center"/>
               <w:rPr>
@@ -11551,33 +11730,33 @@
         </w:tc>
         <w:tc>
           <w:tcPr>
+            <w:tcW w:w="2813" w:type="dxa"/>
+            <w:vAlign w:val="center"/>
+          </w:tcPr>
+          <w:p>
+            <w:pPr>
+              <w:spacing w:line="240" w:lineRule="auto"/>
+              <w:ind w:firstLineChars="0" w:firstLine="0"/>
+              <w:jc w:val="center"/>
+              <w:rPr>
+                <w:rFonts w:ascii="宋体" w:hAnsi="宋体"/>
+              </w:rPr>
+            </w:pPr>
+            <w:r>
+              <w:rPr>
+                <w:rFonts w:ascii="宋体" w:hAnsi="宋体" w:hint="eastAsia"/>
+              </w:rPr>
+              <w:t>固体推进剂平均应变</w:t>
+            </w:r>
+          </w:p>
+        </w:tc>
+        <w:tc>
+          <w:tcPr>
             <w:tcW w:w="1843" w:type="dxa"/>
-            <w:vAlign w:val="center"/>
-          </w:tcPr>
-          <w:p>
-            <w:pPr>
-              <w:spacing w:line="360" w:lineRule="auto"/>
-              <w:ind w:firstLineChars="0" w:firstLine="0"/>
-              <w:jc w:val="center"/>
-              <w:rPr>
-                <w:rFonts w:ascii="宋体" w:hAnsi="宋体"/>
-              </w:rPr>
-            </w:pPr>
-            <w:r>
-              <w:rPr>
-                <w:rFonts w:ascii="宋体" w:hAnsi="宋体" w:hint="eastAsia"/>
-              </w:rPr>
-              <w:t>固体推进剂平均应变</w:t>
-            </w:r>
-          </w:p>
-        </w:tc>
-        <w:tc>
-          <w:tcPr>
-            <w:tcW w:w="2187" w:type="dxa"/>
-          </w:tcPr>
-          <w:p>
-            <w:pPr>
-              <w:spacing w:line="360" w:lineRule="auto"/>
+          </w:tcPr>
+          <w:p>
+            <w:pPr>
+              <w:spacing w:line="240" w:lineRule="auto"/>
               <w:ind w:firstLineChars="0" w:firstLine="0"/>
               <w:jc w:val="center"/>
               <w:rPr>
@@ -11594,11 +11773,11 @@
         </w:tc>
         <w:tc>
           <w:tcPr>
-            <w:tcW w:w="1476" w:type="dxa"/>
-          </w:tcPr>
-          <w:p>
-            <w:pPr>
-              <w:spacing w:line="360" w:lineRule="auto"/>
+            <w:tcW w:w="1417" w:type="dxa"/>
+          </w:tcPr>
+          <w:p>
+            <w:pPr>
+              <w:spacing w:line="240" w:lineRule="auto"/>
               <w:ind w:firstLineChars="0" w:firstLine="0"/>
               <w:jc w:val="center"/>
               <w:rPr>
@@ -11620,7 +11799,7 @@
           </w:tcPr>
           <w:p>
             <w:pPr>
-              <w:spacing w:line="360" w:lineRule="auto"/>
+              <w:spacing w:line="240" w:lineRule="auto"/>
               <w:ind w:firstLineChars="0" w:firstLine="0"/>
               <w:jc w:val="center"/>
               <w:rPr>
@@ -11637,11 +11816,11 @@
         </w:tc>
         <w:tc>
           <w:tcPr>
-            <w:tcW w:w="1985" w:type="dxa"/>
-          </w:tcPr>
-          <w:p>
-            <w:pPr>
-              <w:spacing w:line="360" w:lineRule="auto"/>
+            <w:tcW w:w="1843" w:type="dxa"/>
+          </w:tcPr>
+          <w:p>
+            <w:pPr>
+              <w:spacing w:line="240" w:lineRule="auto"/>
               <w:ind w:firstLineChars="0" w:firstLine="0"/>
               <w:jc w:val="center"/>
               <w:rPr>
@@ -11658,11 +11837,11 @@
         </w:tc>
         <w:tc>
           <w:tcPr>
-            <w:tcW w:w="1865" w:type="dxa"/>
-          </w:tcPr>
-          <w:p>
-            <w:pPr>
-              <w:spacing w:line="360" w:lineRule="auto"/>
+            <w:tcW w:w="1440" w:type="dxa"/>
+          </w:tcPr>
+          <w:p>
+            <w:pPr>
+              <w:spacing w:line="240" w:lineRule="auto"/>
               <w:ind w:firstLineChars="0" w:firstLine="0"/>
               <w:jc w:val="center"/>
               <w:rPr>
@@ -11691,7 +11870,7 @@
           </w:tcPr>
           <w:p>
             <w:pPr>
-              <w:spacing w:line="360" w:lineRule="auto"/>
+              <w:spacing w:line="240" w:lineRule="auto"/>
               <w:ind w:firstLine="480"/>
               <w:jc w:val="center"/>
               <w:rPr>
@@ -11702,33 +11881,33 @@
         </w:tc>
         <w:tc>
           <w:tcPr>
+            <w:tcW w:w="2813" w:type="dxa"/>
+            <w:vAlign w:val="center"/>
+          </w:tcPr>
+          <w:p>
+            <w:pPr>
+              <w:spacing w:line="240" w:lineRule="auto"/>
+              <w:ind w:firstLineChars="0" w:firstLine="0"/>
+              <w:jc w:val="center"/>
+              <w:rPr>
+                <w:rFonts w:ascii="宋体" w:hAnsi="宋体"/>
+              </w:rPr>
+            </w:pPr>
+            <w:r>
+              <w:rPr>
+                <w:rFonts w:ascii="宋体" w:hAnsi="宋体" w:hint="eastAsia"/>
+              </w:rPr>
+              <w:t>固体推进剂应变标准差</w:t>
+            </w:r>
+          </w:p>
+        </w:tc>
+        <w:tc>
+          <w:tcPr>
             <w:tcW w:w="1843" w:type="dxa"/>
-            <w:vAlign w:val="center"/>
-          </w:tcPr>
-          <w:p>
-            <w:pPr>
-              <w:spacing w:line="360" w:lineRule="auto"/>
-              <w:ind w:firstLineChars="0" w:firstLine="0"/>
-              <w:jc w:val="center"/>
-              <w:rPr>
-                <w:rFonts w:ascii="宋体" w:hAnsi="宋体"/>
-              </w:rPr>
-            </w:pPr>
-            <w:r>
-              <w:rPr>
-                <w:rFonts w:ascii="宋体" w:hAnsi="宋体" w:hint="eastAsia"/>
-              </w:rPr>
-              <w:t>固体推进剂应变标准差</w:t>
-            </w:r>
-          </w:p>
-        </w:tc>
-        <w:tc>
-          <w:tcPr>
-            <w:tcW w:w="2187" w:type="dxa"/>
-          </w:tcPr>
-          <w:p>
-            <w:pPr>
-              <w:spacing w:line="360" w:lineRule="auto"/>
+          </w:tcPr>
+          <w:p>
+            <w:pPr>
+              <w:spacing w:line="240" w:lineRule="auto"/>
               <w:ind w:firstLineChars="0" w:firstLine="0"/>
               <w:jc w:val="center"/>
               <w:rPr>
@@ -11745,11 +11924,11 @@
         </w:tc>
         <w:tc>
           <w:tcPr>
-            <w:tcW w:w="1476" w:type="dxa"/>
-          </w:tcPr>
-          <w:p>
-            <w:pPr>
-              <w:spacing w:line="360" w:lineRule="auto"/>
+            <w:tcW w:w="1417" w:type="dxa"/>
+          </w:tcPr>
+          <w:p>
+            <w:pPr>
+              <w:spacing w:line="240" w:lineRule="auto"/>
               <w:ind w:firstLineChars="0" w:firstLine="0"/>
               <w:jc w:val="center"/>
               <w:rPr>
@@ -11770,7 +11949,7 @@
           </w:tcPr>
           <w:p>
             <w:pPr>
-              <w:spacing w:line="360" w:lineRule="auto"/>
+              <w:spacing w:line="240" w:lineRule="auto"/>
               <w:ind w:firstLineChars="0" w:firstLine="0"/>
               <w:jc w:val="center"/>
               <w:rPr>
@@ -11787,11 +11966,11 @@
         </w:tc>
         <w:tc>
           <w:tcPr>
-            <w:tcW w:w="1985" w:type="dxa"/>
-          </w:tcPr>
-          <w:p>
-            <w:pPr>
-              <w:spacing w:line="360" w:lineRule="auto"/>
+            <w:tcW w:w="1843" w:type="dxa"/>
+          </w:tcPr>
+          <w:p>
+            <w:pPr>
+              <w:spacing w:line="240" w:lineRule="auto"/>
               <w:ind w:firstLineChars="0" w:firstLine="0"/>
               <w:jc w:val="center"/>
               <w:rPr>
@@ -11808,11 +11987,11 @@
         </w:tc>
         <w:tc>
           <w:tcPr>
-            <w:tcW w:w="1865" w:type="dxa"/>
-          </w:tcPr>
-          <w:p>
-            <w:pPr>
-              <w:spacing w:line="360" w:lineRule="auto"/>
+            <w:tcW w:w="1440" w:type="dxa"/>
+          </w:tcPr>
+          <w:p>
+            <w:pPr>
+              <w:spacing w:line="240" w:lineRule="auto"/>
               <w:ind w:firstLineChars="0" w:firstLine="0"/>
               <w:jc w:val="center"/>
               <w:rPr>
@@ -11841,7 +12020,7 @@
           </w:tcPr>
           <w:p>
             <w:pPr>
-              <w:spacing w:line="360" w:lineRule="auto"/>
+              <w:spacing w:line="240" w:lineRule="auto"/>
               <w:ind w:firstLineChars="0" w:firstLine="0"/>
               <w:jc w:val="center"/>
               <w:rPr>
@@ -11858,33 +12037,33 @@
         </w:tc>
         <w:tc>
           <w:tcPr>
+            <w:tcW w:w="2813" w:type="dxa"/>
+            <w:vAlign w:val="center"/>
+          </w:tcPr>
+          <w:p>
+            <w:pPr>
+              <w:spacing w:line="240" w:lineRule="auto"/>
+              <w:ind w:firstLineChars="0" w:firstLine="0"/>
+              <w:jc w:val="center"/>
+              <w:rPr>
+                <w:rFonts w:ascii="宋体" w:hAnsi="宋体"/>
+              </w:rPr>
+            </w:pPr>
+            <w:r>
+              <w:rPr>
+                <w:rFonts w:ascii="宋体" w:hAnsi="宋体" w:hint="eastAsia"/>
+              </w:rPr>
+              <w:t>发动机壳体最高温度</w:t>
+            </w:r>
+          </w:p>
+        </w:tc>
+        <w:tc>
+          <w:tcPr>
             <w:tcW w:w="1843" w:type="dxa"/>
-            <w:vAlign w:val="center"/>
-          </w:tcPr>
-          <w:p>
-            <w:pPr>
-              <w:spacing w:line="360" w:lineRule="auto"/>
-              <w:ind w:firstLineChars="0" w:firstLine="0"/>
-              <w:jc w:val="center"/>
-              <w:rPr>
-                <w:rFonts w:ascii="宋体" w:hAnsi="宋体"/>
-              </w:rPr>
-            </w:pPr>
-            <w:r>
-              <w:rPr>
-                <w:rFonts w:ascii="宋体" w:hAnsi="宋体" w:hint="eastAsia"/>
-              </w:rPr>
-              <w:t>发动机壳体最高温度</w:t>
-            </w:r>
-          </w:p>
-        </w:tc>
-        <w:tc>
-          <w:tcPr>
-            <w:tcW w:w="2187" w:type="dxa"/>
-          </w:tcPr>
-          <w:p>
-            <w:pPr>
-              <w:spacing w:line="360" w:lineRule="auto"/>
+          </w:tcPr>
+          <w:p>
+            <w:pPr>
+              <w:spacing w:line="240" w:lineRule="auto"/>
               <w:ind w:firstLineChars="0" w:firstLine="0"/>
               <w:jc w:val="center"/>
               <w:rPr>
@@ -11901,11 +12080,11 @@
         </w:tc>
         <w:tc>
           <w:tcPr>
-            <w:tcW w:w="1476" w:type="dxa"/>
-          </w:tcPr>
-          <w:p>
-            <w:pPr>
-              <w:spacing w:line="360" w:lineRule="auto"/>
+            <w:tcW w:w="1417" w:type="dxa"/>
+          </w:tcPr>
+          <w:p>
+            <w:pPr>
+              <w:spacing w:line="240" w:lineRule="auto"/>
               <w:ind w:firstLineChars="0" w:firstLine="0"/>
               <w:jc w:val="center"/>
               <w:rPr>
@@ -11927,7 +12106,7 @@
           </w:tcPr>
           <w:p>
             <w:pPr>
-              <w:spacing w:line="360" w:lineRule="auto"/>
+              <w:spacing w:line="240" w:lineRule="auto"/>
               <w:ind w:firstLineChars="0" w:firstLine="0"/>
               <w:jc w:val="center"/>
               <w:rPr>
@@ -11958,11 +12137,11 @@
         </w:tc>
         <w:tc>
           <w:tcPr>
-            <w:tcW w:w="1985" w:type="dxa"/>
-          </w:tcPr>
-          <w:p>
-            <w:pPr>
-              <w:spacing w:line="360" w:lineRule="auto"/>
+            <w:tcW w:w="1843" w:type="dxa"/>
+          </w:tcPr>
+          <w:p>
+            <w:pPr>
+              <w:spacing w:line="240" w:lineRule="auto"/>
               <w:ind w:firstLineChars="0" w:firstLine="0"/>
               <w:jc w:val="center"/>
               <w:rPr>
@@ -11993,11 +12172,11 @@
         </w:tc>
         <w:tc>
           <w:tcPr>
-            <w:tcW w:w="1865" w:type="dxa"/>
-          </w:tcPr>
-          <w:p>
-            <w:pPr>
-              <w:spacing w:line="360" w:lineRule="auto"/>
+            <w:tcW w:w="1440" w:type="dxa"/>
+          </w:tcPr>
+          <w:p>
+            <w:pPr>
+              <w:spacing w:line="240" w:lineRule="auto"/>
               <w:ind w:firstLineChars="0" w:firstLine="0"/>
               <w:jc w:val="center"/>
               <w:rPr>
@@ -12026,7 +12205,7 @@
           </w:tcPr>
           <w:p>
             <w:pPr>
-              <w:spacing w:line="360" w:lineRule="auto"/>
+              <w:spacing w:line="240" w:lineRule="auto"/>
               <w:ind w:firstLine="480"/>
               <w:jc w:val="center"/>
               <w:rPr>
@@ -12037,33 +12216,33 @@
         </w:tc>
         <w:tc>
           <w:tcPr>
+            <w:tcW w:w="2813" w:type="dxa"/>
+            <w:vAlign w:val="center"/>
+          </w:tcPr>
+          <w:p>
+            <w:pPr>
+              <w:spacing w:line="240" w:lineRule="auto"/>
+              <w:ind w:firstLineChars="0" w:firstLine="0"/>
+              <w:jc w:val="center"/>
+              <w:rPr>
+                <w:rFonts w:ascii="宋体" w:hAnsi="宋体"/>
+              </w:rPr>
+            </w:pPr>
+            <w:r>
+              <w:rPr>
+                <w:rFonts w:ascii="宋体" w:hAnsi="宋体" w:hint="eastAsia"/>
+              </w:rPr>
+              <w:t>发动机壳体最低温度</w:t>
+            </w:r>
+          </w:p>
+        </w:tc>
+        <w:tc>
+          <w:tcPr>
             <w:tcW w:w="1843" w:type="dxa"/>
-            <w:vAlign w:val="center"/>
-          </w:tcPr>
-          <w:p>
-            <w:pPr>
-              <w:spacing w:line="360" w:lineRule="auto"/>
-              <w:ind w:firstLineChars="0" w:firstLine="0"/>
-              <w:jc w:val="center"/>
-              <w:rPr>
-                <w:rFonts w:ascii="宋体" w:hAnsi="宋体"/>
-              </w:rPr>
-            </w:pPr>
-            <w:r>
-              <w:rPr>
-                <w:rFonts w:ascii="宋体" w:hAnsi="宋体" w:hint="eastAsia"/>
-              </w:rPr>
-              <w:t>发动机壳体最低温度</w:t>
-            </w:r>
-          </w:p>
-        </w:tc>
-        <w:tc>
-          <w:tcPr>
-            <w:tcW w:w="2187" w:type="dxa"/>
-          </w:tcPr>
-          <w:p>
-            <w:pPr>
-              <w:spacing w:line="360" w:lineRule="auto"/>
+          </w:tcPr>
+          <w:p>
+            <w:pPr>
+              <w:spacing w:line="240" w:lineRule="auto"/>
               <w:ind w:firstLineChars="0" w:firstLine="0"/>
               <w:jc w:val="center"/>
               <w:rPr>
@@ -12080,11 +12259,11 @@
         </w:tc>
         <w:tc>
           <w:tcPr>
-            <w:tcW w:w="1476" w:type="dxa"/>
-          </w:tcPr>
-          <w:p>
-            <w:pPr>
-              <w:spacing w:line="360" w:lineRule="auto"/>
+            <w:tcW w:w="1417" w:type="dxa"/>
+          </w:tcPr>
+          <w:p>
+            <w:pPr>
+              <w:spacing w:line="240" w:lineRule="auto"/>
               <w:ind w:firstLineChars="0" w:firstLine="0"/>
               <w:jc w:val="center"/>
               <w:rPr>
@@ -12106,7 +12285,7 @@
           </w:tcPr>
           <w:p>
             <w:pPr>
-              <w:spacing w:line="360" w:lineRule="auto"/>
+              <w:spacing w:line="240" w:lineRule="auto"/>
               <w:ind w:firstLineChars="0" w:firstLine="0"/>
               <w:jc w:val="center"/>
               <w:rPr>
@@ -12123,11 +12302,11 @@
         </w:tc>
         <w:tc>
           <w:tcPr>
-            <w:tcW w:w="1985" w:type="dxa"/>
-          </w:tcPr>
-          <w:p>
-            <w:pPr>
-              <w:spacing w:line="360" w:lineRule="auto"/>
+            <w:tcW w:w="1843" w:type="dxa"/>
+          </w:tcPr>
+          <w:p>
+            <w:pPr>
+              <w:spacing w:line="240" w:lineRule="auto"/>
               <w:ind w:firstLineChars="0" w:firstLine="0"/>
               <w:jc w:val="center"/>
               <w:rPr>
@@ -12144,11 +12323,11 @@
         </w:tc>
         <w:tc>
           <w:tcPr>
-            <w:tcW w:w="1865" w:type="dxa"/>
-          </w:tcPr>
-          <w:p>
-            <w:pPr>
-              <w:spacing w:line="360" w:lineRule="auto"/>
+            <w:tcW w:w="1440" w:type="dxa"/>
+          </w:tcPr>
+          <w:p>
+            <w:pPr>
+              <w:spacing w:line="240" w:lineRule="auto"/>
               <w:ind w:firstLineChars="0" w:firstLine="0"/>
               <w:jc w:val="center"/>
               <w:rPr>
@@ -12177,7 +12356,7 @@
           </w:tcPr>
           <w:p>
             <w:pPr>
-              <w:spacing w:line="360" w:lineRule="auto"/>
+              <w:spacing w:line="240" w:lineRule="auto"/>
               <w:ind w:firstLine="480"/>
               <w:jc w:val="center"/>
               <w:rPr>
@@ -12188,33 +12367,33 @@
         </w:tc>
         <w:tc>
           <w:tcPr>
+            <w:tcW w:w="2813" w:type="dxa"/>
+            <w:vAlign w:val="center"/>
+          </w:tcPr>
+          <w:p>
+            <w:pPr>
+              <w:spacing w:line="240" w:lineRule="auto"/>
+              <w:ind w:firstLineChars="0" w:firstLine="0"/>
+              <w:jc w:val="center"/>
+              <w:rPr>
+                <w:rFonts w:ascii="宋体" w:hAnsi="宋体"/>
+              </w:rPr>
+            </w:pPr>
+            <w:r>
+              <w:rPr>
+                <w:rFonts w:ascii="宋体" w:hAnsi="宋体" w:hint="eastAsia"/>
+              </w:rPr>
+              <w:t>发动机壳体平均温度</w:t>
+            </w:r>
+          </w:p>
+        </w:tc>
+        <w:tc>
+          <w:tcPr>
             <w:tcW w:w="1843" w:type="dxa"/>
-            <w:vAlign w:val="center"/>
-          </w:tcPr>
-          <w:p>
-            <w:pPr>
-              <w:spacing w:line="360" w:lineRule="auto"/>
-              <w:ind w:firstLineChars="0" w:firstLine="0"/>
-              <w:jc w:val="center"/>
-              <w:rPr>
-                <w:rFonts w:ascii="宋体" w:hAnsi="宋体"/>
-              </w:rPr>
-            </w:pPr>
-            <w:r>
-              <w:rPr>
-                <w:rFonts w:ascii="宋体" w:hAnsi="宋体" w:hint="eastAsia"/>
-              </w:rPr>
-              <w:t>发动机壳体平均温度</w:t>
-            </w:r>
-          </w:p>
-        </w:tc>
-        <w:tc>
-          <w:tcPr>
-            <w:tcW w:w="2187" w:type="dxa"/>
-          </w:tcPr>
-          <w:p>
-            <w:pPr>
-              <w:spacing w:line="360" w:lineRule="auto"/>
+          </w:tcPr>
+          <w:p>
+            <w:pPr>
+              <w:spacing w:line="240" w:lineRule="auto"/>
               <w:ind w:firstLineChars="0" w:firstLine="0"/>
               <w:jc w:val="center"/>
               <w:rPr>
@@ -12231,11 +12410,11 @@
         </w:tc>
         <w:tc>
           <w:tcPr>
-            <w:tcW w:w="1476" w:type="dxa"/>
-          </w:tcPr>
-          <w:p>
-            <w:pPr>
-              <w:spacing w:line="360" w:lineRule="auto"/>
+            <w:tcW w:w="1417" w:type="dxa"/>
+          </w:tcPr>
+          <w:p>
+            <w:pPr>
+              <w:spacing w:line="240" w:lineRule="auto"/>
               <w:ind w:firstLineChars="0" w:firstLine="0"/>
               <w:jc w:val="center"/>
               <w:rPr>
@@ -12257,7 +12436,7 @@
           </w:tcPr>
           <w:p>
             <w:pPr>
-              <w:spacing w:line="360" w:lineRule="auto"/>
+              <w:spacing w:line="240" w:lineRule="auto"/>
               <w:ind w:firstLineChars="0" w:firstLine="0"/>
               <w:jc w:val="center"/>
               <w:rPr>
@@ -12288,11 +12467,11 @@
         </w:tc>
         <w:tc>
           <w:tcPr>
-            <w:tcW w:w="1985" w:type="dxa"/>
-          </w:tcPr>
-          <w:p>
-            <w:pPr>
-              <w:spacing w:line="360" w:lineRule="auto"/>
+            <w:tcW w:w="1843" w:type="dxa"/>
+          </w:tcPr>
+          <w:p>
+            <w:pPr>
+              <w:spacing w:line="240" w:lineRule="auto"/>
               <w:ind w:firstLineChars="0" w:firstLine="0"/>
               <w:jc w:val="center"/>
               <w:rPr>
@@ -12323,11 +12502,11 @@
         </w:tc>
         <w:tc>
           <w:tcPr>
-            <w:tcW w:w="1865" w:type="dxa"/>
-          </w:tcPr>
-          <w:p>
-            <w:pPr>
-              <w:spacing w:line="360" w:lineRule="auto"/>
+            <w:tcW w:w="1440" w:type="dxa"/>
+          </w:tcPr>
+          <w:p>
+            <w:pPr>
+              <w:spacing w:line="240" w:lineRule="auto"/>
               <w:ind w:firstLineChars="0" w:firstLine="0"/>
               <w:jc w:val="center"/>
               <w:rPr>
@@ -12356,7 +12535,7 @@
           </w:tcPr>
           <w:p>
             <w:pPr>
-              <w:spacing w:line="360" w:lineRule="auto"/>
+              <w:spacing w:line="240" w:lineRule="auto"/>
               <w:ind w:firstLine="480"/>
               <w:jc w:val="center"/>
               <w:rPr>
@@ -12367,33 +12546,33 @@
         </w:tc>
         <w:tc>
           <w:tcPr>
+            <w:tcW w:w="2813" w:type="dxa"/>
+            <w:vAlign w:val="center"/>
+          </w:tcPr>
+          <w:p>
+            <w:pPr>
+              <w:spacing w:line="240" w:lineRule="auto"/>
+              <w:ind w:firstLineChars="0" w:firstLine="0"/>
+              <w:jc w:val="center"/>
+              <w:rPr>
+                <w:rFonts w:ascii="宋体" w:hAnsi="宋体"/>
+              </w:rPr>
+            </w:pPr>
+            <w:r>
+              <w:rPr>
+                <w:rFonts w:ascii="宋体" w:hAnsi="宋体" w:hint="eastAsia"/>
+              </w:rPr>
+              <w:t>发动机壳体温度标准差</w:t>
+            </w:r>
+          </w:p>
+        </w:tc>
+        <w:tc>
+          <w:tcPr>
             <w:tcW w:w="1843" w:type="dxa"/>
-            <w:vAlign w:val="center"/>
-          </w:tcPr>
-          <w:p>
-            <w:pPr>
-              <w:spacing w:line="360" w:lineRule="auto"/>
-              <w:ind w:firstLineChars="0" w:firstLine="0"/>
-              <w:jc w:val="center"/>
-              <w:rPr>
-                <w:rFonts w:ascii="宋体" w:hAnsi="宋体"/>
-              </w:rPr>
-            </w:pPr>
-            <w:r>
-              <w:rPr>
-                <w:rFonts w:ascii="宋体" w:hAnsi="宋体" w:hint="eastAsia"/>
-              </w:rPr>
-              <w:t>发动机壳体温度标准差</w:t>
-            </w:r>
-          </w:p>
-        </w:tc>
-        <w:tc>
-          <w:tcPr>
-            <w:tcW w:w="2187" w:type="dxa"/>
-          </w:tcPr>
-          <w:p>
-            <w:pPr>
-              <w:spacing w:line="360" w:lineRule="auto"/>
+          </w:tcPr>
+          <w:p>
+            <w:pPr>
+              <w:spacing w:line="240" w:lineRule="auto"/>
               <w:ind w:firstLineChars="0" w:firstLine="0"/>
               <w:jc w:val="center"/>
               <w:rPr>
@@ -12410,11 +12589,11 @@
         </w:tc>
         <w:tc>
           <w:tcPr>
-            <w:tcW w:w="1476" w:type="dxa"/>
-          </w:tcPr>
-          <w:p>
-            <w:pPr>
-              <w:spacing w:line="360" w:lineRule="auto"/>
+            <w:tcW w:w="1417" w:type="dxa"/>
+          </w:tcPr>
+          <w:p>
+            <w:pPr>
+              <w:spacing w:line="240" w:lineRule="auto"/>
               <w:ind w:firstLineChars="0" w:firstLine="0"/>
               <w:jc w:val="center"/>
               <w:rPr>
@@ -12436,7 +12615,7 @@
           </w:tcPr>
           <w:p>
             <w:pPr>
-              <w:spacing w:line="360" w:lineRule="auto"/>
+              <w:spacing w:line="240" w:lineRule="auto"/>
               <w:ind w:firstLineChars="0" w:firstLine="0"/>
               <w:jc w:val="center"/>
               <w:rPr>
@@ -12453,11 +12632,11 @@
         </w:tc>
         <w:tc>
           <w:tcPr>
-            <w:tcW w:w="1985" w:type="dxa"/>
-          </w:tcPr>
-          <w:p>
-            <w:pPr>
-              <w:spacing w:line="360" w:lineRule="auto"/>
+            <w:tcW w:w="1843" w:type="dxa"/>
+          </w:tcPr>
+          <w:p>
+            <w:pPr>
+              <w:spacing w:line="240" w:lineRule="auto"/>
               <w:ind w:firstLineChars="0" w:firstLine="0"/>
               <w:jc w:val="center"/>
               <w:rPr>
@@ -12474,11 +12653,11 @@
         </w:tc>
         <w:tc>
           <w:tcPr>
-            <w:tcW w:w="1865" w:type="dxa"/>
-          </w:tcPr>
-          <w:p>
-            <w:pPr>
-              <w:spacing w:line="360" w:lineRule="auto"/>
+            <w:tcW w:w="1440" w:type="dxa"/>
+          </w:tcPr>
+          <w:p>
+            <w:pPr>
+              <w:spacing w:line="240" w:lineRule="auto"/>
               <w:ind w:firstLineChars="0" w:firstLine="0"/>
               <w:jc w:val="center"/>
               <w:rPr>
@@ -12507,7 +12686,7 @@
           </w:tcPr>
           <w:p>
             <w:pPr>
-              <w:spacing w:line="360" w:lineRule="auto"/>
+              <w:spacing w:line="240" w:lineRule="auto"/>
               <w:ind w:firstLine="480"/>
               <w:jc w:val="center"/>
               <w:rPr>
@@ -12518,33 +12697,33 @@
         </w:tc>
         <w:tc>
           <w:tcPr>
+            <w:tcW w:w="2813" w:type="dxa"/>
+            <w:vAlign w:val="center"/>
+          </w:tcPr>
+          <w:p>
+            <w:pPr>
+              <w:spacing w:line="240" w:lineRule="auto"/>
+              <w:ind w:firstLineChars="0" w:firstLine="0"/>
+              <w:jc w:val="center"/>
+              <w:rPr>
+                <w:rFonts w:ascii="宋体" w:hAnsi="宋体"/>
+              </w:rPr>
+            </w:pPr>
+            <w:r>
+              <w:rPr>
+                <w:rFonts w:ascii="宋体" w:hAnsi="宋体" w:hint="eastAsia"/>
+              </w:rPr>
+              <w:t>固体推进剂最高温度</w:t>
+            </w:r>
+          </w:p>
+        </w:tc>
+        <w:tc>
+          <w:tcPr>
             <w:tcW w:w="1843" w:type="dxa"/>
-            <w:vAlign w:val="center"/>
-          </w:tcPr>
-          <w:p>
-            <w:pPr>
-              <w:spacing w:line="360" w:lineRule="auto"/>
-              <w:ind w:firstLineChars="0" w:firstLine="0"/>
-              <w:jc w:val="center"/>
-              <w:rPr>
-                <w:rFonts w:ascii="宋体" w:hAnsi="宋体"/>
-              </w:rPr>
-            </w:pPr>
-            <w:r>
-              <w:rPr>
-                <w:rFonts w:ascii="宋体" w:hAnsi="宋体" w:hint="eastAsia"/>
-              </w:rPr>
-              <w:t>固体推进剂最高温度</w:t>
-            </w:r>
-          </w:p>
-        </w:tc>
-        <w:tc>
-          <w:tcPr>
-            <w:tcW w:w="2187" w:type="dxa"/>
-          </w:tcPr>
-          <w:p>
-            <w:pPr>
-              <w:spacing w:line="360" w:lineRule="auto"/>
+          </w:tcPr>
+          <w:p>
+            <w:pPr>
+              <w:spacing w:line="240" w:lineRule="auto"/>
               <w:ind w:firstLineChars="0" w:firstLine="0"/>
               <w:jc w:val="center"/>
               <w:rPr>
@@ -12561,11 +12740,11 @@
         </w:tc>
         <w:tc>
           <w:tcPr>
-            <w:tcW w:w="1476" w:type="dxa"/>
-          </w:tcPr>
-          <w:p>
-            <w:pPr>
-              <w:spacing w:line="360" w:lineRule="auto"/>
+            <w:tcW w:w="1417" w:type="dxa"/>
+          </w:tcPr>
+          <w:p>
+            <w:pPr>
+              <w:spacing w:line="240" w:lineRule="auto"/>
               <w:ind w:firstLineChars="0" w:firstLine="0"/>
               <w:jc w:val="center"/>
               <w:rPr>
@@ -12587,7 +12766,7 @@
           </w:tcPr>
           <w:p>
             <w:pPr>
-              <w:spacing w:line="360" w:lineRule="auto"/>
+              <w:spacing w:line="240" w:lineRule="auto"/>
               <w:ind w:firstLineChars="0" w:firstLine="0"/>
               <w:jc w:val="center"/>
               <w:rPr>
@@ -12604,11 +12783,11 @@
         </w:tc>
         <w:tc>
           <w:tcPr>
-            <w:tcW w:w="1985" w:type="dxa"/>
-          </w:tcPr>
-          <w:p>
-            <w:pPr>
-              <w:spacing w:line="360" w:lineRule="auto"/>
+            <w:tcW w:w="1843" w:type="dxa"/>
+          </w:tcPr>
+          <w:p>
+            <w:pPr>
+              <w:spacing w:line="240" w:lineRule="auto"/>
               <w:ind w:firstLineChars="0" w:firstLine="0"/>
               <w:jc w:val="center"/>
               <w:rPr>
@@ -12625,11 +12804,11 @@
         </w:tc>
         <w:tc>
           <w:tcPr>
-            <w:tcW w:w="1865" w:type="dxa"/>
-          </w:tcPr>
-          <w:p>
-            <w:pPr>
-              <w:spacing w:line="360" w:lineRule="auto"/>
+            <w:tcW w:w="1440" w:type="dxa"/>
+          </w:tcPr>
+          <w:p>
+            <w:pPr>
+              <w:spacing w:line="240" w:lineRule="auto"/>
               <w:ind w:firstLineChars="0" w:firstLine="0"/>
               <w:jc w:val="center"/>
               <w:rPr>
@@ -12658,7 +12837,7 @@
           </w:tcPr>
           <w:p>
             <w:pPr>
-              <w:spacing w:line="360" w:lineRule="auto"/>
+              <w:spacing w:line="240" w:lineRule="auto"/>
               <w:ind w:firstLine="480"/>
               <w:jc w:val="center"/>
               <w:rPr>
@@ -12669,33 +12848,33 @@
         </w:tc>
         <w:tc>
           <w:tcPr>
+            <w:tcW w:w="2813" w:type="dxa"/>
+            <w:vAlign w:val="center"/>
+          </w:tcPr>
+          <w:p>
+            <w:pPr>
+              <w:spacing w:line="240" w:lineRule="auto"/>
+              <w:ind w:firstLineChars="0" w:firstLine="0"/>
+              <w:jc w:val="center"/>
+              <w:rPr>
+                <w:rFonts w:ascii="宋体" w:hAnsi="宋体"/>
+              </w:rPr>
+            </w:pPr>
+            <w:r>
+              <w:rPr>
+                <w:rFonts w:ascii="宋体" w:hAnsi="宋体" w:hint="eastAsia"/>
+              </w:rPr>
+              <w:t>固体推进剂最低温度</w:t>
+            </w:r>
+          </w:p>
+        </w:tc>
+        <w:tc>
+          <w:tcPr>
             <w:tcW w:w="1843" w:type="dxa"/>
-            <w:vAlign w:val="center"/>
-          </w:tcPr>
-          <w:p>
-            <w:pPr>
-              <w:spacing w:line="360" w:lineRule="auto"/>
-              <w:ind w:firstLineChars="0" w:firstLine="0"/>
-              <w:jc w:val="center"/>
-              <w:rPr>
-                <w:rFonts w:ascii="宋体" w:hAnsi="宋体"/>
-              </w:rPr>
-            </w:pPr>
-            <w:r>
-              <w:rPr>
-                <w:rFonts w:ascii="宋体" w:hAnsi="宋体" w:hint="eastAsia"/>
-              </w:rPr>
-              <w:t>固体推进剂最低温度</w:t>
-            </w:r>
-          </w:p>
-        </w:tc>
-        <w:tc>
-          <w:tcPr>
-            <w:tcW w:w="2187" w:type="dxa"/>
-          </w:tcPr>
-          <w:p>
-            <w:pPr>
-              <w:spacing w:line="360" w:lineRule="auto"/>
+          </w:tcPr>
+          <w:p>
+            <w:pPr>
+              <w:spacing w:line="240" w:lineRule="auto"/>
               <w:ind w:firstLineChars="0" w:firstLine="0"/>
               <w:jc w:val="center"/>
               <w:rPr>
@@ -12712,11 +12891,11 @@
         </w:tc>
         <w:tc>
           <w:tcPr>
-            <w:tcW w:w="1476" w:type="dxa"/>
-          </w:tcPr>
-          <w:p>
-            <w:pPr>
-              <w:spacing w:line="360" w:lineRule="auto"/>
+            <w:tcW w:w="1417" w:type="dxa"/>
+          </w:tcPr>
+          <w:p>
+            <w:pPr>
+              <w:spacing w:line="240" w:lineRule="auto"/>
               <w:ind w:firstLineChars="0" w:firstLine="0"/>
               <w:jc w:val="center"/>
               <w:rPr>
@@ -12738,7 +12917,7 @@
           </w:tcPr>
           <w:p>
             <w:pPr>
-              <w:spacing w:line="360" w:lineRule="auto"/>
+              <w:spacing w:line="240" w:lineRule="auto"/>
               <w:ind w:firstLineChars="0" w:firstLine="0"/>
               <w:jc w:val="center"/>
               <w:rPr>
@@ -12755,11 +12934,11 @@
         </w:tc>
         <w:tc>
           <w:tcPr>
-            <w:tcW w:w="1985" w:type="dxa"/>
-          </w:tcPr>
-          <w:p>
-            <w:pPr>
-              <w:spacing w:line="360" w:lineRule="auto"/>
+            <w:tcW w:w="1843" w:type="dxa"/>
+          </w:tcPr>
+          <w:p>
+            <w:pPr>
+              <w:spacing w:line="240" w:lineRule="auto"/>
               <w:ind w:firstLineChars="0" w:firstLine="0"/>
               <w:jc w:val="center"/>
               <w:rPr>
@@ -12776,11 +12955,11 @@
         </w:tc>
         <w:tc>
           <w:tcPr>
-            <w:tcW w:w="1865" w:type="dxa"/>
-          </w:tcPr>
-          <w:p>
-            <w:pPr>
-              <w:spacing w:line="360" w:lineRule="auto"/>
+            <w:tcW w:w="1440" w:type="dxa"/>
+          </w:tcPr>
+          <w:p>
+            <w:pPr>
+              <w:spacing w:line="240" w:lineRule="auto"/>
               <w:ind w:firstLineChars="0" w:firstLine="0"/>
               <w:jc w:val="center"/>
               <w:rPr>
@@ -12809,7 +12988,7 @@
           </w:tcPr>
           <w:p>
             <w:pPr>
-              <w:spacing w:line="360" w:lineRule="auto"/>
+              <w:spacing w:line="240" w:lineRule="auto"/>
               <w:ind w:firstLine="480"/>
               <w:jc w:val="center"/>
               <w:rPr>
@@ -12820,33 +12999,33 @@
         </w:tc>
         <w:tc>
           <w:tcPr>
+            <w:tcW w:w="2813" w:type="dxa"/>
+            <w:vAlign w:val="center"/>
+          </w:tcPr>
+          <w:p>
+            <w:pPr>
+              <w:spacing w:line="240" w:lineRule="auto"/>
+              <w:ind w:firstLineChars="0" w:firstLine="0"/>
+              <w:jc w:val="center"/>
+              <w:rPr>
+                <w:rFonts w:ascii="宋体" w:hAnsi="宋体"/>
+              </w:rPr>
+            </w:pPr>
+            <w:r>
+              <w:rPr>
+                <w:rFonts w:ascii="宋体" w:hAnsi="宋体" w:hint="eastAsia"/>
+              </w:rPr>
+              <w:t>固体推进剂平均温度</w:t>
+            </w:r>
+          </w:p>
+        </w:tc>
+        <w:tc>
+          <w:tcPr>
             <w:tcW w:w="1843" w:type="dxa"/>
-            <w:vAlign w:val="center"/>
-          </w:tcPr>
-          <w:p>
-            <w:pPr>
-              <w:spacing w:line="360" w:lineRule="auto"/>
-              <w:ind w:firstLineChars="0" w:firstLine="0"/>
-              <w:jc w:val="center"/>
-              <w:rPr>
-                <w:rFonts w:ascii="宋体" w:hAnsi="宋体"/>
-              </w:rPr>
-            </w:pPr>
-            <w:r>
-              <w:rPr>
-                <w:rFonts w:ascii="宋体" w:hAnsi="宋体" w:hint="eastAsia"/>
-              </w:rPr>
-              <w:t>固体推进剂平均温度</w:t>
-            </w:r>
-          </w:p>
-        </w:tc>
-        <w:tc>
-          <w:tcPr>
-            <w:tcW w:w="2187" w:type="dxa"/>
-          </w:tcPr>
-          <w:p>
-            <w:pPr>
-              <w:spacing w:line="360" w:lineRule="auto"/>
+          </w:tcPr>
+          <w:p>
+            <w:pPr>
+              <w:spacing w:line="240" w:lineRule="auto"/>
               <w:ind w:firstLineChars="0" w:firstLine="0"/>
               <w:jc w:val="center"/>
               <w:rPr>
@@ -12863,11 +13042,11 @@
         </w:tc>
         <w:tc>
           <w:tcPr>
-            <w:tcW w:w="1476" w:type="dxa"/>
-          </w:tcPr>
-          <w:p>
-            <w:pPr>
-              <w:spacing w:line="360" w:lineRule="auto"/>
+            <w:tcW w:w="1417" w:type="dxa"/>
+          </w:tcPr>
+          <w:p>
+            <w:pPr>
+              <w:spacing w:line="240" w:lineRule="auto"/>
               <w:ind w:firstLineChars="0" w:firstLine="0"/>
               <w:jc w:val="center"/>
               <w:rPr>
@@ -12889,7 +13068,7 @@
           </w:tcPr>
           <w:p>
             <w:pPr>
-              <w:spacing w:line="360" w:lineRule="auto"/>
+              <w:spacing w:line="240" w:lineRule="auto"/>
               <w:ind w:firstLineChars="0" w:firstLine="0"/>
               <w:jc w:val="center"/>
               <w:rPr>
@@ -12906,11 +13085,11 @@
         </w:tc>
         <w:tc>
           <w:tcPr>
-            <w:tcW w:w="1985" w:type="dxa"/>
-          </w:tcPr>
-          <w:p>
-            <w:pPr>
-              <w:spacing w:line="360" w:lineRule="auto"/>
+            <w:tcW w:w="1843" w:type="dxa"/>
+          </w:tcPr>
+          <w:p>
+            <w:pPr>
+              <w:spacing w:line="240" w:lineRule="auto"/>
               <w:ind w:firstLineChars="0" w:firstLine="0"/>
               <w:jc w:val="center"/>
               <w:rPr>
@@ -12927,11 +13106,11 @@
         </w:tc>
         <w:tc>
           <w:tcPr>
-            <w:tcW w:w="1865" w:type="dxa"/>
-          </w:tcPr>
-          <w:p>
-            <w:pPr>
-              <w:spacing w:line="360" w:lineRule="auto"/>
+            <w:tcW w:w="1440" w:type="dxa"/>
+          </w:tcPr>
+          <w:p>
+            <w:pPr>
+              <w:spacing w:line="240" w:lineRule="auto"/>
               <w:ind w:firstLineChars="0" w:firstLine="0"/>
               <w:jc w:val="center"/>
               <w:rPr>
@@ -12960,7 +13139,7 @@
           </w:tcPr>
           <w:p>
             <w:pPr>
-              <w:spacing w:line="360" w:lineRule="auto"/>
+              <w:spacing w:line="240" w:lineRule="auto"/>
               <w:ind w:firstLine="480"/>
               <w:jc w:val="center"/>
               <w:rPr>
@@ -12971,33 +13150,33 @@
         </w:tc>
         <w:tc>
           <w:tcPr>
+            <w:tcW w:w="2813" w:type="dxa"/>
+            <w:vAlign w:val="center"/>
+          </w:tcPr>
+          <w:p>
+            <w:pPr>
+              <w:spacing w:line="240" w:lineRule="auto"/>
+              <w:ind w:firstLineChars="0" w:firstLine="0"/>
+              <w:jc w:val="center"/>
+              <w:rPr>
+                <w:rFonts w:ascii="宋体" w:hAnsi="宋体"/>
+              </w:rPr>
+            </w:pPr>
+            <w:r>
+              <w:rPr>
+                <w:rFonts w:ascii="宋体" w:hAnsi="宋体" w:hint="eastAsia"/>
+              </w:rPr>
+              <w:t>固体推进剂温度标准差</w:t>
+            </w:r>
+          </w:p>
+        </w:tc>
+        <w:tc>
+          <w:tcPr>
             <w:tcW w:w="1843" w:type="dxa"/>
-            <w:vAlign w:val="center"/>
-          </w:tcPr>
-          <w:p>
-            <w:pPr>
-              <w:spacing w:line="360" w:lineRule="auto"/>
-              <w:ind w:firstLineChars="0" w:firstLine="0"/>
-              <w:jc w:val="center"/>
-              <w:rPr>
-                <w:rFonts w:ascii="宋体" w:hAnsi="宋体"/>
-              </w:rPr>
-            </w:pPr>
-            <w:r>
-              <w:rPr>
-                <w:rFonts w:ascii="宋体" w:hAnsi="宋体" w:hint="eastAsia"/>
-              </w:rPr>
-              <w:t>固体推进剂温度标准差</w:t>
-            </w:r>
-          </w:p>
-        </w:tc>
-        <w:tc>
-          <w:tcPr>
-            <w:tcW w:w="2187" w:type="dxa"/>
-          </w:tcPr>
-          <w:p>
-            <w:pPr>
-              <w:spacing w:line="360" w:lineRule="auto"/>
+          </w:tcPr>
+          <w:p>
+            <w:pPr>
+              <w:spacing w:line="240" w:lineRule="auto"/>
               <w:ind w:firstLineChars="0" w:firstLine="0"/>
               <w:jc w:val="center"/>
               <w:rPr>
@@ -13014,11 +13193,11 @@
         </w:tc>
         <w:tc>
           <w:tcPr>
-            <w:tcW w:w="1476" w:type="dxa"/>
-          </w:tcPr>
-          <w:p>
-            <w:pPr>
-              <w:spacing w:line="360" w:lineRule="auto"/>
+            <w:tcW w:w="1417" w:type="dxa"/>
+          </w:tcPr>
+          <w:p>
+            <w:pPr>
+              <w:spacing w:line="240" w:lineRule="auto"/>
               <w:ind w:firstLineChars="0" w:firstLine="0"/>
               <w:jc w:val="center"/>
               <w:rPr>
@@ -13040,7 +13219,7 @@
           </w:tcPr>
           <w:p>
             <w:pPr>
-              <w:spacing w:line="360" w:lineRule="auto"/>
+              <w:spacing w:line="240" w:lineRule="auto"/>
               <w:ind w:firstLineChars="0" w:firstLine="0"/>
               <w:jc w:val="center"/>
               <w:rPr>
@@ -13057,11 +13236,11 @@
         </w:tc>
         <w:tc>
           <w:tcPr>
-            <w:tcW w:w="1985" w:type="dxa"/>
-          </w:tcPr>
-          <w:p>
-            <w:pPr>
-              <w:spacing w:line="360" w:lineRule="auto"/>
+            <w:tcW w:w="1843" w:type="dxa"/>
+          </w:tcPr>
+          <w:p>
+            <w:pPr>
+              <w:spacing w:line="240" w:lineRule="auto"/>
               <w:ind w:firstLineChars="0" w:firstLine="0"/>
               <w:jc w:val="center"/>
               <w:rPr>
@@ -13078,11 +13257,11 @@
         </w:tc>
         <w:tc>
           <w:tcPr>
-            <w:tcW w:w="1865" w:type="dxa"/>
-          </w:tcPr>
-          <w:p>
-            <w:pPr>
-              <w:spacing w:line="360" w:lineRule="auto"/>
+            <w:tcW w:w="1440" w:type="dxa"/>
+          </w:tcPr>
+          <w:p>
+            <w:pPr>
+              <w:spacing w:line="240" w:lineRule="auto"/>
               <w:ind w:firstLineChars="0" w:firstLine="0"/>
               <w:jc w:val="center"/>
               <w:rPr>
@@ -13111,7 +13290,7 @@
           </w:tcPr>
           <w:p>
             <w:pPr>
-              <w:spacing w:line="360" w:lineRule="auto"/>
+              <w:spacing w:line="240" w:lineRule="auto"/>
               <w:ind w:firstLineChars="0" w:firstLine="0"/>
               <w:jc w:val="center"/>
               <w:rPr>
@@ -13128,33 +13307,33 @@
         </w:tc>
         <w:tc>
           <w:tcPr>
+            <w:tcW w:w="2813" w:type="dxa"/>
+            <w:vAlign w:val="center"/>
+          </w:tcPr>
+          <w:p>
+            <w:pPr>
+              <w:spacing w:line="240" w:lineRule="auto"/>
+              <w:ind w:firstLineChars="0" w:firstLine="0"/>
+              <w:jc w:val="center"/>
+              <w:rPr>
+                <w:rFonts w:ascii="宋体" w:hAnsi="宋体"/>
+              </w:rPr>
+            </w:pPr>
+            <w:r>
+              <w:rPr>
+                <w:rFonts w:ascii="宋体" w:hAnsi="宋体" w:hint="eastAsia"/>
+              </w:rPr>
+              <w:t>发动机壳体最大超压</w:t>
+            </w:r>
+          </w:p>
+        </w:tc>
+        <w:tc>
+          <w:tcPr>
             <w:tcW w:w="1843" w:type="dxa"/>
-            <w:vAlign w:val="center"/>
-          </w:tcPr>
-          <w:p>
-            <w:pPr>
-              <w:spacing w:line="360" w:lineRule="auto"/>
-              <w:ind w:firstLineChars="0" w:firstLine="0"/>
-              <w:jc w:val="center"/>
-              <w:rPr>
-                <w:rFonts w:ascii="宋体" w:hAnsi="宋体"/>
-              </w:rPr>
-            </w:pPr>
-            <w:r>
-              <w:rPr>
-                <w:rFonts w:ascii="宋体" w:hAnsi="宋体" w:hint="eastAsia"/>
-              </w:rPr>
-              <w:t>发动机壳体最大超压</w:t>
-            </w:r>
-          </w:p>
-        </w:tc>
-        <w:tc>
-          <w:tcPr>
-            <w:tcW w:w="2187" w:type="dxa"/>
-          </w:tcPr>
-          <w:p>
-            <w:pPr>
-              <w:spacing w:line="360" w:lineRule="auto"/>
+          </w:tcPr>
+          <w:p>
+            <w:pPr>
+              <w:spacing w:line="240" w:lineRule="auto"/>
               <w:ind w:firstLineChars="0" w:firstLine="0"/>
               <w:jc w:val="center"/>
               <w:rPr>
@@ -13171,11 +13350,11 @@
         </w:tc>
         <w:tc>
           <w:tcPr>
-            <w:tcW w:w="1476" w:type="dxa"/>
-          </w:tcPr>
-          <w:p>
-            <w:pPr>
-              <w:spacing w:line="360" w:lineRule="auto"/>
+            <w:tcW w:w="1417" w:type="dxa"/>
+          </w:tcPr>
+          <w:p>
+            <w:pPr>
+              <w:spacing w:line="240" w:lineRule="auto"/>
               <w:ind w:firstLineChars="0" w:firstLine="0"/>
               <w:jc w:val="center"/>
               <w:rPr>
@@ -13197,7 +13376,7 @@
           </w:tcPr>
           <w:p>
             <w:pPr>
-              <w:spacing w:line="360" w:lineRule="auto"/>
+              <w:spacing w:line="240" w:lineRule="auto"/>
               <w:ind w:firstLineChars="0" w:firstLine="0"/>
               <w:jc w:val="center"/>
               <w:rPr>
@@ -13228,11 +13407,11 @@
         </w:tc>
         <w:tc>
           <w:tcPr>
-            <w:tcW w:w="1985" w:type="dxa"/>
-          </w:tcPr>
-          <w:p>
-            <w:pPr>
-              <w:spacing w:line="360" w:lineRule="auto"/>
+            <w:tcW w:w="1843" w:type="dxa"/>
+          </w:tcPr>
+          <w:p>
+            <w:pPr>
+              <w:spacing w:line="240" w:lineRule="auto"/>
               <w:ind w:firstLineChars="0" w:firstLine="0"/>
               <w:jc w:val="center"/>
               <w:rPr>
@@ -13263,11 +13442,11 @@
         </w:tc>
         <w:tc>
           <w:tcPr>
-            <w:tcW w:w="1865" w:type="dxa"/>
-          </w:tcPr>
-          <w:p>
-            <w:pPr>
-              <w:spacing w:line="360" w:lineRule="auto"/>
+            <w:tcW w:w="1440" w:type="dxa"/>
+          </w:tcPr>
+          <w:p>
+            <w:pPr>
+              <w:spacing w:line="240" w:lineRule="auto"/>
               <w:ind w:firstLineChars="0" w:firstLine="0"/>
               <w:jc w:val="center"/>
               <w:rPr>
@@ -13296,7 +13475,7 @@
           </w:tcPr>
           <w:p>
             <w:pPr>
-              <w:spacing w:line="360" w:lineRule="auto"/>
+              <w:spacing w:line="240" w:lineRule="auto"/>
               <w:ind w:firstLine="480"/>
               <w:jc w:val="center"/>
               <w:rPr>
@@ -13307,33 +13486,33 @@
         </w:tc>
         <w:tc>
           <w:tcPr>
+            <w:tcW w:w="2813" w:type="dxa"/>
+            <w:vAlign w:val="center"/>
+          </w:tcPr>
+          <w:p>
+            <w:pPr>
+              <w:spacing w:line="240" w:lineRule="auto"/>
+              <w:ind w:firstLineChars="0" w:firstLine="0"/>
+              <w:jc w:val="center"/>
+              <w:rPr>
+                <w:rFonts w:ascii="宋体" w:hAnsi="宋体"/>
+              </w:rPr>
+            </w:pPr>
+            <w:r>
+              <w:rPr>
+                <w:rFonts w:ascii="宋体" w:hAnsi="宋体" w:hint="eastAsia"/>
+              </w:rPr>
+              <w:t>发动机壳体最小超压</w:t>
+            </w:r>
+          </w:p>
+        </w:tc>
+        <w:tc>
+          <w:tcPr>
             <w:tcW w:w="1843" w:type="dxa"/>
-            <w:vAlign w:val="center"/>
-          </w:tcPr>
-          <w:p>
-            <w:pPr>
-              <w:spacing w:line="360" w:lineRule="auto"/>
-              <w:ind w:firstLineChars="0" w:firstLine="0"/>
-              <w:jc w:val="center"/>
-              <w:rPr>
-                <w:rFonts w:ascii="宋体" w:hAnsi="宋体"/>
-              </w:rPr>
-            </w:pPr>
-            <w:r>
-              <w:rPr>
-                <w:rFonts w:ascii="宋体" w:hAnsi="宋体" w:hint="eastAsia"/>
-              </w:rPr>
-              <w:t>发动机壳体最小超压</w:t>
-            </w:r>
-          </w:p>
-        </w:tc>
-        <w:tc>
-          <w:tcPr>
-            <w:tcW w:w="2187" w:type="dxa"/>
-          </w:tcPr>
-          <w:p>
-            <w:pPr>
-              <w:spacing w:line="360" w:lineRule="auto"/>
+          </w:tcPr>
+          <w:p>
+            <w:pPr>
+              <w:spacing w:line="240" w:lineRule="auto"/>
               <w:ind w:firstLineChars="0" w:firstLine="0"/>
               <w:jc w:val="center"/>
               <w:rPr>
@@ -13350,11 +13529,11 @@
         </w:tc>
         <w:tc>
           <w:tcPr>
-            <w:tcW w:w="1476" w:type="dxa"/>
-          </w:tcPr>
-          <w:p>
-            <w:pPr>
-              <w:spacing w:line="360" w:lineRule="auto"/>
+            <w:tcW w:w="1417" w:type="dxa"/>
+          </w:tcPr>
+          <w:p>
+            <w:pPr>
+              <w:spacing w:line="240" w:lineRule="auto"/>
               <w:ind w:firstLineChars="0" w:firstLine="0"/>
               <w:jc w:val="center"/>
               <w:rPr>
@@ -13376,7 +13555,7 @@
           </w:tcPr>
           <w:p>
             <w:pPr>
-              <w:spacing w:line="360" w:lineRule="auto"/>
+              <w:spacing w:line="240" w:lineRule="auto"/>
               <w:ind w:firstLineChars="0" w:firstLine="0"/>
               <w:jc w:val="center"/>
               <w:rPr>
@@ -13393,11 +13572,11 @@
         </w:tc>
         <w:tc>
           <w:tcPr>
-            <w:tcW w:w="1985" w:type="dxa"/>
-          </w:tcPr>
-          <w:p>
-            <w:pPr>
-              <w:spacing w:line="360" w:lineRule="auto"/>
+            <w:tcW w:w="1843" w:type="dxa"/>
+          </w:tcPr>
+          <w:p>
+            <w:pPr>
+              <w:spacing w:line="240" w:lineRule="auto"/>
               <w:ind w:firstLineChars="0" w:firstLine="0"/>
               <w:jc w:val="center"/>
               <w:rPr>
@@ -13414,11 +13593,11 @@
         </w:tc>
         <w:tc>
           <w:tcPr>
-            <w:tcW w:w="1865" w:type="dxa"/>
-          </w:tcPr>
-          <w:p>
-            <w:pPr>
-              <w:spacing w:line="360" w:lineRule="auto"/>
+            <w:tcW w:w="1440" w:type="dxa"/>
+          </w:tcPr>
+          <w:p>
+            <w:pPr>
+              <w:spacing w:line="240" w:lineRule="auto"/>
               <w:ind w:firstLineChars="0" w:firstLine="0"/>
               <w:jc w:val="center"/>
               <w:rPr>
@@ -13447,7 +13626,7 @@
           </w:tcPr>
           <w:p>
             <w:pPr>
-              <w:spacing w:line="360" w:lineRule="auto"/>
+              <w:spacing w:line="240" w:lineRule="auto"/>
               <w:ind w:firstLine="480"/>
               <w:jc w:val="center"/>
               <w:rPr>
@@ -13458,33 +13637,33 @@
         </w:tc>
         <w:tc>
           <w:tcPr>
+            <w:tcW w:w="2813" w:type="dxa"/>
+            <w:vAlign w:val="center"/>
+          </w:tcPr>
+          <w:p>
+            <w:pPr>
+              <w:spacing w:line="240" w:lineRule="auto"/>
+              <w:ind w:firstLineChars="0" w:firstLine="0"/>
+              <w:jc w:val="center"/>
+              <w:rPr>
+                <w:rFonts w:ascii="宋体" w:hAnsi="宋体"/>
+              </w:rPr>
+            </w:pPr>
+            <w:r>
+              <w:rPr>
+                <w:rFonts w:ascii="宋体" w:hAnsi="宋体" w:hint="eastAsia"/>
+              </w:rPr>
+              <w:t>发动机壳体平均超压</w:t>
+            </w:r>
+          </w:p>
+        </w:tc>
+        <w:tc>
+          <w:tcPr>
             <w:tcW w:w="1843" w:type="dxa"/>
-            <w:vAlign w:val="center"/>
-          </w:tcPr>
-          <w:p>
-            <w:pPr>
-              <w:spacing w:line="360" w:lineRule="auto"/>
-              <w:ind w:firstLineChars="0" w:firstLine="0"/>
-              <w:jc w:val="center"/>
-              <w:rPr>
-                <w:rFonts w:ascii="宋体" w:hAnsi="宋体"/>
-              </w:rPr>
-            </w:pPr>
-            <w:r>
-              <w:rPr>
-                <w:rFonts w:ascii="宋体" w:hAnsi="宋体" w:hint="eastAsia"/>
-              </w:rPr>
-              <w:t>发动机壳体平均超压</w:t>
-            </w:r>
-          </w:p>
-        </w:tc>
-        <w:tc>
-          <w:tcPr>
-            <w:tcW w:w="2187" w:type="dxa"/>
-          </w:tcPr>
-          <w:p>
-            <w:pPr>
-              <w:spacing w:line="360" w:lineRule="auto"/>
+          </w:tcPr>
+          <w:p>
+            <w:pPr>
+              <w:spacing w:line="240" w:lineRule="auto"/>
               <w:ind w:firstLineChars="0" w:firstLine="0"/>
               <w:jc w:val="center"/>
               <w:rPr>
@@ -13501,11 +13680,11 @@
         </w:tc>
         <w:tc>
           <w:tcPr>
-            <w:tcW w:w="1476" w:type="dxa"/>
-          </w:tcPr>
-          <w:p>
-            <w:pPr>
-              <w:spacing w:line="360" w:lineRule="auto"/>
+            <w:tcW w:w="1417" w:type="dxa"/>
+          </w:tcPr>
+          <w:p>
+            <w:pPr>
+              <w:spacing w:line="240" w:lineRule="auto"/>
               <w:ind w:firstLineChars="0" w:firstLine="0"/>
               <w:jc w:val="center"/>
               <w:rPr>
@@ -13527,7 +13706,7 @@
           </w:tcPr>
           <w:p>
             <w:pPr>
-              <w:spacing w:line="360" w:lineRule="auto"/>
+              <w:spacing w:line="240" w:lineRule="auto"/>
               <w:ind w:firstLineChars="0" w:firstLine="0"/>
               <w:jc w:val="center"/>
               <w:rPr>
@@ -13558,11 +13737,11 @@
         </w:tc>
         <w:tc>
           <w:tcPr>
-            <w:tcW w:w="1985" w:type="dxa"/>
-          </w:tcPr>
-          <w:p>
-            <w:pPr>
-              <w:spacing w:line="360" w:lineRule="auto"/>
+            <w:tcW w:w="1843" w:type="dxa"/>
+          </w:tcPr>
+          <w:p>
+            <w:pPr>
+              <w:spacing w:line="240" w:lineRule="auto"/>
               <w:ind w:firstLineChars="0" w:firstLine="0"/>
               <w:jc w:val="center"/>
               <w:rPr>
@@ -13593,11 +13772,11 @@
         </w:tc>
         <w:tc>
           <w:tcPr>
-            <w:tcW w:w="1865" w:type="dxa"/>
-          </w:tcPr>
-          <w:p>
-            <w:pPr>
-              <w:spacing w:line="360" w:lineRule="auto"/>
+            <w:tcW w:w="1440" w:type="dxa"/>
+          </w:tcPr>
+          <w:p>
+            <w:pPr>
+              <w:spacing w:line="240" w:lineRule="auto"/>
               <w:ind w:firstLineChars="0" w:firstLine="0"/>
               <w:jc w:val="center"/>
               <w:rPr>
@@ -13626,7 +13805,7 @@
           </w:tcPr>
           <w:p>
             <w:pPr>
-              <w:spacing w:line="360" w:lineRule="auto"/>
+              <w:spacing w:line="240" w:lineRule="auto"/>
               <w:ind w:firstLine="480"/>
               <w:jc w:val="center"/>
               <w:rPr>
@@ -13637,33 +13816,33 @@
         </w:tc>
         <w:tc>
           <w:tcPr>
+            <w:tcW w:w="2813" w:type="dxa"/>
+            <w:vAlign w:val="center"/>
+          </w:tcPr>
+          <w:p>
+            <w:pPr>
+              <w:spacing w:line="240" w:lineRule="auto"/>
+              <w:ind w:firstLineChars="0" w:firstLine="0"/>
+              <w:jc w:val="center"/>
+              <w:rPr>
+                <w:rFonts w:ascii="宋体" w:hAnsi="宋体"/>
+              </w:rPr>
+            </w:pPr>
+            <w:r>
+              <w:rPr>
+                <w:rFonts w:ascii="宋体" w:hAnsi="宋体" w:hint="eastAsia"/>
+              </w:rPr>
+              <w:t>发动机壳体超压标准差</w:t>
+            </w:r>
+          </w:p>
+        </w:tc>
+        <w:tc>
+          <w:tcPr>
             <w:tcW w:w="1843" w:type="dxa"/>
-            <w:vAlign w:val="center"/>
-          </w:tcPr>
-          <w:p>
-            <w:pPr>
-              <w:spacing w:line="360" w:lineRule="auto"/>
-              <w:ind w:firstLineChars="0" w:firstLine="0"/>
-              <w:jc w:val="center"/>
-              <w:rPr>
-                <w:rFonts w:ascii="宋体" w:hAnsi="宋体"/>
-              </w:rPr>
-            </w:pPr>
-            <w:r>
-              <w:rPr>
-                <w:rFonts w:ascii="宋体" w:hAnsi="宋体" w:hint="eastAsia"/>
-              </w:rPr>
-              <w:t>发动机壳体超压标准差</w:t>
-            </w:r>
-          </w:p>
-        </w:tc>
-        <w:tc>
-          <w:tcPr>
-            <w:tcW w:w="2187" w:type="dxa"/>
-          </w:tcPr>
-          <w:p>
-            <w:pPr>
-              <w:spacing w:line="360" w:lineRule="auto"/>
+          </w:tcPr>
+          <w:p>
+            <w:pPr>
+              <w:spacing w:line="240" w:lineRule="auto"/>
               <w:ind w:firstLineChars="0" w:firstLine="0"/>
               <w:jc w:val="center"/>
               <w:rPr>
@@ -13680,11 +13859,11 @@
         </w:tc>
         <w:tc>
           <w:tcPr>
-            <w:tcW w:w="1476" w:type="dxa"/>
-          </w:tcPr>
-          <w:p>
-            <w:pPr>
-              <w:spacing w:line="360" w:lineRule="auto"/>
+            <w:tcW w:w="1417" w:type="dxa"/>
+          </w:tcPr>
+          <w:p>
+            <w:pPr>
+              <w:spacing w:line="240" w:lineRule="auto"/>
               <w:ind w:firstLineChars="0" w:firstLine="0"/>
               <w:jc w:val="center"/>
               <w:rPr>
@@ -13706,7 +13885,7 @@
           </w:tcPr>
           <w:p>
             <w:pPr>
-              <w:spacing w:line="360" w:lineRule="auto"/>
+              <w:spacing w:line="240" w:lineRule="auto"/>
               <w:ind w:firstLineChars="0" w:firstLine="0"/>
               <w:jc w:val="center"/>
               <w:rPr>
@@ -13723,11 +13902,11 @@
         </w:tc>
         <w:tc>
           <w:tcPr>
-            <w:tcW w:w="1985" w:type="dxa"/>
-          </w:tcPr>
-          <w:p>
-            <w:pPr>
-              <w:spacing w:line="360" w:lineRule="auto"/>
+            <w:tcW w:w="1843" w:type="dxa"/>
+          </w:tcPr>
+          <w:p>
+            <w:pPr>
+              <w:spacing w:line="240" w:lineRule="auto"/>
               <w:ind w:firstLineChars="0" w:firstLine="0"/>
               <w:jc w:val="center"/>
               <w:rPr>
@@ -13744,11 +13923,11 @@
         </w:tc>
         <w:tc>
           <w:tcPr>
-            <w:tcW w:w="1865" w:type="dxa"/>
-          </w:tcPr>
-          <w:p>
-            <w:pPr>
-              <w:spacing w:line="360" w:lineRule="auto"/>
+            <w:tcW w:w="1440" w:type="dxa"/>
+          </w:tcPr>
+          <w:p>
+            <w:pPr>
+              <w:spacing w:line="240" w:lineRule="auto"/>
               <w:ind w:firstLineChars="0" w:firstLine="0"/>
               <w:jc w:val="center"/>
               <w:rPr>
@@ -13777,7 +13956,7 @@
           </w:tcPr>
           <w:p>
             <w:pPr>
-              <w:spacing w:line="360" w:lineRule="auto"/>
+              <w:spacing w:line="240" w:lineRule="auto"/>
               <w:ind w:firstLine="480"/>
               <w:jc w:val="center"/>
               <w:rPr>
@@ -13788,33 +13967,33 @@
         </w:tc>
         <w:tc>
           <w:tcPr>
+            <w:tcW w:w="2813" w:type="dxa"/>
+            <w:vAlign w:val="center"/>
+          </w:tcPr>
+          <w:p>
+            <w:pPr>
+              <w:spacing w:line="240" w:lineRule="auto"/>
+              <w:ind w:firstLineChars="0" w:firstLine="0"/>
+              <w:jc w:val="center"/>
+              <w:rPr>
+                <w:rFonts w:ascii="宋体" w:hAnsi="宋体"/>
+              </w:rPr>
+            </w:pPr>
+            <w:r>
+              <w:rPr>
+                <w:rFonts w:ascii="宋体" w:hAnsi="宋体" w:hint="eastAsia"/>
+              </w:rPr>
+              <w:t>固体推进剂最大超压</w:t>
+            </w:r>
+          </w:p>
+        </w:tc>
+        <w:tc>
+          <w:tcPr>
             <w:tcW w:w="1843" w:type="dxa"/>
-            <w:vAlign w:val="center"/>
-          </w:tcPr>
-          <w:p>
-            <w:pPr>
-              <w:spacing w:line="360" w:lineRule="auto"/>
-              <w:ind w:firstLineChars="0" w:firstLine="0"/>
-              <w:jc w:val="center"/>
-              <w:rPr>
-                <w:rFonts w:ascii="宋体" w:hAnsi="宋体"/>
-              </w:rPr>
-            </w:pPr>
-            <w:r>
-              <w:rPr>
-                <w:rFonts w:ascii="宋体" w:hAnsi="宋体" w:hint="eastAsia"/>
-              </w:rPr>
-              <w:t>固体推进剂最大超压</w:t>
-            </w:r>
-          </w:p>
-        </w:tc>
-        <w:tc>
-          <w:tcPr>
-            <w:tcW w:w="2187" w:type="dxa"/>
-          </w:tcPr>
-          <w:p>
-            <w:pPr>
-              <w:spacing w:line="360" w:lineRule="auto"/>
+          </w:tcPr>
+          <w:p>
+            <w:pPr>
+              <w:spacing w:line="240" w:lineRule="auto"/>
               <w:ind w:firstLineChars="0" w:firstLine="0"/>
               <w:jc w:val="center"/>
               <w:rPr>
@@ -13831,11 +14010,11 @@
         </w:tc>
         <w:tc>
           <w:tcPr>
-            <w:tcW w:w="1476" w:type="dxa"/>
-          </w:tcPr>
-          <w:p>
-            <w:pPr>
-              <w:spacing w:line="360" w:lineRule="auto"/>
+            <w:tcW w:w="1417" w:type="dxa"/>
+          </w:tcPr>
+          <w:p>
+            <w:pPr>
+              <w:spacing w:line="240" w:lineRule="auto"/>
               <w:ind w:firstLineChars="0" w:firstLine="0"/>
               <w:jc w:val="center"/>
               <w:rPr>
@@ -13857,7 +14036,7 @@
           </w:tcPr>
           <w:p>
             <w:pPr>
-              <w:spacing w:line="360" w:lineRule="auto"/>
+              <w:spacing w:line="240" w:lineRule="auto"/>
               <w:ind w:firstLineChars="0" w:firstLine="0"/>
               <w:jc w:val="center"/>
               <w:rPr>
@@ -13874,11 +14053,11 @@
         </w:tc>
         <w:tc>
           <w:tcPr>
-            <w:tcW w:w="1985" w:type="dxa"/>
-          </w:tcPr>
-          <w:p>
-            <w:pPr>
-              <w:spacing w:line="360" w:lineRule="auto"/>
+            <w:tcW w:w="1843" w:type="dxa"/>
+          </w:tcPr>
+          <w:p>
+            <w:pPr>
+              <w:spacing w:line="240" w:lineRule="auto"/>
               <w:ind w:firstLineChars="0" w:firstLine="0"/>
               <w:jc w:val="center"/>
               <w:rPr>
@@ -13895,11 +14074,11 @@
         </w:tc>
         <w:tc>
           <w:tcPr>
-            <w:tcW w:w="1865" w:type="dxa"/>
-          </w:tcPr>
-          <w:p>
-            <w:pPr>
-              <w:spacing w:line="360" w:lineRule="auto"/>
+            <w:tcW w:w="1440" w:type="dxa"/>
+          </w:tcPr>
+          <w:p>
+            <w:pPr>
+              <w:spacing w:line="240" w:lineRule="auto"/>
               <w:ind w:firstLineChars="0" w:firstLine="0"/>
               <w:jc w:val="center"/>
               <w:rPr>
@@ -13928,7 +14107,7 @@
           </w:tcPr>
           <w:p>
             <w:pPr>
-              <w:spacing w:line="360" w:lineRule="auto"/>
+              <w:spacing w:line="240" w:lineRule="auto"/>
               <w:ind w:firstLine="480"/>
               <w:jc w:val="center"/>
               <w:rPr>
@@ -13939,33 +14118,33 @@
         </w:tc>
         <w:tc>
           <w:tcPr>
+            <w:tcW w:w="2813" w:type="dxa"/>
+            <w:vAlign w:val="center"/>
+          </w:tcPr>
+          <w:p>
+            <w:pPr>
+              <w:spacing w:line="240" w:lineRule="auto"/>
+              <w:ind w:firstLineChars="0" w:firstLine="0"/>
+              <w:jc w:val="center"/>
+              <w:rPr>
+                <w:rFonts w:ascii="宋体" w:hAnsi="宋体"/>
+              </w:rPr>
+            </w:pPr>
+            <w:r>
+              <w:rPr>
+                <w:rFonts w:ascii="宋体" w:hAnsi="宋体" w:hint="eastAsia"/>
+              </w:rPr>
+              <w:t>固体推进剂最小超压</w:t>
+            </w:r>
+          </w:p>
+        </w:tc>
+        <w:tc>
+          <w:tcPr>
             <w:tcW w:w="1843" w:type="dxa"/>
-            <w:vAlign w:val="center"/>
-          </w:tcPr>
-          <w:p>
-            <w:pPr>
-              <w:spacing w:line="360" w:lineRule="auto"/>
-              <w:ind w:firstLineChars="0" w:firstLine="0"/>
-              <w:jc w:val="center"/>
-              <w:rPr>
-                <w:rFonts w:ascii="宋体" w:hAnsi="宋体"/>
-              </w:rPr>
-            </w:pPr>
-            <w:r>
-              <w:rPr>
-                <w:rFonts w:ascii="宋体" w:hAnsi="宋体" w:hint="eastAsia"/>
-              </w:rPr>
-              <w:t>固体推进剂最小超压</w:t>
-            </w:r>
-          </w:p>
-        </w:tc>
-        <w:tc>
-          <w:tcPr>
-            <w:tcW w:w="2187" w:type="dxa"/>
-          </w:tcPr>
-          <w:p>
-            <w:pPr>
-              <w:spacing w:line="360" w:lineRule="auto"/>
+          </w:tcPr>
+          <w:p>
+            <w:pPr>
+              <w:spacing w:line="240" w:lineRule="auto"/>
               <w:ind w:firstLineChars="0" w:firstLine="0"/>
               <w:jc w:val="center"/>
               <w:rPr>
@@ -13982,11 +14161,11 @@
         </w:tc>
         <w:tc>
           <w:tcPr>
-            <w:tcW w:w="1476" w:type="dxa"/>
-          </w:tcPr>
-          <w:p>
-            <w:pPr>
-              <w:spacing w:line="360" w:lineRule="auto"/>
+            <w:tcW w:w="1417" w:type="dxa"/>
+          </w:tcPr>
+          <w:p>
+            <w:pPr>
+              <w:spacing w:line="240" w:lineRule="auto"/>
               <w:ind w:firstLineChars="0" w:firstLine="0"/>
               <w:jc w:val="center"/>
               <w:rPr>
@@ -14008,7 +14187,7 @@
           </w:tcPr>
           <w:p>
             <w:pPr>
-              <w:spacing w:line="360" w:lineRule="auto"/>
+              <w:spacing w:line="240" w:lineRule="auto"/>
               <w:ind w:firstLineChars="0" w:firstLine="0"/>
               <w:jc w:val="center"/>
               <w:rPr>
@@ -14025,11 +14204,11 @@
         </w:tc>
         <w:tc>
           <w:tcPr>
-            <w:tcW w:w="1985" w:type="dxa"/>
-          </w:tcPr>
-          <w:p>
-            <w:pPr>
-              <w:spacing w:line="360" w:lineRule="auto"/>
+            <w:tcW w:w="1843" w:type="dxa"/>
+          </w:tcPr>
+          <w:p>
+            <w:pPr>
+              <w:spacing w:line="240" w:lineRule="auto"/>
               <w:ind w:firstLineChars="0" w:firstLine="0"/>
               <w:jc w:val="center"/>
               <w:rPr>
@@ -14046,11 +14225,11 @@
         </w:tc>
         <w:tc>
           <w:tcPr>
-            <w:tcW w:w="1865" w:type="dxa"/>
-          </w:tcPr>
-          <w:p>
-            <w:pPr>
-              <w:spacing w:line="360" w:lineRule="auto"/>
+            <w:tcW w:w="1440" w:type="dxa"/>
+          </w:tcPr>
+          <w:p>
+            <w:pPr>
+              <w:spacing w:line="240" w:lineRule="auto"/>
               <w:ind w:firstLineChars="0" w:firstLine="0"/>
               <w:jc w:val="center"/>
               <w:rPr>
@@ -14079,7 +14258,7 @@
           </w:tcPr>
           <w:p>
             <w:pPr>
-              <w:spacing w:line="360" w:lineRule="auto"/>
+              <w:spacing w:line="240" w:lineRule="auto"/>
               <w:ind w:firstLine="480"/>
               <w:jc w:val="center"/>
               <w:rPr>
@@ -14090,33 +14269,33 @@
         </w:tc>
         <w:tc>
           <w:tcPr>
+            <w:tcW w:w="2813" w:type="dxa"/>
+            <w:vAlign w:val="center"/>
+          </w:tcPr>
+          <w:p>
+            <w:pPr>
+              <w:spacing w:line="240" w:lineRule="auto"/>
+              <w:ind w:firstLineChars="0" w:firstLine="0"/>
+              <w:jc w:val="center"/>
+              <w:rPr>
+                <w:rFonts w:ascii="宋体" w:hAnsi="宋体"/>
+              </w:rPr>
+            </w:pPr>
+            <w:r>
+              <w:rPr>
+                <w:rFonts w:ascii="宋体" w:hAnsi="宋体" w:hint="eastAsia"/>
+              </w:rPr>
+              <w:t>固体推进剂平均超压</w:t>
+            </w:r>
+          </w:p>
+        </w:tc>
+        <w:tc>
+          <w:tcPr>
             <w:tcW w:w="1843" w:type="dxa"/>
-            <w:vAlign w:val="center"/>
-          </w:tcPr>
-          <w:p>
-            <w:pPr>
-              <w:spacing w:line="360" w:lineRule="auto"/>
-              <w:ind w:firstLineChars="0" w:firstLine="0"/>
-              <w:jc w:val="center"/>
-              <w:rPr>
-                <w:rFonts w:ascii="宋体" w:hAnsi="宋体"/>
-              </w:rPr>
-            </w:pPr>
-            <w:r>
-              <w:rPr>
-                <w:rFonts w:ascii="宋体" w:hAnsi="宋体" w:hint="eastAsia"/>
-              </w:rPr>
-              <w:t>固体推进剂平均超压</w:t>
-            </w:r>
-          </w:p>
-        </w:tc>
-        <w:tc>
-          <w:tcPr>
-            <w:tcW w:w="2187" w:type="dxa"/>
-          </w:tcPr>
-          <w:p>
-            <w:pPr>
-              <w:spacing w:line="360" w:lineRule="auto"/>
+          </w:tcPr>
+          <w:p>
+            <w:pPr>
+              <w:spacing w:line="240" w:lineRule="auto"/>
               <w:ind w:firstLineChars="0" w:firstLine="0"/>
               <w:jc w:val="center"/>
               <w:rPr>
@@ -14133,11 +14312,11 @@
         </w:tc>
         <w:tc>
           <w:tcPr>
-            <w:tcW w:w="1476" w:type="dxa"/>
-          </w:tcPr>
-          <w:p>
-            <w:pPr>
-              <w:spacing w:line="360" w:lineRule="auto"/>
+            <w:tcW w:w="1417" w:type="dxa"/>
+          </w:tcPr>
+          <w:p>
+            <w:pPr>
+              <w:spacing w:line="240" w:lineRule="auto"/>
               <w:ind w:firstLineChars="0" w:firstLine="0"/>
               <w:jc w:val="center"/>
               <w:rPr>
@@ -14159,7 +14338,7 @@
           </w:tcPr>
           <w:p>
             <w:pPr>
-              <w:spacing w:line="360" w:lineRule="auto"/>
+              <w:spacing w:line="240" w:lineRule="auto"/>
               <w:ind w:firstLineChars="0" w:firstLine="0"/>
               <w:jc w:val="center"/>
               <w:rPr>
@@ -14176,11 +14355,11 @@
         </w:tc>
         <w:tc>
           <w:tcPr>
-            <w:tcW w:w="1985" w:type="dxa"/>
-          </w:tcPr>
-          <w:p>
-            <w:pPr>
-              <w:spacing w:line="360" w:lineRule="auto"/>
+            <w:tcW w:w="1843" w:type="dxa"/>
+          </w:tcPr>
+          <w:p>
+            <w:pPr>
+              <w:spacing w:line="240" w:lineRule="auto"/>
               <w:ind w:firstLineChars="0" w:firstLine="0"/>
               <w:jc w:val="center"/>
               <w:rPr>
@@ -14197,11 +14376,11 @@
         </w:tc>
         <w:tc>
           <w:tcPr>
-            <w:tcW w:w="1865" w:type="dxa"/>
-          </w:tcPr>
-          <w:p>
-            <w:pPr>
-              <w:spacing w:line="360" w:lineRule="auto"/>
+            <w:tcW w:w="1440" w:type="dxa"/>
+          </w:tcPr>
+          <w:p>
+            <w:pPr>
+              <w:spacing w:line="240" w:lineRule="auto"/>
               <w:ind w:firstLineChars="0" w:firstLine="0"/>
               <w:jc w:val="center"/>
               <w:rPr>
@@ -14230,7 +14409,7 @@
           </w:tcPr>
           <w:p>
             <w:pPr>
-              <w:spacing w:line="360" w:lineRule="auto"/>
+              <w:spacing w:line="240" w:lineRule="auto"/>
               <w:ind w:firstLine="480"/>
               <w:jc w:val="center"/>
               <w:rPr>
@@ -14241,33 +14420,33 @@
         </w:tc>
         <w:tc>
           <w:tcPr>
+            <w:tcW w:w="2813" w:type="dxa"/>
+            <w:vAlign w:val="center"/>
+          </w:tcPr>
+          <w:p>
+            <w:pPr>
+              <w:spacing w:line="240" w:lineRule="auto"/>
+              <w:ind w:firstLineChars="0" w:firstLine="0"/>
+              <w:jc w:val="center"/>
+              <w:rPr>
+                <w:rFonts w:ascii="宋体" w:hAnsi="宋体"/>
+              </w:rPr>
+            </w:pPr>
+            <w:r>
+              <w:rPr>
+                <w:rFonts w:ascii="宋体" w:hAnsi="宋体" w:hint="eastAsia"/>
+              </w:rPr>
+              <w:t>固体推进剂超压标准差</w:t>
+            </w:r>
+          </w:p>
+        </w:tc>
+        <w:tc>
+          <w:tcPr>
             <w:tcW w:w="1843" w:type="dxa"/>
-            <w:vAlign w:val="center"/>
-          </w:tcPr>
-          <w:p>
-            <w:pPr>
-              <w:spacing w:line="360" w:lineRule="auto"/>
-              <w:ind w:firstLineChars="0" w:firstLine="0"/>
-              <w:jc w:val="center"/>
-              <w:rPr>
-                <w:rFonts w:ascii="宋体" w:hAnsi="宋体"/>
-              </w:rPr>
-            </w:pPr>
-            <w:r>
-              <w:rPr>
-                <w:rFonts w:ascii="宋体" w:hAnsi="宋体" w:hint="eastAsia"/>
-              </w:rPr>
-              <w:t>固体推进剂超压标准差</w:t>
-            </w:r>
-          </w:p>
-        </w:tc>
-        <w:tc>
-          <w:tcPr>
-            <w:tcW w:w="2187" w:type="dxa"/>
-          </w:tcPr>
-          <w:p>
-            <w:pPr>
-              <w:spacing w:line="360" w:lineRule="auto"/>
+          </w:tcPr>
+          <w:p>
+            <w:pPr>
+              <w:spacing w:line="240" w:lineRule="auto"/>
               <w:ind w:firstLineChars="0" w:firstLine="0"/>
               <w:jc w:val="center"/>
               <w:rPr>
@@ -14284,11 +14463,11 @@
         </w:tc>
         <w:tc>
           <w:tcPr>
-            <w:tcW w:w="1476" w:type="dxa"/>
-          </w:tcPr>
-          <w:p>
-            <w:pPr>
-              <w:spacing w:line="360" w:lineRule="auto"/>
+            <w:tcW w:w="1417" w:type="dxa"/>
+          </w:tcPr>
+          <w:p>
+            <w:pPr>
+              <w:spacing w:line="240" w:lineRule="auto"/>
               <w:ind w:firstLineChars="0" w:firstLine="0"/>
               <w:jc w:val="center"/>
               <w:rPr>
@@ -14309,7 +14488,7 @@
           </w:tcPr>
           <w:p>
             <w:pPr>
-              <w:spacing w:line="360" w:lineRule="auto"/>
+              <w:spacing w:line="240" w:lineRule="auto"/>
               <w:ind w:firstLineChars="0" w:firstLine="0"/>
               <w:jc w:val="center"/>
               <w:rPr>
@@ -14326,11 +14505,11 @@
         </w:tc>
         <w:tc>
           <w:tcPr>
-            <w:tcW w:w="1985" w:type="dxa"/>
-          </w:tcPr>
-          <w:p>
-            <w:pPr>
-              <w:spacing w:line="360" w:lineRule="auto"/>
+            <w:tcW w:w="1843" w:type="dxa"/>
+          </w:tcPr>
+          <w:p>
+            <w:pPr>
+              <w:spacing w:line="240" w:lineRule="auto"/>
               <w:ind w:firstLineChars="0" w:firstLine="0"/>
               <w:jc w:val="center"/>
               <w:rPr>
@@ -14347,11 +14526,11 @@
         </w:tc>
         <w:tc>
           <w:tcPr>
-            <w:tcW w:w="1865" w:type="dxa"/>
-          </w:tcPr>
-          <w:p>
-            <w:pPr>
-              <w:spacing w:line="360" w:lineRule="auto"/>
+            <w:tcW w:w="1440" w:type="dxa"/>
+          </w:tcPr>
+          <w:p>
+            <w:pPr>
+              <w:spacing w:line="240" w:lineRule="auto"/>
               <w:ind w:firstLineChars="0" w:firstLine="0"/>
               <w:jc w:val="center"/>
               <w:rPr>
@@ -14373,568 +14552,14 @@
         <w:ind w:firstLine="480"/>
         <w:jc w:val="center"/>
       </w:pPr>
-    </w:p>
-    <w:p>
-      <w:pPr>
-        <w:ind w:firstLine="480"/>
-      </w:pPr>
-      <w:r>
-        <w:rPr>
-          <w:rFonts w:hint="eastAsia"/>
-        </w:rPr>
-        <w:tab/>
-      </w:r>
-      <w:r>
-        <w:t>应力云图</w:t>
-      </w:r>
-      <w:r>
-        <w:t>如图</w:t>
-      </w:r>
-      <w:r>
-        <w:rPr>
-          <w:rFonts w:hint="eastAsia"/>
-        </w:rPr>
-        <w:t>3</w:t>
-      </w:r>
-      <w:r>
-        <w:t>所示。</w:t>
-      </w:r>
-    </w:p>
-    <w:p>
-      <w:pPr>
-        <w:spacing w:line="240" w:lineRule="auto"/>
-        <w:ind w:firstLine="480"/>
-        <w:jc w:val="center"/>
-        <w:rPr>
-          <w:rFonts w:eastAsia="仿宋" w:hint="eastAsia"/>
-          <w:kern w:val="0"/>
-        </w:rPr>
-      </w:pPr>
-      <w:r>
-        <w:rPr>
-          <w:rFonts w:eastAsia="仿宋" w:hint="eastAsia"/>
-          <w:kern w:val="0"/>
-        </w:rPr>
-        <w:t>{{</w:t>
-      </w:r>
-      <w:r>
-        <w:rPr>
-          <w:rFonts w:eastAsia="仿宋" w:hint="eastAsia"/>
-          <w:kern w:val="0"/>
-        </w:rPr>
-        <w:t>应力云图</w:t>
-      </w:r>
-      <w:r>
-        <w:rPr>
-          <w:rFonts w:eastAsia="仿宋" w:hint="eastAsia"/>
-          <w:kern w:val="0"/>
-        </w:rPr>
-        <w:t>}}</w:t>
-      </w:r>
-    </w:p>
-    <w:p>
-      <w:pPr>
-        <w:spacing w:line="240" w:lineRule="auto"/>
-        <w:ind w:firstLine="480"/>
-        <w:jc w:val="center"/>
-      </w:pPr>
-      <w:r>
-        <w:rPr>
-          <w:rFonts w:hint="eastAsia"/>
-        </w:rPr>
-        <w:t>图</w:t>
-      </w:r>
-      <w:r>
-        <w:rPr>
-          <w:rFonts w:hint="eastAsia"/>
-        </w:rPr>
-        <w:t>3</w:t>
-      </w:r>
-      <w:r>
-        <w:rPr>
-          <w:rFonts w:hint="eastAsia"/>
-        </w:rPr>
-        <w:t>应力云图</w:t>
-      </w:r>
-    </w:p>
-    <w:p>
-      <w:pPr>
-        <w:ind w:firstLine="480"/>
-      </w:pPr>
-      <w:r>
-        <w:rPr>
-          <w:rFonts w:hint="eastAsia"/>
-        </w:rPr>
-        <w:tab/>
-      </w:r>
-      <w:r>
-        <w:t>应</w:t>
-      </w:r>
-      <w:r>
-        <w:rPr>
-          <w:rFonts w:hint="eastAsia"/>
-        </w:rPr>
-        <w:t>变</w:t>
-      </w:r>
-      <w:r>
-        <w:t>云图</w:t>
-      </w:r>
-      <w:r>
-        <w:t>如图</w:t>
-      </w:r>
-      <w:r>
-        <w:rPr>
-          <w:rFonts w:hint="eastAsia"/>
-        </w:rPr>
-        <w:t>4</w:t>
-      </w:r>
-      <w:r>
-        <w:t>所示。</w:t>
-      </w:r>
-    </w:p>
-    <w:p>
-      <w:pPr>
-        <w:spacing w:line="240" w:lineRule="auto"/>
-        <w:ind w:firstLine="480"/>
-        <w:jc w:val="center"/>
-        <w:rPr>
-          <w:rFonts w:hint="eastAsia"/>
-        </w:rPr>
-      </w:pPr>
-      <w:r>
-        <w:rPr>
-          <w:rFonts w:hint="eastAsia"/>
-        </w:rPr>
-        <w:t>{{</w:t>
-      </w:r>
-      <w:r>
-        <w:rPr>
-          <w:rFonts w:hint="eastAsia"/>
-        </w:rPr>
-        <w:t>应变</w:t>
-      </w:r>
-      <w:r>
-        <w:rPr>
-          <w:rFonts w:hint="eastAsia"/>
-        </w:rPr>
-        <w:t>云图</w:t>
-      </w:r>
-      <w:r>
-        <w:rPr>
-          <w:rFonts w:hint="eastAsia"/>
-        </w:rPr>
-        <w:t>}}</w:t>
-      </w:r>
-    </w:p>
-    <w:p>
-      <w:pPr>
-        <w:spacing w:line="240" w:lineRule="auto"/>
-        <w:ind w:firstLine="480"/>
-        <w:jc w:val="center"/>
-      </w:pPr>
-      <w:r>
-        <w:rPr>
-          <w:rFonts w:hint="eastAsia"/>
-        </w:rPr>
-        <w:t>图</w:t>
-      </w:r>
-      <w:r>
-        <w:rPr>
-          <w:rFonts w:hint="eastAsia"/>
-        </w:rPr>
-        <w:t>4</w:t>
-      </w:r>
-      <w:r>
-        <w:rPr>
-          <w:rFonts w:hint="eastAsia"/>
-        </w:rPr>
-        <w:t>应变</w:t>
-      </w:r>
-      <w:r>
-        <w:rPr>
-          <w:rFonts w:hint="eastAsia"/>
-        </w:rPr>
-        <w:t>云图</w:t>
-      </w:r>
-    </w:p>
-    <w:p>
-      <w:pPr>
-        <w:ind w:firstLine="480"/>
-      </w:pPr>
-      <w:r>
-        <w:rPr>
-          <w:rFonts w:hint="eastAsia"/>
-        </w:rPr>
-        <w:tab/>
-      </w:r>
-      <w:r>
-        <w:t>温度云图</w:t>
-      </w:r>
-      <w:r>
-        <w:t>如图</w:t>
-      </w:r>
-      <w:r>
-        <w:rPr>
-          <w:rFonts w:hint="eastAsia"/>
-        </w:rPr>
-        <w:t>5</w:t>
-      </w:r>
-      <w:r>
-        <w:t>所示。</w:t>
-      </w:r>
-    </w:p>
-    <w:p>
-      <w:pPr>
-        <w:spacing w:line="240" w:lineRule="auto"/>
-        <w:ind w:firstLine="480"/>
-        <w:jc w:val="center"/>
-        <w:rPr>
-          <w:rFonts w:hint="eastAsia"/>
-        </w:rPr>
-      </w:pPr>
-      <w:r>
-        <w:rPr>
-          <w:rFonts w:hint="eastAsia"/>
-        </w:rPr>
-        <w:t>{{</w:t>
-      </w:r>
-      <w:r>
-        <w:rPr>
-          <w:rFonts w:hint="eastAsia"/>
-        </w:rPr>
-        <w:t>温度</w:t>
-      </w:r>
-      <w:r>
-        <w:rPr>
-          <w:rFonts w:hint="eastAsia"/>
-        </w:rPr>
-        <w:t>云图</w:t>
-      </w:r>
-      <w:r>
-        <w:rPr>
-          <w:rFonts w:hint="eastAsia"/>
-        </w:rPr>
-        <w:t>}}</w:t>
-      </w:r>
-    </w:p>
-    <w:p>
-      <w:pPr>
-        <w:spacing w:line="240" w:lineRule="auto"/>
-        <w:ind w:firstLine="480"/>
-        <w:jc w:val="center"/>
-      </w:pPr>
-      <w:r>
-        <w:rPr>
-          <w:rFonts w:hint="eastAsia"/>
-        </w:rPr>
-        <w:t>图</w:t>
-      </w:r>
-      <w:r>
-        <w:rPr>
-          <w:rFonts w:hint="eastAsia"/>
-        </w:rPr>
-        <w:t>5</w:t>
-      </w:r>
-      <w:r>
-        <w:rPr>
-          <w:rFonts w:hint="eastAsia"/>
-        </w:rPr>
-        <w:t>温度</w:t>
-      </w:r>
-      <w:r>
-        <w:rPr>
-          <w:rFonts w:hint="eastAsia"/>
-        </w:rPr>
-        <w:t>云图</w:t>
-      </w:r>
-    </w:p>
-    <w:p>
-      <w:pPr>
-        <w:ind w:firstLine="480"/>
-      </w:pPr>
-      <w:r>
-        <w:rPr>
-          <w:rFonts w:hint="eastAsia"/>
-        </w:rPr>
-        <w:tab/>
-      </w:r>
-      <w:r>
-        <w:t>超压云图</w:t>
-      </w:r>
-      <w:r>
-        <w:t>如图</w:t>
-      </w:r>
-      <w:r>
-        <w:rPr>
-          <w:rFonts w:hint="eastAsia"/>
-        </w:rPr>
-        <w:t>6</w:t>
-      </w:r>
-      <w:r>
-        <w:t>所示。</w:t>
-      </w:r>
-    </w:p>
-    <w:p>
-      <w:pPr>
-        <w:spacing w:line="240" w:lineRule="auto"/>
-        <w:ind w:firstLine="480"/>
-        <w:jc w:val="center"/>
-        <w:rPr>
-          <w:rFonts w:hint="eastAsia"/>
-        </w:rPr>
-      </w:pPr>
-      <w:r>
-        <w:rPr>
-          <w:rFonts w:hint="eastAsia"/>
-        </w:rPr>
-        <w:lastRenderedPageBreak/>
-        <w:t>{{</w:t>
-      </w:r>
-      <w:r>
-        <w:rPr>
-          <w:rFonts w:hint="eastAsia"/>
-        </w:rPr>
-        <w:t>超压</w:t>
-      </w:r>
-      <w:r>
-        <w:rPr>
-          <w:rFonts w:hint="eastAsia"/>
-        </w:rPr>
-        <w:t>云图</w:t>
-      </w:r>
-      <w:r>
-        <w:rPr>
-          <w:rFonts w:hint="eastAsia"/>
-        </w:rPr>
-        <w:t>}}</w:t>
-      </w:r>
-    </w:p>
-    <w:p>
-      <w:pPr>
-        <w:spacing w:line="240" w:lineRule="auto"/>
-        <w:ind w:firstLine="480"/>
-        <w:jc w:val="center"/>
-      </w:pPr>
-      <w:bookmarkStart w:id="0" w:name="_GoBack"/>
-      <w:bookmarkEnd w:id="0"/>
-      <w:r>
-        <w:rPr>
-          <w:rFonts w:hint="eastAsia"/>
-        </w:rPr>
-        <w:t>图</w:t>
-      </w:r>
-      <w:r>
-        <w:rPr>
-          <w:rFonts w:hint="eastAsia"/>
-        </w:rPr>
-        <w:t>6</w:t>
-      </w:r>
-      <w:r>
-        <w:rPr>
-          <w:rFonts w:hint="eastAsia"/>
-        </w:rPr>
-        <w:t>超压</w:t>
-      </w:r>
-      <w:r>
-        <w:rPr>
-          <w:rFonts w:hint="eastAsia"/>
-        </w:rPr>
-        <w:t>云图</w:t>
+      <w:r>
+        <w:br w:type="page"/>
       </w:r>
     </w:p>
     <w:p>
       <w:pPr>
         <w:ind w:firstLine="480"/>
         <w:jc w:val="center"/>
-      </w:pPr>
-    </w:p>
-    <w:p>
-      <w:pPr>
-        <w:ind w:firstLine="480"/>
-      </w:pPr>
-      <w:r>
-        <w:rPr>
-          <w:rFonts w:hint="eastAsia"/>
-        </w:rPr>
-        <w:t>分析</w:t>
-      </w:r>
-      <w:r>
-        <w:rPr>
-          <w:rFonts w:hint="eastAsia"/>
-        </w:rPr>
-        <w:t>:</w:t>
-      </w:r>
-      <w:r>
-        <w:rPr>
-          <w:rFonts w:hint="eastAsia"/>
-        </w:rPr>
-        <w:t>结合云图可知，</w:t>
-      </w:r>
-      <w:r>
-        <w:rPr>
-          <w:rFonts w:hint="eastAsia"/>
-        </w:rPr>
-        <w:t>高度跌落</w:t>
-      </w:r>
-      <w:r>
-        <w:rPr>
-          <w:rFonts w:hint="eastAsia"/>
-        </w:rPr>
-        <w:t>{{</w:t>
-      </w:r>
-      <w:r>
-        <w:rPr>
-          <w:rFonts w:hint="eastAsia"/>
-        </w:rPr>
-        <w:t>跌落高度</w:t>
-      </w:r>
-      <w:r>
-        <w:rPr>
-          <w:rFonts w:hint="eastAsia"/>
-        </w:rPr>
-        <w:t>}}m</w:t>
-      </w:r>
-      <w:r>
-        <w:rPr>
-          <w:rFonts w:hint="eastAsia"/>
-        </w:rPr>
-        <w:t>，跌落姿态为</w:t>
-      </w:r>
-      <w:r>
-        <w:rPr>
-          <w:rFonts w:hint="eastAsia"/>
-        </w:rPr>
-        <w:t>{{</w:t>
-      </w:r>
-      <w:r>
-        <w:rPr>
-          <w:rFonts w:hint="eastAsia"/>
-        </w:rPr>
-        <w:t>跌落姿态</w:t>
-      </w:r>
-      <w:r>
-        <w:rPr>
-          <w:rFonts w:hint="eastAsia"/>
-        </w:rPr>
-        <w:t>}}</w:t>
-      </w:r>
-      <w:r>
-        <w:rPr>
-          <w:rFonts w:hint="eastAsia"/>
-        </w:rPr>
-        <w:t>°</w:t>
-      </w:r>
-      <w:r>
-        <w:rPr>
-          <w:rFonts w:hint="eastAsia"/>
-        </w:rPr>
-        <w:t>条件下推进剂薄弱环节位于</w:t>
-      </w:r>
-      <w:proofErr w:type="spellStart"/>
-      <w:r>
-        <w:rPr>
-          <w:rFonts w:hint="eastAsia"/>
-        </w:rPr>
-        <w:t>xxxxxx</w:t>
-      </w:r>
-      <w:proofErr w:type="spellEnd"/>
-      <w:r>
-        <w:rPr>
-          <w:rFonts w:hint="eastAsia"/>
-        </w:rPr>
-        <w:t>，发动机最大超压值为</w:t>
-      </w:r>
-      <w:r>
-        <w:rPr>
-          <w:rFonts w:hint="eastAsia"/>
-        </w:rPr>
-        <w:t>{{</w:t>
-      </w:r>
-      <w:r>
-        <w:rPr>
-          <w:rFonts w:ascii="宋体" w:hAnsi="宋体" w:hint="eastAsia"/>
-        </w:rPr>
-        <w:t>固体推进剂最大超压</w:t>
-      </w:r>
-      <w:r>
-        <w:rPr>
-          <w:rFonts w:hint="eastAsia"/>
-        </w:rPr>
-        <w:t>}}</w:t>
-      </w:r>
-      <w:r>
-        <w:rPr>
-          <w:rFonts w:hint="eastAsia"/>
-        </w:rPr>
-        <w:t>MPa</w:t>
-      </w:r>
-      <w:r>
-        <w:rPr>
-          <w:rFonts w:hint="eastAsia"/>
-        </w:rPr>
-        <w:t>。壳体薄弱环节位于</w:t>
-      </w:r>
-      <w:proofErr w:type="spellStart"/>
-      <w:r>
-        <w:rPr>
-          <w:rFonts w:hint="eastAsia"/>
-        </w:rPr>
-        <w:t>xxxxxxxx</w:t>
-      </w:r>
-      <w:proofErr w:type="spellEnd"/>
-      <w:r>
-        <w:rPr>
-          <w:rFonts w:hint="eastAsia"/>
-        </w:rPr>
-        <w:t>，最大应力为</w:t>
-      </w:r>
-      <w:r>
-        <w:rPr>
-          <w:rFonts w:hint="eastAsia"/>
-        </w:rPr>
-        <w:t>{{</w:t>
-      </w:r>
-      <w:r>
-        <w:rPr>
-          <w:rFonts w:ascii="宋体" w:hAnsi="宋体" w:hint="eastAsia"/>
-        </w:rPr>
-        <w:t>发动机壳体最大应力</w:t>
-      </w:r>
-      <w:r>
-        <w:rPr>
-          <w:rFonts w:hint="eastAsia"/>
-        </w:rPr>
-        <w:t>}}</w:t>
-      </w:r>
-      <w:r>
-        <w:rPr>
-          <w:rFonts w:hint="eastAsia"/>
-        </w:rPr>
-        <w:t>MPa</w:t>
-      </w:r>
-      <w:r>
-        <w:rPr>
-          <w:rFonts w:hint="eastAsia"/>
-        </w:rPr>
-        <w:t>。</w:t>
-      </w:r>
-    </w:p>
-    <w:p>
-      <w:pPr>
-        <w:ind w:firstLineChars="0" w:firstLine="0"/>
-      </w:pPr>
-      <w:r>
-        <w:br w:type="page"/>
-      </w:r>
-    </w:p>
-    <w:p>
-      <w:pPr>
-        <w:spacing w:beforeLines="50" w:before="163" w:afterLines="50" w:after="163"/>
-        <w:ind w:firstLine="482"/>
-        <w:rPr>
-          <w:rFonts w:ascii="黑体" w:eastAsia="黑体" w:hAnsi="黑体"/>
-          <w:b/>
-        </w:rPr>
         <w:sectPr>
           <w:pgSz w:w="16838" w:h="11906" w:orient="landscape"/>
           <w:pgMar w:top="1797" w:right="1440" w:bottom="1797" w:left="1440" w:header="567" w:footer="425" w:gutter="0"/>
@@ -14945,8 +14570,630 @@
     </w:p>
     <w:p>
       <w:pPr>
-        <w:spacing w:beforeLines="50" w:before="163" w:afterLines="50" w:after="163"/>
-        <w:ind w:firstLine="482"/>
+        <w:spacing w:beforeLines="50" w:before="120" w:afterLines="50" w:after="120"/>
+        <w:ind w:firstLine="480"/>
+      </w:pPr>
+      <w:r>
+        <w:lastRenderedPageBreak/>
+        <w:t>计算结果</w:t>
+      </w:r>
+      <w:r>
+        <w:t>云图</w:t>
+      </w:r>
+      <w:r>
+        <w:t>数据</w:t>
+      </w:r>
+      <w:r>
+        <w:t>如</w:t>
+      </w:r>
+      <w:r>
+        <w:t>表</w:t>
+      </w:r>
+      <w:r>
+        <w:rPr>
+          <w:rFonts w:hint="eastAsia"/>
+        </w:rPr>
+        <w:t>9</w:t>
+      </w:r>
+      <w:r>
+        <w:rPr>
+          <w:rFonts w:hint="eastAsia"/>
+        </w:rPr>
+        <w:t>所示</w:t>
+      </w:r>
+      <w:r>
+        <w:t>：</w:t>
+      </w:r>
+    </w:p>
+    <w:p>
+      <w:pPr>
+        <w:ind w:firstLine="480"/>
+        <w:jc w:val="center"/>
+      </w:pPr>
+      <w:r>
+        <w:t>表</w:t>
+      </w:r>
+      <w:r>
+        <w:rPr>
+          <w:rFonts w:hint="eastAsia"/>
+        </w:rPr>
+        <w:t>9</w:t>
+      </w:r>
+      <w:r>
+        <w:t>计算结果云图表</w:t>
+      </w:r>
+    </w:p>
+    <w:tbl>
+      <w:tblPr>
+        <w:tblStyle w:val="aa"/>
+        <w:tblW w:w="0" w:type="auto"/>
+        <w:tblLook w:val="04A0" w:firstRow="1" w:lastRow="0" w:firstColumn="1" w:lastColumn="0" w:noHBand="0" w:noVBand="1"/>
+      </w:tblPr>
+      <w:tblGrid>
+        <w:gridCol w:w="2518"/>
+        <w:gridCol w:w="6010"/>
+      </w:tblGrid>
+      <w:tr>
+        <w:tc>
+          <w:tcPr>
+            <w:tcW w:w="2518" w:type="dxa"/>
+          </w:tcPr>
+          <w:p>
+            <w:pPr>
+              <w:spacing w:line="240" w:lineRule="auto"/>
+              <w:ind w:firstLineChars="0" w:firstLine="0"/>
+              <w:jc w:val="center"/>
+            </w:pPr>
+            <w:bookmarkStart w:id="0" w:name="_GoBack" w:colFirst="1" w:colLast="1"/>
+            <w:r>
+              <w:t>壳体应力云图</w:t>
+            </w:r>
+          </w:p>
+        </w:tc>
+        <w:tc>
+          <w:tcPr>
+            <w:tcW w:w="6010" w:type="dxa"/>
+          </w:tcPr>
+          <w:p>
+            <w:pPr>
+              <w:spacing w:line="240" w:lineRule="auto"/>
+              <w:ind w:firstLineChars="0" w:firstLine="0"/>
+              <w:jc w:val="center"/>
+            </w:pPr>
+            <w:r>
+              <w:rPr>
+                <w:rFonts w:ascii="宋体" w:hAnsi="宋体" w:hint="eastAsia"/>
+                <w:kern w:val="0"/>
+              </w:rPr>
+              <w:t>{{壳体应力云图}}</w:t>
+            </w:r>
+          </w:p>
+        </w:tc>
+      </w:tr>
+      <w:tr>
+        <w:tc>
+          <w:tcPr>
+            <w:tcW w:w="2518" w:type="dxa"/>
+          </w:tcPr>
+          <w:p>
+            <w:pPr>
+              <w:spacing w:line="240" w:lineRule="auto"/>
+              <w:ind w:firstLineChars="0" w:firstLine="0"/>
+              <w:jc w:val="center"/>
+            </w:pPr>
+            <w:r>
+              <w:t>推进剂应力云图</w:t>
+            </w:r>
+          </w:p>
+        </w:tc>
+        <w:tc>
+          <w:tcPr>
+            <w:tcW w:w="6010" w:type="dxa"/>
+          </w:tcPr>
+          <w:p>
+            <w:pPr>
+              <w:spacing w:line="240" w:lineRule="auto"/>
+              <w:ind w:firstLineChars="0" w:firstLine="0"/>
+              <w:jc w:val="center"/>
+            </w:pPr>
+            <w:r>
+              <w:rPr>
+                <w:rFonts w:ascii="宋体" w:hAnsi="宋体" w:hint="eastAsia"/>
+                <w:kern w:val="0"/>
+              </w:rPr>
+              <w:t>{{推进剂应力云图}}</w:t>
+            </w:r>
+          </w:p>
+        </w:tc>
+      </w:tr>
+      <w:tr>
+        <w:tc>
+          <w:tcPr>
+            <w:tcW w:w="2518" w:type="dxa"/>
+          </w:tcPr>
+          <w:p>
+            <w:pPr>
+              <w:spacing w:line="240" w:lineRule="auto"/>
+              <w:ind w:firstLineChars="0" w:firstLine="0"/>
+              <w:jc w:val="center"/>
+            </w:pPr>
+            <w:r>
+              <w:t>壳体</w:t>
+            </w:r>
+            <w:r>
+              <w:rPr>
+                <w:rFonts w:hint="eastAsia"/>
+              </w:rPr>
+              <w:t>应变</w:t>
+            </w:r>
+            <w:r>
+              <w:t>云图</w:t>
+            </w:r>
+          </w:p>
+        </w:tc>
+        <w:tc>
+          <w:tcPr>
+            <w:tcW w:w="6010" w:type="dxa"/>
+          </w:tcPr>
+          <w:p>
+            <w:pPr>
+              <w:spacing w:line="240" w:lineRule="auto"/>
+              <w:ind w:firstLineChars="0" w:firstLine="0"/>
+              <w:jc w:val="center"/>
+            </w:pPr>
+            <w:r>
+              <w:rPr>
+                <w:rFonts w:ascii="宋体" w:hAnsi="宋体" w:hint="eastAsia"/>
+              </w:rPr>
+              <w:t>{{</w:t>
+            </w:r>
+            <w:r>
+              <w:rPr>
+                <w:rFonts w:ascii="宋体" w:hAnsi="宋体" w:hint="eastAsia"/>
+                <w:kern w:val="0"/>
+              </w:rPr>
+              <w:t>壳体应变云图}}</w:t>
+            </w:r>
+          </w:p>
+        </w:tc>
+      </w:tr>
+      <w:tr>
+        <w:tc>
+          <w:tcPr>
+            <w:tcW w:w="2518" w:type="dxa"/>
+          </w:tcPr>
+          <w:p>
+            <w:pPr>
+              <w:spacing w:line="240" w:lineRule="auto"/>
+              <w:ind w:firstLineChars="0" w:firstLine="0"/>
+              <w:jc w:val="center"/>
+            </w:pPr>
+            <w:r>
+              <w:t>推进剂</w:t>
+            </w:r>
+            <w:r>
+              <w:rPr>
+                <w:rFonts w:hint="eastAsia"/>
+              </w:rPr>
+              <w:t>应变</w:t>
+            </w:r>
+            <w:r>
+              <w:t>云图</w:t>
+            </w:r>
+          </w:p>
+        </w:tc>
+        <w:tc>
+          <w:tcPr>
+            <w:tcW w:w="6010" w:type="dxa"/>
+          </w:tcPr>
+          <w:p>
+            <w:pPr>
+              <w:spacing w:line="240" w:lineRule="auto"/>
+              <w:ind w:firstLineChars="0" w:firstLine="0"/>
+              <w:jc w:val="center"/>
+            </w:pPr>
+            <w:r>
+              <w:rPr>
+                <w:rFonts w:ascii="宋体" w:hAnsi="宋体" w:hint="eastAsia"/>
+              </w:rPr>
+              <w:t>{{</w:t>
+            </w:r>
+            <w:r>
+              <w:rPr>
+                <w:rFonts w:ascii="宋体" w:hAnsi="宋体" w:hint="eastAsia"/>
+                <w:kern w:val="0"/>
+              </w:rPr>
+              <w:t>推进剂应变云图}}</w:t>
+            </w:r>
+          </w:p>
+        </w:tc>
+      </w:tr>
+      <w:tr>
+        <w:tc>
+          <w:tcPr>
+            <w:tcW w:w="2518" w:type="dxa"/>
+          </w:tcPr>
+          <w:p>
+            <w:pPr>
+              <w:spacing w:line="240" w:lineRule="auto"/>
+              <w:ind w:firstLineChars="0" w:firstLine="0"/>
+              <w:jc w:val="center"/>
+            </w:pPr>
+            <w:r>
+              <w:t>壳体</w:t>
+            </w:r>
+            <w:r>
+              <w:rPr>
+                <w:rFonts w:hint="eastAsia"/>
+              </w:rPr>
+              <w:t>温度</w:t>
+            </w:r>
+            <w:r>
+              <w:t>云图</w:t>
+            </w:r>
+          </w:p>
+        </w:tc>
+        <w:tc>
+          <w:tcPr>
+            <w:tcW w:w="6010" w:type="dxa"/>
+          </w:tcPr>
+          <w:p>
+            <w:pPr>
+              <w:spacing w:line="240" w:lineRule="auto"/>
+              <w:ind w:firstLineChars="0" w:firstLine="0"/>
+              <w:jc w:val="center"/>
+            </w:pPr>
+            <w:r>
+              <w:rPr>
+                <w:rFonts w:ascii="宋体" w:hAnsi="宋体" w:hint="eastAsia"/>
+              </w:rPr>
+              <w:t>{{</w:t>
+            </w:r>
+            <w:r>
+              <w:rPr>
+                <w:rFonts w:ascii="宋体" w:hAnsi="宋体" w:hint="eastAsia"/>
+                <w:kern w:val="0"/>
+              </w:rPr>
+              <w:t>壳体温度云图}}</w:t>
+            </w:r>
+          </w:p>
+        </w:tc>
+      </w:tr>
+      <w:tr>
+        <w:tc>
+          <w:tcPr>
+            <w:tcW w:w="2518" w:type="dxa"/>
+          </w:tcPr>
+          <w:p>
+            <w:pPr>
+              <w:spacing w:line="240" w:lineRule="auto"/>
+              <w:ind w:firstLineChars="0" w:firstLine="0"/>
+              <w:jc w:val="center"/>
+            </w:pPr>
+            <w:r>
+              <w:t>推进剂</w:t>
+            </w:r>
+            <w:r>
+              <w:rPr>
+                <w:rFonts w:hint="eastAsia"/>
+              </w:rPr>
+              <w:t>温度</w:t>
+            </w:r>
+            <w:r>
+              <w:t>云图</w:t>
+            </w:r>
+          </w:p>
+        </w:tc>
+        <w:tc>
+          <w:tcPr>
+            <w:tcW w:w="6010" w:type="dxa"/>
+          </w:tcPr>
+          <w:p>
+            <w:pPr>
+              <w:spacing w:line="240" w:lineRule="auto"/>
+              <w:ind w:firstLineChars="0" w:firstLine="0"/>
+              <w:jc w:val="center"/>
+            </w:pPr>
+            <w:r>
+              <w:rPr>
+                <w:rFonts w:ascii="宋体" w:hAnsi="宋体" w:hint="eastAsia"/>
+              </w:rPr>
+              <w:t>{{</w:t>
+            </w:r>
+            <w:r>
+              <w:rPr>
+                <w:rFonts w:ascii="宋体" w:hAnsi="宋体" w:hint="eastAsia"/>
+                <w:kern w:val="0"/>
+              </w:rPr>
+              <w:t>推进剂温度云图}}</w:t>
+            </w:r>
+          </w:p>
+        </w:tc>
+      </w:tr>
+      <w:tr>
+        <w:tc>
+          <w:tcPr>
+            <w:tcW w:w="2518" w:type="dxa"/>
+          </w:tcPr>
+          <w:p>
+            <w:pPr>
+              <w:spacing w:line="240" w:lineRule="auto"/>
+              <w:ind w:firstLineChars="0" w:firstLine="0"/>
+              <w:jc w:val="center"/>
+            </w:pPr>
+            <w:r>
+              <w:t>壳体</w:t>
+            </w:r>
+            <w:r>
+              <w:rPr>
+                <w:rFonts w:hint="eastAsia"/>
+              </w:rPr>
+              <w:t>超压</w:t>
+            </w:r>
+            <w:r>
+              <w:t>云图</w:t>
+            </w:r>
+          </w:p>
+        </w:tc>
+        <w:tc>
+          <w:tcPr>
+            <w:tcW w:w="6010" w:type="dxa"/>
+          </w:tcPr>
+          <w:p>
+            <w:pPr>
+              <w:spacing w:line="240" w:lineRule="auto"/>
+              <w:ind w:firstLineChars="0" w:firstLine="0"/>
+              <w:jc w:val="center"/>
+            </w:pPr>
+            <w:r>
+              <w:rPr>
+                <w:rFonts w:ascii="宋体" w:hAnsi="宋体" w:hint="eastAsia"/>
+              </w:rPr>
+              <w:t>{{</w:t>
+            </w:r>
+            <w:r>
+              <w:rPr>
+                <w:rFonts w:ascii="宋体" w:hAnsi="宋体" w:hint="eastAsia"/>
+                <w:kern w:val="0"/>
+              </w:rPr>
+              <w:t>壳体超压云图}}</w:t>
+            </w:r>
+          </w:p>
+        </w:tc>
+      </w:tr>
+      <w:tr>
+        <w:tc>
+          <w:tcPr>
+            <w:tcW w:w="2518" w:type="dxa"/>
+          </w:tcPr>
+          <w:p>
+            <w:pPr>
+              <w:spacing w:line="240" w:lineRule="auto"/>
+              <w:ind w:firstLineChars="0" w:firstLine="0"/>
+              <w:jc w:val="center"/>
+            </w:pPr>
+            <w:r>
+              <w:t>推进剂</w:t>
+            </w:r>
+            <w:r>
+              <w:rPr>
+                <w:rFonts w:hint="eastAsia"/>
+              </w:rPr>
+              <w:t>超压</w:t>
+            </w:r>
+            <w:r>
+              <w:t>云图</w:t>
+            </w:r>
+          </w:p>
+        </w:tc>
+        <w:tc>
+          <w:tcPr>
+            <w:tcW w:w="6010" w:type="dxa"/>
+          </w:tcPr>
+          <w:p>
+            <w:pPr>
+              <w:spacing w:line="240" w:lineRule="auto"/>
+              <w:ind w:firstLineChars="0" w:firstLine="0"/>
+              <w:jc w:val="center"/>
+            </w:pPr>
+            <w:r>
+              <w:rPr>
+                <w:rFonts w:ascii="宋体" w:hAnsi="宋体" w:hint="eastAsia"/>
+              </w:rPr>
+              <w:t>{{</w:t>
+            </w:r>
+            <w:r>
+              <w:rPr>
+                <w:rFonts w:ascii="宋体" w:hAnsi="宋体" w:hint="eastAsia"/>
+                <w:kern w:val="0"/>
+              </w:rPr>
+              <w:t>推进剂超压云图}}</w:t>
+            </w:r>
+          </w:p>
+        </w:tc>
+      </w:tr>
+      <w:bookmarkEnd w:id="0"/>
+    </w:tbl>
+    <w:p>
+      <w:pPr>
+        <w:ind w:firstLineChars="0" w:firstLine="0"/>
+      </w:pPr>
+    </w:p>
+    <w:p>
+      <w:pPr>
+        <w:ind w:firstLine="480"/>
+      </w:pPr>
+      <w:r>
+        <w:rPr>
+          <w:rFonts w:hint="eastAsia"/>
+        </w:rPr>
+        <w:t>分析</w:t>
+      </w:r>
+      <w:r>
+        <w:rPr>
+          <w:rFonts w:hint="eastAsia"/>
+        </w:rPr>
+        <w:t>:</w:t>
+      </w:r>
+      <w:r>
+        <w:rPr>
+          <w:rFonts w:hint="eastAsia"/>
+        </w:rPr>
+        <w:t>结合云图可知，</w:t>
+      </w:r>
+      <w:r>
+        <w:rPr>
+          <w:rFonts w:hint="eastAsia"/>
+        </w:rPr>
+        <w:t>高度跌落</w:t>
+      </w:r>
+      <w:r>
+        <w:rPr>
+          <w:rFonts w:hint="eastAsia"/>
+        </w:rPr>
+        <w:t>{{</w:t>
+      </w:r>
+      <w:r>
+        <w:rPr>
+          <w:rFonts w:hint="eastAsia"/>
+        </w:rPr>
+        <w:t>跌落高度</w:t>
+      </w:r>
+      <w:r>
+        <w:rPr>
+          <w:rFonts w:hint="eastAsia"/>
+        </w:rPr>
+        <w:t>}}m</w:t>
+      </w:r>
+      <w:r>
+        <w:rPr>
+          <w:rFonts w:hint="eastAsia"/>
+        </w:rPr>
+        <w:t>，跌落姿态为</w:t>
+      </w:r>
+      <w:r>
+        <w:rPr>
+          <w:rFonts w:hint="eastAsia"/>
+        </w:rPr>
+        <w:t>{{</w:t>
+      </w:r>
+      <w:r>
+        <w:rPr>
+          <w:rFonts w:hint="eastAsia"/>
+        </w:rPr>
+        <w:t>跌落姿态</w:t>
+      </w:r>
+      <w:r>
+        <w:rPr>
+          <w:rFonts w:hint="eastAsia"/>
+        </w:rPr>
+        <w:t>}}</w:t>
+      </w:r>
+      <w:r>
+        <w:rPr>
+          <w:rFonts w:hint="eastAsia"/>
+        </w:rPr>
+        <w:t>°</w:t>
+      </w:r>
+      <w:r>
+        <w:rPr>
+          <w:rFonts w:hint="eastAsia"/>
+        </w:rPr>
+        <w:t>条件下推进剂薄弱环节位于</w:t>
+      </w:r>
+      <w:proofErr w:type="spellStart"/>
+      <w:r>
+        <w:rPr>
+          <w:rFonts w:hint="eastAsia"/>
+        </w:rPr>
+        <w:t>xxxxxx</w:t>
+      </w:r>
+      <w:proofErr w:type="spellEnd"/>
+      <w:r>
+        <w:rPr>
+          <w:rFonts w:hint="eastAsia"/>
+        </w:rPr>
+        <w:t>，发动机最大超压值为</w:t>
+      </w:r>
+      <w:r>
+        <w:rPr>
+          <w:rFonts w:hint="eastAsia"/>
+        </w:rPr>
+        <w:t>{{</w:t>
+      </w:r>
+      <w:r>
+        <w:rPr>
+          <w:rFonts w:ascii="宋体" w:hAnsi="宋体" w:hint="eastAsia"/>
+        </w:rPr>
+        <w:t>固体推进剂最大超压</w:t>
+      </w:r>
+      <w:r>
+        <w:rPr>
+          <w:rFonts w:hint="eastAsia"/>
+        </w:rPr>
+        <w:t>}}</w:t>
+      </w:r>
+      <w:r>
+        <w:rPr>
+          <w:rFonts w:hint="eastAsia"/>
+        </w:rPr>
+        <w:t>MPa</w:t>
+      </w:r>
+      <w:r>
+        <w:rPr>
+          <w:rFonts w:hint="eastAsia"/>
+        </w:rPr>
+        <w:t>。壳体薄弱环节位于</w:t>
+      </w:r>
+      <w:proofErr w:type="spellStart"/>
+      <w:r>
+        <w:rPr>
+          <w:rFonts w:hint="eastAsia"/>
+        </w:rPr>
+        <w:t>xxxxxxxx</w:t>
+      </w:r>
+      <w:proofErr w:type="spellEnd"/>
+      <w:r>
+        <w:rPr>
+          <w:rFonts w:hint="eastAsia"/>
+        </w:rPr>
+        <w:t>，最大应力为</w:t>
+      </w:r>
+      <w:r>
+        <w:rPr>
+          <w:rFonts w:hint="eastAsia"/>
+        </w:rPr>
+        <w:t>{{</w:t>
+      </w:r>
+      <w:r>
+        <w:rPr>
+          <w:rFonts w:ascii="宋体" w:hAnsi="宋体" w:hint="eastAsia"/>
+        </w:rPr>
+        <w:t>发动机壳体最大应力</w:t>
+      </w:r>
+      <w:r>
+        <w:rPr>
+          <w:rFonts w:hint="eastAsia"/>
+        </w:rPr>
+        <w:t>}}</w:t>
+      </w:r>
+      <w:r>
+        <w:rPr>
+          <w:rFonts w:hint="eastAsia"/>
+        </w:rPr>
+        <w:t>MPa</w:t>
+      </w:r>
+      <w:r>
+        <w:rPr>
+          <w:rFonts w:hint="eastAsia"/>
+        </w:rPr>
+        <w:t>。</w:t>
+      </w:r>
+    </w:p>
+    <w:p>
+      <w:pPr>
+        <w:spacing w:beforeLines="50" w:before="120" w:afterLines="50" w:after="120"/>
+        <w:ind w:firstLineChars="0" w:firstLine="0"/>
         <w:rPr>
           <w:rFonts w:ascii="黑体" w:eastAsia="黑体" w:hAnsi="黑体"/>
           <w:b/>
@@ -14957,7 +15204,6 @@
           <w:rFonts w:ascii="黑体" w:eastAsia="黑体" w:hAnsi="黑体" w:hint="eastAsia"/>
           <w:b/>
         </w:rPr>
-        <w:lastRenderedPageBreak/>
         <w:t>4结论</w:t>
       </w:r>
     </w:p>
@@ -15807,7 +16053,7 @@
       <w:pgSz w:w="11906" w:h="16838"/>
       <w:pgMar w:top="1440" w:right="1797" w:bottom="1440" w:left="1797" w:header="567" w:footer="425" w:gutter="0"/>
       <w:cols w:space="425"/>
-      <w:docGrid w:type="linesAndChars" w:linePitch="326"/>
+      <w:docGrid w:linePitch="326"/>
     </w:sectPr>
   </w:body>
 </w:document>
@@ -15937,7 +16183,7 @@
                 <w:sz w:val="21"/>
                 <w:szCs w:val="21"/>
               </w:rPr>
-              <w:t>14</w:t>
+              <w:t>13</w:t>
             </w:r>
             <w:r>
               <w:rPr>
@@ -16010,7 +16256,7 @@
                 <w:sz w:val="21"/>
                 <w:szCs w:val="21"/>
               </w:rPr>
-              <w:t>16</w:t>
+              <w:t>15</w:t>
             </w:r>
             <w:r>
               <w:rPr>
@@ -18137,7 +18383,7 @@
   <a:extraClrSchemeLst/>
   <a:extLst>
     <a:ext uri="{05A4C25C-085E-4340-85A3-A5531E510DB2}">
-      <thm15:themeFamily xmlns:thm15="http://schemas.microsoft.com/office/thememl/2012/main" xmlns="" name="Office Theme" id="{2E142A2C-CD16-42D6-873A-C26D2A0506FA}" vid="{1BDDFF52-6CD6-40A5-AB3C-68EB2F1E4D0A}"/>
+      <thm15:themeFamily xmlns="" xmlns:thm15="http://schemas.microsoft.com/office/thememl/2012/main" name="Office Theme" id="{2E142A2C-CD16-42D6-873A-C26D2A0506FA}" vid="{1BDDFF52-6CD6-40A5-AB3C-68EB2F1E4D0A}"/>
     </a:ext>
   </a:extLst>
 </a:theme>

--- a/mainWidget/mainWidget/src/template/跌落仿真计算数据表.docx
+++ b/mainWidget/mainWidget/src/template/跌落仿真计算数据表.docx
@@ -14546,6 +14546,336 @@
           </w:p>
         </w:tc>
       </w:tr>
+      <w:tr>
+        <w:trPr>
+          <w:trHeight w:val="747"/>
+          <w:jc w:val="center"/>
+        </w:trPr>
+        <w:tc>
+          <w:tcPr>
+            <w:tcW w:w="1680" w:type="dxa"/>
+            <w:vMerge w:val="restart"/>
+            <w:vAlign w:val="center"/>
+          </w:tcPr>
+          <w:p>
+            <w:pPr>
+              <w:spacing w:line="240" w:lineRule="auto"/>
+              <w:ind w:firstLine="480"/>
+              <w:jc w:val="center"/>
+              <w:rPr>
+                <w:rFonts w:ascii="宋体" w:hAnsi="宋体"/>
+              </w:rPr>
+            </w:pPr>
+            <w:r>
+              <w:rPr>
+                <w:rFonts w:ascii="宋体" w:hAnsi="宋体"/>
+              </w:rPr>
+              <w:t>反应度</w:t>
+            </w:r>
+          </w:p>
+        </w:tc>
+        <w:tc>
+          <w:tcPr>
+            <w:tcW w:w="2813" w:type="dxa"/>
+            <w:vAlign w:val="center"/>
+          </w:tcPr>
+          <w:p>
+            <w:pPr>
+              <w:spacing w:line="240" w:lineRule="auto"/>
+              <w:ind w:firstLineChars="0" w:firstLine="0"/>
+              <w:jc w:val="center"/>
+              <w:rPr>
+                <w:rFonts w:ascii="宋体" w:hAnsi="宋体"/>
+              </w:rPr>
+            </w:pPr>
+            <w:r>
+              <w:rPr>
+                <w:rFonts w:ascii="宋体" w:hAnsi="宋体" w:hint="eastAsia"/>
+              </w:rPr>
+              <w:t>固体推进剂最大反应度</w:t>
+            </w:r>
+          </w:p>
+        </w:tc>
+        <w:tc>
+          <w:tcPr>
+            <w:tcW w:w="1843" w:type="dxa"/>
+          </w:tcPr>
+          <w:p>
+            <w:pPr>
+              <w:spacing w:line="240" w:lineRule="auto"/>
+              <w:ind w:firstLineChars="0" w:firstLine="0"/>
+              <w:jc w:val="center"/>
+              <w:rPr>
+                <w:rFonts w:ascii="宋体" w:hAnsi="宋体"/>
+              </w:rPr>
+            </w:pPr>
+            <w:r>
+              <w:rPr>
+                <w:rFonts w:ascii="宋体" w:hAnsi="宋体" w:hint="eastAsia"/>
+              </w:rPr>
+              <w:t>{{</w:t>
+            </w:r>
+            <w:r>
+              <w:rPr>
+                <w:rFonts w:ascii="宋体" w:hAnsi="宋体" w:hint="eastAsia"/>
+              </w:rPr>
+              <w:t>固体推进剂最大反应度</w:t>
+            </w:r>
+            <w:r>
+              <w:rPr>
+                <w:rFonts w:ascii="宋体" w:hAnsi="宋体" w:hint="eastAsia"/>
+              </w:rPr>
+              <w:t>}}</w:t>
+            </w:r>
+          </w:p>
+        </w:tc>
+        <w:tc>
+          <w:tcPr>
+            <w:tcW w:w="1417" w:type="dxa"/>
+          </w:tcPr>
+          <w:p>
+            <w:pPr>
+              <w:spacing w:line="240" w:lineRule="auto"/>
+              <w:ind w:firstLineChars="0" w:firstLine="0"/>
+              <w:jc w:val="center"/>
+              <w:rPr>
+                <w:rFonts w:ascii="宋体" w:hAnsi="宋体"/>
+              </w:rPr>
+            </w:pPr>
+          </w:p>
+        </w:tc>
+        <w:tc>
+          <w:tcPr>
+            <w:tcW w:w="2268" w:type="dxa"/>
+          </w:tcPr>
+          <w:p>
+            <w:pPr>
+              <w:spacing w:line="240" w:lineRule="auto"/>
+              <w:ind w:firstLineChars="0" w:firstLine="0"/>
+              <w:jc w:val="center"/>
+              <w:rPr>
+                <w:rFonts w:ascii="宋体" w:hAnsi="宋体"/>
+              </w:rPr>
+            </w:pPr>
+            <w:r>
+              <w:rPr>
+                <w:rFonts w:ascii="宋体" w:hAnsi="宋体" w:hint="eastAsia"/>
+              </w:rPr>
+              <w:t>固体推进剂最小反应度</w:t>
+            </w:r>
+          </w:p>
+        </w:tc>
+        <w:tc>
+          <w:tcPr>
+            <w:tcW w:w="1843" w:type="dxa"/>
+          </w:tcPr>
+          <w:p>
+            <w:pPr>
+              <w:spacing w:line="240" w:lineRule="auto"/>
+              <w:ind w:firstLineChars="0" w:firstLine="0"/>
+              <w:jc w:val="center"/>
+              <w:rPr>
+                <w:rFonts w:ascii="宋体" w:hAnsi="宋体"/>
+              </w:rPr>
+            </w:pPr>
+            <w:r>
+              <w:rPr>
+                <w:rFonts w:ascii="宋体" w:hAnsi="宋体" w:hint="eastAsia"/>
+              </w:rPr>
+              <w:t>{{</w:t>
+            </w:r>
+            <w:r>
+              <w:rPr>
+                <w:rFonts w:ascii="宋体" w:hAnsi="宋体" w:hint="eastAsia"/>
+              </w:rPr>
+              <w:t>固体推进剂最小反应度</w:t>
+            </w:r>
+            <w:r>
+              <w:rPr>
+                <w:rFonts w:ascii="宋体" w:hAnsi="宋体" w:hint="eastAsia"/>
+              </w:rPr>
+              <w:t>}}</w:t>
+            </w:r>
+          </w:p>
+        </w:tc>
+        <w:tc>
+          <w:tcPr>
+            <w:tcW w:w="1440" w:type="dxa"/>
+          </w:tcPr>
+          <w:p>
+            <w:pPr>
+              <w:spacing w:line="240" w:lineRule="auto"/>
+              <w:ind w:firstLineChars="0" w:firstLine="0"/>
+              <w:jc w:val="center"/>
+              <w:rPr>
+                <w:rFonts w:ascii="宋体" w:hAnsi="宋体"/>
+              </w:rPr>
+            </w:pPr>
+          </w:p>
+        </w:tc>
+      </w:tr>
+      <w:tr>
+        <w:trPr>
+          <w:trHeight w:val="747"/>
+          <w:jc w:val="center"/>
+        </w:trPr>
+        <w:tc>
+          <w:tcPr>
+            <w:tcW w:w="1680" w:type="dxa"/>
+            <w:vMerge/>
+            <w:vAlign w:val="center"/>
+          </w:tcPr>
+          <w:p>
+            <w:pPr>
+              <w:spacing w:line="240" w:lineRule="auto"/>
+              <w:ind w:firstLine="480"/>
+              <w:jc w:val="center"/>
+              <w:rPr>
+                <w:rFonts w:ascii="宋体" w:hAnsi="宋体"/>
+              </w:rPr>
+            </w:pPr>
+          </w:p>
+        </w:tc>
+        <w:tc>
+          <w:tcPr>
+            <w:tcW w:w="2813" w:type="dxa"/>
+            <w:vAlign w:val="center"/>
+          </w:tcPr>
+          <w:p>
+            <w:pPr>
+              <w:spacing w:line="240" w:lineRule="auto"/>
+              <w:ind w:firstLineChars="0" w:firstLine="0"/>
+              <w:jc w:val="center"/>
+              <w:rPr>
+                <w:rFonts w:ascii="宋体" w:hAnsi="宋体"/>
+              </w:rPr>
+            </w:pPr>
+            <w:r>
+              <w:rPr>
+                <w:rFonts w:ascii="宋体" w:hAnsi="宋体" w:hint="eastAsia"/>
+              </w:rPr>
+              <w:t>固体推进剂平均反应度</w:t>
+            </w:r>
+          </w:p>
+        </w:tc>
+        <w:tc>
+          <w:tcPr>
+            <w:tcW w:w="1843" w:type="dxa"/>
+          </w:tcPr>
+          <w:p>
+            <w:pPr>
+              <w:spacing w:line="240" w:lineRule="auto"/>
+              <w:ind w:firstLineChars="0" w:firstLine="0"/>
+              <w:jc w:val="center"/>
+              <w:rPr>
+                <w:rFonts w:ascii="宋体" w:hAnsi="宋体"/>
+              </w:rPr>
+            </w:pPr>
+            <w:r>
+              <w:rPr>
+                <w:rFonts w:ascii="宋体" w:hAnsi="宋体" w:hint="eastAsia"/>
+              </w:rPr>
+              <w:t>{{</w:t>
+            </w:r>
+            <w:r>
+              <w:rPr>
+                <w:rFonts w:ascii="宋体" w:hAnsi="宋体" w:hint="eastAsia"/>
+              </w:rPr>
+              <w:t>固体推进剂平均反应度</w:t>
+            </w:r>
+            <w:r>
+              <w:rPr>
+                <w:rFonts w:ascii="宋体" w:hAnsi="宋体" w:hint="eastAsia"/>
+              </w:rPr>
+              <w:t>}}</w:t>
+            </w:r>
+          </w:p>
+        </w:tc>
+        <w:tc>
+          <w:tcPr>
+            <w:tcW w:w="1417" w:type="dxa"/>
+          </w:tcPr>
+          <w:p>
+            <w:pPr>
+              <w:spacing w:line="240" w:lineRule="auto"/>
+              <w:ind w:firstLineChars="0" w:firstLine="0"/>
+              <w:jc w:val="center"/>
+              <w:rPr>
+                <w:rFonts w:ascii="宋体" w:hAnsi="宋体"/>
+              </w:rPr>
+            </w:pPr>
+          </w:p>
+        </w:tc>
+        <w:tc>
+          <w:tcPr>
+            <w:tcW w:w="2268" w:type="dxa"/>
+          </w:tcPr>
+          <w:p>
+            <w:pPr>
+              <w:spacing w:line="240" w:lineRule="auto"/>
+              <w:ind w:firstLineChars="0" w:firstLine="0"/>
+              <w:jc w:val="center"/>
+              <w:rPr>
+                <w:rFonts w:ascii="宋体" w:hAnsi="宋体"/>
+              </w:rPr>
+            </w:pPr>
+            <w:r>
+              <w:rPr>
+                <w:rFonts w:ascii="宋体" w:hAnsi="宋体" w:hint="eastAsia"/>
+              </w:rPr>
+              <w:t>固体推进剂反应度标准差</w:t>
+            </w:r>
+          </w:p>
+        </w:tc>
+        <w:tc>
+          <w:tcPr>
+            <w:tcW w:w="1843" w:type="dxa"/>
+          </w:tcPr>
+          <w:p>
+            <w:pPr>
+              <w:spacing w:line="240" w:lineRule="auto"/>
+              <w:ind w:firstLineChars="0" w:firstLine="0"/>
+              <w:jc w:val="center"/>
+              <w:rPr>
+                <w:rFonts w:ascii="宋体" w:hAnsi="宋体"/>
+              </w:rPr>
+            </w:pPr>
+            <w:r>
+              <w:rPr>
+                <w:rFonts w:ascii="宋体" w:hAnsi="宋体" w:hint="eastAsia"/>
+              </w:rPr>
+              <w:t>{{</w:t>
+            </w:r>
+            <w:r>
+              <w:rPr>
+                <w:rFonts w:ascii="宋体" w:hAnsi="宋体" w:hint="eastAsia"/>
+              </w:rPr>
+              <w:t>固体推进剂反应度标准差</w:t>
+            </w:r>
+            <w:r>
+              <w:rPr>
+                <w:rFonts w:ascii="宋体" w:hAnsi="宋体" w:hint="eastAsia"/>
+              </w:rPr>
+              <w:t>}}</w:t>
+            </w:r>
+          </w:p>
+        </w:tc>
+        <w:tc>
+          <w:tcPr>
+            <w:tcW w:w="1440" w:type="dxa"/>
+          </w:tcPr>
+          <w:p>
+            <w:pPr>
+              <w:spacing w:line="240" w:lineRule="auto"/>
+              <w:ind w:firstLineChars="0" w:firstLine="0"/>
+              <w:jc w:val="center"/>
+              <w:rPr>
+                <w:rFonts w:ascii="宋体" w:hAnsi="宋体"/>
+              </w:rPr>
+            </w:pPr>
+          </w:p>
+        </w:tc>
+      </w:tr>
     </w:tbl>
     <w:p>
       <w:pPr>
@@ -14644,7 +14974,6 @@
               <w:ind w:firstLineChars="0" w:firstLine="0"/>
               <w:jc w:val="center"/>
             </w:pPr>
-            <w:bookmarkStart w:id="0" w:name="_GoBack" w:colFirst="1" w:colLast="1"/>
             <w:r>
               <w:t>壳体应力云图</w:t>
             </w:r>
@@ -15008,6 +15337,61 @@
                 <w:kern w:val="0"/>
               </w:rPr>
               <w:t>推进剂超压云图}}</w:t>
+            </w:r>
+          </w:p>
+        </w:tc>
+      </w:tr>
+      <w:tr>
+        <w:tc>
+          <w:tcPr>
+            <w:tcW w:w="2518" w:type="dxa"/>
+          </w:tcPr>
+          <w:p>
+            <w:pPr>
+              <w:spacing w:line="240" w:lineRule="auto"/>
+              <w:ind w:firstLineChars="0" w:firstLine="0"/>
+              <w:jc w:val="center"/>
+            </w:pPr>
+            <w:bookmarkStart w:id="0" w:name="_GoBack" w:colFirst="0" w:colLast="1"/>
+            <w:r>
+              <w:rPr>
+                <w:rFonts w:hint="eastAsia"/>
+              </w:rPr>
+              <w:t>推进剂反应度云图</w:t>
+            </w:r>
+          </w:p>
+        </w:tc>
+        <w:tc>
+          <w:tcPr>
+            <w:tcW w:w="6010" w:type="dxa"/>
+          </w:tcPr>
+          <w:p>
+            <w:pPr>
+              <w:spacing w:line="240" w:lineRule="auto"/>
+              <w:ind w:firstLineChars="0" w:firstLine="0"/>
+              <w:jc w:val="center"/>
+              <w:rPr>
+                <w:rFonts w:ascii="宋体" w:hAnsi="宋体"/>
+              </w:rPr>
+            </w:pPr>
+            <w:r>
+              <w:rPr>
+                <w:rFonts w:ascii="宋体" w:hAnsi="宋体" w:hint="eastAsia"/>
+              </w:rPr>
+              <w:t>{{</w:t>
+            </w:r>
+            <w:r>
+              <w:rPr>
+                <w:rFonts w:hint="eastAsia"/>
+              </w:rPr>
+              <w:t>反应度</w:t>
+            </w:r>
+            <w:r>
+              <w:rPr>
+                <w:rFonts w:ascii="宋体" w:hAnsi="宋体" w:hint="eastAsia"/>
+                <w:kern w:val="0"/>
+              </w:rPr>
+              <w:t>云图}}</w:t>
             </w:r>
           </w:p>
         </w:tc>

--- a/mainWidget/mainWidget/src/template/跌落仿真计算数据表.docx
+++ b/mainWidget/mainWidget/src/template/跌落仿真计算数据表.docx
@@ -9089,73 +9089,31 @@
         </w:rPr>
         <w:t>观测点设置如下图所示。</w:t>
       </w:r>
-      <w:r>
-        <w:rPr>
-          <w:rFonts w:hint="eastAsia"/>
-          <w:highlight w:val="yellow"/>
-        </w:rPr>
-        <w:t>(</w:t>
-      </w:r>
-      <w:r>
-        <w:rPr>
-          <w:rFonts w:hint="eastAsia"/>
-          <w:highlight w:val="yellow"/>
-        </w:rPr>
-        <w:t>导入观测点分布情况，交代观测点分布的位置和数量，例如下图。</w:t>
-      </w:r>
-      <w:r>
-        <w:rPr>
-          <w:rFonts w:hint="eastAsia"/>
-          <w:highlight w:val="yellow"/>
-        </w:rPr>
-        <w:t>)</w:t>
-      </w:r>
     </w:p>
     <w:p>
       <w:pPr>
         <w:spacing w:line="240" w:lineRule="auto"/>
         <w:ind w:firstLine="480"/>
+        <w:jc w:val="center"/>
       </w:pPr>
       <w:r>
         <w:rPr>
-          <w:noProof/>
-        </w:rPr>
-        <w:lastRenderedPageBreak/>
-        <w:drawing>
-          <wp:inline distT="0" distB="0" distL="0" distR="0" wp14:anchorId="174DA1B1" wp14:editId="02D8A488">
-            <wp:extent cx="5274310" cy="1699260"/>
-            <wp:effectExtent l="0" t="0" r="2540" b="0"/>
-            <wp:docPr id="61234768" name="图片 1"/>
-            <wp:cNvGraphicFramePr>
-              <a:graphicFrameLocks xmlns:a="http://schemas.openxmlformats.org/drawingml/2006/main" noChangeAspect="1"/>
-            </wp:cNvGraphicFramePr>
-            <a:graphic xmlns:a="http://schemas.openxmlformats.org/drawingml/2006/main">
-              <a:graphicData uri="http://schemas.openxmlformats.org/drawingml/2006/picture">
-                <pic:pic xmlns:pic="http://schemas.openxmlformats.org/drawingml/2006/picture">
-                  <pic:nvPicPr>
-                    <pic:cNvPr id="61234768" name=""/>
-                    <pic:cNvPicPr/>
-                  </pic:nvPicPr>
-                  <pic:blipFill>
-                    <a:blip r:embed="rId7"/>
-                    <a:stretch>
-                      <a:fillRect/>
-                    </a:stretch>
-                  </pic:blipFill>
-                  <pic:spPr>
-                    <a:xfrm>
-                      <a:off x="0" y="0"/>
-                      <a:ext cx="5274310" cy="1699260"/>
-                    </a:xfrm>
-                    <a:prstGeom prst="rect">
-                      <a:avLst/>
-                    </a:prstGeom>
-                  </pic:spPr>
-                </pic:pic>
-              </a:graphicData>
-            </a:graphic>
-          </wp:inline>
-        </w:drawing>
+          <w:rFonts w:ascii="宋体" w:hAnsi="宋体" w:hint="eastAsia"/>
+        </w:rPr>
+        <w:t>{{</w:t>
+      </w:r>
+      <w:r>
+        <w:rPr>
+          <w:rFonts w:hint="eastAsia"/>
+        </w:rPr>
+        <w:t>观测点分布图</w:t>
+      </w:r>
+      <w:r>
+        <w:rPr>
+          <w:rFonts w:ascii="宋体" w:hAnsi="宋体" w:hint="eastAsia"/>
+          <w:kern w:val="0"/>
+        </w:rPr>
+        <w:t>}}</w:t>
       </w:r>
     </w:p>
     <w:p>
@@ -9163,6 +9121,8 @@
         <w:ind w:firstLine="480"/>
         <w:jc w:val="center"/>
       </w:pPr>
+      <w:bookmarkStart w:id="0" w:name="_GoBack"/>
+      <w:bookmarkEnd w:id="0"/>
       <w:r>
         <w:rPr>
           <w:rFonts w:hint="eastAsia"/>
@@ -9258,6 +9218,7 @@
         <w:rPr>
           <w:rFonts w:hint="eastAsia"/>
         </w:rPr>
+        <w:lastRenderedPageBreak/>
         <w:t>推进剂反应度</w:t>
       </w:r>
       <w:r>
@@ -9476,12 +9437,12 @@
       <w:pPr>
         <w:ind w:firstLine="480"/>
         <w:sectPr>
-          <w:headerReference w:type="even" r:id="rId8"/>
-          <w:headerReference w:type="default" r:id="rId9"/>
-          <w:footerReference w:type="even" r:id="rId10"/>
-          <w:footerReference w:type="default" r:id="rId11"/>
-          <w:headerReference w:type="first" r:id="rId12"/>
-          <w:footerReference w:type="first" r:id="rId13"/>
+          <w:headerReference w:type="even" r:id="rId7"/>
+          <w:headerReference w:type="default" r:id="rId8"/>
+          <w:footerReference w:type="even" r:id="rId9"/>
+          <w:footerReference w:type="default" r:id="rId10"/>
+          <w:headerReference w:type="first" r:id="rId11"/>
+          <w:footerReference w:type="first" r:id="rId12"/>
           <w:pgSz w:w="11906" w:h="16838"/>
           <w:pgMar w:top="1440" w:right="1797" w:bottom="1440" w:left="1797" w:header="567" w:footer="425" w:gutter="0"/>
           <w:cols w:space="425"/>
@@ -10807,7 +10768,7 @@
           <w:p>
             <w:pPr>
               <w:spacing w:line="240" w:lineRule="auto"/>
-              <w:ind w:firstLine="480"/>
+              <w:ind w:firstLineChars="0" w:firstLine="0"/>
               <w:jc w:val="center"/>
               <w:rPr>
                 <w:rFonts w:ascii="宋体" w:hAnsi="宋体"/>
@@ -14560,18 +14521,32 @@
           <w:p>
             <w:pPr>
               <w:spacing w:line="240" w:lineRule="auto"/>
-              <w:ind w:firstLine="480"/>
-              <w:jc w:val="center"/>
-              <w:rPr>
-                <w:rFonts w:ascii="宋体" w:hAnsi="宋体"/>
-              </w:rPr>
-            </w:pPr>
-            <w:r>
-              <w:rPr>
-                <w:rFonts w:ascii="宋体" w:hAnsi="宋体"/>
-              </w:rPr>
-              <w:t>反应度</w:t>
-            </w:r>
+              <w:ind w:firstLineChars="0" w:firstLine="0"/>
+              <w:jc w:val="center"/>
+              <w:rPr>
+                <w:rFonts w:ascii="宋体" w:hAnsi="宋体"/>
+              </w:rPr>
+            </w:pPr>
+            <w:r>
+              <w:rPr>
+                <w:rFonts w:ascii="宋体" w:hAnsi="宋体"/>
+              </w:rPr>
+              <w:t>反应</w:t>
+            </w:r>
+            <w:proofErr w:type="gramStart"/>
+            <w:r>
+              <w:rPr>
+                <w:rFonts w:ascii="宋体" w:hAnsi="宋体"/>
+              </w:rPr>
+              <w:t>度</w:t>
+            </w:r>
+            <w:r>
+              <w:rPr>
+                <w:rFonts w:ascii="宋体" w:hAnsi="宋体"/>
+              </w:rPr>
+              <w:t>数据</w:t>
+            </w:r>
+            <w:proofErr w:type="gramEnd"/>
           </w:p>
         </w:tc>
         <w:tc>
@@ -15352,7 +15327,6 @@
               <w:ind w:firstLineChars="0" w:firstLine="0"/>
               <w:jc w:val="center"/>
             </w:pPr>
-            <w:bookmarkStart w:id="0" w:name="_GoBack" w:colFirst="0" w:colLast="1"/>
             <w:r>
               <w:rPr>
                 <w:rFonts w:hint="eastAsia"/>
@@ -15396,7 +15370,6 @@
           </w:p>
         </w:tc>
       </w:tr>
-      <w:bookmarkEnd w:id="0"/>
     </w:tbl>
     <w:p>
       <w:pPr>
@@ -16567,7 +16540,7 @@
                 <w:sz w:val="21"/>
                 <w:szCs w:val="21"/>
               </w:rPr>
-              <w:t>13</w:t>
+              <w:t>8</w:t>
             </w:r>
             <w:r>
               <w:rPr>

--- a/mainWidget/mainWidget/src/template/跌落仿真计算数据表.docx
+++ b/mainWidget/mainWidget/src/template/跌落仿真计算数据表.docx
@@ -3364,7 +3364,7 @@
         </w:tc>
         <w:tc>
           <w:tcPr>
-            <w:tcW w:w="1038" w:type="dxa"/>
+            <w:tcW w:w="1231" w:type="dxa"/>
           </w:tcPr>
           <w:p>
             <w:pPr>
@@ -3569,7 +3569,7 @@
         </w:tc>
         <w:tc>
           <w:tcPr>
-            <w:tcW w:w="1038" w:type="dxa"/>
+            <w:tcW w:w="1231" w:type="dxa"/>
           </w:tcPr>
           <w:p>
             <w:pPr>
@@ -3741,7 +3741,7 @@
         </w:tc>
         <w:tc>
           <w:tcPr>
-            <w:tcW w:w="1038" w:type="dxa"/>
+            <w:tcW w:w="1231" w:type="dxa"/>
           </w:tcPr>
           <w:p>
             <w:pPr>
@@ -3783,6 +3783,7 @@
               <w:ind w:firstLineChars="0" w:firstLine="0"/>
               <w:jc w:val="center"/>
             </w:pPr>
+            <w:bookmarkStart w:id="0" w:name="_GoBack" w:colFirst="4" w:colLast="6"/>
             <w:r>
               <w:rPr>
                 <w:rFonts w:hint="eastAsia"/>
@@ -3907,19 +3908,7 @@
               <w:rPr>
                 <w:rFonts w:hint="eastAsia"/>
               </w:rPr>
-              <w:t>{{</w:t>
-            </w:r>
-            <w:r>
-              <w:rPr>
-                <w:rFonts w:hint="eastAsia"/>
-              </w:rPr>
-              <w:t>G1</w:t>
-            </w:r>
-            <w:r>
-              <w:rPr>
-                <w:rFonts w:hint="eastAsia"/>
-              </w:rPr>
-              <w:t>}}</w:t>
+              <w:t>6.8</w:t>
             </w:r>
           </w:p>
         </w:tc>
@@ -3931,55 +3920,31 @@
             <w:pPr>
               <w:pStyle w:val="ad"/>
               <w:ind w:firstLineChars="0" w:firstLine="0"/>
-            </w:pPr>
-            <w:r>
-              <w:rPr>
-                <w:rFonts w:hint="eastAsia"/>
-              </w:rPr>
-              <w:t>{{</w:t>
-            </w:r>
-            <w:r>
-              <w:rPr>
-                <w:rFonts w:hint="eastAsia"/>
-              </w:rPr>
-              <w:t>G2</w:t>
-            </w:r>
-            <w:r>
-              <w:rPr>
-                <w:rFonts w:hint="eastAsia"/>
-              </w:rPr>
-              <w:t>}}</w:t>
-            </w:r>
-          </w:p>
-        </w:tc>
-        <w:tc>
-          <w:tcPr>
-            <w:tcW w:w="1038" w:type="dxa"/>
+              <w:jc w:val="center"/>
+            </w:pPr>
+            <w:r>
+              <w:rPr>
+                <w:rFonts w:hint="eastAsia"/>
+              </w:rPr>
+              <w:t>2.2</w:t>
+            </w:r>
+          </w:p>
+        </w:tc>
+        <w:tc>
+          <w:tcPr>
+            <w:tcW w:w="1231" w:type="dxa"/>
           </w:tcPr>
           <w:p>
             <w:pPr>
               <w:pStyle w:val="ad"/>
               <w:ind w:firstLineChars="0" w:firstLine="0"/>
-            </w:pPr>
-            <w:r>
-              <w:rPr>
-                <w:rFonts w:hint="eastAsia"/>
-              </w:rPr>
-              <w:t>{{</w:t>
-            </w:r>
-            <w:proofErr w:type="spellStart"/>
-            <w:r>
-              <w:rPr>
-                <w:rFonts w:hint="eastAsia"/>
-              </w:rPr>
-              <w:t>Figmax</w:t>
-            </w:r>
-            <w:proofErr w:type="spellEnd"/>
-            <w:r>
-              <w:rPr>
-                <w:rFonts w:hint="eastAsia"/>
-              </w:rPr>
-              <w:t>}}</w:t>
+              <w:jc w:val="center"/>
+            </w:pPr>
+            <w:r>
+              <w:rPr>
+                <w:rFonts w:hint="eastAsia"/>
+              </w:rPr>
+              <w:t>6.8</w:t>
             </w:r>
           </w:p>
         </w:tc>
@@ -3997,6 +3962,7 @@
         </w:tc>
       </w:tr>
     </w:tbl>
+    <w:bookmarkEnd w:id="0"/>
     <w:p>
       <w:pPr>
         <w:ind w:firstLine="480"/>
@@ -9121,8 +9087,6 @@
         <w:ind w:firstLine="480"/>
         <w:jc w:val="center"/>
       </w:pPr>
-      <w:bookmarkStart w:id="0" w:name="_GoBack"/>
-      <w:bookmarkEnd w:id="0"/>
       <w:r>
         <w:rPr>
           <w:rFonts w:hint="eastAsia"/>
@@ -9227,101 +9191,56 @@
         </w:rPr>
         <w:t>:</w:t>
       </w:r>
-      <w:proofErr w:type="gramStart"/>
       <w:r>
         <w:rPr>
           <w:rFonts w:hint="eastAsia"/>
-        </w:rPr>
-        <w:t>FG1max:</w:t>
-      </w:r>
-      <w:proofErr w:type="gramEnd"/>
+          <w:kern w:val="0"/>
+          <w14:ligatures w14:val="none"/>
+        </w:rPr>
+        <w:t xml:space="preserve"> </w:t>
+      </w:r>
       <w:r>
         <w:rPr>
           <w:rFonts w:hint="eastAsia"/>
-        </w:rPr>
-        <w:t>{{G1}}</w:t>
+          <w:kern w:val="0"/>
+          <w14:ligatures w14:val="none"/>
+        </w:rPr>
+        <w:t>FG1max:6.8</w:t>
       </w:r>
       <w:r>
         <w:rPr>
           <w:rFonts w:hint="eastAsia"/>
+          <w:kern w:val="0"/>
+          <w14:ligatures w14:val="none"/>
         </w:rPr>
         <w:tab/>
+        <w:t xml:space="preserve"> FG2min: 2.2 </w:t>
       </w:r>
       <w:r>
         <w:rPr>
           <w:rFonts w:hint="eastAsia"/>
-        </w:rPr>
-        <w:t xml:space="preserve"> </w:t>
-      </w:r>
+          <w:kern w:val="0"/>
+          <w14:ligatures w14:val="none"/>
+        </w:rPr>
+        <w:tab/>
+      </w:r>
+      <w:proofErr w:type="spellStart"/>
       <w:r>
         <w:rPr>
           <w:rFonts w:hint="eastAsia"/>
-        </w:rPr>
-        <w:t>FG2min:</w:t>
-      </w:r>
+          <w:kern w:val="0"/>
+          <w14:ligatures w14:val="none"/>
+        </w:rPr>
+        <w:t>Figmax</w:t>
+      </w:r>
+      <w:proofErr w:type="spellEnd"/>
       <w:r>
         <w:rPr>
           <w:rFonts w:hint="eastAsia"/>
-        </w:rPr>
-        <w:t xml:space="preserve"> </w:t>
-      </w:r>
-      <w:r>
-        <w:rPr>
-          <w:rFonts w:hint="eastAsia"/>
-        </w:rPr>
-        <w:t>{{G2}}</w:t>
-      </w:r>
-      <w:r>
-        <w:rPr>
-          <w:rFonts w:hint="eastAsia"/>
-        </w:rPr>
-        <w:t xml:space="preserve"> </w:t>
-      </w:r>
-      <w:r>
-        <w:rPr>
-          <w:rFonts w:hint="eastAsia"/>
-        </w:rPr>
-        <w:tab/>
-      </w:r>
-      <w:proofErr w:type="spellStart"/>
-      <w:r>
-        <w:rPr>
-          <w:rFonts w:hint="eastAsia"/>
-        </w:rPr>
-        <w:t>Figmax</w:t>
-      </w:r>
-      <w:proofErr w:type="spellEnd"/>
-      <w:r>
-        <w:rPr>
-          <w:rFonts w:hint="eastAsia"/>
-        </w:rPr>
-        <w:t>:</w:t>
-      </w:r>
-      <w:r>
-        <w:rPr>
-          <w:rFonts w:hint="eastAsia"/>
-        </w:rPr>
-        <w:t xml:space="preserve"> </w:t>
-      </w:r>
-      <w:r>
-        <w:rPr>
-          <w:rFonts w:hint="eastAsia"/>
-        </w:rPr>
-        <w:t>{{</w:t>
-      </w:r>
-      <w:proofErr w:type="spellStart"/>
-      <w:r>
-        <w:rPr>
-          <w:rFonts w:hint="eastAsia"/>
-        </w:rPr>
-        <w:t>Figmax</w:t>
-      </w:r>
-      <w:proofErr w:type="spellEnd"/>
-      <w:r>
-        <w:rPr>
-          <w:rFonts w:hint="eastAsia"/>
-        </w:rPr>
-        <w:t>}}</w:t>
+          <w:kern w:val="0"/>
+          <w14:ligatures w14:val="none"/>
+        </w:rPr>
+        <w:t>: 6.8</w:t>
       </w:r>
     </w:p>
     <w:p>
@@ -16540,7 +16459,7 @@
                 <w:sz w:val="21"/>
                 <w:szCs w:val="21"/>
               </w:rPr>
-              <w:t>8</w:t>
+              <w:t>3</w:t>
             </w:r>
             <w:r>
               <w:rPr>
@@ -18740,7 +18659,7 @@
   <a:extraClrSchemeLst/>
   <a:extLst>
     <a:ext uri="{05A4C25C-085E-4340-85A3-A5531E510DB2}">
-      <thm15:themeFamily xmlns="" xmlns:thm15="http://schemas.microsoft.com/office/thememl/2012/main" name="Office Theme" id="{2E142A2C-CD16-42D6-873A-C26D2A0506FA}" vid="{1BDDFF52-6CD6-40A5-AB3C-68EB2F1E4D0A}"/>
+      <thm15:themeFamily xmlns:thm15="http://schemas.microsoft.com/office/thememl/2012/main" xmlns="" name="Office Theme" id="{2E142A2C-CD16-42D6-873A-C26D2A0506FA}" vid="{1BDDFF52-6CD6-40A5-AB3C-68EB2F1E4D0A}"/>
     </a:ext>
   </a:extLst>
 </a:theme>

--- a/mainWidget/mainWidget/src/template/跌落仿真计算数据表.docx
+++ b/mainWidget/mainWidget/src/template/跌落仿真计算数据表.docx
@@ -1966,1434 +1966,3217 @@
       </w:pPr>
       <w:r>
         <w:rPr>
-          <w:rFonts w:ascii="黑体" w:eastAsia="黑体" w:hAnsi="黑体" w:hint="eastAsia"/>
+          <w:rFonts w:ascii="黑体" w:eastAsia="黑体" w:hAnsi="黑体"/>
           <w:b/>
         </w:rPr>
-        <w:t>2.1 计算方法</w:t>
+        <w:t>2.1 弹塑性</w:t>
+      </w:r>
+      <w:proofErr w:type="gramStart"/>
+      <w:r>
+        <w:rPr>
+          <w:rFonts w:ascii="黑体" w:eastAsia="黑体" w:hAnsi="黑体"/>
+          <w:b/>
+        </w:rPr>
+        <w:t>本构与热本构</w:t>
+      </w:r>
+      <w:proofErr w:type="gramEnd"/>
+      <w:r>
+        <w:rPr>
+          <w:rFonts w:ascii="黑体" w:eastAsia="黑体" w:hAnsi="黑体"/>
+          <w:b/>
+        </w:rPr>
+        <w:t>耦合计算模型</w:t>
       </w:r>
     </w:p>
     <w:p>
       <w:pPr>
+        <w:spacing w:line="360" w:lineRule="auto"/>
         <w:ind w:firstLine="480"/>
+        <w:rPr>
+          <w:rFonts w:ascii="Times New Roman" w:hAnsi="Times New Roman" w:cs="Times New Roman"/>
+        </w:rPr>
       </w:pPr>
-      <w:r>
-        <w:rPr>
-          <w:rFonts w:hint="eastAsia"/>
-        </w:rPr>
-        <w:t>采用点火增长反应速率模型描述固体推进剂冲击起爆过程，</w:t>
-      </w:r>
-      <w:r>
-        <w:rPr>
-          <w:rFonts w:hint="eastAsia"/>
-        </w:rPr>
-        <w:t>Lee-Tarver</w:t>
-      </w:r>
-      <w:r>
-        <w:rPr>
-          <w:rFonts w:hint="eastAsia"/>
-        </w:rPr>
-        <w:t>点火增长模型包括</w:t>
-      </w:r>
-      <w:r>
-        <w:rPr>
-          <w:rFonts w:hint="eastAsia"/>
-        </w:rPr>
-        <w:t>1</w:t>
-      </w:r>
-      <w:r>
-        <w:rPr>
-          <w:rFonts w:hint="eastAsia"/>
-        </w:rPr>
-        <w:t>个三项式反应速率方程和</w:t>
-      </w:r>
-      <w:r>
-        <w:rPr>
-          <w:rFonts w:hint="eastAsia"/>
-        </w:rPr>
-        <w:t>2</w:t>
-      </w:r>
-      <w:r>
-        <w:rPr>
-          <w:rFonts w:hint="eastAsia"/>
-        </w:rPr>
-        <w:t>个</w:t>
-      </w:r>
-      <w:r>
-        <w:rPr>
-          <w:rFonts w:hint="eastAsia"/>
-        </w:rPr>
-        <w:t>JWL</w:t>
-      </w:r>
-      <w:r>
-        <w:rPr>
-          <w:rFonts w:hint="eastAsia"/>
-        </w:rPr>
-        <w:t>状态方程。反应速率方程为</w:t>
-      </w:r>
-      <w:r>
-        <w:rPr>
-          <w:rFonts w:hint="eastAsia"/>
-        </w:rPr>
-        <w:t>:</w:t>
+      <w:bookmarkStart w:id="0" w:name="heading_0"/>
+      <w:r>
+        <w:rPr>
+          <w:rFonts w:ascii="Times New Roman" w:hAnsi="Times New Roman" w:cs="Times New Roman"/>
+        </w:rPr>
+        <w:t>本文所用代理模型</w:t>
+      </w:r>
+      <w:r>
+        <w:rPr>
+          <w:rFonts w:ascii="Times New Roman" w:hAnsi="Times New Roman" w:cs="Times New Roman"/>
+        </w:rPr>
+        <w:t>是</w:t>
+      </w:r>
+      <w:r>
+        <w:rPr>
+          <w:rFonts w:ascii="Times New Roman" w:hAnsi="Times New Roman" w:cs="Times New Roman"/>
+        </w:rPr>
+        <w:t>基于有限元仿真数据训练得到，样本数据集</w:t>
+      </w:r>
+      <w:r>
+        <w:rPr>
+          <w:rFonts w:ascii="Times New Roman" w:hAnsi="Times New Roman" w:cs="Times New Roman"/>
+        </w:rPr>
+        <w:t>基于</w:t>
+      </w:r>
+      <w:r>
+        <w:rPr>
+          <w:rFonts w:ascii="Times New Roman" w:hAnsi="Times New Roman" w:cs="Times New Roman"/>
+        </w:rPr>
+        <w:t>有限元软件构建的双线性随动强化（</w:t>
+      </w:r>
+      <w:r>
+        <w:rPr>
+          <w:rFonts w:ascii="Times New Roman" w:hAnsi="Times New Roman" w:cs="Times New Roman"/>
+        </w:rPr>
+        <w:t>BK</w:t>
+      </w:r>
+      <w:r>
+        <w:rPr>
+          <w:rFonts w:ascii="Times New Roman" w:hAnsi="Times New Roman" w:cs="Times New Roman"/>
+        </w:rPr>
+        <w:t>）弹</w:t>
+      </w:r>
+      <w:proofErr w:type="gramStart"/>
+      <w:r>
+        <w:rPr>
+          <w:rFonts w:ascii="Times New Roman" w:hAnsi="Times New Roman" w:cs="Times New Roman"/>
+        </w:rPr>
+        <w:t>塑性本构模型</w:t>
+      </w:r>
+      <w:proofErr w:type="gramEnd"/>
+      <w:r>
+        <w:rPr>
+          <w:rFonts w:ascii="Times New Roman" w:hAnsi="Times New Roman" w:cs="Times New Roman"/>
+        </w:rPr>
+        <w:t>与瞬态</w:t>
+      </w:r>
+      <w:proofErr w:type="gramStart"/>
+      <w:r>
+        <w:rPr>
+          <w:rFonts w:ascii="Times New Roman" w:hAnsi="Times New Roman" w:cs="Times New Roman"/>
+        </w:rPr>
+        <w:t>热传导本构模型</w:t>
+      </w:r>
+      <w:proofErr w:type="gramEnd"/>
+      <w:r>
+        <w:rPr>
+          <w:rFonts w:ascii="Times New Roman" w:hAnsi="Times New Roman" w:cs="Times New Roman"/>
+        </w:rPr>
+        <w:t>计算生成。模型通过力学</w:t>
+      </w:r>
+      <w:r>
+        <w:rPr>
+          <w:rFonts w:ascii="Times New Roman" w:hAnsi="Times New Roman" w:cs="Times New Roman"/>
+        </w:rPr>
+        <w:t>–</w:t>
+      </w:r>
+      <w:r>
+        <w:rPr>
+          <w:rFonts w:ascii="Times New Roman" w:hAnsi="Times New Roman" w:cs="Times New Roman"/>
+        </w:rPr>
+        <w:t>热单向耦合仿真，以结构塑性耗散功为内生热源</w:t>
+      </w:r>
+      <w:r>
+        <w:rPr>
+          <w:rFonts w:ascii="Times New Roman" w:hAnsi="Times New Roman" w:cs="Times New Roman"/>
+        </w:rPr>
+        <w:t>模拟</w:t>
+      </w:r>
+      <w:r>
+        <w:rPr>
+          <w:rFonts w:ascii="Times New Roman" w:hAnsi="Times New Roman" w:cs="Times New Roman"/>
+        </w:rPr>
+        <w:t>温升特性，可表征</w:t>
+      </w:r>
+      <w:r>
+        <w:rPr>
+          <w:rFonts w:ascii="Times New Roman" w:hAnsi="Times New Roman" w:cs="Times New Roman"/>
+        </w:rPr>
+        <w:t>低易损</w:t>
+      </w:r>
+      <w:r>
+        <w:rPr>
+          <w:rFonts w:ascii="Times New Roman" w:hAnsi="Times New Roman" w:cs="Times New Roman"/>
+        </w:rPr>
+        <w:t>载荷下材料</w:t>
+      </w:r>
+      <w:r>
+        <w:rPr>
+          <w:rFonts w:ascii="Times New Roman" w:hAnsi="Times New Roman" w:cs="Times New Roman"/>
+        </w:rPr>
+        <w:t>弹塑性</w:t>
+      </w:r>
+      <w:r>
+        <w:rPr>
+          <w:rFonts w:ascii="Times New Roman" w:hAnsi="Times New Roman" w:cs="Times New Roman"/>
+        </w:rPr>
+        <w:t>效应，适用于固体发动机低易损性力学与温度响应预测分析。</w:t>
       </w:r>
     </w:p>
     <w:p>
       <w:pPr>
-        <w:spacing w:line="240" w:lineRule="auto"/>
-        <w:ind w:firstLine="480"/>
+        <w:spacing w:line="360" w:lineRule="auto"/>
+        <w:ind w:firstLine="482"/>
+        <w:rPr>
+          <w:rFonts w:ascii="Times New Roman" w:hAnsi="Times New Roman" w:cs="Times New Roman"/>
+        </w:rPr>
       </w:pPr>
-      <m:oMathPara>
-        <m:oMath>
-          <m:f>
-            <m:fPr>
-              <m:ctrlPr>
-                <w:rPr>
-                  <w:rFonts w:ascii="Cambria Math" w:hAnsi="Cambria Math"/>
-                </w:rPr>
-              </m:ctrlPr>
-            </m:fPr>
-            <m:num>
-              <m:r>
-                <m:rPr>
-                  <m:sty m:val="p"/>
-                </m:rPr>
-                <w:rPr>
-                  <w:rFonts w:ascii="Cambria Math" w:hAnsi="Cambria Math"/>
-                </w:rPr>
-                <m:t>d</m:t>
-              </m:r>
-              <m:r>
-                <w:rPr>
-                  <w:rFonts w:ascii="Cambria Math" w:hAnsi="Cambria Math"/>
-                </w:rPr>
-                <m:t>λ</m:t>
-              </m:r>
-            </m:num>
-            <m:den>
-              <m:r>
-                <m:rPr>
-                  <m:sty m:val="p"/>
-                </m:rPr>
-                <w:rPr>
-                  <w:rFonts w:ascii="Cambria Math" w:hAnsi="Cambria Math"/>
-                </w:rPr>
-                <m:t>d</m:t>
-              </m:r>
-              <m:r>
-                <w:rPr>
-                  <w:rFonts w:ascii="Cambria Math" w:hAnsi="Cambria Math"/>
-                </w:rPr>
-                <m:t>t</m:t>
-              </m:r>
-            </m:den>
-          </m:f>
-          <m:r>
-            <w:rPr>
-              <w:rFonts w:ascii="Cambria Math" w:hAnsi="Cambria Math"/>
-            </w:rPr>
-            <m:t>=I(1-λ</m:t>
-          </m:r>
-          <m:sSup>
-            <m:sSupPr>
-              <m:ctrlPr>
-                <w:rPr>
-                  <w:rFonts w:ascii="Cambria Math" w:hAnsi="Cambria Math"/>
-                </w:rPr>
-              </m:ctrlPr>
-            </m:sSupPr>
-            <m:e>
-              <m:r>
-                <w:rPr>
-                  <w:rFonts w:ascii="Cambria Math" w:hAnsi="Cambria Math"/>
-                </w:rPr>
-                <m:t>)</m:t>
-              </m:r>
-            </m:e>
-            <m:sup>
-              <m:r>
-                <w:rPr>
-                  <w:rFonts w:ascii="Cambria Math" w:hAnsi="Cambria Math"/>
-                </w:rPr>
-                <m:t>b</m:t>
-              </m:r>
-            </m:sup>
-          </m:sSup>
-          <m:sSup>
-            <m:sSupPr>
-              <m:ctrlPr>
-                <w:rPr>
-                  <w:rFonts w:ascii="Cambria Math" w:hAnsi="Cambria Math"/>
-                </w:rPr>
-              </m:ctrlPr>
-            </m:sSupPr>
-            <m:e>
-              <m:d>
-                <m:dPr>
-                  <m:sepChr m:val="−"/>
-                  <m:ctrlPr>
-                    <w:rPr>
-                      <w:rFonts w:ascii="Cambria Math" w:hAnsi="Cambria Math"/>
-                    </w:rPr>
-                  </m:ctrlPr>
-                </m:dPr>
-                <m:e>
-                  <m:f>
-                    <m:fPr>
-                      <m:ctrlPr>
-                        <w:rPr>
-                          <w:rFonts w:ascii="Cambria Math" w:hAnsi="Cambria Math"/>
-                        </w:rPr>
-                      </m:ctrlPr>
-                    </m:fPr>
-                    <m:num>
-                      <m:r>
-                        <w:rPr>
-                          <w:rFonts w:ascii="Cambria Math" w:hAnsi="Cambria Math"/>
-                        </w:rPr>
-                        <m:t>ρ</m:t>
-                      </m:r>
-                    </m:num>
-                    <m:den>
-                      <m:sSub>
-                        <m:sSubPr>
-                          <m:ctrlPr>
-                            <w:rPr>
-                              <w:rFonts w:ascii="Cambria Math" w:hAnsi="Cambria Math"/>
-                            </w:rPr>
-                          </m:ctrlPr>
-                        </m:sSubPr>
-                        <m:e>
-                          <m:r>
-                            <w:rPr>
-                              <w:rFonts w:ascii="Cambria Math" w:hAnsi="Cambria Math"/>
-                            </w:rPr>
-                            <m:t>ρ</m:t>
-                          </m:r>
-                        </m:e>
-                        <m:sub>
-                          <m:r>
-                            <w:rPr>
-                              <w:rFonts w:ascii="Cambria Math" w:hAnsi="Cambria Math"/>
-                            </w:rPr>
-                            <m:t>0</m:t>
-                          </m:r>
-                        </m:sub>
-                      </m:sSub>
-                    </m:den>
-                  </m:f>
-                </m:e>
-                <m:e>
-                  <m:r>
-                    <w:rPr>
-                      <w:rFonts w:ascii="Cambria Math" w:hAnsi="Cambria Math"/>
-                    </w:rPr>
-                    <m:t>1</m:t>
-                  </m:r>
-                </m:e>
-                <m:e>
-                  <m:r>
-                    <w:rPr>
-                      <w:rFonts w:ascii="Cambria Math" w:hAnsi="Cambria Math"/>
-                    </w:rPr>
-                    <m:t>α</m:t>
-                  </m:r>
-                </m:e>
-              </m:d>
-            </m:e>
-            <m:sup>
-              <m:r>
-                <w:rPr>
-                  <w:rFonts w:ascii="Cambria Math" w:hAnsi="Cambria Math"/>
-                </w:rPr>
-                <m:t>x</m:t>
-              </m:r>
-            </m:sup>
-          </m:sSup>
-          <m:r>
-            <w:rPr>
-              <w:rFonts w:ascii="Cambria Math" w:hAnsi="Cambria Math"/>
-            </w:rPr>
-            <m:t>+</m:t>
-          </m:r>
-          <m:sSub>
-            <m:sSubPr>
-              <m:ctrlPr>
-                <w:rPr>
-                  <w:rFonts w:ascii="Cambria Math" w:hAnsi="Cambria Math"/>
-                </w:rPr>
-              </m:ctrlPr>
-            </m:sSubPr>
-            <m:e>
-              <m:r>
-                <w:rPr>
-                  <w:rFonts w:ascii="Cambria Math" w:hAnsi="Cambria Math"/>
-                </w:rPr>
-                <m:t>G</m:t>
-              </m:r>
-            </m:e>
-            <m:sub>
-              <m:r>
-                <w:rPr>
-                  <w:rFonts w:ascii="Cambria Math" w:hAnsi="Cambria Math"/>
-                </w:rPr>
-                <m:t>1</m:t>
-              </m:r>
-            </m:sub>
-          </m:sSub>
-          <m:r>
-            <w:rPr>
-              <w:rFonts w:ascii="Cambria Math" w:hAnsi="Cambria Math"/>
-            </w:rPr>
-            <m:t>(1-λ</m:t>
-          </m:r>
-          <m:sSup>
-            <m:sSupPr>
-              <m:ctrlPr>
-                <w:rPr>
-                  <w:rFonts w:ascii="Cambria Math" w:hAnsi="Cambria Math"/>
-                </w:rPr>
-              </m:ctrlPr>
-            </m:sSupPr>
-            <m:e>
-              <m:r>
-                <w:rPr>
-                  <w:rFonts w:ascii="Cambria Math" w:hAnsi="Cambria Math"/>
-                </w:rPr>
-                <m:t>)</m:t>
-              </m:r>
-            </m:e>
-            <m:sup>
-              <m:r>
-                <w:rPr>
-                  <w:rFonts w:ascii="Cambria Math" w:hAnsi="Cambria Math"/>
-                </w:rPr>
-                <m:t>c</m:t>
-              </m:r>
-            </m:sup>
-          </m:sSup>
-          <m:sSup>
-            <m:sSupPr>
-              <m:ctrlPr>
-                <w:rPr>
-                  <w:rFonts w:ascii="Cambria Math" w:hAnsi="Cambria Math"/>
-                </w:rPr>
-              </m:ctrlPr>
-            </m:sSupPr>
-            <m:e>
-              <m:r>
-                <w:rPr>
-                  <w:rFonts w:ascii="Cambria Math" w:hAnsi="Cambria Math"/>
-                </w:rPr>
-                <m:t>λ</m:t>
-              </m:r>
-            </m:e>
-            <m:sup>
-              <m:r>
-                <w:rPr>
-                  <w:rFonts w:ascii="Cambria Math" w:hAnsi="Cambria Math"/>
-                </w:rPr>
-                <m:t>d</m:t>
-              </m:r>
-            </m:sup>
-          </m:sSup>
-          <m:sSup>
-            <m:sSupPr>
-              <m:ctrlPr>
-                <w:rPr>
-                  <w:rFonts w:ascii="Cambria Math" w:hAnsi="Cambria Math"/>
-                </w:rPr>
-              </m:ctrlPr>
-            </m:sSupPr>
-            <m:e>
-              <m:r>
-                <w:rPr>
-                  <w:rFonts w:ascii="Cambria Math" w:hAnsi="Cambria Math"/>
-                </w:rPr>
-                <m:t>P</m:t>
-              </m:r>
-            </m:e>
-            <m:sup>
-              <m:r>
-                <w:rPr>
-                  <w:rFonts w:ascii="Cambria Math" w:hAnsi="Cambria Math"/>
-                </w:rPr>
-                <m:t>y</m:t>
-              </m:r>
-            </m:sup>
-          </m:sSup>
-          <m:r>
-            <w:rPr>
-              <w:rFonts w:ascii="Cambria Math" w:hAnsi="Cambria Math"/>
-            </w:rPr>
-            <m:t>+</m:t>
-          </m:r>
-          <m:sSub>
-            <m:sSubPr>
-              <m:ctrlPr>
-                <w:rPr>
-                  <w:rFonts w:ascii="Cambria Math" w:hAnsi="Cambria Math"/>
-                </w:rPr>
-              </m:ctrlPr>
-            </m:sSubPr>
-            <m:e>
-              <m:r>
-                <w:rPr>
-                  <w:rFonts w:ascii="Cambria Math" w:hAnsi="Cambria Math"/>
-                </w:rPr>
-                <m:t>G</m:t>
-              </m:r>
-            </m:e>
-            <m:sub>
-              <m:r>
-                <w:rPr>
-                  <w:rFonts w:ascii="Cambria Math" w:hAnsi="Cambria Math"/>
-                </w:rPr>
-                <m:t>2</m:t>
-              </m:r>
-            </m:sub>
-          </m:sSub>
-          <m:r>
-            <w:rPr>
-              <w:rFonts w:ascii="Cambria Math" w:hAnsi="Cambria Math"/>
-            </w:rPr>
-            <m:t>(1-λ</m:t>
-          </m:r>
-          <m:sSup>
-            <m:sSupPr>
-              <m:ctrlPr>
-                <w:rPr>
-                  <w:rFonts w:ascii="Cambria Math" w:hAnsi="Cambria Math"/>
-                </w:rPr>
-              </m:ctrlPr>
-            </m:sSupPr>
-            <m:e>
-              <m:r>
-                <w:rPr>
-                  <w:rFonts w:ascii="Cambria Math" w:hAnsi="Cambria Math"/>
-                </w:rPr>
-                <m:t>)</m:t>
-              </m:r>
-            </m:e>
-            <m:sup>
-              <m:r>
-                <w:rPr>
-                  <w:rFonts w:ascii="Cambria Math" w:hAnsi="Cambria Math"/>
-                </w:rPr>
-                <m:t>e</m:t>
-              </m:r>
-            </m:sup>
-          </m:sSup>
-          <m:sSup>
-            <m:sSupPr>
-              <m:ctrlPr>
-                <w:rPr>
-                  <w:rFonts w:ascii="Cambria Math" w:hAnsi="Cambria Math"/>
-                </w:rPr>
-              </m:ctrlPr>
-            </m:sSupPr>
-            <m:e>
-              <m:r>
-                <w:rPr>
-                  <w:rFonts w:ascii="Cambria Math" w:hAnsi="Cambria Math"/>
-                </w:rPr>
-                <m:t>λ</m:t>
-              </m:r>
-            </m:e>
-            <m:sup>
-              <m:r>
-                <w:rPr>
-                  <w:rFonts w:ascii="Cambria Math" w:hAnsi="Cambria Math"/>
-                </w:rPr>
-                <m:t>g</m:t>
-              </m:r>
-            </m:sup>
-          </m:sSup>
-          <m:sSup>
-            <m:sSupPr>
-              <m:ctrlPr>
-                <w:rPr>
-                  <w:rFonts w:ascii="Cambria Math" w:hAnsi="Cambria Math"/>
-                </w:rPr>
-              </m:ctrlPr>
-            </m:sSupPr>
-            <m:e>
-              <m:r>
-                <w:rPr>
-                  <w:rFonts w:ascii="Cambria Math" w:hAnsi="Cambria Math"/>
-                </w:rPr>
-                <m:t>p</m:t>
-              </m:r>
-            </m:e>
-            <m:sup>
-              <m:r>
-                <w:rPr>
-                  <w:rFonts w:ascii="Cambria Math" w:hAnsi="Cambria Math"/>
-                </w:rPr>
-                <m:t>z</m:t>
-              </m:r>
-            </m:sup>
-          </m:sSup>
-        </m:oMath>
-      </m:oMathPara>
+      <w:r>
+        <w:rPr>
+          <w:rFonts w:ascii="Times New Roman" w:hAnsi="Times New Roman" w:cs="Times New Roman"/>
+          <w:b/>
+        </w:rPr>
+        <w:t>（</w:t>
+      </w:r>
+      <w:r>
+        <w:rPr>
+          <w:rFonts w:ascii="Times New Roman" w:hAnsi="Times New Roman" w:cs="Times New Roman"/>
+          <w:b/>
+        </w:rPr>
+        <w:t>1</w:t>
+      </w:r>
+      <w:r>
+        <w:rPr>
+          <w:rFonts w:ascii="Times New Roman" w:hAnsi="Times New Roman" w:cs="Times New Roman"/>
+          <w:b/>
+        </w:rPr>
+        <w:t>）</w:t>
+      </w:r>
+      <w:r>
+        <w:rPr>
+          <w:rFonts w:ascii="Times New Roman" w:hAnsi="Times New Roman" w:cs="Times New Roman"/>
+          <w:b/>
+        </w:rPr>
+        <w:t>双线性随动强化弹塑性</w:t>
+      </w:r>
+      <w:proofErr w:type="gramStart"/>
+      <w:r>
+        <w:rPr>
+          <w:rFonts w:ascii="Times New Roman" w:hAnsi="Times New Roman" w:cs="Times New Roman"/>
+          <w:b/>
+        </w:rPr>
+        <w:t>本构控制</w:t>
+      </w:r>
+      <w:proofErr w:type="gramEnd"/>
+      <w:r>
+        <w:rPr>
+          <w:rFonts w:ascii="Times New Roman" w:hAnsi="Times New Roman" w:cs="Times New Roman"/>
+          <w:b/>
+        </w:rPr>
+        <w:t>方程</w:t>
+      </w:r>
+      <w:bookmarkEnd w:id="0"/>
     </w:p>
     <w:p>
       <w:pPr>
+        <w:spacing w:line="360" w:lineRule="auto"/>
         <w:ind w:firstLine="480"/>
+        <w:rPr>
+          <w:rFonts w:ascii="Times New Roman" w:hAnsi="Times New Roman" w:cs="Times New Roman"/>
+        </w:rPr>
       </w:pPr>
       <w:r>
         <w:rPr>
-          <w:rFonts w:hint="eastAsia"/>
-        </w:rPr>
-        <w:t>其中</w:t>
-      </w:r>
-      <w:r>
-        <w:rPr>
-          <w:rFonts w:hint="eastAsia"/>
-        </w:rPr>
-        <w:t>,1</w:t>
-      </w:r>
-      <w:r>
-        <w:rPr>
-          <w:rFonts w:hint="eastAsia"/>
-        </w:rPr>
-        <w:t>、</w:t>
-      </w:r>
-      <w:r>
-        <w:rPr>
-          <w:rFonts w:hint="eastAsia"/>
-        </w:rPr>
-        <w:t>G1</w:t>
-      </w:r>
-      <w:r>
-        <w:rPr>
-          <w:rFonts w:hint="eastAsia"/>
-        </w:rPr>
-        <w:t>、</w:t>
-      </w:r>
-      <w:r>
-        <w:rPr>
-          <w:rFonts w:hint="eastAsia"/>
-        </w:rPr>
-        <w:t>G2</w:t>
-      </w:r>
-      <w:r>
-        <w:rPr>
-          <w:rFonts w:hint="eastAsia"/>
-        </w:rPr>
-        <w:t>、</w:t>
-      </w:r>
-      <w:r>
-        <w:rPr>
-          <w:rFonts w:hint="eastAsia"/>
-        </w:rPr>
-        <w:t>a</w:t>
-      </w:r>
-      <w:r>
-        <w:rPr>
-          <w:rFonts w:hint="eastAsia"/>
-        </w:rPr>
-        <w:t>、</w:t>
-      </w:r>
-      <w:r>
-        <w:rPr>
-          <w:rFonts w:hint="eastAsia"/>
-        </w:rPr>
-        <w:t>b</w:t>
-      </w:r>
-      <w:r>
-        <w:rPr>
-          <w:rFonts w:hint="eastAsia"/>
-        </w:rPr>
-        <w:t>、</w:t>
-      </w:r>
-      <w:r>
-        <w:rPr>
-          <w:rFonts w:hint="eastAsia"/>
-        </w:rPr>
-        <w:t>c</w:t>
-      </w:r>
-      <w:r>
-        <w:rPr>
-          <w:rFonts w:hint="eastAsia"/>
-        </w:rPr>
-        <w:t>、</w:t>
-      </w:r>
-      <w:r>
-        <w:rPr>
-          <w:rFonts w:hint="eastAsia"/>
-        </w:rPr>
-        <w:t>d</w:t>
-      </w:r>
-      <w:r>
-        <w:rPr>
-          <w:rFonts w:hint="eastAsia"/>
-        </w:rPr>
-        <w:t>、</w:t>
-      </w:r>
-      <w:r>
-        <w:rPr>
-          <w:rFonts w:hint="eastAsia"/>
-        </w:rPr>
-        <w:t>e</w:t>
-      </w:r>
-      <w:r>
-        <w:rPr>
-          <w:rFonts w:hint="eastAsia"/>
-        </w:rPr>
-        <w:t>、</w:t>
-      </w:r>
-      <w:r>
-        <w:rPr>
-          <w:rFonts w:hint="eastAsia"/>
-        </w:rPr>
-        <w:t>g</w:t>
-      </w:r>
-      <w:r>
-        <w:rPr>
-          <w:rFonts w:hint="eastAsia"/>
-        </w:rPr>
-        <w:t>、</w:t>
-      </w:r>
-      <w:r>
-        <w:rPr>
-          <w:rFonts w:hint="eastAsia"/>
-        </w:rPr>
-        <w:t>x</w:t>
-      </w:r>
-      <w:r>
-        <w:rPr>
-          <w:rFonts w:hint="eastAsia"/>
-        </w:rPr>
-        <w:t>、</w:t>
-      </w:r>
-      <w:r>
-        <w:rPr>
-          <w:rFonts w:hint="eastAsia"/>
-        </w:rPr>
-        <w:t>y</w:t>
-      </w:r>
-      <w:r>
-        <w:rPr>
-          <w:rFonts w:hint="eastAsia"/>
-        </w:rPr>
-        <w:t>、</w:t>
-      </w:r>
-      <w:r>
-        <w:rPr>
-          <w:rFonts w:hint="eastAsia"/>
-        </w:rPr>
-        <w:t>z</w:t>
-      </w:r>
-      <w:r>
-        <w:rPr>
-          <w:rFonts w:hint="eastAsia"/>
-        </w:rPr>
-        <w:t>为</w:t>
-      </w:r>
-      <w:r>
-        <w:rPr>
-          <w:rFonts w:hint="eastAsia"/>
-        </w:rPr>
-        <w:t>12</w:t>
-      </w:r>
-      <w:r>
-        <w:rPr>
-          <w:rFonts w:hint="eastAsia"/>
-        </w:rPr>
-        <w:t>个可调参数。为临界压缩度，当炸药压缩到某一值时开始点火，点火项是冲击波强度以及压力持续的时间的因变量。通常情况下，燃烧项的压力</w:t>
-      </w:r>
-      <w:proofErr w:type="gramStart"/>
-      <w:r>
-        <w:rPr>
-          <w:rFonts w:hint="eastAsia"/>
-        </w:rPr>
-        <w:t>幂</w:t>
-      </w:r>
-      <w:proofErr w:type="gramEnd"/>
-      <w:r>
-        <w:rPr>
-          <w:rFonts w:hint="eastAsia"/>
-        </w:rPr>
-        <w:t>数</w:t>
-      </w:r>
-      <w:r>
-        <w:rPr>
-          <w:rFonts w:hint="eastAsia"/>
-        </w:rPr>
-        <w:t>y=1</w:t>
-      </w:r>
-      <w:r>
-        <w:rPr>
-          <w:rFonts w:hint="eastAsia"/>
-        </w:rPr>
-        <w:t>，点火项和燃烧项的燃耗</w:t>
-      </w:r>
-      <w:proofErr w:type="gramStart"/>
-      <w:r>
-        <w:rPr>
-          <w:rFonts w:hint="eastAsia"/>
-        </w:rPr>
-        <w:t>幂</w:t>
-      </w:r>
-      <w:proofErr w:type="gramEnd"/>
-      <w:r>
-        <w:rPr>
-          <w:rFonts w:hint="eastAsia"/>
-        </w:rPr>
-        <w:t>数</w:t>
-      </w:r>
-      <w:r>
-        <w:rPr>
-          <w:rFonts w:hint="eastAsia"/>
-        </w:rPr>
-        <w:t>b=c=2/3,</w:t>
-      </w:r>
-      <w:r>
-        <w:rPr>
-          <w:rFonts w:hint="eastAsia"/>
-        </w:rPr>
-        <w:t>指向内的球形颗粒燃烧。参数</w:t>
-      </w:r>
-      <w:r>
-        <w:rPr>
-          <w:rFonts w:hint="eastAsia"/>
-        </w:rPr>
-        <w:t>x</w:t>
-      </w:r>
-      <w:r>
-        <w:rPr>
-          <w:rFonts w:hint="eastAsia"/>
-        </w:rPr>
-        <w:t>和</w:t>
-      </w:r>
-      <w:r>
-        <w:rPr>
-          <w:rFonts w:hint="eastAsia"/>
-        </w:rPr>
-        <w:t>I</w:t>
-      </w:r>
-      <w:r>
-        <w:rPr>
-          <w:rFonts w:hint="eastAsia"/>
-        </w:rPr>
-        <w:t>则控制了点火热点的数量。热点早期反应生长由</w:t>
-      </w:r>
-      <w:r>
-        <w:rPr>
-          <w:rFonts w:hint="eastAsia"/>
-        </w:rPr>
-        <w:t>G1</w:t>
-      </w:r>
-      <w:r>
-        <w:rPr>
-          <w:rFonts w:hint="eastAsia"/>
-        </w:rPr>
-        <w:t>和</w:t>
-      </w:r>
-      <w:r>
-        <w:rPr>
-          <w:rFonts w:hint="eastAsia"/>
-        </w:rPr>
-        <w:t>d</w:t>
-      </w:r>
-      <w:r>
-        <w:rPr>
-          <w:rFonts w:hint="eastAsia"/>
-        </w:rPr>
-        <w:t>控制，高压下的反应速率则由</w:t>
-      </w:r>
-      <w:r>
-        <w:rPr>
-          <w:rFonts w:hint="eastAsia"/>
-        </w:rPr>
-        <w:t xml:space="preserve"> G2</w:t>
-      </w:r>
-      <w:r>
-        <w:rPr>
-          <w:rFonts w:hint="eastAsia"/>
-        </w:rPr>
-        <w:t>和</w:t>
-      </w:r>
-      <w:r>
-        <w:rPr>
-          <w:rFonts w:hint="eastAsia"/>
-        </w:rPr>
-        <w:t>z</w:t>
-      </w:r>
-      <w:r>
-        <w:rPr>
-          <w:rFonts w:hint="eastAsia"/>
-        </w:rPr>
-        <w:t>确定。在计算反应速率时，需要设定反应度的最小值和最大值，以使每一项在合适的时刻开始和截断。当</w:t>
-      </w:r>
-      <w:r>
-        <w:rPr>
-          <w:rFonts w:hint="eastAsia"/>
-        </w:rPr>
-        <w:t>&gt;</w:t>
-      </w:r>
-      <w:proofErr w:type="spellStart"/>
-      <w:r>
-        <w:rPr>
-          <w:rFonts w:hint="eastAsia"/>
-        </w:rPr>
-        <w:t>IGmax</w:t>
-      </w:r>
-      <w:proofErr w:type="spellEnd"/>
-      <w:r>
-        <w:rPr>
-          <w:rFonts w:hint="eastAsia"/>
-        </w:rPr>
-        <w:t>时，点火项截断</w:t>
-      </w:r>
-      <w:r>
-        <w:rPr>
-          <w:rFonts w:hint="eastAsia"/>
-        </w:rPr>
-        <w:t>;</w:t>
-      </w:r>
-      <w:r>
-        <w:rPr>
-          <w:rFonts w:hint="eastAsia"/>
-        </w:rPr>
-        <w:t>当</w:t>
-      </w:r>
-      <w:r>
-        <w:rPr>
-          <w:rFonts w:hint="eastAsia"/>
-        </w:rPr>
-        <w:t>&gt;1Glmax</w:t>
-      </w:r>
-      <w:r>
-        <w:rPr>
-          <w:rFonts w:hint="eastAsia"/>
-        </w:rPr>
-        <w:t>时，燃烧项截断</w:t>
-      </w:r>
-      <w:r>
-        <w:rPr>
-          <w:rFonts w:hint="eastAsia"/>
-        </w:rPr>
-        <w:t>;</w:t>
-      </w:r>
-      <w:r>
-        <w:rPr>
-          <w:rFonts w:hint="eastAsia"/>
-        </w:rPr>
-        <w:t>当</w:t>
-      </w:r>
-      <w:r>
-        <w:rPr>
-          <w:rFonts w:hint="eastAsia"/>
-        </w:rPr>
-        <w:t>&lt;2G2min</w:t>
-      </w:r>
-      <w:r>
-        <w:rPr>
-          <w:rFonts w:hint="eastAsia"/>
-        </w:rPr>
-        <w:t>时，快速</w:t>
+          <w:rFonts w:ascii="Times New Roman" w:hAnsi="Times New Roman" w:cs="Times New Roman"/>
+        </w:rPr>
+        <w:t>本模型基于</w:t>
+      </w:r>
+      <w:r>
+        <w:rPr>
+          <w:rFonts w:ascii="Times New Roman" w:hAnsi="Times New Roman" w:cs="Times New Roman"/>
+        </w:rPr>
+        <w:t>von-Mises</w:t>
+      </w:r>
+      <w:r>
+        <w:rPr>
+          <w:rFonts w:ascii="Times New Roman" w:hAnsi="Times New Roman" w:cs="Times New Roman"/>
+        </w:rPr>
+        <w:t>屈服准则，包含应变分解、弹性本构、屈服准则、随动强化演化方程，完整控制方程组如下：</w:t>
       </w:r>
     </w:p>
     <w:p>
       <w:pPr>
+        <w:spacing w:line="360" w:lineRule="auto"/>
         <w:ind w:firstLine="480"/>
+        <w:rPr>
+          <w:rFonts w:ascii="Times New Roman" w:hAnsi="Times New Roman" w:cs="Times New Roman"/>
+        </w:rPr>
       </w:pPr>
       <w:r>
         <w:rPr>
-          <w:rFonts w:hint="eastAsia"/>
-        </w:rPr>
-        <w:t>反应阶段完成。</w:t>
-      </w:r>
+          <w:rFonts w:ascii="Times New Roman" w:hAnsi="Times New Roman" w:cs="Times New Roman"/>
+        </w:rPr>
+        <w:t>应变分解方程：</w:t>
+      </w:r>
+      <m:oMath>
+        <m:r>
+          <m:rPr>
+            <m:sty m:val="bi"/>
+          </m:rPr>
+          <w:rPr>
+            <w:rFonts w:ascii="Cambria Math" w:hAnsi="Cambria Math" w:cs="Times New Roman"/>
+          </w:rPr>
+          <m:t>ε</m:t>
+        </m:r>
+        <m:r>
+          <w:rPr>
+            <w:rFonts w:ascii="Cambria Math" w:hAnsi="Cambria Math" w:cs="Times New Roman"/>
+          </w:rPr>
+          <m:t>=</m:t>
+        </m:r>
+        <m:sSup>
+          <m:sSupPr>
+            <m:ctrlPr>
+              <w:rPr>
+                <w:rFonts w:ascii="Cambria Math" w:hAnsi="Cambria Math" w:cs="Times New Roman"/>
+              </w:rPr>
+            </m:ctrlPr>
+          </m:sSupPr>
+          <m:e>
+            <m:r>
+              <m:rPr>
+                <m:sty m:val="bi"/>
+              </m:rPr>
+              <w:rPr>
+                <w:rFonts w:ascii="Cambria Math" w:hAnsi="Cambria Math" w:cs="Times New Roman"/>
+              </w:rPr>
+              <m:t>ε</m:t>
+            </m:r>
+          </m:e>
+          <m:sup>
+            <m:r>
+              <w:rPr>
+                <w:rFonts w:ascii="Cambria Math" w:hAnsi="Cambria Math" w:cs="Times New Roman"/>
+              </w:rPr>
+              <m:t>e</m:t>
+            </m:r>
+          </m:sup>
+        </m:sSup>
+        <m:r>
+          <w:rPr>
+            <w:rFonts w:ascii="Cambria Math" w:hAnsi="Cambria Math" w:cs="Times New Roman"/>
+          </w:rPr>
+          <m:t>+</m:t>
+        </m:r>
+        <m:sSup>
+          <m:sSupPr>
+            <m:ctrlPr>
+              <w:rPr>
+                <w:rFonts w:ascii="Cambria Math" w:hAnsi="Cambria Math" w:cs="Times New Roman"/>
+              </w:rPr>
+            </m:ctrlPr>
+          </m:sSupPr>
+          <m:e>
+            <m:r>
+              <m:rPr>
+                <m:sty m:val="bi"/>
+              </m:rPr>
+              <w:rPr>
+                <w:rFonts w:ascii="Cambria Math" w:hAnsi="Cambria Math" w:cs="Times New Roman"/>
+              </w:rPr>
+              <m:t>ε</m:t>
+            </m:r>
+          </m:e>
+          <m:sup>
+            <m:r>
+              <w:rPr>
+                <w:rFonts w:ascii="Cambria Math" w:hAnsi="Cambria Math" w:cs="Times New Roman"/>
+              </w:rPr>
+              <m:t>p</m:t>
+            </m:r>
+          </m:sup>
+        </m:sSup>
+      </m:oMath>
     </w:p>
     <w:p>
       <w:pPr>
+        <w:spacing w:line="360" w:lineRule="auto"/>
         <w:ind w:firstLine="480"/>
+        <w:rPr>
+          <w:rFonts w:ascii="Times New Roman" w:hAnsi="Times New Roman" w:cs="Times New Roman"/>
+        </w:rPr>
       </w:pPr>
       <w:r>
         <w:rPr>
-          <w:rFonts w:hint="eastAsia"/>
-        </w:rPr>
-        <w:t>JWL</w:t>
-      </w:r>
-      <w:r>
-        <w:rPr>
-          <w:rFonts w:hint="eastAsia"/>
-        </w:rPr>
-        <w:t>状态方程表达式为</w:t>
-      </w:r>
-      <w:r>
-        <w:rPr>
-          <w:rFonts w:hint="eastAsia"/>
-        </w:rPr>
-        <w:t>:</w:t>
-      </w:r>
+          <w:rFonts w:ascii="Times New Roman" w:hAnsi="Times New Roman" w:cs="Times New Roman"/>
+        </w:rPr>
+        <w:t>弹性胡克本构方程：</w:t>
+      </w:r>
+      <m:oMath>
+        <m:r>
+          <m:rPr>
+            <m:sty m:val="bi"/>
+          </m:rPr>
+          <w:rPr>
+            <w:rFonts w:ascii="Cambria Math" w:hAnsi="Cambria Math" w:cs="Times New Roman"/>
+          </w:rPr>
+          <m:t>σ</m:t>
+        </m:r>
+        <m:r>
+          <w:rPr>
+            <w:rFonts w:ascii="Cambria Math" w:hAnsi="Cambria Math" w:cs="Times New Roman"/>
+          </w:rPr>
+          <m:t>=</m:t>
+        </m:r>
+        <m:sSup>
+          <m:sSupPr>
+            <m:ctrlPr>
+              <w:rPr>
+                <w:rFonts w:ascii="Cambria Math" w:hAnsi="Cambria Math" w:cs="Times New Roman"/>
+              </w:rPr>
+            </m:ctrlPr>
+          </m:sSupPr>
+          <m:e>
+            <m:r>
+              <m:rPr>
+                <m:sty m:val="bi"/>
+              </m:rPr>
+              <w:rPr>
+                <w:rFonts w:ascii="Cambria Math" w:hAnsi="Cambria Math" w:cs="Times New Roman"/>
+              </w:rPr>
+              <m:t>D</m:t>
+            </m:r>
+          </m:e>
+          <m:sup>
+            <m:r>
+              <w:rPr>
+                <w:rFonts w:ascii="Cambria Math" w:hAnsi="Cambria Math" w:cs="Times New Roman"/>
+              </w:rPr>
+              <m:t>e</m:t>
+            </m:r>
+          </m:sup>
+        </m:sSup>
+        <m:r>
+          <w:rPr>
+            <w:rFonts w:ascii="Cambria Math" w:hAnsi="Cambria Math" w:cs="Times New Roman"/>
+          </w:rPr>
+          <m:t>:</m:t>
+        </m:r>
+        <m:sSup>
+          <m:sSupPr>
+            <m:ctrlPr>
+              <w:rPr>
+                <w:rFonts w:ascii="Cambria Math" w:hAnsi="Cambria Math" w:cs="Times New Roman"/>
+              </w:rPr>
+            </m:ctrlPr>
+          </m:sSupPr>
+          <m:e>
+            <m:r>
+              <m:rPr>
+                <m:sty m:val="bi"/>
+              </m:rPr>
+              <w:rPr>
+                <w:rFonts w:ascii="Cambria Math" w:hAnsi="Cambria Math" w:cs="Times New Roman"/>
+              </w:rPr>
+              <m:t>ε</m:t>
+            </m:r>
+          </m:e>
+          <m:sup>
+            <m:r>
+              <w:rPr>
+                <w:rFonts w:ascii="Cambria Math" w:hAnsi="Cambria Math" w:cs="Times New Roman"/>
+              </w:rPr>
+              <m:t>e</m:t>
+            </m:r>
+          </m:sup>
+        </m:sSup>
+      </m:oMath>
     </w:p>
     <w:p>
       <w:pPr>
-        <w:spacing w:line="240" w:lineRule="auto"/>
+        <w:spacing w:line="360" w:lineRule="auto"/>
         <w:ind w:firstLine="480"/>
+        <w:rPr>
+          <w:rFonts w:ascii="Times New Roman" w:hAnsi="Times New Roman" w:cs="Times New Roman"/>
+        </w:rPr>
       </w:pPr>
-      <m:oMathPara>
-        <m:oMath>
-          <m:r>
-            <w:rPr>
-              <w:rFonts w:ascii="Cambria Math" w:hAnsi="Cambria Math"/>
-            </w:rPr>
-            <m:t>p=A</m:t>
-          </m:r>
-          <m:sSup>
-            <m:sSupPr>
-              <m:ctrlPr>
-                <w:rPr>
-                  <w:rFonts w:ascii="Cambria Math" w:hAnsi="Cambria Math"/>
-                </w:rPr>
-              </m:ctrlPr>
-            </m:sSupPr>
-            <m:e>
-              <m:r>
-                <w:rPr>
-                  <w:rFonts w:ascii="Cambria Math" w:hAnsi="Cambria Math"/>
-                </w:rPr>
-                <m:t>e</m:t>
-              </m:r>
-            </m:e>
-            <m:sup>
-              <m:r>
-                <w:rPr>
-                  <w:rFonts w:ascii="Cambria Math" w:hAnsi="Cambria Math"/>
-                </w:rPr>
-                <m:t>-</m:t>
-              </m:r>
-              <m:sSub>
-                <m:sSubPr>
-                  <m:ctrlPr>
-                    <w:rPr>
-                      <w:rFonts w:ascii="Cambria Math" w:hAnsi="Cambria Math"/>
-                    </w:rPr>
-                  </m:ctrlPr>
-                </m:sSubPr>
-                <m:e>
-                  <m:r>
-                    <w:rPr>
-                      <w:rFonts w:ascii="Cambria Math" w:hAnsi="Cambria Math"/>
-                    </w:rPr>
-                    <m:t>R</m:t>
-                  </m:r>
-                </m:e>
-                <m:sub>
-                  <m:r>
-                    <w:rPr>
-                      <w:rFonts w:ascii="Cambria Math" w:hAnsi="Cambria Math"/>
-                    </w:rPr>
-                    <m:t>1</m:t>
-                  </m:r>
-                </m:sub>
-              </m:sSub>
-              <m:r>
-                <w:rPr>
-                  <w:rFonts w:ascii="Cambria Math" w:hAnsi="Cambria Math"/>
-                </w:rPr>
-                <m:t>V</m:t>
-              </m:r>
-            </m:sup>
-          </m:sSup>
-          <m:r>
-            <w:rPr>
-              <w:rFonts w:ascii="Cambria Math" w:hAnsi="Cambria Math"/>
-            </w:rPr>
-            <m:t>+B</m:t>
-          </m:r>
-          <m:sSup>
-            <m:sSupPr>
-              <m:ctrlPr>
-                <w:rPr>
-                  <w:rFonts w:ascii="Cambria Math" w:hAnsi="Cambria Math"/>
-                </w:rPr>
-              </m:ctrlPr>
-            </m:sSupPr>
-            <m:e>
-              <m:r>
-                <w:rPr>
-                  <w:rFonts w:ascii="Cambria Math" w:hAnsi="Cambria Math"/>
-                </w:rPr>
-                <m:t>e</m:t>
-              </m:r>
-            </m:e>
-            <m:sup>
-              <m:r>
-                <w:rPr>
-                  <w:rFonts w:ascii="Cambria Math" w:hAnsi="Cambria Math"/>
-                </w:rPr>
-                <m:t>-</m:t>
-              </m:r>
-              <m:sSub>
-                <m:sSubPr>
-                  <m:ctrlPr>
-                    <w:rPr>
-                      <w:rFonts w:ascii="Cambria Math" w:hAnsi="Cambria Math"/>
-                    </w:rPr>
-                  </m:ctrlPr>
-                </m:sSubPr>
-                <m:e>
-                  <m:r>
-                    <w:rPr>
-                      <w:rFonts w:ascii="Cambria Math" w:hAnsi="Cambria Math"/>
-                    </w:rPr>
-                    <m:t>R</m:t>
-                  </m:r>
-                </m:e>
-                <m:sub>
-                  <m:r>
-                    <w:rPr>
-                      <w:rFonts w:ascii="Cambria Math" w:hAnsi="Cambria Math"/>
-                    </w:rPr>
-                    <m:t>2</m:t>
-                  </m:r>
-                </m:sub>
-              </m:sSub>
-              <m:r>
-                <w:rPr>
-                  <w:rFonts w:ascii="Cambria Math" w:hAnsi="Cambria Math"/>
-                </w:rPr>
-                <m:t>V</m:t>
-              </m:r>
-            </m:sup>
-          </m:sSup>
-          <m:r>
-            <w:rPr>
-              <w:rFonts w:ascii="Cambria Math" w:hAnsi="Cambria Math"/>
-            </w:rPr>
-            <m:t>+C</m:t>
-          </m:r>
-          <m:sSup>
-            <m:sSupPr>
-              <m:ctrlPr>
-                <w:rPr>
-                  <w:rFonts w:ascii="Cambria Math" w:hAnsi="Cambria Math"/>
-                </w:rPr>
-              </m:ctrlPr>
-            </m:sSupPr>
-            <m:e>
-              <m:r>
-                <w:rPr>
-                  <w:rFonts w:ascii="Cambria Math" w:hAnsi="Cambria Math"/>
-                </w:rPr>
-                <m:t>V</m:t>
-              </m:r>
-            </m:e>
-            <m:sup>
-              <m:r>
-                <w:rPr>
-                  <w:rFonts w:ascii="Cambria Math" w:hAnsi="Cambria Math"/>
-                </w:rPr>
-                <m:t>-(ω+1)</m:t>
-              </m:r>
-            </m:sup>
-          </m:sSup>
-        </m:oMath>
-      </m:oMathPara>
+      <w:r>
+        <w:rPr>
+          <w:rFonts w:ascii="Times New Roman" w:hAnsi="Times New Roman" w:cs="Times New Roman"/>
+        </w:rPr>
+        <w:t>von-Mises</w:t>
+      </w:r>
+      <w:r>
+        <w:rPr>
+          <w:rFonts w:ascii="Times New Roman" w:hAnsi="Times New Roman" w:cs="Times New Roman"/>
+        </w:rPr>
+        <w:t>等效应力求解方程：</w:t>
+      </w:r>
+      <m:oMath>
+        <m:sSub>
+          <m:sSubPr>
+            <m:ctrlPr>
+              <w:rPr>
+                <w:rFonts w:ascii="Cambria Math" w:hAnsi="Cambria Math" w:cs="Times New Roman"/>
+              </w:rPr>
+            </m:ctrlPr>
+          </m:sSubPr>
+          <m:e>
+            <m:r>
+              <w:rPr>
+                <w:rFonts w:ascii="Cambria Math" w:hAnsi="Cambria Math" w:cs="Times New Roman"/>
+              </w:rPr>
+              <m:t>σ</m:t>
+            </m:r>
+          </m:e>
+          <m:sub>
+            <m:r>
+              <w:rPr>
+                <w:rFonts w:ascii="Cambria Math" w:hAnsi="Cambria Math" w:cs="Times New Roman"/>
+              </w:rPr>
+              <m:t>e</m:t>
+            </m:r>
+          </m:sub>
+        </m:sSub>
+        <m:r>
+          <w:rPr>
+            <w:rFonts w:ascii="Cambria Math" w:hAnsi="Cambria Math" w:cs="Times New Roman"/>
+          </w:rPr>
+          <m:t>=</m:t>
+        </m:r>
+        <m:rad>
+          <m:radPr>
+            <m:degHide m:val="1"/>
+            <m:ctrlPr>
+              <w:rPr>
+                <w:rFonts w:ascii="Cambria Math" w:hAnsi="Cambria Math" w:cs="Times New Roman"/>
+              </w:rPr>
+            </m:ctrlPr>
+          </m:radPr>
+          <m:deg/>
+          <m:e>
+            <m:f>
+              <m:fPr>
+                <m:ctrlPr>
+                  <w:rPr>
+                    <w:rFonts w:ascii="Cambria Math" w:hAnsi="Cambria Math" w:cs="Times New Roman"/>
+                  </w:rPr>
+                </m:ctrlPr>
+              </m:fPr>
+              <m:num>
+                <m:r>
+                  <w:rPr>
+                    <w:rFonts w:ascii="Cambria Math" w:hAnsi="Cambria Math" w:cs="Times New Roman"/>
+                  </w:rPr>
+                  <m:t>3</m:t>
+                </m:r>
+              </m:num>
+              <m:den>
+                <m:r>
+                  <w:rPr>
+                    <w:rFonts w:ascii="Cambria Math" w:hAnsi="Cambria Math" w:cs="Times New Roman"/>
+                  </w:rPr>
+                  <m:t>2</m:t>
+                </m:r>
+              </m:den>
+            </m:f>
+            <m:r>
+              <m:rPr>
+                <m:sty m:val="bi"/>
+              </m:rPr>
+              <w:rPr>
+                <w:rFonts w:ascii="Cambria Math" w:hAnsi="Cambria Math" w:cs="Times New Roman"/>
+              </w:rPr>
+              <m:t>s</m:t>
+            </m:r>
+            <m:r>
+              <w:rPr>
+                <w:rFonts w:ascii="Cambria Math" w:hAnsi="Cambria Math" w:cs="Times New Roman"/>
+              </w:rPr>
+              <m:t>:</m:t>
+            </m:r>
+            <m:r>
+              <m:rPr>
+                <m:sty m:val="bi"/>
+              </m:rPr>
+              <w:rPr>
+                <w:rFonts w:ascii="Cambria Math" w:hAnsi="Cambria Math" w:cs="Times New Roman"/>
+              </w:rPr>
+              <m:t>s</m:t>
+            </m:r>
+          </m:e>
+        </m:rad>
+      </m:oMath>
     </w:p>
     <w:p>
       <w:pPr>
+        <w:spacing w:line="360" w:lineRule="auto"/>
         <w:ind w:firstLine="480"/>
+        <w:rPr>
+          <w:rFonts w:ascii="Times New Roman" w:hAnsi="Times New Roman" w:cs="Times New Roman"/>
+        </w:rPr>
       </w:pPr>
       <w:r>
-        <w:t>推进剂</w:t>
-      </w:r>
-      <w:r>
-        <w:t>JWL</w:t>
-      </w:r>
-      <w:r>
-        <w:t>参数如表</w:t>
-      </w:r>
-      <w:r>
-        <w:t>1</w:t>
-      </w:r>
-      <w:r>
-        <w:t>所示。</w:t>
-      </w:r>
+        <w:rPr>
+          <w:rFonts w:ascii="Times New Roman" w:hAnsi="Times New Roman" w:cs="Times New Roman"/>
+        </w:rPr>
+        <w:t>随动强化屈服判定方程：</w:t>
+      </w:r>
+      <m:oMath>
+        <m:r>
+          <w:rPr>
+            <w:rFonts w:ascii="Cambria Math" w:hAnsi="Cambria Math" w:cs="Times New Roman"/>
+          </w:rPr>
+          <m:t>f=</m:t>
+        </m:r>
+        <m:sSub>
+          <m:sSubPr>
+            <m:ctrlPr>
+              <w:rPr>
+                <w:rFonts w:ascii="Cambria Math" w:hAnsi="Cambria Math" w:cs="Times New Roman"/>
+              </w:rPr>
+            </m:ctrlPr>
+          </m:sSubPr>
+          <m:e>
+            <m:r>
+              <w:rPr>
+                <w:rFonts w:ascii="Cambria Math" w:hAnsi="Cambria Math" w:cs="Times New Roman"/>
+              </w:rPr>
+              <m:t>σ</m:t>
+            </m:r>
+          </m:e>
+          <m:sub>
+            <m:r>
+              <w:rPr>
+                <w:rFonts w:ascii="Cambria Math" w:hAnsi="Cambria Math" w:cs="Times New Roman"/>
+              </w:rPr>
+              <m:t>e</m:t>
+            </m:r>
+          </m:sub>
+        </m:sSub>
+        <m:r>
+          <w:rPr>
+            <w:rFonts w:ascii="Cambria Math" w:hAnsi="Cambria Math" w:cs="Times New Roman"/>
+          </w:rPr>
+          <m:t>-</m:t>
+        </m:r>
+        <m:sSub>
+          <m:sSubPr>
+            <m:ctrlPr>
+              <w:rPr>
+                <w:rFonts w:ascii="Cambria Math" w:hAnsi="Cambria Math" w:cs="Times New Roman"/>
+              </w:rPr>
+            </m:ctrlPr>
+          </m:sSubPr>
+          <m:e>
+            <m:r>
+              <w:rPr>
+                <w:rFonts w:ascii="Cambria Math" w:hAnsi="Cambria Math" w:cs="Times New Roman"/>
+              </w:rPr>
+              <m:t>σ</m:t>
+            </m:r>
+          </m:e>
+          <m:sub>
+            <m:r>
+              <w:rPr>
+                <w:rFonts w:ascii="Cambria Math" w:hAnsi="Cambria Math" w:cs="Times New Roman"/>
+              </w:rPr>
+              <m:t>y</m:t>
+            </m:r>
+          </m:sub>
+        </m:sSub>
+        <m:r>
+          <w:rPr>
+            <w:rFonts w:ascii="Cambria Math" w:hAnsi="Cambria Math" w:cs="Times New Roman"/>
+          </w:rPr>
+          <m:t>-</m:t>
+        </m:r>
+        <m:rad>
+          <m:radPr>
+            <m:degHide m:val="1"/>
+            <m:ctrlPr>
+              <w:rPr>
+                <w:rFonts w:ascii="Cambria Math" w:hAnsi="Cambria Math" w:cs="Times New Roman"/>
+              </w:rPr>
+            </m:ctrlPr>
+          </m:radPr>
+          <m:deg/>
+          <m:e>
+            <m:f>
+              <m:fPr>
+                <m:ctrlPr>
+                  <w:rPr>
+                    <w:rFonts w:ascii="Cambria Math" w:hAnsi="Cambria Math" w:cs="Times New Roman"/>
+                  </w:rPr>
+                </m:ctrlPr>
+              </m:fPr>
+              <m:num>
+                <m:r>
+                  <w:rPr>
+                    <w:rFonts w:ascii="Cambria Math" w:hAnsi="Cambria Math" w:cs="Times New Roman"/>
+                  </w:rPr>
+                  <m:t>3</m:t>
+                </m:r>
+              </m:num>
+              <m:den>
+                <m:r>
+                  <w:rPr>
+                    <w:rFonts w:ascii="Cambria Math" w:hAnsi="Cambria Math" w:cs="Times New Roman"/>
+                  </w:rPr>
+                  <m:t>2</m:t>
+                </m:r>
+              </m:den>
+            </m:f>
+            <m:r>
+              <m:rPr>
+                <m:sty m:val="bi"/>
+              </m:rPr>
+              <w:rPr>
+                <w:rFonts w:ascii="Cambria Math" w:hAnsi="Cambria Math" w:cs="Times New Roman"/>
+              </w:rPr>
+              <m:t>α</m:t>
+            </m:r>
+            <m:r>
+              <w:rPr>
+                <w:rFonts w:ascii="Cambria Math" w:hAnsi="Cambria Math" w:cs="Times New Roman"/>
+              </w:rPr>
+              <m:t>:</m:t>
+            </m:r>
+            <m:r>
+              <m:rPr>
+                <m:sty m:val="bi"/>
+              </m:rPr>
+              <w:rPr>
+                <w:rFonts w:ascii="Cambria Math" w:hAnsi="Cambria Math" w:cs="Times New Roman"/>
+              </w:rPr>
+              <m:t>α</m:t>
+            </m:r>
+          </m:e>
+        </m:rad>
+        <m:r>
+          <w:rPr>
+            <w:rFonts w:ascii="Cambria Math" w:hAnsi="Cambria Math" w:cs="Times New Roman"/>
+          </w:rPr>
+          <m:t>=0</m:t>
+        </m:r>
+      </m:oMath>
+    </w:p>
+    <w:p>
+      <w:pPr>
+        <w:spacing w:line="360" w:lineRule="auto"/>
+        <w:ind w:firstLine="480"/>
+        <w:rPr>
+          <w:rFonts w:ascii="Times New Roman" w:hAnsi="Times New Roman" w:cs="Times New Roman"/>
+        </w:rPr>
+      </w:pPr>
+      <w:r>
+        <w:rPr>
+          <w:rFonts w:ascii="Times New Roman" w:hAnsi="Times New Roman" w:cs="Times New Roman"/>
+        </w:rPr>
+        <w:t>背应力增量演化方程：</w:t>
+      </w:r>
+      <m:oMath>
+        <m:r>
+          <m:rPr>
+            <m:sty m:val="p"/>
+          </m:rPr>
+          <w:rPr>
+            <w:rFonts w:ascii="Cambria Math" w:hAnsi="Cambria Math" w:cs="Times New Roman"/>
+          </w:rPr>
+          <m:t>d</m:t>
+        </m:r>
+        <m:r>
+          <m:rPr>
+            <m:sty m:val="bi"/>
+          </m:rPr>
+          <w:rPr>
+            <w:rFonts w:ascii="Cambria Math" w:hAnsi="Cambria Math" w:cs="Times New Roman"/>
+          </w:rPr>
+          <m:t>α</m:t>
+        </m:r>
+        <m:r>
+          <w:rPr>
+            <w:rFonts w:ascii="Cambria Math" w:hAnsi="Cambria Math" w:cs="Times New Roman"/>
+          </w:rPr>
+          <m:t>=</m:t>
+        </m:r>
+        <m:f>
+          <m:fPr>
+            <m:ctrlPr>
+              <w:rPr>
+                <w:rFonts w:ascii="Cambria Math" w:hAnsi="Cambria Math" w:cs="Times New Roman"/>
+              </w:rPr>
+            </m:ctrlPr>
+          </m:fPr>
+          <m:num>
+            <m:r>
+              <w:rPr>
+                <w:rFonts w:ascii="Cambria Math" w:hAnsi="Cambria Math" w:cs="Times New Roman"/>
+              </w:rPr>
+              <m:t>2</m:t>
+            </m:r>
+          </m:num>
+          <m:den>
+            <m:r>
+              <w:rPr>
+                <w:rFonts w:ascii="Cambria Math" w:hAnsi="Cambria Math" w:cs="Times New Roman"/>
+              </w:rPr>
+              <m:t>3</m:t>
+            </m:r>
+          </m:den>
+        </m:f>
+        <m:sSub>
+          <m:sSubPr>
+            <m:ctrlPr>
+              <w:rPr>
+                <w:rFonts w:ascii="Cambria Math" w:hAnsi="Cambria Math" w:cs="Times New Roman"/>
+              </w:rPr>
+            </m:ctrlPr>
+          </m:sSubPr>
+          <m:e>
+            <m:r>
+              <w:rPr>
+                <w:rFonts w:ascii="Cambria Math" w:hAnsi="Cambria Math" w:cs="Times New Roman"/>
+              </w:rPr>
+              <m:t>E</m:t>
+            </m:r>
+          </m:e>
+          <m:sub>
+            <m:r>
+              <w:rPr>
+                <w:rFonts w:ascii="Cambria Math" w:hAnsi="Cambria Math" w:cs="Times New Roman"/>
+              </w:rPr>
+              <m:t>p</m:t>
+            </m:r>
+          </m:sub>
+        </m:sSub>
+        <m:r>
+          <m:rPr>
+            <m:sty m:val="p"/>
+          </m:rPr>
+          <w:rPr>
+            <w:rFonts w:ascii="Cambria Math" w:hAnsi="Cambria Math" w:cs="Times New Roman"/>
+          </w:rPr>
+          <m:t>d</m:t>
+        </m:r>
+        <m:sSup>
+          <m:sSupPr>
+            <m:ctrlPr>
+              <w:rPr>
+                <w:rFonts w:ascii="Cambria Math" w:hAnsi="Cambria Math" w:cs="Times New Roman"/>
+              </w:rPr>
+            </m:ctrlPr>
+          </m:sSupPr>
+          <m:e>
+            <m:r>
+              <m:rPr>
+                <m:sty m:val="bi"/>
+              </m:rPr>
+              <w:rPr>
+                <w:rFonts w:ascii="Cambria Math" w:hAnsi="Cambria Math" w:cs="Times New Roman"/>
+              </w:rPr>
+              <m:t>ε</m:t>
+            </m:r>
+          </m:e>
+          <m:sup>
+            <m:r>
+              <w:rPr>
+                <w:rFonts w:ascii="Cambria Math" w:hAnsi="Cambria Math" w:cs="Times New Roman"/>
+              </w:rPr>
+              <m:t>p</m:t>
+            </m:r>
+          </m:sup>
+        </m:sSup>
+      </m:oMath>
+    </w:p>
+    <w:p>
+      <w:pPr>
+        <w:spacing w:line="360" w:lineRule="auto"/>
+        <w:ind w:firstLine="480"/>
+        <w:rPr>
+          <w:rFonts w:ascii="Times New Roman" w:hAnsi="Times New Roman" w:cs="Times New Roman"/>
+        </w:rPr>
+      </w:pPr>
+      <w:r>
+        <w:rPr>
+          <w:rFonts w:ascii="Times New Roman" w:hAnsi="Times New Roman" w:cs="Times New Roman"/>
+        </w:rPr>
+        <w:t>塑性功率密度方程（热力耦合热源输入）：</w:t>
+      </w:r>
+      <m:oMath>
+        <m:sSub>
+          <m:sSubPr>
+            <m:ctrlPr>
+              <w:rPr>
+                <w:rFonts w:ascii="Cambria Math" w:hAnsi="Cambria Math" w:cs="Times New Roman"/>
+              </w:rPr>
+            </m:ctrlPr>
+          </m:sSubPr>
+          <m:e>
+            <m:limUpp>
+              <m:limUppPr>
+                <m:ctrlPr>
+                  <w:rPr>
+                    <w:rFonts w:ascii="Cambria Math" w:hAnsi="Cambria Math" w:cs="Times New Roman"/>
+                  </w:rPr>
+                </m:ctrlPr>
+              </m:limUppPr>
+              <m:e>
+                <m:r>
+                  <w:rPr>
+                    <w:rFonts w:ascii="Cambria Math" w:hAnsi="Cambria Math" w:cs="Times New Roman"/>
+                  </w:rPr>
+                  <m:t>W</m:t>
+                </m:r>
+              </m:e>
+              <m:lim>
+                <m:r>
+                  <w:rPr>
+                    <w:rFonts w:ascii="Cambria Math" w:hAnsi="Cambria Math" w:cs="Times New Roman"/>
+                  </w:rPr>
+                  <m:t>˙</m:t>
+                </m:r>
+              </m:lim>
+            </m:limUpp>
+          </m:e>
+          <m:sub>
+            <m:r>
+              <w:rPr>
+                <w:rFonts w:ascii="Cambria Math" w:hAnsi="Cambria Math" w:cs="Times New Roman"/>
+              </w:rPr>
+              <m:t>p</m:t>
+            </m:r>
+          </m:sub>
+        </m:sSub>
+        <m:r>
+          <w:rPr>
+            <w:rFonts w:ascii="Cambria Math" w:hAnsi="Cambria Math" w:cs="Times New Roman"/>
+          </w:rPr>
+          <m:t>=</m:t>
+        </m:r>
+        <m:r>
+          <m:rPr>
+            <m:sty m:val="bi"/>
+          </m:rPr>
+          <w:rPr>
+            <w:rFonts w:ascii="Cambria Math" w:hAnsi="Cambria Math" w:cs="Times New Roman"/>
+          </w:rPr>
+          <m:t>σ</m:t>
+        </m:r>
+        <m:r>
+          <w:rPr>
+            <w:rFonts w:ascii="Cambria Math" w:hAnsi="Cambria Math" w:cs="Times New Roman"/>
+          </w:rPr>
+          <m:t>:</m:t>
+        </m:r>
+        <m:sSup>
+          <m:sSupPr>
+            <m:ctrlPr>
+              <w:rPr>
+                <w:rFonts w:ascii="Cambria Math" w:hAnsi="Cambria Math" w:cs="Times New Roman"/>
+              </w:rPr>
+            </m:ctrlPr>
+          </m:sSupPr>
+          <m:e>
+            <m:limUpp>
+              <m:limUppPr>
+                <m:ctrlPr>
+                  <w:rPr>
+                    <w:rFonts w:ascii="Cambria Math" w:hAnsi="Cambria Math" w:cs="Times New Roman"/>
+                  </w:rPr>
+                </m:ctrlPr>
+              </m:limUppPr>
+              <m:e>
+                <m:r>
+                  <m:rPr>
+                    <m:sty m:val="bi"/>
+                  </m:rPr>
+                  <w:rPr>
+                    <w:rFonts w:ascii="Cambria Math" w:hAnsi="Cambria Math" w:cs="Times New Roman"/>
+                  </w:rPr>
+                  <m:t>ε</m:t>
+                </m:r>
+              </m:e>
+              <m:lim>
+                <m:r>
+                  <w:rPr>
+                    <w:rFonts w:ascii="Cambria Math" w:hAnsi="Cambria Math" w:cs="Times New Roman"/>
+                  </w:rPr>
+                  <m:t>˙</m:t>
+                </m:r>
+              </m:lim>
+            </m:limUpp>
+          </m:e>
+          <m:sup>
+            <m:r>
+              <w:rPr>
+                <w:rFonts w:ascii="Cambria Math" w:hAnsi="Cambria Math" w:cs="Times New Roman"/>
+              </w:rPr>
+              <m:t>p</m:t>
+            </m:r>
+          </m:sup>
+        </m:sSup>
+      </m:oMath>
+    </w:p>
+    <w:p>
+      <w:pPr>
+        <w:spacing w:line="360" w:lineRule="auto"/>
+        <w:ind w:firstLine="482"/>
+        <w:rPr>
+          <w:rFonts w:ascii="Times New Roman" w:hAnsi="Times New Roman" w:cs="Times New Roman"/>
+        </w:rPr>
+      </w:pPr>
+      <m:oMath>
+        <m:r>
+          <m:rPr>
+            <m:sty m:val="bi"/>
+          </m:rPr>
+          <w:rPr>
+            <w:rFonts w:ascii="Cambria Math" w:hAnsi="Cambria Math" w:cs="Times New Roman"/>
+          </w:rPr>
+          <m:t>ε</m:t>
+        </m:r>
+      </m:oMath>
+      <w:r>
+        <w:rPr>
+          <w:rFonts w:ascii="Times New Roman" w:hAnsi="Times New Roman" w:cs="Times New Roman"/>
+        </w:rPr>
+        <w:t xml:space="preserve"> </w:t>
+      </w:r>
+      <w:r>
+        <w:rPr>
+          <w:rFonts w:ascii="Times New Roman" w:hAnsi="Times New Roman" w:cs="Times New Roman"/>
+        </w:rPr>
+        <w:t>为总应变张量；</w:t>
+      </w:r>
+      <m:oMath>
+        <m:sSup>
+          <m:sSupPr>
+            <m:ctrlPr>
+              <w:rPr>
+                <w:rFonts w:ascii="Cambria Math" w:hAnsi="Cambria Math" w:cs="Times New Roman"/>
+              </w:rPr>
+            </m:ctrlPr>
+          </m:sSupPr>
+          <m:e>
+            <m:r>
+              <m:rPr>
+                <m:sty m:val="bi"/>
+              </m:rPr>
+              <w:rPr>
+                <w:rFonts w:ascii="Cambria Math" w:hAnsi="Cambria Math" w:cs="Times New Roman"/>
+              </w:rPr>
+              <m:t>ε</m:t>
+            </m:r>
+          </m:e>
+          <m:sup>
+            <m:r>
+              <w:rPr>
+                <w:rFonts w:ascii="Cambria Math" w:hAnsi="Cambria Math" w:cs="Times New Roman"/>
+              </w:rPr>
+              <m:t>e</m:t>
+            </m:r>
+          </m:sup>
+        </m:sSup>
+      </m:oMath>
+      <w:r>
+        <w:rPr>
+          <w:rFonts w:ascii="Times New Roman" w:hAnsi="Times New Roman" w:cs="Times New Roman"/>
+        </w:rPr>
+        <w:t xml:space="preserve"> </w:t>
+      </w:r>
+      <w:r>
+        <w:rPr>
+          <w:rFonts w:ascii="Times New Roman" w:hAnsi="Times New Roman" w:cs="Times New Roman"/>
+        </w:rPr>
+        <w:t>为弹性应变张量；</w:t>
+      </w:r>
+      <m:oMath>
+        <m:sSup>
+          <m:sSupPr>
+            <m:ctrlPr>
+              <w:rPr>
+                <w:rFonts w:ascii="Cambria Math" w:hAnsi="Cambria Math" w:cs="Times New Roman"/>
+              </w:rPr>
+            </m:ctrlPr>
+          </m:sSupPr>
+          <m:e>
+            <m:r>
+              <m:rPr>
+                <m:sty m:val="bi"/>
+              </m:rPr>
+              <w:rPr>
+                <w:rFonts w:ascii="Cambria Math" w:hAnsi="Cambria Math" w:cs="Times New Roman"/>
+              </w:rPr>
+              <m:t>ε</m:t>
+            </m:r>
+          </m:e>
+          <m:sup>
+            <m:r>
+              <w:rPr>
+                <w:rFonts w:ascii="Cambria Math" w:hAnsi="Cambria Math" w:cs="Times New Roman"/>
+              </w:rPr>
+              <m:t>p</m:t>
+            </m:r>
+          </m:sup>
+        </m:sSup>
+      </m:oMath>
+      <w:r>
+        <w:rPr>
+          <w:rFonts w:ascii="Times New Roman" w:hAnsi="Times New Roman" w:cs="Times New Roman"/>
+        </w:rPr>
+        <w:t xml:space="preserve"> </w:t>
+      </w:r>
+      <w:r>
+        <w:rPr>
+          <w:rFonts w:ascii="Times New Roman" w:hAnsi="Times New Roman" w:cs="Times New Roman"/>
+        </w:rPr>
+        <w:t>为塑性应变张量；</w:t>
+      </w:r>
+      <m:oMath>
+        <m:r>
+          <m:rPr>
+            <m:sty m:val="bi"/>
+          </m:rPr>
+          <w:rPr>
+            <w:rFonts w:ascii="Cambria Math" w:hAnsi="Cambria Math" w:cs="Times New Roman"/>
+          </w:rPr>
+          <m:t>σ</m:t>
+        </m:r>
+      </m:oMath>
+      <w:r>
+        <w:rPr>
+          <w:rFonts w:ascii="Times New Roman" w:hAnsi="Times New Roman" w:cs="Times New Roman"/>
+        </w:rPr>
+        <w:t xml:space="preserve"> </w:t>
+      </w:r>
+      <w:r>
+        <w:rPr>
+          <w:rFonts w:ascii="Times New Roman" w:hAnsi="Times New Roman" w:cs="Times New Roman"/>
+        </w:rPr>
+        <w:t>为应力张量；</w:t>
+      </w:r>
+      <m:oMath>
+        <m:sSup>
+          <m:sSupPr>
+            <m:ctrlPr>
+              <w:rPr>
+                <w:rFonts w:ascii="Cambria Math" w:hAnsi="Cambria Math" w:cs="Times New Roman"/>
+              </w:rPr>
+            </m:ctrlPr>
+          </m:sSupPr>
+          <m:e>
+            <m:r>
+              <m:rPr>
+                <m:sty m:val="bi"/>
+              </m:rPr>
+              <w:rPr>
+                <w:rFonts w:ascii="Cambria Math" w:hAnsi="Cambria Math" w:cs="Times New Roman"/>
+              </w:rPr>
+              <m:t>D</m:t>
+            </m:r>
+          </m:e>
+          <m:sup>
+            <m:r>
+              <w:rPr>
+                <w:rFonts w:ascii="Cambria Math" w:hAnsi="Cambria Math" w:cs="Times New Roman"/>
+              </w:rPr>
+              <m:t>e</m:t>
+            </m:r>
+          </m:sup>
+        </m:sSup>
+      </m:oMath>
+      <w:r>
+        <w:rPr>
+          <w:rFonts w:ascii="Times New Roman" w:hAnsi="Times New Roman" w:cs="Times New Roman"/>
+        </w:rPr>
+        <w:t xml:space="preserve"> </w:t>
+      </w:r>
+      <w:r>
+        <w:rPr>
+          <w:rFonts w:ascii="Times New Roman" w:hAnsi="Times New Roman" w:cs="Times New Roman"/>
+        </w:rPr>
+        <w:t>为弹性刚度张量；</w:t>
+      </w:r>
+      <m:oMath>
+        <m:r>
+          <m:rPr>
+            <m:sty m:val="bi"/>
+          </m:rPr>
+          <w:rPr>
+            <w:rFonts w:ascii="Cambria Math" w:hAnsi="Cambria Math" w:cs="Times New Roman"/>
+          </w:rPr>
+          <m:t>s</m:t>
+        </m:r>
+      </m:oMath>
+      <w:r>
+        <w:rPr>
+          <w:rFonts w:ascii="Times New Roman" w:hAnsi="Times New Roman" w:cs="Times New Roman"/>
+        </w:rPr>
+        <w:t xml:space="preserve"> </w:t>
+      </w:r>
+      <w:r>
+        <w:rPr>
+          <w:rFonts w:ascii="Times New Roman" w:hAnsi="Times New Roman" w:cs="Times New Roman"/>
+        </w:rPr>
+        <w:t>为偏应力张量；</w:t>
+      </w:r>
+      <m:oMath>
+        <m:sSub>
+          <m:sSubPr>
+            <m:ctrlPr>
+              <w:rPr>
+                <w:rFonts w:ascii="Cambria Math" w:hAnsi="Cambria Math" w:cs="Times New Roman"/>
+              </w:rPr>
+            </m:ctrlPr>
+          </m:sSubPr>
+          <m:e>
+            <m:r>
+              <w:rPr>
+                <w:rFonts w:ascii="Cambria Math" w:hAnsi="Cambria Math" w:cs="Times New Roman"/>
+              </w:rPr>
+              <m:t>σ</m:t>
+            </m:r>
+          </m:e>
+          <m:sub>
+            <m:r>
+              <w:rPr>
+                <w:rFonts w:ascii="Cambria Math" w:hAnsi="Cambria Math" w:cs="Times New Roman"/>
+              </w:rPr>
+              <m:t>e</m:t>
+            </m:r>
+          </m:sub>
+        </m:sSub>
+      </m:oMath>
+      <w:r>
+        <w:rPr>
+          <w:rFonts w:ascii="Times New Roman" w:hAnsi="Times New Roman" w:cs="Times New Roman"/>
+        </w:rPr>
+        <w:t xml:space="preserve"> </w:t>
+      </w:r>
+      <w:r>
+        <w:rPr>
+          <w:rFonts w:ascii="Times New Roman" w:hAnsi="Times New Roman" w:cs="Times New Roman"/>
+        </w:rPr>
+        <w:t>为等效应力；</w:t>
+      </w:r>
+      <m:oMath>
+        <m:sSub>
+          <m:sSubPr>
+            <m:ctrlPr>
+              <w:rPr>
+                <w:rFonts w:ascii="Cambria Math" w:hAnsi="Cambria Math" w:cs="Times New Roman"/>
+              </w:rPr>
+            </m:ctrlPr>
+          </m:sSubPr>
+          <m:e>
+            <m:r>
+              <w:rPr>
+                <w:rFonts w:ascii="Cambria Math" w:hAnsi="Cambria Math" w:cs="Times New Roman"/>
+              </w:rPr>
+              <m:t>σ</m:t>
+            </m:r>
+          </m:e>
+          <m:sub>
+            <m:r>
+              <w:rPr>
+                <w:rFonts w:ascii="Cambria Math" w:hAnsi="Cambria Math" w:cs="Times New Roman"/>
+              </w:rPr>
+              <m:t>y</m:t>
+            </m:r>
+          </m:sub>
+        </m:sSub>
+      </m:oMath>
+      <w:r>
+        <w:rPr>
+          <w:rFonts w:ascii="Times New Roman" w:hAnsi="Times New Roman" w:cs="Times New Roman"/>
+        </w:rPr>
+        <w:t xml:space="preserve"> </w:t>
+      </w:r>
+      <w:r>
+        <w:rPr>
+          <w:rFonts w:ascii="Times New Roman" w:hAnsi="Times New Roman" w:cs="Times New Roman"/>
+        </w:rPr>
+        <w:t>为材料初始屈服强度；</w:t>
+      </w:r>
+      <m:oMath>
+        <m:r>
+          <m:rPr>
+            <m:sty m:val="bi"/>
+          </m:rPr>
+          <w:rPr>
+            <w:rFonts w:ascii="Cambria Math" w:hAnsi="Cambria Math" w:cs="Times New Roman"/>
+          </w:rPr>
+          <m:t>α</m:t>
+        </m:r>
+      </m:oMath>
+      <w:r>
+        <w:rPr>
+          <w:rFonts w:ascii="Times New Roman" w:hAnsi="Times New Roman" w:cs="Times New Roman"/>
+        </w:rPr>
+        <w:t xml:space="preserve"> </w:t>
+      </w:r>
+      <w:r>
+        <w:rPr>
+          <w:rFonts w:ascii="Times New Roman" w:hAnsi="Times New Roman" w:cs="Times New Roman"/>
+        </w:rPr>
+        <w:t>为背应力张量，表征屈服面平移与随动强化特性；</w:t>
+      </w:r>
+      <m:oMath>
+        <m:sSub>
+          <m:sSubPr>
+            <m:ctrlPr>
+              <w:rPr>
+                <w:rFonts w:ascii="Cambria Math" w:hAnsi="Cambria Math" w:cs="Times New Roman"/>
+              </w:rPr>
+            </m:ctrlPr>
+          </m:sSubPr>
+          <m:e>
+            <m:r>
+              <w:rPr>
+                <w:rFonts w:ascii="Cambria Math" w:hAnsi="Cambria Math" w:cs="Times New Roman"/>
+              </w:rPr>
+              <m:t>E</m:t>
+            </m:r>
+          </m:e>
+          <m:sub>
+            <m:r>
+              <w:rPr>
+                <w:rFonts w:ascii="Cambria Math" w:hAnsi="Cambria Math" w:cs="Times New Roman"/>
+              </w:rPr>
+              <m:t>p</m:t>
+            </m:r>
+          </m:sub>
+        </m:sSub>
+      </m:oMath>
+      <w:r>
+        <w:rPr>
+          <w:rFonts w:ascii="Times New Roman" w:hAnsi="Times New Roman" w:cs="Times New Roman"/>
+        </w:rPr>
+        <w:t xml:space="preserve"> </w:t>
+      </w:r>
+      <w:r>
+        <w:rPr>
+          <w:rFonts w:ascii="Times New Roman" w:hAnsi="Times New Roman" w:cs="Times New Roman"/>
+        </w:rPr>
+        <w:t>为塑性强化模量；</w:t>
+      </w:r>
+      <m:oMath>
+        <m:r>
+          <m:rPr>
+            <m:sty m:val="p"/>
+          </m:rPr>
+          <w:rPr>
+            <w:rFonts w:ascii="Cambria Math" w:hAnsi="Cambria Math" w:cs="Times New Roman"/>
+          </w:rPr>
+          <m:t>d</m:t>
+        </m:r>
+        <m:sSup>
+          <m:sSupPr>
+            <m:ctrlPr>
+              <w:rPr>
+                <w:rFonts w:ascii="Cambria Math" w:hAnsi="Cambria Math" w:cs="Times New Roman"/>
+              </w:rPr>
+            </m:ctrlPr>
+          </m:sSupPr>
+          <m:e>
+            <m:r>
+              <m:rPr>
+                <m:sty m:val="bi"/>
+              </m:rPr>
+              <w:rPr>
+                <w:rFonts w:ascii="Cambria Math" w:hAnsi="Cambria Math" w:cs="Times New Roman"/>
+              </w:rPr>
+              <m:t>ε</m:t>
+            </m:r>
+          </m:e>
+          <m:sup>
+            <m:r>
+              <w:rPr>
+                <w:rFonts w:ascii="Cambria Math" w:hAnsi="Cambria Math" w:cs="Times New Roman"/>
+              </w:rPr>
+              <m:t>p</m:t>
+            </m:r>
+          </m:sup>
+        </m:sSup>
+      </m:oMath>
+      <w:r>
+        <w:rPr>
+          <w:rFonts w:ascii="Times New Roman" w:hAnsi="Times New Roman" w:cs="Times New Roman"/>
+        </w:rPr>
+        <w:t xml:space="preserve"> </w:t>
+      </w:r>
+      <w:r>
+        <w:rPr>
+          <w:rFonts w:ascii="Times New Roman" w:hAnsi="Times New Roman" w:cs="Times New Roman"/>
+        </w:rPr>
+        <w:t>为塑性应变增量；</w:t>
+      </w:r>
+      <m:oMath>
+        <m:sSup>
+          <m:sSupPr>
+            <m:ctrlPr>
+              <w:rPr>
+                <w:rFonts w:ascii="Cambria Math" w:hAnsi="Cambria Math" w:cs="Times New Roman"/>
+              </w:rPr>
+            </m:ctrlPr>
+          </m:sSupPr>
+          <m:e>
+            <m:limUpp>
+              <m:limUppPr>
+                <m:ctrlPr>
+                  <w:rPr>
+                    <w:rFonts w:ascii="Cambria Math" w:hAnsi="Cambria Math" w:cs="Times New Roman"/>
+                  </w:rPr>
+                </m:ctrlPr>
+              </m:limUppPr>
+              <m:e>
+                <m:r>
+                  <m:rPr>
+                    <m:sty m:val="bi"/>
+                  </m:rPr>
+                  <w:rPr>
+                    <w:rFonts w:ascii="Cambria Math" w:hAnsi="Cambria Math" w:cs="Times New Roman"/>
+                  </w:rPr>
+                  <m:t>ε</m:t>
+                </m:r>
+              </m:e>
+              <m:lim>
+                <m:r>
+                  <w:rPr>
+                    <w:rFonts w:ascii="Cambria Math" w:hAnsi="Cambria Math" w:cs="Times New Roman"/>
+                  </w:rPr>
+                  <m:t>˙</m:t>
+                </m:r>
+              </m:lim>
+            </m:limUpp>
+          </m:e>
+          <m:sup>
+            <m:r>
+              <w:rPr>
+                <w:rFonts w:ascii="Cambria Math" w:hAnsi="Cambria Math" w:cs="Times New Roman"/>
+              </w:rPr>
+              <m:t>p</m:t>
+            </m:r>
+          </m:sup>
+        </m:sSup>
+      </m:oMath>
+      <w:r>
+        <w:rPr>
+          <w:rFonts w:ascii="Times New Roman" w:hAnsi="Times New Roman" w:cs="Times New Roman"/>
+        </w:rPr>
+        <w:t xml:space="preserve"> </w:t>
+      </w:r>
+      <w:r>
+        <w:rPr>
+          <w:rFonts w:ascii="Times New Roman" w:hAnsi="Times New Roman" w:cs="Times New Roman"/>
+        </w:rPr>
+        <w:t>为塑性应变率；</w:t>
+      </w:r>
+      <m:oMath>
+        <m:sSub>
+          <m:sSubPr>
+            <m:ctrlPr>
+              <w:rPr>
+                <w:rFonts w:ascii="Cambria Math" w:hAnsi="Cambria Math" w:cs="Times New Roman"/>
+              </w:rPr>
+            </m:ctrlPr>
+          </m:sSubPr>
+          <m:e>
+            <m:limUpp>
+              <m:limUppPr>
+                <m:ctrlPr>
+                  <w:rPr>
+                    <w:rFonts w:ascii="Cambria Math" w:hAnsi="Cambria Math" w:cs="Times New Roman"/>
+                  </w:rPr>
+                </m:ctrlPr>
+              </m:limUppPr>
+              <m:e>
+                <m:r>
+                  <w:rPr>
+                    <w:rFonts w:ascii="Cambria Math" w:hAnsi="Cambria Math" w:cs="Times New Roman"/>
+                  </w:rPr>
+                  <m:t>W</m:t>
+                </m:r>
+              </m:e>
+              <m:lim>
+                <m:r>
+                  <w:rPr>
+                    <w:rFonts w:ascii="Cambria Math" w:hAnsi="Cambria Math" w:cs="Times New Roman"/>
+                  </w:rPr>
+                  <m:t>˙</m:t>
+                </m:r>
+              </m:lim>
+            </m:limUpp>
+          </m:e>
+          <m:sub>
+            <m:r>
+              <w:rPr>
+                <w:rFonts w:ascii="Cambria Math" w:hAnsi="Cambria Math" w:cs="Times New Roman"/>
+              </w:rPr>
+              <m:t>p</m:t>
+            </m:r>
+          </m:sub>
+        </m:sSub>
+      </m:oMath>
+      <w:r>
+        <w:rPr>
+          <w:rFonts w:ascii="Times New Roman" w:hAnsi="Times New Roman" w:cs="Times New Roman"/>
+        </w:rPr>
+        <w:t xml:space="preserve"> </w:t>
+      </w:r>
+      <w:r>
+        <w:rPr>
+          <w:rFonts w:ascii="Times New Roman" w:hAnsi="Times New Roman" w:cs="Times New Roman"/>
+        </w:rPr>
+        <w:t>为单位体积塑性耗散功率密度。</w:t>
+      </w:r>
+    </w:p>
+    <w:p>
+      <w:pPr>
+        <w:spacing w:line="360" w:lineRule="auto"/>
+        <w:ind w:firstLine="480"/>
+        <w:rPr>
+          <w:rFonts w:ascii="Times New Roman" w:hAnsi="Times New Roman" w:cs="Times New Roman"/>
+        </w:rPr>
+      </w:pPr>
+    </w:p>
+    <w:p>
+      <w:pPr>
+        <w:spacing w:line="360" w:lineRule="auto"/>
+        <w:ind w:firstLine="480"/>
+        <w:rPr>
+          <w:rFonts w:ascii="Times New Roman" w:hAnsi="Times New Roman" w:cs="Times New Roman"/>
+        </w:rPr>
+      </w:pPr>
     </w:p>
     <w:p>
       <w:pPr>
         <w:ind w:firstLine="480"/>
         <w:jc w:val="center"/>
+        <w:rPr>
+          <w:rFonts w:ascii="Times New Roman" w:hAnsi="Times New Roman" w:cs="Times New Roman"/>
+        </w:rPr>
       </w:pPr>
       <w:r>
+        <w:rPr>
+          <w:rFonts w:ascii="Times New Roman" w:hAnsi="Times New Roman" w:cs="Times New Roman"/>
+        </w:rPr>
+        <w:lastRenderedPageBreak/>
         <w:t>表</w:t>
       </w:r>
       <w:r>
-        <w:t>1</w:t>
-      </w:r>
-      <w:r>
-        <w:rPr>
-          <w:rFonts w:hint="eastAsia"/>
-        </w:rPr>
-        <w:t xml:space="preserve"> </w:t>
-      </w:r>
-      <w:r>
-        <w:t>JWL</w:t>
-      </w:r>
-      <w:r>
-        <w:t>状态方程参数</w:t>
-      </w:r>
+        <w:rPr>
+          <w:rFonts w:ascii="Times New Roman" w:hAnsi="Times New Roman" w:cs="Times New Roman"/>
+        </w:rPr>
+        <w:t xml:space="preserve">1 </w:t>
+      </w:r>
+      <w:r>
+        <w:rPr>
+          <w:rFonts w:ascii="Times New Roman" w:hAnsi="Times New Roman" w:cs="Times New Roman"/>
+        </w:rPr>
+        <w:t>双线性随动强化弹</w:t>
+      </w:r>
+      <w:proofErr w:type="gramStart"/>
+      <w:r>
+        <w:rPr>
+          <w:rFonts w:ascii="Times New Roman" w:hAnsi="Times New Roman" w:cs="Times New Roman"/>
+        </w:rPr>
+        <w:t>塑性本构</w:t>
+      </w:r>
+      <w:r>
+        <w:rPr>
+          <w:rFonts w:ascii="Times New Roman" w:hAnsi="Times New Roman" w:cs="Times New Roman"/>
+        </w:rPr>
+        <w:t>模型参数</w:t>
+      </w:r>
+      <w:proofErr w:type="gramEnd"/>
     </w:p>
     <w:tbl>
       <w:tblPr>
-        <w:tblStyle w:val="aa"/>
         <w:tblW w:w="0" w:type="auto"/>
+        <w:jc w:val="center"/>
+        <w:tblBorders>
+          <w:top w:val="single" w:sz="2" w:space="0" w:color="auto"/>
+          <w:left w:val="single" w:sz="2" w:space="0" w:color="auto"/>
+          <w:bottom w:val="single" w:sz="2" w:space="0" w:color="auto"/>
+          <w:right w:val="single" w:sz="2" w:space="0" w:color="auto"/>
+          <w:insideH w:val="single" w:sz="2" w:space="0" w:color="auto"/>
+          <w:insideV w:val="single" w:sz="2" w:space="0" w:color="auto"/>
+        </w:tblBorders>
+        <w:tblLayout w:type="fixed"/>
+        <w:tblCellMar>
+          <w:left w:w="10" w:type="dxa"/>
+          <w:right w:w="10" w:type="dxa"/>
+        </w:tblCellMar>
         <w:tblLook w:val="04A0" w:firstRow="1" w:lastRow="0" w:firstColumn="1" w:lastColumn="0" w:noHBand="0" w:noVBand="1"/>
       </w:tblPr>
       <w:tblGrid>
-        <w:gridCol w:w="1659"/>
-        <w:gridCol w:w="1659"/>
-        <w:gridCol w:w="1659"/>
-        <w:gridCol w:w="1659"/>
-        <w:gridCol w:w="1660"/>
+        <w:gridCol w:w="2070"/>
+        <w:gridCol w:w="2070"/>
+        <w:gridCol w:w="2070"/>
+        <w:gridCol w:w="2070"/>
       </w:tblGrid>
       <w:tr>
-        <w:tc>
-          <w:tcPr>
-            <w:tcW w:w="1659" w:type="dxa"/>
+        <w:trPr>
+          <w:jc w:val="center"/>
+        </w:trPr>
+        <w:tc>
+          <w:tcPr>
+            <w:tcW w:w="2070" w:type="dxa"/>
+            <w:tcMar>
+              <w:top w:w="60" w:type="dxa"/>
+              <w:left w:w="120" w:type="dxa"/>
+              <w:bottom w:w="30" w:type="dxa"/>
+              <w:right w:w="120" w:type="dxa"/>
+            </w:tcMar>
+            <w:hideMark/>
           </w:tcPr>
           <w:p>
             <w:pPr>
               <w:ind w:firstLine="480"/>
-            </w:pPr>
-            <w:r>
-              <w:t>A/</w:t>
-            </w:r>
-            <w:proofErr w:type="spellStart"/>
-            <w:r>
-              <w:t>GPa</w:t>
-            </w:r>
-            <w:proofErr w:type="spellEnd"/>
-          </w:p>
-        </w:tc>
-        <w:tc>
-          <w:tcPr>
-            <w:tcW w:w="1659" w:type="dxa"/>
+              <w:rPr>
+                <w:rFonts w:ascii="Times New Roman" w:hAnsi="Times New Roman" w:cs="Times New Roman"/>
+              </w:rPr>
+            </w:pPr>
+            <w:r>
+              <w:rPr>
+                <w:rFonts w:ascii="Times New Roman" w:hAnsi="Times New Roman" w:cs="Times New Roman"/>
+              </w:rPr>
+              <w:t>参数符号</w:t>
+            </w:r>
+          </w:p>
+        </w:tc>
+        <w:tc>
+          <w:tcPr>
+            <w:tcW w:w="2070" w:type="dxa"/>
+            <w:tcMar>
+              <w:top w:w="60" w:type="dxa"/>
+              <w:left w:w="120" w:type="dxa"/>
+              <w:bottom w:w="30" w:type="dxa"/>
+              <w:right w:w="120" w:type="dxa"/>
+            </w:tcMar>
+            <w:hideMark/>
           </w:tcPr>
           <w:p>
             <w:pPr>
               <w:ind w:firstLine="480"/>
-            </w:pPr>
-            <w:r>
-              <w:t>B/</w:t>
-            </w:r>
-            <w:proofErr w:type="spellStart"/>
-            <w:r>
-              <w:t>GPa</w:t>
-            </w:r>
-            <w:proofErr w:type="spellEnd"/>
-          </w:p>
-        </w:tc>
-        <w:tc>
-          <w:tcPr>
-            <w:tcW w:w="1659" w:type="dxa"/>
+              <w:rPr>
+                <w:rFonts w:ascii="Times New Roman" w:hAnsi="Times New Roman" w:cs="Times New Roman"/>
+              </w:rPr>
+            </w:pPr>
+            <w:r>
+              <w:rPr>
+                <w:rFonts w:ascii="Times New Roman" w:hAnsi="Times New Roman" w:cs="Times New Roman"/>
+              </w:rPr>
+              <w:t>物理含义</w:t>
+            </w:r>
+          </w:p>
+        </w:tc>
+        <w:tc>
+          <w:tcPr>
+            <w:tcW w:w="2070" w:type="dxa"/>
+            <w:tcMar>
+              <w:top w:w="60" w:type="dxa"/>
+              <w:left w:w="120" w:type="dxa"/>
+              <w:bottom w:w="30" w:type="dxa"/>
+              <w:right w:w="120" w:type="dxa"/>
+            </w:tcMar>
+            <w:hideMark/>
           </w:tcPr>
           <w:p>
             <w:pPr>
               <w:ind w:firstLine="480"/>
-            </w:pPr>
-            <w:r>
-              <w:rPr>
-                <w:rFonts w:hint="eastAsia"/>
-              </w:rPr>
-              <w:t>R1</w:t>
-            </w:r>
-          </w:p>
-        </w:tc>
-        <w:tc>
-          <w:tcPr>
-            <w:tcW w:w="1659" w:type="dxa"/>
+              <w:rPr>
+                <w:rFonts w:ascii="Times New Roman" w:hAnsi="Times New Roman" w:cs="Times New Roman"/>
+              </w:rPr>
+            </w:pPr>
+            <w:r>
+              <w:rPr>
+                <w:rFonts w:ascii="Times New Roman" w:hAnsi="Times New Roman" w:cs="Times New Roman"/>
+              </w:rPr>
+              <w:t>数值</w:t>
+            </w:r>
+          </w:p>
+        </w:tc>
+        <w:tc>
+          <w:tcPr>
+            <w:tcW w:w="2070" w:type="dxa"/>
+            <w:tcMar>
+              <w:top w:w="60" w:type="dxa"/>
+              <w:left w:w="120" w:type="dxa"/>
+              <w:bottom w:w="30" w:type="dxa"/>
+              <w:right w:w="120" w:type="dxa"/>
+            </w:tcMar>
+            <w:hideMark/>
           </w:tcPr>
           <w:p>
             <w:pPr>
               <w:ind w:firstLine="480"/>
-            </w:pPr>
-            <w:r>
-              <w:rPr>
-                <w:rFonts w:hint="eastAsia"/>
-              </w:rPr>
-              <w:t>R2</w:t>
-            </w:r>
-          </w:p>
-        </w:tc>
-        <w:tc>
-          <w:tcPr>
-            <w:tcW w:w="1660" w:type="dxa"/>
-          </w:tcPr>
-          <w:p>
-            <w:pPr>
-              <w:ind w:firstLine="480"/>
-            </w:pPr>
-            <w:r>
-              <w:rPr>
-                <w:rFonts w:hint="eastAsia"/>
-              </w:rPr>
-              <w:t>w</w:t>
+              <w:rPr>
+                <w:rFonts w:ascii="Times New Roman" w:hAnsi="Times New Roman" w:cs="Times New Roman"/>
+              </w:rPr>
+            </w:pPr>
+            <w:r>
+              <w:rPr>
+                <w:rFonts w:ascii="Times New Roman" w:hAnsi="Times New Roman" w:cs="Times New Roman"/>
+              </w:rPr>
+              <w:t>单位</w:t>
             </w:r>
           </w:p>
         </w:tc>
       </w:tr>
       <w:tr>
-        <w:tc>
-          <w:tcPr>
-            <w:tcW w:w="1659" w:type="dxa"/>
+        <w:trPr>
+          <w:jc w:val="center"/>
+        </w:trPr>
+        <w:tc>
+          <w:tcPr>
+            <w:tcW w:w="2070" w:type="dxa"/>
+            <w:tcMar>
+              <w:top w:w="60" w:type="dxa"/>
+              <w:left w:w="120" w:type="dxa"/>
+              <w:bottom w:w="30" w:type="dxa"/>
+              <w:right w:w="120" w:type="dxa"/>
+            </w:tcMar>
+            <w:hideMark/>
           </w:tcPr>
           <w:p>
             <w:pPr>
               <w:ind w:firstLine="480"/>
-            </w:pPr>
-          </w:p>
-        </w:tc>
-        <w:tc>
-          <w:tcPr>
-            <w:tcW w:w="1659" w:type="dxa"/>
+              <w:jc w:val="center"/>
+              <w:rPr>
+                <w:rFonts w:ascii="Times New Roman" w:hAnsi="Times New Roman" w:cs="Times New Roman"/>
+              </w:rPr>
+            </w:pPr>
+            <m:oMathPara>
+              <m:oMathParaPr>
+                <m:jc m:val="left"/>
+              </m:oMathParaPr>
+              <m:oMath>
+                <m:r>
+                  <m:rPr>
+                    <m:sty m:val="p"/>
+                  </m:rPr>
+                  <w:rPr>
+                    <w:rFonts w:ascii="Cambria Math" w:hAnsi="Cambria Math" w:cs="Times New Roman"/>
+                  </w:rPr>
+                  <m:t>ρ</m:t>
+                </m:r>
+              </m:oMath>
+            </m:oMathPara>
+          </w:p>
+        </w:tc>
+        <w:tc>
+          <w:tcPr>
+            <w:tcW w:w="2070" w:type="dxa"/>
+            <w:tcMar>
+              <w:top w:w="60" w:type="dxa"/>
+              <w:left w:w="120" w:type="dxa"/>
+              <w:bottom w:w="30" w:type="dxa"/>
+              <w:right w:w="120" w:type="dxa"/>
+            </w:tcMar>
+            <w:hideMark/>
+          </w:tcPr>
+          <w:p>
+            <w:pPr>
+              <w:ind w:firstLineChars="0" w:firstLine="0"/>
+              <w:jc w:val="center"/>
+              <w:rPr>
+                <w:rFonts w:ascii="Times New Roman" w:hAnsi="Times New Roman" w:cs="Times New Roman"/>
+              </w:rPr>
+            </w:pPr>
+            <w:r>
+              <w:rPr>
+                <w:rFonts w:ascii="Times New Roman" w:hAnsi="Times New Roman" w:cs="Times New Roman"/>
+              </w:rPr>
+              <w:t>壳体材料密度</w:t>
+            </w:r>
+          </w:p>
+        </w:tc>
+        <w:tc>
+          <w:tcPr>
+            <w:tcW w:w="2070" w:type="dxa"/>
+            <w:tcMar>
+              <w:top w:w="60" w:type="dxa"/>
+              <w:left w:w="120" w:type="dxa"/>
+              <w:bottom w:w="30" w:type="dxa"/>
+              <w:right w:w="120" w:type="dxa"/>
+            </w:tcMar>
+            <w:hideMark/>
           </w:tcPr>
           <w:p>
             <w:pPr>
               <w:ind w:firstLine="480"/>
-            </w:pPr>
-          </w:p>
-        </w:tc>
-        <w:tc>
-          <w:tcPr>
-            <w:tcW w:w="1659" w:type="dxa"/>
+              <w:rPr>
+                <w:rFonts w:ascii="Times New Roman" w:hAnsi="Times New Roman" w:cs="Times New Roman"/>
+              </w:rPr>
+            </w:pPr>
+            <w:r>
+              <w:rPr>
+                <w:rFonts w:ascii="Times New Roman" w:hAnsi="Times New Roman" w:cs="Times New Roman"/>
+              </w:rPr>
+              <w:t>7850</w:t>
+            </w:r>
+          </w:p>
+        </w:tc>
+        <w:tc>
+          <w:tcPr>
+            <w:tcW w:w="2070" w:type="dxa"/>
+            <w:tcMar>
+              <w:top w:w="60" w:type="dxa"/>
+              <w:left w:w="120" w:type="dxa"/>
+              <w:bottom w:w="30" w:type="dxa"/>
+              <w:right w:w="120" w:type="dxa"/>
+            </w:tcMar>
+            <w:hideMark/>
           </w:tcPr>
           <w:p>
             <w:pPr>
               <w:ind w:firstLine="480"/>
-            </w:pPr>
-          </w:p>
-        </w:tc>
-        <w:tc>
-          <w:tcPr>
-            <w:tcW w:w="1659" w:type="dxa"/>
+              <w:jc w:val="center"/>
+              <w:rPr>
+                <w:rFonts w:ascii="Times New Roman" w:hAnsi="Times New Roman" w:cs="Times New Roman"/>
+              </w:rPr>
+            </w:pPr>
+            <m:oMathPara>
+              <m:oMathParaPr>
+                <m:jc m:val="left"/>
+              </m:oMathParaPr>
+              <m:oMath>
+                <m:r>
+                  <m:rPr>
+                    <m:sty m:val="p"/>
+                  </m:rPr>
+                  <w:rPr>
+                    <w:rFonts w:ascii="Cambria Math" w:hAnsi="Cambria Math" w:cs="Times New Roman"/>
+                  </w:rPr>
+                  <m:t>kg</m:t>
+                </m:r>
+                <m:r>
+                  <w:rPr>
+                    <w:rFonts w:ascii="Cambria Math" w:hAnsi="Cambria Math" w:cs="Times New Roman"/>
+                  </w:rPr>
+                  <m:t>/</m:t>
+                </m:r>
+                <m:sSup>
+                  <m:sSupPr>
+                    <m:ctrlPr>
+                      <w:rPr>
+                        <w:rFonts w:ascii="Cambria Math" w:hAnsi="Cambria Math" w:cs="Times New Roman"/>
+                      </w:rPr>
+                    </m:ctrlPr>
+                  </m:sSupPr>
+                  <m:e>
+                    <m:r>
+                      <m:rPr>
+                        <m:sty m:val="p"/>
+                      </m:rPr>
+                      <w:rPr>
+                        <w:rFonts w:ascii="Cambria Math" w:hAnsi="Cambria Math" w:cs="Times New Roman"/>
+                      </w:rPr>
+                      <m:t>m</m:t>
+                    </m:r>
+                  </m:e>
+                  <m:sup>
+                    <m:r>
+                      <w:rPr>
+                        <w:rFonts w:ascii="Cambria Math" w:hAnsi="Cambria Math" w:cs="Times New Roman"/>
+                      </w:rPr>
+                      <m:t>3</m:t>
+                    </m:r>
+                  </m:sup>
+                </m:sSup>
+              </m:oMath>
+            </m:oMathPara>
+          </w:p>
+        </w:tc>
+      </w:tr>
+      <w:tr>
+        <w:trPr>
+          <w:jc w:val="center"/>
+        </w:trPr>
+        <w:tc>
+          <w:tcPr>
+            <w:tcW w:w="2070" w:type="dxa"/>
+            <w:tcMar>
+              <w:top w:w="60" w:type="dxa"/>
+              <w:left w:w="120" w:type="dxa"/>
+              <w:bottom w:w="30" w:type="dxa"/>
+              <w:right w:w="120" w:type="dxa"/>
+            </w:tcMar>
+            <w:hideMark/>
           </w:tcPr>
           <w:p>
             <w:pPr>
               <w:ind w:firstLine="480"/>
-            </w:pPr>
-          </w:p>
-        </w:tc>
-        <w:tc>
-          <w:tcPr>
-            <w:tcW w:w="1660" w:type="dxa"/>
+              <w:jc w:val="center"/>
+              <w:rPr>
+                <w:rFonts w:ascii="Times New Roman" w:hAnsi="Times New Roman" w:cs="Times New Roman"/>
+              </w:rPr>
+            </w:pPr>
+            <m:oMathPara>
+              <m:oMathParaPr>
+                <m:jc m:val="left"/>
+              </m:oMathParaPr>
+              <m:oMath>
+                <m:r>
+                  <m:rPr>
+                    <m:sty m:val="p"/>
+                  </m:rPr>
+                  <w:rPr>
+                    <w:rFonts w:ascii="Cambria Math" w:hAnsi="Cambria Math" w:cs="Times New Roman"/>
+                  </w:rPr>
+                  <m:t>E</m:t>
+                </m:r>
+              </m:oMath>
+            </m:oMathPara>
+          </w:p>
+        </w:tc>
+        <w:tc>
+          <w:tcPr>
+            <w:tcW w:w="2070" w:type="dxa"/>
+            <w:tcMar>
+              <w:top w:w="60" w:type="dxa"/>
+              <w:left w:w="120" w:type="dxa"/>
+              <w:bottom w:w="30" w:type="dxa"/>
+              <w:right w:w="120" w:type="dxa"/>
+            </w:tcMar>
+            <w:hideMark/>
+          </w:tcPr>
+          <w:p>
+            <w:pPr>
+              <w:ind w:firstLineChars="0" w:firstLine="0"/>
+              <w:jc w:val="center"/>
+              <w:rPr>
+                <w:rFonts w:ascii="Times New Roman" w:hAnsi="Times New Roman" w:cs="Times New Roman"/>
+              </w:rPr>
+            </w:pPr>
+            <w:r>
+              <w:rPr>
+                <w:rFonts w:ascii="Times New Roman" w:hAnsi="Times New Roman" w:cs="Times New Roman"/>
+              </w:rPr>
+              <w:t>弹性模量</w:t>
+            </w:r>
+          </w:p>
+        </w:tc>
+        <w:tc>
+          <w:tcPr>
+            <w:tcW w:w="2070" w:type="dxa"/>
+            <w:tcMar>
+              <w:top w:w="60" w:type="dxa"/>
+              <w:left w:w="120" w:type="dxa"/>
+              <w:bottom w:w="30" w:type="dxa"/>
+              <w:right w:w="120" w:type="dxa"/>
+            </w:tcMar>
+            <w:hideMark/>
           </w:tcPr>
           <w:p>
             <w:pPr>
               <w:ind w:firstLine="480"/>
-            </w:pPr>
+              <w:rPr>
+                <w:rFonts w:ascii="Times New Roman" w:hAnsi="Times New Roman" w:cs="Times New Roman"/>
+              </w:rPr>
+            </w:pPr>
+            <w:r>
+              <w:rPr>
+                <w:rFonts w:ascii="Times New Roman" w:hAnsi="Times New Roman" w:cs="Times New Roman"/>
+              </w:rPr>
+              <w:t>206</w:t>
+            </w:r>
+          </w:p>
+        </w:tc>
+        <w:tc>
+          <w:tcPr>
+            <w:tcW w:w="2070" w:type="dxa"/>
+            <w:tcMar>
+              <w:top w:w="60" w:type="dxa"/>
+              <w:left w:w="120" w:type="dxa"/>
+              <w:bottom w:w="30" w:type="dxa"/>
+              <w:right w:w="120" w:type="dxa"/>
+            </w:tcMar>
+            <w:hideMark/>
+          </w:tcPr>
+          <w:p>
+            <w:pPr>
+              <w:ind w:firstLine="480"/>
+              <w:jc w:val="center"/>
+              <w:rPr>
+                <w:rFonts w:ascii="Times New Roman" w:hAnsi="Times New Roman" w:cs="Times New Roman"/>
+              </w:rPr>
+            </w:pPr>
+            <m:oMathPara>
+              <m:oMathParaPr>
+                <m:jc m:val="left"/>
+              </m:oMathParaPr>
+              <m:oMath>
+                <m:r>
+                  <m:rPr>
+                    <m:sty m:val="p"/>
+                  </m:rPr>
+                  <w:rPr>
+                    <w:rFonts w:ascii="Cambria Math" w:hAnsi="Cambria Math" w:cs="Times New Roman"/>
+                  </w:rPr>
+                  <m:t>GPa</m:t>
+                </m:r>
+              </m:oMath>
+            </m:oMathPara>
+          </w:p>
+        </w:tc>
+      </w:tr>
+      <w:tr>
+        <w:trPr>
+          <w:jc w:val="center"/>
+        </w:trPr>
+        <w:tc>
+          <w:tcPr>
+            <w:tcW w:w="2070" w:type="dxa"/>
+            <w:tcMar>
+              <w:top w:w="60" w:type="dxa"/>
+              <w:left w:w="120" w:type="dxa"/>
+              <w:bottom w:w="30" w:type="dxa"/>
+              <w:right w:w="120" w:type="dxa"/>
+            </w:tcMar>
+            <w:hideMark/>
+          </w:tcPr>
+          <w:p>
+            <w:pPr>
+              <w:ind w:firstLine="480"/>
+              <w:jc w:val="center"/>
+              <w:rPr>
+                <w:rFonts w:ascii="Times New Roman" w:hAnsi="Times New Roman" w:cs="Times New Roman"/>
+              </w:rPr>
+            </w:pPr>
+            <m:oMathPara>
+              <m:oMathParaPr>
+                <m:jc m:val="left"/>
+              </m:oMathParaPr>
+              <m:oMath>
+                <m:r>
+                  <m:rPr>
+                    <m:sty m:val="p"/>
+                  </m:rPr>
+                  <w:rPr>
+                    <w:rFonts w:ascii="Cambria Math" w:hAnsi="Cambria Math" w:cs="Times New Roman"/>
+                  </w:rPr>
+                  <m:t>ν</m:t>
+                </m:r>
+              </m:oMath>
+            </m:oMathPara>
+          </w:p>
+        </w:tc>
+        <w:tc>
+          <w:tcPr>
+            <w:tcW w:w="2070" w:type="dxa"/>
+            <w:tcMar>
+              <w:top w:w="60" w:type="dxa"/>
+              <w:left w:w="120" w:type="dxa"/>
+              <w:bottom w:w="30" w:type="dxa"/>
+              <w:right w:w="120" w:type="dxa"/>
+            </w:tcMar>
+            <w:hideMark/>
+          </w:tcPr>
+          <w:p>
+            <w:pPr>
+              <w:ind w:firstLineChars="0" w:firstLine="0"/>
+              <w:jc w:val="center"/>
+              <w:rPr>
+                <w:rFonts w:ascii="Times New Roman" w:hAnsi="Times New Roman" w:cs="Times New Roman"/>
+              </w:rPr>
+            </w:pPr>
+            <w:r>
+              <w:rPr>
+                <w:rFonts w:ascii="Times New Roman" w:hAnsi="Times New Roman" w:cs="Times New Roman"/>
+              </w:rPr>
+              <w:t>泊松比</w:t>
+            </w:r>
+          </w:p>
+        </w:tc>
+        <w:tc>
+          <w:tcPr>
+            <w:tcW w:w="2070" w:type="dxa"/>
+            <w:tcMar>
+              <w:top w:w="60" w:type="dxa"/>
+              <w:left w:w="120" w:type="dxa"/>
+              <w:bottom w:w="30" w:type="dxa"/>
+              <w:right w:w="120" w:type="dxa"/>
+            </w:tcMar>
+            <w:hideMark/>
+          </w:tcPr>
+          <w:p>
+            <w:pPr>
+              <w:ind w:firstLine="480"/>
+              <w:rPr>
+                <w:rFonts w:ascii="Times New Roman" w:hAnsi="Times New Roman" w:cs="Times New Roman"/>
+              </w:rPr>
+            </w:pPr>
+            <w:r>
+              <w:rPr>
+                <w:rFonts w:ascii="Times New Roman" w:hAnsi="Times New Roman" w:cs="Times New Roman"/>
+              </w:rPr>
+              <w:t>0.29</w:t>
+            </w:r>
+          </w:p>
+        </w:tc>
+        <w:tc>
+          <w:tcPr>
+            <w:tcW w:w="2070" w:type="dxa"/>
+            <w:tcMar>
+              <w:top w:w="60" w:type="dxa"/>
+              <w:left w:w="120" w:type="dxa"/>
+              <w:bottom w:w="30" w:type="dxa"/>
+              <w:right w:w="120" w:type="dxa"/>
+            </w:tcMar>
+            <w:hideMark/>
+          </w:tcPr>
+          <w:p>
+            <w:pPr>
+              <w:ind w:firstLineChars="0" w:firstLine="0"/>
+              <w:rPr>
+                <w:rFonts w:ascii="Times New Roman" w:hAnsi="Times New Roman" w:cs="Times New Roman"/>
+              </w:rPr>
+            </w:pPr>
+            <w:r>
+              <w:rPr>
+                <w:rFonts w:ascii="Times New Roman" w:hAnsi="Times New Roman" w:cs="Times New Roman"/>
+              </w:rPr>
+              <w:t>—</w:t>
+            </w:r>
+          </w:p>
+        </w:tc>
+      </w:tr>
+      <w:tr>
+        <w:trPr>
+          <w:jc w:val="center"/>
+        </w:trPr>
+        <w:tc>
+          <w:tcPr>
+            <w:tcW w:w="2070" w:type="dxa"/>
+            <w:tcMar>
+              <w:top w:w="60" w:type="dxa"/>
+              <w:left w:w="120" w:type="dxa"/>
+              <w:bottom w:w="30" w:type="dxa"/>
+              <w:right w:w="120" w:type="dxa"/>
+            </w:tcMar>
+            <w:hideMark/>
+          </w:tcPr>
+          <w:p>
+            <w:pPr>
+              <w:ind w:firstLine="480"/>
+              <w:jc w:val="center"/>
+              <w:rPr>
+                <w:rFonts w:ascii="Times New Roman" w:hAnsi="Times New Roman" w:cs="Times New Roman"/>
+              </w:rPr>
+            </w:pPr>
+            <m:oMathPara>
+              <m:oMathParaPr>
+                <m:jc m:val="left"/>
+              </m:oMathParaPr>
+              <m:oMath>
+                <m:sSub>
+                  <m:sSubPr>
+                    <m:ctrlPr>
+                      <w:rPr>
+                        <w:rFonts w:ascii="Cambria Math" w:hAnsi="Cambria Math" w:cs="Times New Roman"/>
+                      </w:rPr>
+                    </m:ctrlPr>
+                  </m:sSubPr>
+                  <m:e>
+                    <m:r>
+                      <m:rPr>
+                        <m:sty m:val="p"/>
+                      </m:rPr>
+                      <w:rPr>
+                        <w:rFonts w:ascii="Cambria Math" w:hAnsi="Cambria Math" w:cs="Times New Roman"/>
+                      </w:rPr>
+                      <m:t>σ</m:t>
+                    </m:r>
+                  </m:e>
+                  <m:sub>
+                    <m:r>
+                      <m:rPr>
+                        <m:sty m:val="p"/>
+                      </m:rPr>
+                      <w:rPr>
+                        <w:rFonts w:ascii="Cambria Math" w:hAnsi="Cambria Math" w:cs="Times New Roman"/>
+                      </w:rPr>
+                      <m:t>y</m:t>
+                    </m:r>
+                  </m:sub>
+                </m:sSub>
+              </m:oMath>
+            </m:oMathPara>
+          </w:p>
+        </w:tc>
+        <w:tc>
+          <w:tcPr>
+            <w:tcW w:w="2070" w:type="dxa"/>
+            <w:tcMar>
+              <w:top w:w="60" w:type="dxa"/>
+              <w:left w:w="120" w:type="dxa"/>
+              <w:bottom w:w="30" w:type="dxa"/>
+              <w:right w:w="120" w:type="dxa"/>
+            </w:tcMar>
+            <w:hideMark/>
+          </w:tcPr>
+          <w:p>
+            <w:pPr>
+              <w:ind w:firstLineChars="0" w:firstLine="0"/>
+              <w:jc w:val="center"/>
+              <w:rPr>
+                <w:rFonts w:ascii="Times New Roman" w:hAnsi="Times New Roman" w:cs="Times New Roman"/>
+              </w:rPr>
+            </w:pPr>
+            <w:r>
+              <w:rPr>
+                <w:rFonts w:ascii="Times New Roman" w:hAnsi="Times New Roman" w:cs="Times New Roman"/>
+              </w:rPr>
+              <w:t>初始屈服强度</w:t>
+            </w:r>
+          </w:p>
+        </w:tc>
+        <w:tc>
+          <w:tcPr>
+            <w:tcW w:w="2070" w:type="dxa"/>
+            <w:tcMar>
+              <w:top w:w="60" w:type="dxa"/>
+              <w:left w:w="120" w:type="dxa"/>
+              <w:bottom w:w="30" w:type="dxa"/>
+              <w:right w:w="120" w:type="dxa"/>
+            </w:tcMar>
+            <w:hideMark/>
+          </w:tcPr>
+          <w:p>
+            <w:pPr>
+              <w:ind w:firstLine="480"/>
+              <w:rPr>
+                <w:rFonts w:ascii="Times New Roman" w:hAnsi="Times New Roman" w:cs="Times New Roman"/>
+              </w:rPr>
+            </w:pPr>
+            <w:r>
+              <w:rPr>
+                <w:rFonts w:ascii="Times New Roman" w:hAnsi="Times New Roman" w:cs="Times New Roman"/>
+              </w:rPr>
+              <w:t>350</w:t>
+            </w:r>
+          </w:p>
+        </w:tc>
+        <w:tc>
+          <w:tcPr>
+            <w:tcW w:w="2070" w:type="dxa"/>
+            <w:tcMar>
+              <w:top w:w="60" w:type="dxa"/>
+              <w:left w:w="120" w:type="dxa"/>
+              <w:bottom w:w="30" w:type="dxa"/>
+              <w:right w:w="120" w:type="dxa"/>
+            </w:tcMar>
+            <w:hideMark/>
+          </w:tcPr>
+          <w:p>
+            <w:pPr>
+              <w:ind w:firstLine="480"/>
+              <w:jc w:val="center"/>
+              <w:rPr>
+                <w:rFonts w:ascii="Times New Roman" w:hAnsi="Times New Roman" w:cs="Times New Roman"/>
+              </w:rPr>
+            </w:pPr>
+            <m:oMathPara>
+              <m:oMathParaPr>
+                <m:jc m:val="left"/>
+              </m:oMathParaPr>
+              <m:oMath>
+                <m:r>
+                  <m:rPr>
+                    <m:sty m:val="p"/>
+                  </m:rPr>
+                  <w:rPr>
+                    <w:rFonts w:ascii="Cambria Math" w:hAnsi="Cambria Math" w:cs="Times New Roman"/>
+                  </w:rPr>
+                  <m:t>MPa</m:t>
+                </m:r>
+              </m:oMath>
+            </m:oMathPara>
+          </w:p>
+        </w:tc>
+      </w:tr>
+      <w:tr>
+        <w:trPr>
+          <w:jc w:val="center"/>
+        </w:trPr>
+        <w:tc>
+          <w:tcPr>
+            <w:tcW w:w="2070" w:type="dxa"/>
+            <w:tcMar>
+              <w:top w:w="60" w:type="dxa"/>
+              <w:left w:w="120" w:type="dxa"/>
+              <w:bottom w:w="30" w:type="dxa"/>
+              <w:right w:w="120" w:type="dxa"/>
+            </w:tcMar>
+            <w:hideMark/>
+          </w:tcPr>
+          <w:p>
+            <w:pPr>
+              <w:ind w:firstLine="480"/>
+              <w:jc w:val="center"/>
+              <w:rPr>
+                <w:rFonts w:ascii="Times New Roman" w:hAnsi="Times New Roman" w:cs="Times New Roman"/>
+              </w:rPr>
+            </w:pPr>
+            <m:oMathPara>
+              <m:oMathParaPr>
+                <m:jc m:val="left"/>
+              </m:oMathParaPr>
+              <m:oMath>
+                <m:sSub>
+                  <m:sSubPr>
+                    <m:ctrlPr>
+                      <w:rPr>
+                        <w:rFonts w:ascii="Cambria Math" w:hAnsi="Cambria Math" w:cs="Times New Roman"/>
+                      </w:rPr>
+                    </m:ctrlPr>
+                  </m:sSubPr>
+                  <m:e>
+                    <m:r>
+                      <m:rPr>
+                        <m:sty m:val="p"/>
+                      </m:rPr>
+                      <w:rPr>
+                        <w:rFonts w:ascii="Cambria Math" w:hAnsi="Cambria Math" w:cs="Times New Roman"/>
+                      </w:rPr>
+                      <m:t>E</m:t>
+                    </m:r>
+                  </m:e>
+                  <m:sub>
+                    <m:r>
+                      <m:rPr>
+                        <m:sty m:val="p"/>
+                      </m:rPr>
+                      <w:rPr>
+                        <w:rFonts w:ascii="Cambria Math" w:hAnsi="Cambria Math" w:cs="Times New Roman"/>
+                      </w:rPr>
+                      <m:t>p</m:t>
+                    </m:r>
+                  </m:sub>
+                </m:sSub>
+              </m:oMath>
+            </m:oMathPara>
+          </w:p>
+        </w:tc>
+        <w:tc>
+          <w:tcPr>
+            <w:tcW w:w="2070" w:type="dxa"/>
+            <w:tcMar>
+              <w:top w:w="60" w:type="dxa"/>
+              <w:left w:w="120" w:type="dxa"/>
+              <w:bottom w:w="30" w:type="dxa"/>
+              <w:right w:w="120" w:type="dxa"/>
+            </w:tcMar>
+            <w:hideMark/>
+          </w:tcPr>
+          <w:p>
+            <w:pPr>
+              <w:ind w:firstLineChars="0" w:firstLine="0"/>
+              <w:jc w:val="center"/>
+              <w:rPr>
+                <w:rFonts w:ascii="Times New Roman" w:hAnsi="Times New Roman" w:cs="Times New Roman"/>
+              </w:rPr>
+            </w:pPr>
+            <w:r>
+              <w:rPr>
+                <w:rFonts w:ascii="Times New Roman" w:hAnsi="Times New Roman" w:cs="Times New Roman"/>
+              </w:rPr>
+              <w:t>塑性强化模量</w:t>
+            </w:r>
+          </w:p>
+        </w:tc>
+        <w:tc>
+          <w:tcPr>
+            <w:tcW w:w="2070" w:type="dxa"/>
+            <w:tcMar>
+              <w:top w:w="60" w:type="dxa"/>
+              <w:left w:w="120" w:type="dxa"/>
+              <w:bottom w:w="30" w:type="dxa"/>
+              <w:right w:w="120" w:type="dxa"/>
+            </w:tcMar>
+            <w:hideMark/>
+          </w:tcPr>
+          <w:p>
+            <w:pPr>
+              <w:ind w:firstLine="480"/>
+              <w:rPr>
+                <w:rFonts w:ascii="Times New Roman" w:hAnsi="Times New Roman" w:cs="Times New Roman"/>
+              </w:rPr>
+            </w:pPr>
+            <w:r>
+              <w:rPr>
+                <w:rFonts w:ascii="Times New Roman" w:hAnsi="Times New Roman" w:cs="Times New Roman"/>
+              </w:rPr>
+              <w:t>1200</w:t>
+            </w:r>
+          </w:p>
+        </w:tc>
+        <w:tc>
+          <w:tcPr>
+            <w:tcW w:w="2070" w:type="dxa"/>
+            <w:tcMar>
+              <w:top w:w="60" w:type="dxa"/>
+              <w:left w:w="120" w:type="dxa"/>
+              <w:bottom w:w="30" w:type="dxa"/>
+              <w:right w:w="120" w:type="dxa"/>
+            </w:tcMar>
+            <w:hideMark/>
+          </w:tcPr>
+          <w:p>
+            <w:pPr>
+              <w:ind w:firstLine="480"/>
+              <w:jc w:val="center"/>
+              <w:rPr>
+                <w:rFonts w:ascii="Times New Roman" w:hAnsi="Times New Roman" w:cs="Times New Roman"/>
+              </w:rPr>
+            </w:pPr>
+            <m:oMathPara>
+              <m:oMathParaPr>
+                <m:jc m:val="left"/>
+              </m:oMathParaPr>
+              <m:oMath>
+                <m:r>
+                  <m:rPr>
+                    <m:sty m:val="p"/>
+                  </m:rPr>
+                  <w:rPr>
+                    <w:rFonts w:ascii="Cambria Math" w:hAnsi="Cambria Math" w:cs="Times New Roman"/>
+                  </w:rPr>
+                  <m:t>MPa</m:t>
+                </m:r>
+              </m:oMath>
+            </m:oMathPara>
           </w:p>
         </w:tc>
       </w:tr>
     </w:tbl>
     <w:p>
       <w:pPr>
-        <w:ind w:firstLine="480"/>
+        <w:spacing w:line="360" w:lineRule="auto"/>
+        <w:ind w:firstLine="482"/>
+        <w:rPr>
+          <w:rFonts w:ascii="Times New Roman" w:hAnsi="Times New Roman" w:cs="Times New Roman"/>
+        </w:rPr>
       </w:pPr>
-      <w:r>
-        <w:t>推进剂</w:t>
-      </w:r>
-      <w:r>
-        <w:t xml:space="preserve">Lee-Tarver </w:t>
-      </w:r>
-      <w:r>
-        <w:t>点火增长模型参数如表</w:t>
-      </w:r>
-      <w:r>
+      <w:bookmarkStart w:id="1" w:name="heading_3"/>
+      <w:r>
+        <w:rPr>
+          <w:rFonts w:ascii="Times New Roman" w:hAnsi="Times New Roman" w:cs="Times New Roman"/>
+          <w:b/>
+        </w:rPr>
+        <w:t>（</w:t>
+      </w:r>
+      <w:r>
+        <w:rPr>
+          <w:rFonts w:ascii="Times New Roman" w:hAnsi="Times New Roman" w:cs="Times New Roman"/>
+          <w:b/>
+        </w:rPr>
         <w:t>2</w:t>
       </w:r>
       <w:r>
-        <w:t>和表</w:t>
-      </w:r>
-      <w:r>
-        <w:t>3</w:t>
-      </w:r>
-      <w:r>
-        <w:t>所示</w:t>
-      </w:r>
-      <w:r>
-        <w:t>:</w:t>
-      </w:r>
+        <w:rPr>
+          <w:rFonts w:ascii="Times New Roman" w:hAnsi="Times New Roman" w:cs="Times New Roman"/>
+          <w:b/>
+        </w:rPr>
+        <w:t>）</w:t>
+      </w:r>
+      <w:proofErr w:type="gramStart"/>
+      <w:r>
+        <w:rPr>
+          <w:rFonts w:ascii="Times New Roman" w:hAnsi="Times New Roman" w:cs="Times New Roman"/>
+          <w:b/>
+        </w:rPr>
+        <w:t>热本构控制</w:t>
+      </w:r>
+      <w:proofErr w:type="gramEnd"/>
+      <w:r>
+        <w:rPr>
+          <w:rFonts w:ascii="Times New Roman" w:hAnsi="Times New Roman" w:cs="Times New Roman"/>
+          <w:b/>
+        </w:rPr>
+        <w:t>方程</w:t>
+      </w:r>
+      <w:bookmarkEnd w:id="1"/>
     </w:p>
     <w:p>
       <w:pPr>
+        <w:spacing w:line="360" w:lineRule="auto"/>
+        <w:ind w:firstLine="480"/>
+        <w:rPr>
+          <w:rFonts w:ascii="Times New Roman" w:hAnsi="Times New Roman" w:cs="Times New Roman"/>
+        </w:rPr>
+      </w:pPr>
+      <w:r>
+        <w:rPr>
+          <w:rFonts w:ascii="Times New Roman" w:hAnsi="Times New Roman" w:cs="Times New Roman"/>
+        </w:rPr>
+        <w:t>热场采用瞬态热传导方程，基于力学</w:t>
+      </w:r>
+      <w:r>
+        <w:rPr>
+          <w:rFonts w:ascii="Times New Roman" w:hAnsi="Times New Roman" w:cs="Times New Roman"/>
+        </w:rPr>
+        <w:t>-</w:t>
+      </w:r>
+      <w:r>
+        <w:rPr>
+          <w:rFonts w:ascii="Times New Roman" w:hAnsi="Times New Roman" w:cs="Times New Roman"/>
+        </w:rPr>
+        <w:t>热单向耦合原理，将结构塑性耗散功转化为内生热源，跌落瞬时工况忽略对流、辐射散热，热物性参数取常温恒定值。完整控制方程组如下：</w:t>
+      </w:r>
+    </w:p>
+    <w:p>
+      <w:pPr>
+        <w:spacing w:line="360" w:lineRule="auto"/>
+        <w:ind w:firstLine="480"/>
+        <w:rPr>
+          <w:rFonts w:ascii="Times New Roman" w:hAnsi="Times New Roman" w:cs="Times New Roman"/>
+        </w:rPr>
+      </w:pPr>
+      <w:r>
+        <w:rPr>
+          <w:rFonts w:ascii="Times New Roman" w:hAnsi="Times New Roman" w:cs="Times New Roman"/>
+        </w:rPr>
+        <w:t>瞬态热传导控制方程：</w:t>
+      </w:r>
+      <m:oMath>
+        <m:r>
+          <w:rPr>
+            <w:rFonts w:ascii="Cambria Math" w:hAnsi="Cambria Math" w:cs="Times New Roman"/>
+          </w:rPr>
+          <m:t>ρ</m:t>
+        </m:r>
+        <m:sSub>
+          <m:sSubPr>
+            <m:ctrlPr>
+              <w:rPr>
+                <w:rFonts w:ascii="Cambria Math" w:hAnsi="Cambria Math" w:cs="Times New Roman"/>
+              </w:rPr>
+            </m:ctrlPr>
+          </m:sSubPr>
+          <m:e>
+            <m:r>
+              <w:rPr>
+                <w:rFonts w:ascii="Cambria Math" w:hAnsi="Cambria Math" w:cs="Times New Roman"/>
+              </w:rPr>
+              <m:t>c</m:t>
+            </m:r>
+          </m:e>
+          <m:sub>
+            <m:r>
+              <w:rPr>
+                <w:rFonts w:ascii="Cambria Math" w:hAnsi="Cambria Math" w:cs="Times New Roman"/>
+              </w:rPr>
+              <m:t>p</m:t>
+            </m:r>
+          </m:sub>
+        </m:sSub>
+        <m:f>
+          <m:fPr>
+            <m:ctrlPr>
+              <w:rPr>
+                <w:rFonts w:ascii="Cambria Math" w:hAnsi="Cambria Math" w:cs="Times New Roman"/>
+              </w:rPr>
+            </m:ctrlPr>
+          </m:fPr>
+          <m:num>
+            <m:r>
+              <w:rPr>
+                <w:rFonts w:ascii="Cambria Math" w:hAnsi="Cambria Math" w:cs="Times New Roman"/>
+              </w:rPr>
+              <m:t>∂T</m:t>
+            </m:r>
+          </m:num>
+          <m:den>
+            <m:r>
+              <w:rPr>
+                <w:rFonts w:ascii="Cambria Math" w:hAnsi="Cambria Math" w:cs="Times New Roman"/>
+              </w:rPr>
+              <m:t>∂t</m:t>
+            </m:r>
+          </m:den>
+        </m:f>
+        <m:r>
+          <w:rPr>
+            <w:rFonts w:ascii="Cambria Math" w:hAnsi="Cambria Math" w:cs="Times New Roman"/>
+          </w:rPr>
+          <m:t>=</m:t>
+        </m:r>
+        <m:r>
+          <m:rPr>
+            <m:sty m:val="p"/>
+          </m:rPr>
+          <w:rPr>
+            <w:rFonts w:ascii="Cambria Math" w:hAnsi="Cambria Math" w:cs="Times New Roman"/>
+          </w:rPr>
+          <m:t>∇</m:t>
+        </m:r>
+        <m:r>
+          <w:rPr>
+            <w:rFonts w:ascii="Cambria Math" w:hAnsi="Cambria Math" w:cs="Times New Roman"/>
+          </w:rPr>
+          <m:t>⋅</m:t>
+        </m:r>
+        <m:d>
+          <m:dPr>
+            <m:ctrlPr>
+              <w:rPr>
+                <w:rFonts w:ascii="Cambria Math" w:hAnsi="Cambria Math" w:cs="Times New Roman"/>
+              </w:rPr>
+            </m:ctrlPr>
+          </m:dPr>
+          <m:e>
+            <m:r>
+              <w:rPr>
+                <w:rFonts w:ascii="Cambria Math" w:hAnsi="Cambria Math" w:cs="Times New Roman"/>
+              </w:rPr>
+              <m:t>λ∇T</m:t>
+            </m:r>
+          </m:e>
+        </m:d>
+        <m:r>
+          <w:rPr>
+            <w:rFonts w:ascii="Cambria Math" w:hAnsi="Cambria Math" w:cs="Times New Roman"/>
+          </w:rPr>
+          <m:t>+</m:t>
+        </m:r>
+        <m:limUpp>
+          <m:limUppPr>
+            <m:ctrlPr>
+              <w:rPr>
+                <w:rFonts w:ascii="Cambria Math" w:hAnsi="Cambria Math" w:cs="Times New Roman"/>
+              </w:rPr>
+            </m:ctrlPr>
+          </m:limUppPr>
+          <m:e>
+            <m:r>
+              <w:rPr>
+                <w:rFonts w:ascii="Cambria Math" w:hAnsi="Cambria Math" w:cs="Times New Roman"/>
+              </w:rPr>
+              <m:t>Q</m:t>
+            </m:r>
+          </m:e>
+          <m:lim>
+            <m:r>
+              <w:rPr>
+                <w:rFonts w:ascii="Cambria Math" w:hAnsi="Cambria Math" w:cs="Times New Roman"/>
+              </w:rPr>
+              <m:t>˙</m:t>
+            </m:r>
+          </m:lim>
+        </m:limUpp>
+      </m:oMath>
+    </w:p>
+    <w:p>
+      <w:pPr>
+        <w:spacing w:line="360" w:lineRule="auto"/>
+        <w:ind w:firstLine="480"/>
+        <w:rPr>
+          <w:rFonts w:ascii="Times New Roman" w:hAnsi="Times New Roman" w:cs="Times New Roman"/>
+        </w:rPr>
+      </w:pPr>
+      <w:proofErr w:type="gramStart"/>
+      <w:r>
+        <w:rPr>
+          <w:rFonts w:ascii="Times New Roman" w:hAnsi="Times New Roman" w:cs="Times New Roman"/>
+        </w:rPr>
+        <w:t>塑性功内生</w:t>
+      </w:r>
+      <w:proofErr w:type="gramEnd"/>
+      <w:r>
+        <w:rPr>
+          <w:rFonts w:ascii="Times New Roman" w:hAnsi="Times New Roman" w:cs="Times New Roman"/>
+        </w:rPr>
+        <w:t>热源转化方程：</w:t>
+      </w:r>
+      <m:oMath>
+        <m:limUpp>
+          <m:limUppPr>
+            <m:ctrlPr>
+              <w:rPr>
+                <w:rFonts w:ascii="Cambria Math" w:hAnsi="Cambria Math" w:cs="Times New Roman"/>
+              </w:rPr>
+            </m:ctrlPr>
+          </m:limUppPr>
+          <m:e>
+            <m:r>
+              <w:rPr>
+                <w:rFonts w:ascii="Cambria Math" w:hAnsi="Cambria Math" w:cs="Times New Roman"/>
+              </w:rPr>
+              <m:t>Q</m:t>
+            </m:r>
+          </m:e>
+          <m:lim>
+            <m:r>
+              <w:rPr>
+                <w:rFonts w:ascii="Cambria Math" w:hAnsi="Cambria Math" w:cs="Times New Roman"/>
+              </w:rPr>
+              <m:t>˙</m:t>
+            </m:r>
+          </m:lim>
+        </m:limUpp>
+        <m:r>
+          <w:rPr>
+            <w:rFonts w:ascii="Cambria Math" w:hAnsi="Cambria Math" w:cs="Times New Roman"/>
+          </w:rPr>
+          <m:t>=β</m:t>
+        </m:r>
+        <m:sSub>
+          <m:sSubPr>
+            <m:ctrlPr>
+              <w:rPr>
+                <w:rFonts w:ascii="Cambria Math" w:hAnsi="Cambria Math" w:cs="Times New Roman"/>
+              </w:rPr>
+            </m:ctrlPr>
+          </m:sSubPr>
+          <m:e>
+            <m:limUpp>
+              <m:limUppPr>
+                <m:ctrlPr>
+                  <w:rPr>
+                    <w:rFonts w:ascii="Cambria Math" w:hAnsi="Cambria Math" w:cs="Times New Roman"/>
+                  </w:rPr>
+                </m:ctrlPr>
+              </m:limUppPr>
+              <m:e>
+                <m:r>
+                  <w:rPr>
+                    <w:rFonts w:ascii="Cambria Math" w:hAnsi="Cambria Math" w:cs="Times New Roman"/>
+                  </w:rPr>
+                  <m:t>W</m:t>
+                </m:r>
+              </m:e>
+              <m:lim>
+                <m:r>
+                  <w:rPr>
+                    <w:rFonts w:ascii="Cambria Math" w:hAnsi="Cambria Math" w:cs="Times New Roman"/>
+                  </w:rPr>
+                  <m:t>˙</m:t>
+                </m:r>
+              </m:lim>
+            </m:limUpp>
+          </m:e>
+          <m:sub>
+            <m:r>
+              <w:rPr>
+                <w:rFonts w:ascii="Cambria Math" w:hAnsi="Cambria Math" w:cs="Times New Roman"/>
+              </w:rPr>
+              <m:t>p</m:t>
+            </m:r>
+          </m:sub>
+        </m:sSub>
+      </m:oMath>
+    </w:p>
+    <w:p>
+      <w:pPr>
+        <w:spacing w:line="360" w:lineRule="auto"/>
+        <w:ind w:firstLine="480"/>
+        <w:rPr>
+          <w:rFonts w:ascii="Times New Roman" w:hAnsi="Times New Roman" w:cs="Times New Roman"/>
+        </w:rPr>
+      </w:pPr>
+      <m:oMath>
+        <m:r>
+          <w:rPr>
+            <w:rFonts w:ascii="Cambria Math" w:hAnsi="Cambria Math" w:cs="Times New Roman"/>
+          </w:rPr>
+          <m:t>ρ</m:t>
+        </m:r>
+      </m:oMath>
+      <w:r>
+        <w:rPr>
+          <w:rFonts w:ascii="Times New Roman" w:hAnsi="Times New Roman" w:cs="Times New Roman"/>
+        </w:rPr>
+        <w:t xml:space="preserve"> </w:t>
+      </w:r>
+      <w:r>
+        <w:rPr>
+          <w:rFonts w:ascii="Times New Roman" w:hAnsi="Times New Roman" w:cs="Times New Roman"/>
+        </w:rPr>
+        <w:t>为材料密度；</w:t>
+      </w:r>
+      <m:oMath>
+        <m:sSub>
+          <m:sSubPr>
+            <m:ctrlPr>
+              <w:rPr>
+                <w:rFonts w:ascii="Cambria Math" w:hAnsi="Cambria Math" w:cs="Times New Roman"/>
+              </w:rPr>
+            </m:ctrlPr>
+          </m:sSubPr>
+          <m:e>
+            <m:r>
+              <w:rPr>
+                <w:rFonts w:ascii="Cambria Math" w:hAnsi="Cambria Math" w:cs="Times New Roman"/>
+              </w:rPr>
+              <m:t>c</m:t>
+            </m:r>
+          </m:e>
+          <m:sub>
+            <m:r>
+              <w:rPr>
+                <w:rFonts w:ascii="Cambria Math" w:hAnsi="Cambria Math" w:cs="Times New Roman"/>
+              </w:rPr>
+              <m:t>p</m:t>
+            </m:r>
+          </m:sub>
+        </m:sSub>
+      </m:oMath>
+      <w:r>
+        <w:rPr>
+          <w:rFonts w:ascii="Times New Roman" w:hAnsi="Times New Roman" w:cs="Times New Roman"/>
+        </w:rPr>
+        <w:t xml:space="preserve"> </w:t>
+      </w:r>
+      <w:r>
+        <w:rPr>
+          <w:rFonts w:ascii="Times New Roman" w:hAnsi="Times New Roman" w:cs="Times New Roman"/>
+        </w:rPr>
+        <w:t>为定压比热容；</w:t>
+      </w:r>
+      <m:oMath>
+        <m:r>
+          <w:rPr>
+            <w:rFonts w:ascii="Cambria Math" w:hAnsi="Cambria Math" w:cs="Times New Roman"/>
+          </w:rPr>
+          <m:t>T</m:t>
+        </m:r>
+      </m:oMath>
+      <w:r>
+        <w:rPr>
+          <w:rFonts w:ascii="Times New Roman" w:hAnsi="Times New Roman" w:cs="Times New Roman"/>
+        </w:rPr>
+        <w:t xml:space="preserve"> </w:t>
+      </w:r>
+      <w:r>
+        <w:rPr>
+          <w:rFonts w:ascii="Times New Roman" w:hAnsi="Times New Roman" w:cs="Times New Roman"/>
+        </w:rPr>
+        <w:t>为瞬时温度；</w:t>
+      </w:r>
+      <m:oMath>
+        <m:r>
+          <w:rPr>
+            <w:rFonts w:ascii="Cambria Math" w:hAnsi="Cambria Math" w:cs="Times New Roman"/>
+          </w:rPr>
+          <m:t>t</m:t>
+        </m:r>
+      </m:oMath>
+      <w:r>
+        <w:rPr>
+          <w:rFonts w:ascii="Times New Roman" w:hAnsi="Times New Roman" w:cs="Times New Roman"/>
+        </w:rPr>
+        <w:t xml:space="preserve"> </w:t>
+      </w:r>
+      <w:r>
+        <w:rPr>
+          <w:rFonts w:ascii="Times New Roman" w:hAnsi="Times New Roman" w:cs="Times New Roman"/>
+        </w:rPr>
+        <w:t>为求解时间；</w:t>
+      </w:r>
+      <m:oMath>
+        <m:r>
+          <w:rPr>
+            <w:rFonts w:ascii="Cambria Math" w:hAnsi="Cambria Math" w:cs="Times New Roman"/>
+          </w:rPr>
+          <m:t>λ</m:t>
+        </m:r>
+      </m:oMath>
+      <w:r>
+        <w:rPr>
+          <w:rFonts w:ascii="Times New Roman" w:hAnsi="Times New Roman" w:cs="Times New Roman"/>
+        </w:rPr>
+        <w:t xml:space="preserve"> </w:t>
+      </w:r>
+      <w:r>
+        <w:rPr>
+          <w:rFonts w:ascii="Times New Roman" w:hAnsi="Times New Roman" w:cs="Times New Roman"/>
+        </w:rPr>
+        <w:t>为材料导热系数；</w:t>
+      </w:r>
+      <m:oMath>
+        <m:r>
+          <m:rPr>
+            <m:sty m:val="p"/>
+          </m:rPr>
+          <w:rPr>
+            <w:rFonts w:ascii="Cambria Math" w:hAnsi="Cambria Math" w:cs="Times New Roman"/>
+          </w:rPr>
+          <m:t>∇</m:t>
+        </m:r>
+      </m:oMath>
+      <w:r>
+        <w:rPr>
+          <w:rFonts w:ascii="Times New Roman" w:hAnsi="Times New Roman" w:cs="Times New Roman"/>
+        </w:rPr>
+        <w:t xml:space="preserve"> </w:t>
+      </w:r>
+      <w:r>
+        <w:rPr>
+          <w:rFonts w:ascii="Times New Roman" w:hAnsi="Times New Roman" w:cs="Times New Roman"/>
+        </w:rPr>
+        <w:t>为哈密顿微分算子；</w:t>
+      </w:r>
+      <m:oMath>
+        <m:limUpp>
+          <m:limUppPr>
+            <m:ctrlPr>
+              <w:rPr>
+                <w:rFonts w:ascii="Cambria Math" w:hAnsi="Cambria Math" w:cs="Times New Roman"/>
+              </w:rPr>
+            </m:ctrlPr>
+          </m:limUppPr>
+          <m:e>
+            <m:r>
+              <w:rPr>
+                <w:rFonts w:ascii="Cambria Math" w:hAnsi="Cambria Math" w:cs="Times New Roman"/>
+              </w:rPr>
+              <m:t>Q</m:t>
+            </m:r>
+          </m:e>
+          <m:lim>
+            <m:r>
+              <w:rPr>
+                <w:rFonts w:ascii="Cambria Math" w:hAnsi="Cambria Math" w:cs="Times New Roman"/>
+              </w:rPr>
+              <m:t>˙</m:t>
+            </m:r>
+          </m:lim>
+        </m:limUpp>
+      </m:oMath>
+      <w:r>
+        <w:rPr>
+          <w:rFonts w:ascii="Times New Roman" w:hAnsi="Times New Roman" w:cs="Times New Roman"/>
+        </w:rPr>
+        <w:t xml:space="preserve"> </w:t>
+      </w:r>
+      <w:r>
+        <w:rPr>
+          <w:rFonts w:ascii="Times New Roman" w:hAnsi="Times New Roman" w:cs="Times New Roman"/>
+        </w:rPr>
+        <w:t>为体积内生热源密度；</w:t>
+      </w:r>
+      <m:oMath>
+        <m:r>
+          <w:rPr>
+            <w:rFonts w:ascii="Cambria Math" w:hAnsi="Cambria Math" w:cs="Times New Roman"/>
+          </w:rPr>
+          <m:t>β</m:t>
+        </m:r>
+      </m:oMath>
+      <w:r>
+        <w:rPr>
+          <w:rFonts w:ascii="Times New Roman" w:hAnsi="Times New Roman" w:cs="Times New Roman"/>
+        </w:rPr>
+        <w:t xml:space="preserve"> </w:t>
+      </w:r>
+      <w:r>
+        <w:rPr>
+          <w:rFonts w:ascii="Times New Roman" w:hAnsi="Times New Roman" w:cs="Times New Roman"/>
+        </w:rPr>
+        <w:t>为塑性功</w:t>
+      </w:r>
+      <w:r>
+        <w:rPr>
+          <w:rFonts w:ascii="Times New Roman" w:hAnsi="Times New Roman" w:cs="Times New Roman"/>
+        </w:rPr>
+        <w:t>-</w:t>
+      </w:r>
+      <w:r>
+        <w:rPr>
+          <w:rFonts w:ascii="Times New Roman" w:hAnsi="Times New Roman" w:cs="Times New Roman"/>
+        </w:rPr>
+        <w:t>热转化系数；</w:t>
+      </w:r>
+      <m:oMath>
+        <m:sSub>
+          <m:sSubPr>
+            <m:ctrlPr>
+              <w:rPr>
+                <w:rFonts w:ascii="Cambria Math" w:hAnsi="Cambria Math" w:cs="Times New Roman"/>
+              </w:rPr>
+            </m:ctrlPr>
+          </m:sSubPr>
+          <m:e>
+            <m:limUpp>
+              <m:limUppPr>
+                <m:ctrlPr>
+                  <w:rPr>
+                    <w:rFonts w:ascii="Cambria Math" w:hAnsi="Cambria Math" w:cs="Times New Roman"/>
+                  </w:rPr>
+                </m:ctrlPr>
+              </m:limUppPr>
+              <m:e>
+                <m:r>
+                  <w:rPr>
+                    <w:rFonts w:ascii="Cambria Math" w:hAnsi="Cambria Math" w:cs="Times New Roman"/>
+                  </w:rPr>
+                  <m:t>W</m:t>
+                </m:r>
+              </m:e>
+              <m:lim>
+                <m:r>
+                  <w:rPr>
+                    <w:rFonts w:ascii="Cambria Math" w:hAnsi="Cambria Math" w:cs="Times New Roman"/>
+                  </w:rPr>
+                  <m:t>˙</m:t>
+                </m:r>
+              </m:lim>
+            </m:limUpp>
+          </m:e>
+          <m:sub>
+            <m:r>
+              <w:rPr>
+                <w:rFonts w:ascii="Cambria Math" w:hAnsi="Cambria Math" w:cs="Times New Roman"/>
+              </w:rPr>
+              <m:t>p</m:t>
+            </m:r>
+          </m:sub>
+        </m:sSub>
+      </m:oMath>
+      <w:r>
+        <w:rPr>
+          <w:rFonts w:ascii="Times New Roman" w:hAnsi="Times New Roman" w:cs="Times New Roman"/>
+        </w:rPr>
+        <w:t xml:space="preserve"> </w:t>
+      </w:r>
+      <w:r>
+        <w:rPr>
+          <w:rFonts w:ascii="Times New Roman" w:hAnsi="Times New Roman" w:cs="Times New Roman"/>
+        </w:rPr>
+        <w:t>为塑性功率密度，由弹</w:t>
+      </w:r>
+      <w:proofErr w:type="gramStart"/>
+      <w:r>
+        <w:rPr>
+          <w:rFonts w:ascii="Times New Roman" w:hAnsi="Times New Roman" w:cs="Times New Roman"/>
+        </w:rPr>
+        <w:t>塑性本构求解</w:t>
+      </w:r>
+      <w:proofErr w:type="gramEnd"/>
+      <w:r>
+        <w:rPr>
+          <w:rFonts w:ascii="Times New Roman" w:hAnsi="Times New Roman" w:cs="Times New Roman"/>
+        </w:rPr>
+        <w:t>实时输出。模型仅实现</w:t>
+      </w:r>
+      <w:proofErr w:type="gramStart"/>
+      <w:r>
+        <w:rPr>
+          <w:rFonts w:ascii="Times New Roman" w:hAnsi="Times New Roman" w:cs="Times New Roman"/>
+        </w:rPr>
+        <w:t>力学场</w:t>
+      </w:r>
+      <w:proofErr w:type="gramEnd"/>
+      <w:r>
+        <w:rPr>
+          <w:rFonts w:ascii="Times New Roman" w:hAnsi="Times New Roman" w:cs="Times New Roman"/>
+        </w:rPr>
+        <w:t>向热场单向耦合，温度场</w:t>
+      </w:r>
+      <w:proofErr w:type="gramStart"/>
+      <w:r>
+        <w:rPr>
+          <w:rFonts w:ascii="Times New Roman" w:hAnsi="Times New Roman" w:cs="Times New Roman"/>
+        </w:rPr>
+        <w:t>不</w:t>
+      </w:r>
+      <w:proofErr w:type="gramEnd"/>
+      <w:r>
+        <w:rPr>
+          <w:rFonts w:ascii="Times New Roman" w:hAnsi="Times New Roman" w:cs="Times New Roman"/>
+        </w:rPr>
+        <w:t>反向修正力学参数。</w:t>
+      </w:r>
+    </w:p>
+    <w:p>
+      <w:pPr>
+        <w:spacing w:line="360" w:lineRule="auto"/>
         <w:ind w:firstLine="480"/>
         <w:jc w:val="center"/>
+        <w:rPr>
+          <w:rFonts w:ascii="Times New Roman" w:hAnsi="Times New Roman" w:cs="Times New Roman"/>
+        </w:rPr>
       </w:pPr>
-      <w:r>
+      <w:bookmarkStart w:id="2" w:name="heading_5"/>
+      <w:r>
+        <w:rPr>
+          <w:rFonts w:ascii="Times New Roman" w:hAnsi="Times New Roman" w:cs="Times New Roman"/>
+        </w:rPr>
         <w:t>表</w:t>
       </w:r>
       <w:r>
-        <w:t>2</w:t>
-      </w:r>
-      <w:r>
-        <w:rPr>
-          <w:rFonts w:hint="eastAsia"/>
-        </w:rPr>
-        <w:t xml:space="preserve"> </w:t>
-      </w:r>
-      <w:r>
-        <w:t xml:space="preserve">Lee-Tarver </w:t>
-      </w:r>
-      <w:r>
-        <w:t>点火增长参数</w:t>
-      </w:r>
+        <w:rPr>
+          <w:rFonts w:ascii="Times New Roman" w:hAnsi="Times New Roman" w:cs="Times New Roman"/>
+        </w:rPr>
+        <w:t xml:space="preserve">2 </w:t>
+      </w:r>
+      <w:proofErr w:type="gramStart"/>
+      <w:r>
+        <w:rPr>
+          <w:rFonts w:ascii="Times New Roman" w:hAnsi="Times New Roman" w:cs="Times New Roman"/>
+        </w:rPr>
+        <w:t>热本构</w:t>
+      </w:r>
+      <w:proofErr w:type="gramEnd"/>
+      <w:r>
+        <w:rPr>
+          <w:rFonts w:ascii="Times New Roman" w:hAnsi="Times New Roman" w:cs="Times New Roman"/>
+        </w:rPr>
+        <w:t>模型参数</w:t>
+      </w:r>
+      <w:bookmarkEnd w:id="2"/>
     </w:p>
     <w:tbl>
       <w:tblPr>
-        <w:tblStyle w:val="aa"/>
         <w:tblW w:w="0" w:type="auto"/>
+        <w:tblBorders>
+          <w:top w:val="single" w:sz="2" w:space="0" w:color="auto"/>
+          <w:left w:val="single" w:sz="2" w:space="0" w:color="auto"/>
+          <w:bottom w:val="single" w:sz="2" w:space="0" w:color="auto"/>
+          <w:right w:val="single" w:sz="2" w:space="0" w:color="auto"/>
+          <w:insideH w:val="single" w:sz="2" w:space="0" w:color="auto"/>
+          <w:insideV w:val="single" w:sz="2" w:space="0" w:color="auto"/>
+        </w:tblBorders>
+        <w:tblLayout w:type="fixed"/>
+        <w:tblCellMar>
+          <w:left w:w="10" w:type="dxa"/>
+          <w:right w:w="10" w:type="dxa"/>
+        </w:tblCellMar>
         <w:tblLook w:val="04A0" w:firstRow="1" w:lastRow="0" w:firstColumn="1" w:lastColumn="0" w:noHBand="0" w:noVBand="1"/>
       </w:tblPr>
       <w:tblGrid>
-        <w:gridCol w:w="1036"/>
-        <w:gridCol w:w="1036"/>
-        <w:gridCol w:w="1037"/>
-        <w:gridCol w:w="1037"/>
-        <w:gridCol w:w="1037"/>
-        <w:gridCol w:w="1037"/>
-        <w:gridCol w:w="1231"/>
-        <w:gridCol w:w="1038"/>
+        <w:gridCol w:w="1650"/>
+        <w:gridCol w:w="1324"/>
+        <w:gridCol w:w="1976"/>
+        <w:gridCol w:w="1650"/>
+        <w:gridCol w:w="1650"/>
       </w:tblGrid>
       <w:tr>
         <w:tc>
           <w:tcPr>
-            <w:tcW w:w="1036" w:type="dxa"/>
-          </w:tcPr>
-          <w:p>
-            <w:pPr>
-              <w:pStyle w:val="ad"/>
+            <w:tcW w:w="1650" w:type="dxa"/>
+            <w:tcMar>
+              <w:top w:w="60" w:type="dxa"/>
+              <w:left w:w="120" w:type="dxa"/>
+              <w:bottom w:w="30" w:type="dxa"/>
+              <w:right w:w="120" w:type="dxa"/>
+            </w:tcMar>
+            <w:hideMark/>
+          </w:tcPr>
+          <w:p>
+            <w:pPr>
+              <w:ind w:firstLineChars="0" w:firstLine="0"/>
+              <w:rPr>
+                <w:rFonts w:ascii="Times New Roman" w:hAnsi="Times New Roman" w:cs="Times New Roman"/>
+              </w:rPr>
+            </w:pPr>
+            <w:r>
+              <w:rPr>
+                <w:rFonts w:ascii="Times New Roman" w:hAnsi="Times New Roman" w:cs="Times New Roman"/>
+              </w:rPr>
+              <w:t>结构部位</w:t>
+            </w:r>
+          </w:p>
+        </w:tc>
+        <w:tc>
+          <w:tcPr>
+            <w:tcW w:w="1324" w:type="dxa"/>
+            <w:tcMar>
+              <w:top w:w="60" w:type="dxa"/>
+              <w:left w:w="120" w:type="dxa"/>
+              <w:bottom w:w="30" w:type="dxa"/>
+              <w:right w:w="120" w:type="dxa"/>
+            </w:tcMar>
+            <w:hideMark/>
+          </w:tcPr>
+          <w:p>
+            <w:pPr>
+              <w:ind w:firstLineChars="0" w:firstLine="0"/>
+              <w:rPr>
+                <w:rFonts w:ascii="Times New Roman" w:hAnsi="Times New Roman" w:cs="Times New Roman"/>
+              </w:rPr>
+            </w:pPr>
+            <w:r>
+              <w:rPr>
+                <w:rFonts w:ascii="Times New Roman" w:hAnsi="Times New Roman" w:cs="Times New Roman"/>
+              </w:rPr>
+              <w:t>参数符号</w:t>
+            </w:r>
+          </w:p>
+        </w:tc>
+        <w:tc>
+          <w:tcPr>
+            <w:tcW w:w="1976" w:type="dxa"/>
+            <w:tcMar>
+              <w:top w:w="60" w:type="dxa"/>
+              <w:left w:w="120" w:type="dxa"/>
+              <w:bottom w:w="30" w:type="dxa"/>
+              <w:right w:w="120" w:type="dxa"/>
+            </w:tcMar>
+            <w:hideMark/>
+          </w:tcPr>
+          <w:p>
+            <w:pPr>
               <w:ind w:firstLine="480"/>
-            </w:pPr>
-            <w:r>
-              <w:rPr>
-                <w:rFonts w:hint="eastAsia"/>
-              </w:rPr>
-              <w:t>I</w:t>
-            </w:r>
-          </w:p>
-        </w:tc>
-        <w:tc>
-          <w:tcPr>
-            <w:tcW w:w="1036" w:type="dxa"/>
-          </w:tcPr>
-          <w:p>
-            <w:pPr>
-              <w:pStyle w:val="ad"/>
+              <w:rPr>
+                <w:rFonts w:ascii="Times New Roman" w:hAnsi="Times New Roman" w:cs="Times New Roman"/>
+              </w:rPr>
+            </w:pPr>
+            <w:r>
+              <w:rPr>
+                <w:rFonts w:ascii="Times New Roman" w:hAnsi="Times New Roman" w:cs="Times New Roman"/>
+              </w:rPr>
+              <w:t>物理含义</w:t>
+            </w:r>
+          </w:p>
+        </w:tc>
+        <w:tc>
+          <w:tcPr>
+            <w:tcW w:w="1650" w:type="dxa"/>
+            <w:tcMar>
+              <w:top w:w="60" w:type="dxa"/>
+              <w:left w:w="120" w:type="dxa"/>
+              <w:bottom w:w="30" w:type="dxa"/>
+              <w:right w:w="120" w:type="dxa"/>
+            </w:tcMar>
+            <w:hideMark/>
+          </w:tcPr>
+          <w:p>
+            <w:pPr>
               <w:ind w:firstLine="480"/>
-            </w:pPr>
-            <w:r>
-              <w:rPr>
-                <w:rFonts w:hint="eastAsia"/>
-              </w:rPr>
-              <w:t>b</w:t>
-            </w:r>
-          </w:p>
-        </w:tc>
-        <w:tc>
-          <w:tcPr>
-            <w:tcW w:w="1037" w:type="dxa"/>
-          </w:tcPr>
-          <w:p>
-            <w:pPr>
-              <w:pStyle w:val="ad"/>
+              <w:rPr>
+                <w:rFonts w:ascii="Times New Roman" w:hAnsi="Times New Roman" w:cs="Times New Roman"/>
+              </w:rPr>
+            </w:pPr>
+            <w:r>
+              <w:rPr>
+                <w:rFonts w:ascii="Times New Roman" w:hAnsi="Times New Roman" w:cs="Times New Roman"/>
+              </w:rPr>
+              <w:t>数值</w:t>
+            </w:r>
+          </w:p>
+        </w:tc>
+        <w:tc>
+          <w:tcPr>
+            <w:tcW w:w="1650" w:type="dxa"/>
+            <w:tcMar>
+              <w:top w:w="60" w:type="dxa"/>
+              <w:left w:w="120" w:type="dxa"/>
+              <w:bottom w:w="30" w:type="dxa"/>
+              <w:right w:w="120" w:type="dxa"/>
+            </w:tcMar>
+            <w:hideMark/>
+          </w:tcPr>
+          <w:p>
+            <w:pPr>
               <w:ind w:firstLine="480"/>
-            </w:pPr>
-            <w:r>
-              <w:rPr>
-                <w:rFonts w:hint="eastAsia"/>
-              </w:rPr>
-              <w:t>a</w:t>
-            </w:r>
-          </w:p>
-        </w:tc>
-        <w:tc>
-          <w:tcPr>
-            <w:tcW w:w="1037" w:type="dxa"/>
-          </w:tcPr>
-          <w:p>
-            <w:pPr>
-              <w:pStyle w:val="ad"/>
-              <w:ind w:firstLine="480"/>
-            </w:pPr>
-            <w:r>
-              <w:rPr>
-                <w:rFonts w:hint="eastAsia"/>
-              </w:rPr>
-              <w:t>x</w:t>
-            </w:r>
-          </w:p>
-        </w:tc>
-        <w:tc>
-          <w:tcPr>
-            <w:tcW w:w="1037" w:type="dxa"/>
-          </w:tcPr>
-          <w:p>
-            <w:pPr>
-              <w:pStyle w:val="ad"/>
-              <w:ind w:firstLine="480"/>
-            </w:pPr>
-            <w:r>
-              <w:rPr>
-                <w:rFonts w:hint="eastAsia"/>
-              </w:rPr>
-              <w:t>G1</w:t>
-            </w:r>
-          </w:p>
-        </w:tc>
-        <w:tc>
-          <w:tcPr>
-            <w:tcW w:w="1037" w:type="dxa"/>
-          </w:tcPr>
-          <w:p>
-            <w:pPr>
-              <w:pStyle w:val="ad"/>
-              <w:ind w:firstLine="480"/>
-            </w:pPr>
-            <w:r>
-              <w:rPr>
-                <w:rFonts w:hint="eastAsia"/>
-              </w:rPr>
-              <w:t>c</w:t>
-            </w:r>
-          </w:p>
-        </w:tc>
-        <w:tc>
-          <w:tcPr>
-            <w:tcW w:w="1231" w:type="dxa"/>
-          </w:tcPr>
-          <w:p>
-            <w:pPr>
-              <w:pStyle w:val="ad"/>
-              <w:ind w:firstLine="480"/>
-            </w:pPr>
-            <w:r>
-              <w:rPr>
-                <w:rFonts w:hint="eastAsia"/>
-              </w:rPr>
-              <w:t>d</w:t>
-            </w:r>
-          </w:p>
-        </w:tc>
-        <w:tc>
-          <w:tcPr>
-            <w:tcW w:w="1038" w:type="dxa"/>
-          </w:tcPr>
-          <w:p>
-            <w:pPr>
-              <w:pStyle w:val="ad"/>
-              <w:ind w:firstLineChars="0" w:firstLine="0"/>
-              <w:jc w:val="center"/>
-            </w:pPr>
-            <w:r>
-              <w:rPr>
-                <w:rFonts w:hint="eastAsia"/>
-              </w:rPr>
-              <w:t>y</w:t>
+              <w:rPr>
+                <w:rFonts w:ascii="Times New Roman" w:hAnsi="Times New Roman" w:cs="Times New Roman"/>
+              </w:rPr>
+            </w:pPr>
+            <w:r>
+              <w:rPr>
+                <w:rFonts w:ascii="Times New Roman" w:hAnsi="Times New Roman" w:cs="Times New Roman"/>
+              </w:rPr>
+              <w:t>单位</w:t>
             </w:r>
           </w:p>
         </w:tc>
@@ -3401,756 +5184,1421 @@
       <w:tr>
         <w:tc>
           <w:tcPr>
-            <w:tcW w:w="1036" w:type="dxa"/>
-          </w:tcPr>
-          <w:p>
-            <w:pPr>
-              <w:pStyle w:val="ad"/>
-              <w:ind w:firstLineChars="83" w:firstLine="199"/>
-              <w:jc w:val="center"/>
-            </w:pPr>
-            <w:r>
-              <w:rPr>
-                <w:rFonts w:hint="eastAsia"/>
-              </w:rPr>
-              <w:t>{{l}}</w:t>
-            </w:r>
-          </w:p>
-        </w:tc>
-        <w:tc>
-          <w:tcPr>
-            <w:tcW w:w="1036" w:type="dxa"/>
-          </w:tcPr>
-          <w:p>
-            <w:pPr>
-              <w:pStyle w:val="ad"/>
-              <w:ind w:firstLineChars="0" w:firstLine="0"/>
-              <w:jc w:val="center"/>
-            </w:pPr>
-            <w:r>
-              <w:rPr>
-                <w:rFonts w:hint="eastAsia"/>
-              </w:rPr>
-              <w:t>{{</w:t>
-            </w:r>
-            <w:r>
-              <w:rPr>
-                <w:rFonts w:hint="eastAsia"/>
-              </w:rPr>
-              <w:t>b</w:t>
-            </w:r>
-            <w:r>
-              <w:rPr>
-                <w:rFonts w:hint="eastAsia"/>
-              </w:rPr>
-              <w:t>}}</w:t>
-            </w:r>
-          </w:p>
-        </w:tc>
-        <w:tc>
-          <w:tcPr>
-            <w:tcW w:w="1037" w:type="dxa"/>
-          </w:tcPr>
-          <w:p>
-            <w:pPr>
-              <w:pStyle w:val="ad"/>
-              <w:ind w:firstLineChars="0" w:firstLine="0"/>
-              <w:jc w:val="center"/>
-            </w:pPr>
-            <w:r>
-              <w:rPr>
-                <w:rFonts w:hint="eastAsia"/>
-              </w:rPr>
-              <w:t>{{</w:t>
-            </w:r>
-            <w:r>
-              <w:rPr>
-                <w:rFonts w:hint="eastAsia"/>
-              </w:rPr>
-              <w:t>a</w:t>
-            </w:r>
-            <w:r>
-              <w:rPr>
-                <w:rFonts w:hint="eastAsia"/>
-              </w:rPr>
-              <w:t>}}</w:t>
-            </w:r>
-          </w:p>
-        </w:tc>
-        <w:tc>
-          <w:tcPr>
-            <w:tcW w:w="1037" w:type="dxa"/>
-          </w:tcPr>
-          <w:p>
-            <w:pPr>
-              <w:pStyle w:val="ad"/>
-              <w:ind w:firstLineChars="0" w:firstLine="0"/>
-              <w:jc w:val="center"/>
-            </w:pPr>
-            <w:r>
-              <w:rPr>
-                <w:rFonts w:hint="eastAsia"/>
-              </w:rPr>
-              <w:t>{{</w:t>
-            </w:r>
-            <w:r>
-              <w:rPr>
-                <w:rFonts w:hint="eastAsia"/>
-              </w:rPr>
-              <w:t>x</w:t>
-            </w:r>
-            <w:r>
-              <w:rPr>
-                <w:rFonts w:hint="eastAsia"/>
-              </w:rPr>
-              <w:t>}}</w:t>
-            </w:r>
-          </w:p>
-        </w:tc>
-        <w:tc>
-          <w:tcPr>
-            <w:tcW w:w="1037" w:type="dxa"/>
-          </w:tcPr>
-          <w:p>
-            <w:pPr>
-              <w:pStyle w:val="ad"/>
-              <w:ind w:firstLineChars="0" w:firstLine="0"/>
-              <w:jc w:val="center"/>
-            </w:pPr>
-            <w:r>
-              <w:rPr>
-                <w:rFonts w:hint="eastAsia"/>
-              </w:rPr>
-              <w:t>{{</w:t>
-            </w:r>
-            <w:r>
-              <w:rPr>
-                <w:rFonts w:hint="eastAsia"/>
-              </w:rPr>
-              <w:t>G1</w:t>
-            </w:r>
-            <w:r>
-              <w:rPr>
-                <w:rFonts w:hint="eastAsia"/>
-              </w:rPr>
-              <w:t>}}</w:t>
-            </w:r>
-          </w:p>
-        </w:tc>
-        <w:tc>
-          <w:tcPr>
-            <w:tcW w:w="1037" w:type="dxa"/>
-          </w:tcPr>
-          <w:p>
-            <w:pPr>
-              <w:pStyle w:val="ad"/>
-              <w:ind w:firstLineChars="0" w:firstLine="0"/>
-              <w:jc w:val="center"/>
-            </w:pPr>
-            <w:r>
-              <w:rPr>
-                <w:rFonts w:hint="eastAsia"/>
-              </w:rPr>
-              <w:t>{{</w:t>
-            </w:r>
-            <w:r>
-              <w:rPr>
-                <w:rFonts w:hint="eastAsia"/>
-              </w:rPr>
-              <w:t>c</w:t>
-            </w:r>
-            <w:r>
-              <w:rPr>
-                <w:rFonts w:hint="eastAsia"/>
-              </w:rPr>
-              <w:t>}}</w:t>
-            </w:r>
-          </w:p>
-        </w:tc>
-        <w:tc>
-          <w:tcPr>
-            <w:tcW w:w="1231" w:type="dxa"/>
-          </w:tcPr>
-          <w:p>
-            <w:pPr>
-              <w:pStyle w:val="ad"/>
-              <w:ind w:firstLineChars="83" w:firstLine="199"/>
-              <w:jc w:val="center"/>
-            </w:pPr>
-            <w:r>
-              <w:rPr>
-                <w:rFonts w:hint="eastAsia"/>
-              </w:rPr>
-              <w:t>{{</w:t>
-            </w:r>
-            <w:r>
-              <w:rPr>
-                <w:rFonts w:hint="eastAsia"/>
-              </w:rPr>
-              <w:t>d</w:t>
-            </w:r>
-            <w:r>
-              <w:rPr>
-                <w:rFonts w:hint="eastAsia"/>
-              </w:rPr>
-              <w:t>}}</w:t>
-            </w:r>
-          </w:p>
-        </w:tc>
-        <w:tc>
-          <w:tcPr>
-            <w:tcW w:w="1038" w:type="dxa"/>
-          </w:tcPr>
-          <w:p>
-            <w:pPr>
-              <w:pStyle w:val="ad"/>
-              <w:ind w:firstLineChars="83" w:firstLine="199"/>
-              <w:jc w:val="center"/>
-            </w:pPr>
-            <w:r>
-              <w:rPr>
-                <w:rFonts w:hint="eastAsia"/>
-              </w:rPr>
-              <w:t>{{</w:t>
-            </w:r>
-            <w:r>
-              <w:rPr>
-                <w:rFonts w:hint="eastAsia"/>
-              </w:rPr>
-              <w:t>y</w:t>
-            </w:r>
-            <w:r>
-              <w:rPr>
-                <w:rFonts w:hint="eastAsia"/>
-              </w:rPr>
-              <w:t>}}</w:t>
-            </w:r>
+            <w:tcW w:w="1650" w:type="dxa"/>
+            <w:vMerge w:val="restart"/>
+            <w:tcMar>
+              <w:top w:w="60" w:type="dxa"/>
+              <w:left w:w="120" w:type="dxa"/>
+              <w:bottom w:w="30" w:type="dxa"/>
+              <w:right w:w="120" w:type="dxa"/>
+            </w:tcMar>
+            <w:hideMark/>
+          </w:tcPr>
+          <w:p>
+            <w:pPr>
+              <w:ind w:firstLineChars="0" w:firstLine="0"/>
+              <w:jc w:val="center"/>
+              <w:rPr>
+                <w:rFonts w:ascii="Times New Roman" w:hAnsi="Times New Roman" w:cs="Times New Roman"/>
+              </w:rPr>
+            </w:pPr>
+            <w:r>
+              <w:rPr>
+                <w:rFonts w:ascii="Times New Roman" w:hAnsi="Times New Roman" w:cs="Times New Roman"/>
+              </w:rPr>
+              <w:t>金属壳体</w:t>
+            </w:r>
+          </w:p>
+        </w:tc>
+        <w:tc>
+          <w:tcPr>
+            <w:tcW w:w="1324" w:type="dxa"/>
+            <w:tcMar>
+              <w:top w:w="60" w:type="dxa"/>
+              <w:left w:w="120" w:type="dxa"/>
+              <w:bottom w:w="30" w:type="dxa"/>
+              <w:right w:w="120" w:type="dxa"/>
+            </w:tcMar>
+            <w:hideMark/>
+          </w:tcPr>
+          <w:p>
+            <w:pPr>
+              <w:ind w:firstLine="480"/>
+              <w:jc w:val="center"/>
+              <w:rPr>
+                <w:rFonts w:ascii="Times New Roman" w:hAnsi="Times New Roman" w:cs="Times New Roman"/>
+              </w:rPr>
+            </w:pPr>
+            <m:oMathPara>
+              <m:oMathParaPr>
+                <m:jc m:val="left"/>
+              </m:oMathParaPr>
+              <m:oMath>
+                <m:sSub>
+                  <m:sSubPr>
+                    <m:ctrlPr>
+                      <w:rPr>
+                        <w:rFonts w:ascii="Cambria Math" w:hAnsi="Cambria Math" w:cs="Times New Roman"/>
+                      </w:rPr>
+                    </m:ctrlPr>
+                  </m:sSubPr>
+                  <m:e>
+                    <m:r>
+                      <w:rPr>
+                        <w:rFonts w:ascii="Cambria Math" w:hAnsi="Cambria Math" w:cs="Times New Roman"/>
+                      </w:rPr>
+                      <m:t>ρ</m:t>
+                    </m:r>
+                  </m:e>
+                  <m:sub>
+                    <m:r>
+                      <w:rPr>
+                        <w:rFonts w:ascii="Cambria Math" w:hAnsi="Cambria Math" w:cs="Times New Roman"/>
+                      </w:rPr>
+                      <m:t>s</m:t>
+                    </m:r>
+                  </m:sub>
+                </m:sSub>
+              </m:oMath>
+            </m:oMathPara>
+          </w:p>
+        </w:tc>
+        <w:tc>
+          <w:tcPr>
+            <w:tcW w:w="1976" w:type="dxa"/>
+            <w:tcMar>
+              <w:top w:w="60" w:type="dxa"/>
+              <w:left w:w="120" w:type="dxa"/>
+              <w:bottom w:w="30" w:type="dxa"/>
+              <w:right w:w="120" w:type="dxa"/>
+            </w:tcMar>
+            <w:hideMark/>
+          </w:tcPr>
+          <w:p>
+            <w:pPr>
+              <w:ind w:firstLineChars="0" w:firstLine="0"/>
+              <w:jc w:val="center"/>
+              <w:rPr>
+                <w:rFonts w:ascii="Times New Roman" w:hAnsi="Times New Roman" w:cs="Times New Roman"/>
+              </w:rPr>
+            </w:pPr>
+            <w:r>
+              <w:rPr>
+                <w:rFonts w:ascii="Times New Roman" w:hAnsi="Times New Roman" w:cs="Times New Roman"/>
+              </w:rPr>
+              <w:t>壳体密度</w:t>
+            </w:r>
+          </w:p>
+        </w:tc>
+        <w:tc>
+          <w:tcPr>
+            <w:tcW w:w="1650" w:type="dxa"/>
+            <w:tcMar>
+              <w:top w:w="60" w:type="dxa"/>
+              <w:left w:w="120" w:type="dxa"/>
+              <w:bottom w:w="30" w:type="dxa"/>
+              <w:right w:w="120" w:type="dxa"/>
+            </w:tcMar>
+            <w:hideMark/>
+          </w:tcPr>
+          <w:p>
+            <w:pPr>
+              <w:ind w:firstLineChars="0" w:firstLine="0"/>
+              <w:jc w:val="center"/>
+              <w:rPr>
+                <w:rFonts w:ascii="Times New Roman" w:hAnsi="Times New Roman" w:cs="Times New Roman"/>
+              </w:rPr>
+            </w:pPr>
+            <w:r>
+              <w:rPr>
+                <w:rFonts w:ascii="Times New Roman" w:hAnsi="Times New Roman" w:cs="Times New Roman"/>
+              </w:rPr>
+              <w:t>7850</w:t>
+            </w:r>
+          </w:p>
+        </w:tc>
+        <w:tc>
+          <w:tcPr>
+            <w:tcW w:w="1650" w:type="dxa"/>
+            <w:tcMar>
+              <w:top w:w="60" w:type="dxa"/>
+              <w:left w:w="120" w:type="dxa"/>
+              <w:bottom w:w="30" w:type="dxa"/>
+              <w:right w:w="120" w:type="dxa"/>
+            </w:tcMar>
+            <w:hideMark/>
+          </w:tcPr>
+          <w:p>
+            <w:pPr>
+              <w:ind w:firstLine="480"/>
+              <w:jc w:val="center"/>
+              <w:rPr>
+                <w:rFonts w:ascii="Times New Roman" w:hAnsi="Times New Roman" w:cs="Times New Roman"/>
+              </w:rPr>
+            </w:pPr>
+            <m:oMathPara>
+              <m:oMathParaPr>
+                <m:jc m:val="left"/>
+              </m:oMathParaPr>
+              <m:oMath>
+                <m:r>
+                  <m:rPr>
+                    <m:sty m:val="p"/>
+                  </m:rPr>
+                  <w:rPr>
+                    <w:rFonts w:ascii="Cambria Math" w:hAnsi="Cambria Math" w:cs="Times New Roman"/>
+                  </w:rPr>
+                  <m:t>kg</m:t>
+                </m:r>
+                <m:r>
+                  <w:rPr>
+                    <w:rFonts w:ascii="Cambria Math" w:hAnsi="Cambria Math" w:cs="Times New Roman"/>
+                  </w:rPr>
+                  <m:t>/</m:t>
+                </m:r>
+                <m:sSup>
+                  <m:sSupPr>
+                    <m:ctrlPr>
+                      <w:rPr>
+                        <w:rFonts w:ascii="Cambria Math" w:hAnsi="Cambria Math" w:cs="Times New Roman"/>
+                      </w:rPr>
+                    </m:ctrlPr>
+                  </m:sSupPr>
+                  <m:e>
+                    <m:r>
+                      <m:rPr>
+                        <m:sty m:val="p"/>
+                      </m:rPr>
+                      <w:rPr>
+                        <w:rFonts w:ascii="Cambria Math" w:hAnsi="Cambria Math" w:cs="Times New Roman"/>
+                      </w:rPr>
+                      <m:t>m</m:t>
+                    </m:r>
+                  </m:e>
+                  <m:sup>
+                    <m:r>
+                      <w:rPr>
+                        <w:rFonts w:ascii="Cambria Math" w:hAnsi="Cambria Math" w:cs="Times New Roman"/>
+                      </w:rPr>
+                      <m:t>3</m:t>
+                    </m:r>
+                  </m:sup>
+                </m:sSup>
+              </m:oMath>
+            </m:oMathPara>
           </w:p>
         </w:tc>
       </w:tr>
       <w:tr>
         <w:tc>
           <w:tcPr>
-            <w:tcW w:w="1036" w:type="dxa"/>
-          </w:tcPr>
-          <w:p>
-            <w:pPr>
-              <w:pStyle w:val="ad"/>
-              <w:ind w:firstLineChars="0" w:firstLine="0"/>
-              <w:jc w:val="center"/>
-            </w:pPr>
-            <w:r>
-              <w:rPr>
-                <w:rFonts w:hint="eastAsia"/>
-              </w:rPr>
-              <w:t>G2</w:t>
-            </w:r>
-          </w:p>
-        </w:tc>
-        <w:tc>
-          <w:tcPr>
-            <w:tcW w:w="1036" w:type="dxa"/>
-          </w:tcPr>
-          <w:p>
-            <w:pPr>
-              <w:pStyle w:val="ad"/>
-              <w:ind w:firstLineChars="0" w:firstLine="0"/>
-              <w:jc w:val="center"/>
-            </w:pPr>
-            <w:r>
-              <w:rPr>
-                <w:rFonts w:hint="eastAsia"/>
-              </w:rPr>
-              <w:t>e</w:t>
-            </w:r>
-          </w:p>
-        </w:tc>
-        <w:tc>
-          <w:tcPr>
-            <w:tcW w:w="1037" w:type="dxa"/>
-          </w:tcPr>
-          <w:p>
-            <w:pPr>
-              <w:pStyle w:val="ad"/>
-              <w:ind w:firstLineChars="0" w:firstLine="0"/>
-              <w:jc w:val="center"/>
-            </w:pPr>
-            <w:r>
-              <w:rPr>
-                <w:rFonts w:hint="eastAsia"/>
-              </w:rPr>
-              <w:t>g</w:t>
-            </w:r>
-          </w:p>
-        </w:tc>
-        <w:tc>
-          <w:tcPr>
-            <w:tcW w:w="1037" w:type="dxa"/>
-          </w:tcPr>
-          <w:p>
-            <w:pPr>
-              <w:pStyle w:val="ad"/>
-              <w:ind w:firstLineChars="0" w:firstLine="0"/>
-              <w:jc w:val="center"/>
-            </w:pPr>
-            <w:r>
-              <w:rPr>
-                <w:rFonts w:hint="eastAsia"/>
-              </w:rPr>
-              <w:t>z</w:t>
-            </w:r>
-          </w:p>
-        </w:tc>
-        <w:tc>
-          <w:tcPr>
-            <w:tcW w:w="1037" w:type="dxa"/>
-          </w:tcPr>
-          <w:p>
-            <w:pPr>
-              <w:pStyle w:val="ad"/>
-              <w:ind w:firstLineChars="0" w:firstLine="0"/>
-              <w:jc w:val="center"/>
-            </w:pPr>
-            <w:proofErr w:type="spellStart"/>
-            <w:r>
-              <w:rPr>
-                <w:rFonts w:hint="eastAsia"/>
-              </w:rPr>
-              <w:t>FGImax</w:t>
-            </w:r>
-            <w:proofErr w:type="spellEnd"/>
-          </w:p>
-        </w:tc>
-        <w:tc>
-          <w:tcPr>
-            <w:tcW w:w="1037" w:type="dxa"/>
-          </w:tcPr>
-          <w:p>
-            <w:pPr>
-              <w:pStyle w:val="ad"/>
-              <w:ind w:firstLineChars="0" w:firstLine="0"/>
-              <w:jc w:val="center"/>
-            </w:pPr>
-            <w:r>
-              <w:rPr>
-                <w:rFonts w:hint="eastAsia"/>
-              </w:rPr>
-              <w:t>FG2min</w:t>
-            </w:r>
-          </w:p>
-        </w:tc>
-        <w:tc>
-          <w:tcPr>
-            <w:tcW w:w="1231" w:type="dxa"/>
-          </w:tcPr>
-          <w:p>
-            <w:pPr>
-              <w:pStyle w:val="ad"/>
-              <w:ind w:firstLineChars="83" w:firstLine="199"/>
-              <w:jc w:val="center"/>
-            </w:pPr>
-            <w:proofErr w:type="spellStart"/>
-            <w:r>
-              <w:rPr>
-                <w:rFonts w:hint="eastAsia"/>
-              </w:rPr>
-              <w:t>Figmax</w:t>
-            </w:r>
-            <w:proofErr w:type="spellEnd"/>
-          </w:p>
-        </w:tc>
-        <w:tc>
-          <w:tcPr>
-            <w:tcW w:w="1038" w:type="dxa"/>
-          </w:tcPr>
-          <w:p>
-            <w:pPr>
-              <w:pStyle w:val="ad"/>
+            <w:tcW w:w="1650" w:type="dxa"/>
+            <w:vMerge/>
+            <w:vAlign w:val="center"/>
+            <w:hideMark/>
+          </w:tcPr>
+          <w:p>
+            <w:pPr>
               <w:ind w:firstLine="480"/>
               <w:jc w:val="center"/>
-            </w:pPr>
+              <w:rPr>
+                <w:rFonts w:ascii="Times New Roman" w:hAnsi="Times New Roman" w:cs="Times New Roman"/>
+              </w:rPr>
+            </w:pPr>
+          </w:p>
+        </w:tc>
+        <w:tc>
+          <w:tcPr>
+            <w:tcW w:w="1324" w:type="dxa"/>
+            <w:tcMar>
+              <w:top w:w="60" w:type="dxa"/>
+              <w:left w:w="120" w:type="dxa"/>
+              <w:bottom w:w="30" w:type="dxa"/>
+              <w:right w:w="120" w:type="dxa"/>
+            </w:tcMar>
+            <w:hideMark/>
+          </w:tcPr>
+          <w:p>
+            <w:pPr>
+              <w:ind w:firstLine="480"/>
+              <w:jc w:val="center"/>
+              <w:rPr>
+                <w:rFonts w:ascii="Times New Roman" w:hAnsi="Times New Roman" w:cs="Times New Roman"/>
+              </w:rPr>
+            </w:pPr>
+            <m:oMathPara>
+              <m:oMathParaPr>
+                <m:jc m:val="left"/>
+              </m:oMathParaPr>
+              <m:oMath>
+                <m:sSub>
+                  <m:sSubPr>
+                    <m:ctrlPr>
+                      <w:rPr>
+                        <w:rFonts w:ascii="Cambria Math" w:hAnsi="Cambria Math" w:cs="Times New Roman"/>
+                      </w:rPr>
+                    </m:ctrlPr>
+                  </m:sSubPr>
+                  <m:e>
+                    <m:r>
+                      <w:rPr>
+                        <w:rFonts w:ascii="Cambria Math" w:hAnsi="Cambria Math" w:cs="Times New Roman"/>
+                      </w:rPr>
+                      <m:t>c</m:t>
+                    </m:r>
+                  </m:e>
+                  <m:sub>
+                    <m:r>
+                      <w:rPr>
+                        <w:rFonts w:ascii="Cambria Math" w:hAnsi="Cambria Math" w:cs="Times New Roman"/>
+                      </w:rPr>
+                      <m:t>p,s</m:t>
+                    </m:r>
+                  </m:sub>
+                </m:sSub>
+              </m:oMath>
+            </m:oMathPara>
+          </w:p>
+        </w:tc>
+        <w:tc>
+          <w:tcPr>
+            <w:tcW w:w="1976" w:type="dxa"/>
+            <w:tcMar>
+              <w:top w:w="60" w:type="dxa"/>
+              <w:left w:w="120" w:type="dxa"/>
+              <w:bottom w:w="30" w:type="dxa"/>
+              <w:right w:w="120" w:type="dxa"/>
+            </w:tcMar>
+            <w:hideMark/>
+          </w:tcPr>
+          <w:p>
+            <w:pPr>
+              <w:ind w:firstLineChars="0" w:firstLine="0"/>
+              <w:jc w:val="center"/>
+              <w:rPr>
+                <w:rFonts w:ascii="Times New Roman" w:hAnsi="Times New Roman" w:cs="Times New Roman"/>
+              </w:rPr>
+            </w:pPr>
+            <w:r>
+              <w:rPr>
+                <w:rFonts w:ascii="Times New Roman" w:hAnsi="Times New Roman" w:cs="Times New Roman"/>
+              </w:rPr>
+              <w:t>壳体比热容</w:t>
+            </w:r>
+          </w:p>
+        </w:tc>
+        <w:tc>
+          <w:tcPr>
+            <w:tcW w:w="1650" w:type="dxa"/>
+            <w:tcMar>
+              <w:top w:w="60" w:type="dxa"/>
+              <w:left w:w="120" w:type="dxa"/>
+              <w:bottom w:w="30" w:type="dxa"/>
+              <w:right w:w="120" w:type="dxa"/>
+            </w:tcMar>
+            <w:hideMark/>
+          </w:tcPr>
+          <w:p>
+            <w:pPr>
+              <w:ind w:firstLineChars="0" w:firstLine="0"/>
+              <w:jc w:val="center"/>
+              <w:rPr>
+                <w:rFonts w:ascii="Times New Roman" w:hAnsi="Times New Roman" w:cs="Times New Roman"/>
+              </w:rPr>
+            </w:pPr>
+            <w:r>
+              <w:rPr>
+                <w:rFonts w:ascii="Times New Roman" w:hAnsi="Times New Roman" w:cs="Times New Roman"/>
+              </w:rPr>
+              <w:t>470</w:t>
+            </w:r>
+          </w:p>
+        </w:tc>
+        <w:tc>
+          <w:tcPr>
+            <w:tcW w:w="1650" w:type="dxa"/>
+            <w:tcMar>
+              <w:top w:w="60" w:type="dxa"/>
+              <w:left w:w="120" w:type="dxa"/>
+              <w:bottom w:w="30" w:type="dxa"/>
+              <w:right w:w="120" w:type="dxa"/>
+            </w:tcMar>
+            <w:hideMark/>
+          </w:tcPr>
+          <w:p>
+            <w:pPr>
+              <w:ind w:firstLine="480"/>
+              <w:jc w:val="center"/>
+              <w:rPr>
+                <w:rFonts w:ascii="Times New Roman" w:hAnsi="Times New Roman" w:cs="Times New Roman"/>
+              </w:rPr>
+            </w:pPr>
+            <m:oMathPara>
+              <m:oMathParaPr>
+                <m:jc m:val="left"/>
+              </m:oMathParaPr>
+              <m:oMath>
+                <m:r>
+                  <m:rPr>
+                    <m:sty m:val="p"/>
+                  </m:rPr>
+                  <w:rPr>
+                    <w:rFonts w:ascii="Cambria Math" w:hAnsi="Cambria Math" w:cs="Times New Roman"/>
+                  </w:rPr>
+                  <m:t>J</m:t>
+                </m:r>
+                <m:r>
+                  <w:rPr>
+                    <w:rFonts w:ascii="Cambria Math" w:hAnsi="Cambria Math" w:cs="Times New Roman"/>
+                  </w:rPr>
+                  <m:t>/(</m:t>
+                </m:r>
+                <m:r>
+                  <m:rPr>
+                    <m:sty m:val="p"/>
+                  </m:rPr>
+                  <w:rPr>
+                    <w:rFonts w:ascii="Cambria Math" w:hAnsi="Cambria Math" w:cs="Times New Roman"/>
+                  </w:rPr>
+                  <m:t>kg</m:t>
+                </m:r>
+                <m:sSup>
+                  <m:sSupPr>
+                    <m:ctrlPr>
+                      <w:rPr>
+                        <w:rFonts w:ascii="Cambria Math" w:hAnsi="Cambria Math" w:cs="Times New Roman"/>
+                      </w:rPr>
+                    </m:ctrlPr>
+                  </m:sSupPr>
+                  <m:e>
+                    <m:r>
+                      <w:rPr>
+                        <w:rFonts w:ascii="Cambria Math" w:hAnsi="Cambria Math" w:cs="Times New Roman"/>
+                      </w:rPr>
+                      <m:t>⋅</m:t>
+                    </m:r>
+                  </m:e>
+                  <m:sup>
+                    <m:r>
+                      <w:rPr>
+                        <w:rFonts w:ascii="Cambria Math" w:hAnsi="Cambria Math" w:cs="Times New Roman"/>
+                      </w:rPr>
+                      <m:t>∘</m:t>
+                    </m:r>
+                  </m:sup>
+                </m:sSup>
+                <m:r>
+                  <m:rPr>
+                    <m:sty m:val="p"/>
+                  </m:rPr>
+                  <w:rPr>
+                    <w:rFonts w:ascii="Cambria Math" w:hAnsi="Cambria Math" w:cs="Times New Roman"/>
+                  </w:rPr>
+                  <m:t>C</m:t>
+                </m:r>
+                <m:r>
+                  <w:rPr>
+                    <w:rFonts w:ascii="Cambria Math" w:hAnsi="Cambria Math" w:cs="Times New Roman"/>
+                  </w:rPr>
+                  <m:t>)</m:t>
+                </m:r>
+              </m:oMath>
+            </m:oMathPara>
           </w:p>
         </w:tc>
       </w:tr>
       <w:tr>
         <w:tc>
           <w:tcPr>
-            <w:tcW w:w="1036" w:type="dxa"/>
-          </w:tcPr>
-          <w:p>
-            <w:pPr>
-              <w:pStyle w:val="ad"/>
-              <w:ind w:firstLineChars="0" w:firstLine="0"/>
-              <w:jc w:val="center"/>
-            </w:pPr>
-            <w:bookmarkStart w:id="0" w:name="_GoBack" w:colFirst="4" w:colLast="6"/>
-            <w:r>
-              <w:rPr>
-                <w:rFonts w:hint="eastAsia"/>
-              </w:rPr>
-              <w:t>{{</w:t>
-            </w:r>
-            <w:r>
-              <w:rPr>
-                <w:rFonts w:hint="eastAsia"/>
-              </w:rPr>
-              <w:t>G2</w:t>
-            </w:r>
-            <w:r>
-              <w:rPr>
-                <w:rFonts w:hint="eastAsia"/>
-              </w:rPr>
-              <w:t>}}</w:t>
-            </w:r>
-          </w:p>
-        </w:tc>
-        <w:tc>
-          <w:tcPr>
-            <w:tcW w:w="1036" w:type="dxa"/>
-          </w:tcPr>
-          <w:p>
-            <w:pPr>
-              <w:pStyle w:val="ad"/>
-              <w:ind w:firstLineChars="0" w:firstLine="0"/>
-              <w:jc w:val="center"/>
-            </w:pPr>
-            <w:r>
-              <w:rPr>
-                <w:rFonts w:hint="eastAsia"/>
-              </w:rPr>
-              <w:t>{{</w:t>
-            </w:r>
-            <w:r>
-              <w:rPr>
-                <w:rFonts w:hint="eastAsia"/>
-              </w:rPr>
-              <w:t>e</w:t>
-            </w:r>
-            <w:r>
-              <w:rPr>
-                <w:rFonts w:hint="eastAsia"/>
-              </w:rPr>
-              <w:t>}}</w:t>
-            </w:r>
-          </w:p>
-        </w:tc>
-        <w:tc>
-          <w:tcPr>
-            <w:tcW w:w="1037" w:type="dxa"/>
-          </w:tcPr>
-          <w:p>
-            <w:pPr>
-              <w:pStyle w:val="ad"/>
-              <w:ind w:firstLineChars="0" w:firstLine="0"/>
-              <w:jc w:val="center"/>
-            </w:pPr>
-            <w:r>
-              <w:rPr>
-                <w:rFonts w:hint="eastAsia"/>
-              </w:rPr>
-              <w:t>{{</w:t>
-            </w:r>
-            <w:r>
-              <w:rPr>
-                <w:rFonts w:hint="eastAsia"/>
-              </w:rPr>
-              <w:t>g</w:t>
-            </w:r>
-            <w:r>
-              <w:rPr>
-                <w:rFonts w:hint="eastAsia"/>
-              </w:rPr>
-              <w:t>}}</w:t>
-            </w:r>
-          </w:p>
-        </w:tc>
-        <w:tc>
-          <w:tcPr>
-            <w:tcW w:w="1037" w:type="dxa"/>
-          </w:tcPr>
-          <w:p>
-            <w:pPr>
-              <w:pStyle w:val="ad"/>
-              <w:ind w:firstLineChars="0" w:firstLine="0"/>
-              <w:jc w:val="center"/>
-            </w:pPr>
-            <w:r>
-              <w:rPr>
-                <w:rFonts w:hint="eastAsia"/>
-              </w:rPr>
-              <w:t>{{</w:t>
-            </w:r>
-            <w:r>
-              <w:rPr>
-                <w:rFonts w:hint="eastAsia"/>
-              </w:rPr>
-              <w:t>z</w:t>
-            </w:r>
-            <w:r>
-              <w:rPr>
-                <w:rFonts w:hint="eastAsia"/>
-              </w:rPr>
-              <w:t>}}</w:t>
-            </w:r>
-          </w:p>
-        </w:tc>
-        <w:tc>
-          <w:tcPr>
-            <w:tcW w:w="1037" w:type="dxa"/>
-          </w:tcPr>
-          <w:p>
-            <w:pPr>
-              <w:pStyle w:val="ad"/>
-              <w:ind w:firstLineChars="0" w:firstLine="0"/>
-              <w:jc w:val="center"/>
-            </w:pPr>
-            <w:r>
-              <w:rPr>
-                <w:rFonts w:hint="eastAsia"/>
-              </w:rPr>
-              <w:t>6.8</w:t>
-            </w:r>
-          </w:p>
-        </w:tc>
-        <w:tc>
-          <w:tcPr>
-            <w:tcW w:w="1037" w:type="dxa"/>
-          </w:tcPr>
-          <w:p>
-            <w:pPr>
-              <w:pStyle w:val="ad"/>
-              <w:ind w:firstLineChars="0" w:firstLine="0"/>
-              <w:jc w:val="center"/>
-            </w:pPr>
-            <w:r>
-              <w:rPr>
-                <w:rFonts w:hint="eastAsia"/>
-              </w:rPr>
-              <w:t>2.2</w:t>
-            </w:r>
-          </w:p>
-        </w:tc>
-        <w:tc>
-          <w:tcPr>
-            <w:tcW w:w="1231" w:type="dxa"/>
-          </w:tcPr>
-          <w:p>
-            <w:pPr>
-              <w:pStyle w:val="ad"/>
-              <w:ind w:firstLineChars="0" w:firstLine="0"/>
-              <w:jc w:val="center"/>
-            </w:pPr>
-            <w:r>
-              <w:rPr>
-                <w:rFonts w:hint="eastAsia"/>
-              </w:rPr>
-              <w:t>6.8</w:t>
-            </w:r>
-          </w:p>
-        </w:tc>
-        <w:tc>
-          <w:tcPr>
-            <w:tcW w:w="1038" w:type="dxa"/>
-          </w:tcPr>
-          <w:p>
-            <w:pPr>
-              <w:pStyle w:val="ad"/>
+            <w:tcW w:w="1650" w:type="dxa"/>
+            <w:vMerge/>
+            <w:vAlign w:val="center"/>
+            <w:hideMark/>
+          </w:tcPr>
+          <w:p>
+            <w:pPr>
               <w:ind w:firstLine="480"/>
               <w:jc w:val="center"/>
-            </w:pPr>
-          </w:p>
-        </w:tc>
-      </w:tr>
-    </w:tbl>
-    <w:bookmarkEnd w:id="0"/>
-    <w:p>
-      <w:pPr>
-        <w:ind w:firstLine="480"/>
-        <w:jc w:val="center"/>
-      </w:pPr>
-      <w:r>
-        <w:lastRenderedPageBreak/>
-        <w:t>表</w:t>
-      </w:r>
-      <w:r>
-        <w:t>3</w:t>
-      </w:r>
-      <w:r>
-        <w:rPr>
-          <w:rFonts w:hint="eastAsia"/>
-        </w:rPr>
-        <w:t xml:space="preserve"> </w:t>
-      </w:r>
-      <w:r>
-        <w:t>未反应</w:t>
-      </w:r>
-      <w:r>
-        <w:t>JM</w:t>
-      </w:r>
-      <w:r>
-        <w:t>参数</w:t>
-      </w:r>
-    </w:p>
-    <w:tbl>
-      <w:tblPr>
-        <w:tblStyle w:val="aa"/>
-        <w:tblW w:w="0" w:type="auto"/>
-        <w:tblLook w:val="04A0" w:firstRow="1" w:lastRow="0" w:firstColumn="1" w:lastColumn="0" w:noHBand="0" w:noVBand="1"/>
-      </w:tblPr>
-      <w:tblGrid>
-        <w:gridCol w:w="1659"/>
-        <w:gridCol w:w="1659"/>
-        <w:gridCol w:w="1659"/>
-        <w:gridCol w:w="1659"/>
-        <w:gridCol w:w="1660"/>
-      </w:tblGrid>
-      <w:tr>
-        <w:tc>
-          <w:tcPr>
-            <w:tcW w:w="1659" w:type="dxa"/>
+              <w:rPr>
+                <w:rFonts w:ascii="Times New Roman" w:hAnsi="Times New Roman" w:cs="Times New Roman"/>
+              </w:rPr>
+            </w:pPr>
+          </w:p>
+        </w:tc>
+        <w:tc>
+          <w:tcPr>
+            <w:tcW w:w="1324" w:type="dxa"/>
+            <w:tcMar>
+              <w:top w:w="60" w:type="dxa"/>
+              <w:left w:w="120" w:type="dxa"/>
+              <w:bottom w:w="30" w:type="dxa"/>
+              <w:right w:w="120" w:type="dxa"/>
+            </w:tcMar>
+            <w:hideMark/>
           </w:tcPr>
           <w:p>
             <w:pPr>
               <w:ind w:firstLine="480"/>
-            </w:pPr>
-            <w:r>
-              <w:rPr>
-                <w:rFonts w:hint="eastAsia"/>
-              </w:rPr>
-              <w:t>A/</w:t>
-            </w:r>
-            <w:proofErr w:type="spellStart"/>
-            <w:r>
-              <w:rPr>
-                <w:rFonts w:hint="eastAsia"/>
-              </w:rPr>
-              <w:t>GPa</w:t>
-            </w:r>
-            <w:proofErr w:type="spellEnd"/>
-          </w:p>
-        </w:tc>
-        <w:tc>
-          <w:tcPr>
-            <w:tcW w:w="1659" w:type="dxa"/>
+              <w:jc w:val="center"/>
+              <w:rPr>
+                <w:rFonts w:ascii="Times New Roman" w:hAnsi="Times New Roman" w:cs="Times New Roman"/>
+              </w:rPr>
+            </w:pPr>
+            <m:oMathPara>
+              <m:oMathParaPr>
+                <m:jc m:val="left"/>
+              </m:oMathParaPr>
+              <m:oMath>
+                <m:sSub>
+                  <m:sSubPr>
+                    <m:ctrlPr>
+                      <w:rPr>
+                        <w:rFonts w:ascii="Cambria Math" w:hAnsi="Cambria Math" w:cs="Times New Roman"/>
+                      </w:rPr>
+                    </m:ctrlPr>
+                  </m:sSubPr>
+                  <m:e>
+                    <m:r>
+                      <w:rPr>
+                        <w:rFonts w:ascii="Cambria Math" w:hAnsi="Cambria Math" w:cs="Times New Roman"/>
+                      </w:rPr>
+                      <m:t>λ</m:t>
+                    </m:r>
+                  </m:e>
+                  <m:sub>
+                    <m:r>
+                      <w:rPr>
+                        <w:rFonts w:ascii="Cambria Math" w:hAnsi="Cambria Math" w:cs="Times New Roman"/>
+                      </w:rPr>
+                      <m:t>s</m:t>
+                    </m:r>
+                  </m:sub>
+                </m:sSub>
+              </m:oMath>
+            </m:oMathPara>
+          </w:p>
+        </w:tc>
+        <w:tc>
+          <w:tcPr>
+            <w:tcW w:w="1976" w:type="dxa"/>
+            <w:tcMar>
+              <w:top w:w="60" w:type="dxa"/>
+              <w:left w:w="120" w:type="dxa"/>
+              <w:bottom w:w="30" w:type="dxa"/>
+              <w:right w:w="120" w:type="dxa"/>
+            </w:tcMar>
+            <w:hideMark/>
+          </w:tcPr>
+          <w:p>
+            <w:pPr>
+              <w:ind w:firstLineChars="0" w:firstLine="0"/>
+              <w:jc w:val="center"/>
+              <w:rPr>
+                <w:rFonts w:ascii="Times New Roman" w:hAnsi="Times New Roman" w:cs="Times New Roman"/>
+              </w:rPr>
+            </w:pPr>
+            <w:r>
+              <w:rPr>
+                <w:rFonts w:ascii="Times New Roman" w:hAnsi="Times New Roman" w:cs="Times New Roman"/>
+              </w:rPr>
+              <w:t>壳体导热系数</w:t>
+            </w:r>
+          </w:p>
+        </w:tc>
+        <w:tc>
+          <w:tcPr>
+            <w:tcW w:w="1650" w:type="dxa"/>
+            <w:tcMar>
+              <w:top w:w="60" w:type="dxa"/>
+              <w:left w:w="120" w:type="dxa"/>
+              <w:bottom w:w="30" w:type="dxa"/>
+              <w:right w:w="120" w:type="dxa"/>
+            </w:tcMar>
+            <w:hideMark/>
+          </w:tcPr>
+          <w:p>
+            <w:pPr>
+              <w:ind w:firstLineChars="0" w:firstLine="0"/>
+              <w:jc w:val="center"/>
+              <w:rPr>
+                <w:rFonts w:ascii="Times New Roman" w:hAnsi="Times New Roman" w:cs="Times New Roman"/>
+              </w:rPr>
+            </w:pPr>
+            <w:r>
+              <w:rPr>
+                <w:rFonts w:ascii="Times New Roman" w:hAnsi="Times New Roman" w:cs="Times New Roman"/>
+              </w:rPr>
+              <w:t>45</w:t>
+            </w:r>
+          </w:p>
+        </w:tc>
+        <w:tc>
+          <w:tcPr>
+            <w:tcW w:w="1650" w:type="dxa"/>
+            <w:tcMar>
+              <w:top w:w="60" w:type="dxa"/>
+              <w:left w:w="120" w:type="dxa"/>
+              <w:bottom w:w="30" w:type="dxa"/>
+              <w:right w:w="120" w:type="dxa"/>
+            </w:tcMar>
+            <w:hideMark/>
           </w:tcPr>
           <w:p>
             <w:pPr>
               <w:ind w:firstLine="480"/>
-            </w:pPr>
-            <w:r>
-              <w:rPr>
-                <w:rFonts w:hint="eastAsia"/>
-              </w:rPr>
-              <w:t>B/</w:t>
-            </w:r>
-            <w:proofErr w:type="spellStart"/>
-            <w:r>
-              <w:rPr>
-                <w:rFonts w:hint="eastAsia"/>
-              </w:rPr>
-              <w:t>GPa</w:t>
-            </w:r>
-            <w:proofErr w:type="spellEnd"/>
-          </w:p>
-        </w:tc>
-        <w:tc>
-          <w:tcPr>
-            <w:tcW w:w="1659" w:type="dxa"/>
-          </w:tcPr>
-          <w:p>
-            <w:pPr>
-              <w:ind w:firstLine="480"/>
-            </w:pPr>
-            <w:r>
-              <w:rPr>
-                <w:rFonts w:hint="eastAsia"/>
-              </w:rPr>
-              <w:t>R</w:t>
-            </w:r>
-          </w:p>
-        </w:tc>
-        <w:tc>
-          <w:tcPr>
-            <w:tcW w:w="1659" w:type="dxa"/>
-          </w:tcPr>
-          <w:p>
-            <w:pPr>
-              <w:ind w:firstLine="480"/>
-            </w:pPr>
-            <w:r>
-              <w:rPr>
-                <w:rFonts w:hint="eastAsia"/>
-              </w:rPr>
-              <w:t>R2</w:t>
-            </w:r>
-          </w:p>
-        </w:tc>
-        <w:tc>
-          <w:tcPr>
-            <w:tcW w:w="1660" w:type="dxa"/>
-          </w:tcPr>
-          <w:p>
-            <w:pPr>
-              <w:ind w:firstLine="480"/>
-            </w:pPr>
-            <w:r>
-              <w:rPr>
-                <w:rFonts w:hint="eastAsia"/>
-              </w:rPr>
-              <w:t>w</w:t>
-            </w:r>
+              <w:jc w:val="center"/>
+              <w:rPr>
+                <w:rFonts w:ascii="Times New Roman" w:hAnsi="Times New Roman" w:cs="Times New Roman"/>
+              </w:rPr>
+            </w:pPr>
+            <m:oMathPara>
+              <m:oMathParaPr>
+                <m:jc m:val="left"/>
+              </m:oMathParaPr>
+              <m:oMath>
+                <m:r>
+                  <m:rPr>
+                    <m:sty m:val="p"/>
+                  </m:rPr>
+                  <w:rPr>
+                    <w:rFonts w:ascii="Cambria Math" w:hAnsi="Cambria Math" w:cs="Times New Roman"/>
+                  </w:rPr>
+                  <m:t>W</m:t>
+                </m:r>
+                <m:r>
+                  <w:rPr>
+                    <w:rFonts w:ascii="Cambria Math" w:hAnsi="Cambria Math" w:cs="Times New Roman"/>
+                  </w:rPr>
+                  <m:t>/(</m:t>
+                </m:r>
+                <m:r>
+                  <m:rPr>
+                    <m:sty m:val="p"/>
+                  </m:rPr>
+                  <w:rPr>
+                    <w:rFonts w:ascii="Cambria Math" w:hAnsi="Cambria Math" w:cs="Times New Roman"/>
+                  </w:rPr>
+                  <m:t>m</m:t>
+                </m:r>
+                <m:sSup>
+                  <m:sSupPr>
+                    <m:ctrlPr>
+                      <w:rPr>
+                        <w:rFonts w:ascii="Cambria Math" w:hAnsi="Cambria Math" w:cs="Times New Roman"/>
+                      </w:rPr>
+                    </m:ctrlPr>
+                  </m:sSupPr>
+                  <m:e>
+                    <m:r>
+                      <w:rPr>
+                        <w:rFonts w:ascii="Cambria Math" w:hAnsi="Cambria Math" w:cs="Times New Roman"/>
+                      </w:rPr>
+                      <m:t>⋅</m:t>
+                    </m:r>
+                  </m:e>
+                  <m:sup>
+                    <m:r>
+                      <w:rPr>
+                        <w:rFonts w:ascii="Cambria Math" w:hAnsi="Cambria Math" w:cs="Times New Roman"/>
+                      </w:rPr>
+                      <m:t>∘</m:t>
+                    </m:r>
+                  </m:sup>
+                </m:sSup>
+                <m:r>
+                  <m:rPr>
+                    <m:sty m:val="p"/>
+                  </m:rPr>
+                  <w:rPr>
+                    <w:rFonts w:ascii="Cambria Math" w:hAnsi="Cambria Math" w:cs="Times New Roman"/>
+                  </w:rPr>
+                  <m:t>C</m:t>
+                </m:r>
+                <m:r>
+                  <w:rPr>
+                    <w:rFonts w:ascii="Cambria Math" w:hAnsi="Cambria Math" w:cs="Times New Roman"/>
+                  </w:rPr>
+                  <m:t>)</m:t>
+                </m:r>
+              </m:oMath>
+            </m:oMathPara>
           </w:p>
         </w:tc>
       </w:tr>
       <w:tr>
         <w:tc>
           <w:tcPr>
-            <w:tcW w:w="1659" w:type="dxa"/>
+            <w:tcW w:w="1650" w:type="dxa"/>
+            <w:vMerge/>
+            <w:vAlign w:val="center"/>
+            <w:hideMark/>
           </w:tcPr>
           <w:p>
             <w:pPr>
               <w:ind w:firstLine="480"/>
-            </w:pPr>
-          </w:p>
-        </w:tc>
-        <w:tc>
-          <w:tcPr>
-            <w:tcW w:w="1659" w:type="dxa"/>
+              <w:jc w:val="center"/>
+              <w:rPr>
+                <w:rFonts w:ascii="Times New Roman" w:hAnsi="Times New Roman" w:cs="Times New Roman"/>
+              </w:rPr>
+            </w:pPr>
+          </w:p>
+        </w:tc>
+        <w:tc>
+          <w:tcPr>
+            <w:tcW w:w="1324" w:type="dxa"/>
+            <w:tcMar>
+              <w:top w:w="60" w:type="dxa"/>
+              <w:left w:w="120" w:type="dxa"/>
+              <w:bottom w:w="30" w:type="dxa"/>
+              <w:right w:w="120" w:type="dxa"/>
+            </w:tcMar>
+            <w:hideMark/>
           </w:tcPr>
           <w:p>
             <w:pPr>
               <w:ind w:firstLine="480"/>
-            </w:pPr>
-          </w:p>
-        </w:tc>
-        <w:tc>
-          <w:tcPr>
-            <w:tcW w:w="1659" w:type="dxa"/>
+              <w:jc w:val="center"/>
+              <w:rPr>
+                <w:rFonts w:ascii="Times New Roman" w:hAnsi="Times New Roman" w:cs="Times New Roman"/>
+              </w:rPr>
+            </w:pPr>
+            <m:oMathPara>
+              <m:oMathParaPr>
+                <m:jc m:val="left"/>
+              </m:oMathParaPr>
+              <m:oMath>
+                <m:r>
+                  <w:rPr>
+                    <w:rFonts w:ascii="Cambria Math" w:hAnsi="Cambria Math" w:cs="Times New Roman"/>
+                  </w:rPr>
+                  <m:t>β</m:t>
+                </m:r>
+              </m:oMath>
+            </m:oMathPara>
+          </w:p>
+        </w:tc>
+        <w:tc>
+          <w:tcPr>
+            <w:tcW w:w="1976" w:type="dxa"/>
+            <w:tcMar>
+              <w:top w:w="60" w:type="dxa"/>
+              <w:left w:w="120" w:type="dxa"/>
+              <w:bottom w:w="30" w:type="dxa"/>
+              <w:right w:w="120" w:type="dxa"/>
+            </w:tcMar>
+            <w:hideMark/>
+          </w:tcPr>
+          <w:p>
+            <w:pPr>
+              <w:ind w:firstLineChars="0" w:firstLine="0"/>
+              <w:jc w:val="center"/>
+              <w:rPr>
+                <w:rFonts w:ascii="Times New Roman" w:hAnsi="Times New Roman" w:cs="Times New Roman"/>
+              </w:rPr>
+            </w:pPr>
+            <w:r>
+              <w:rPr>
+                <w:rFonts w:ascii="Times New Roman" w:hAnsi="Times New Roman" w:cs="Times New Roman"/>
+              </w:rPr>
+              <w:t>塑性热转化系数</w:t>
+            </w:r>
+          </w:p>
+        </w:tc>
+        <w:tc>
+          <w:tcPr>
+            <w:tcW w:w="1650" w:type="dxa"/>
+            <w:tcMar>
+              <w:top w:w="60" w:type="dxa"/>
+              <w:left w:w="120" w:type="dxa"/>
+              <w:bottom w:w="30" w:type="dxa"/>
+              <w:right w:w="120" w:type="dxa"/>
+            </w:tcMar>
+            <w:hideMark/>
+          </w:tcPr>
+          <w:p>
+            <w:pPr>
+              <w:ind w:firstLineChars="0" w:firstLine="0"/>
+              <w:jc w:val="center"/>
+              <w:rPr>
+                <w:rFonts w:ascii="Times New Roman" w:hAnsi="Times New Roman" w:cs="Times New Roman"/>
+              </w:rPr>
+            </w:pPr>
+            <w:r>
+              <w:rPr>
+                <w:rFonts w:ascii="Times New Roman" w:hAnsi="Times New Roman" w:cs="Times New Roman"/>
+              </w:rPr>
+              <w:t>0.90</w:t>
+            </w:r>
+          </w:p>
+        </w:tc>
+        <w:tc>
+          <w:tcPr>
+            <w:tcW w:w="1650" w:type="dxa"/>
+            <w:tcMar>
+              <w:top w:w="60" w:type="dxa"/>
+              <w:left w:w="120" w:type="dxa"/>
+              <w:bottom w:w="30" w:type="dxa"/>
+              <w:right w:w="120" w:type="dxa"/>
+            </w:tcMar>
+            <w:hideMark/>
           </w:tcPr>
           <w:p>
             <w:pPr>
               <w:ind w:firstLine="480"/>
-            </w:pPr>
-          </w:p>
-        </w:tc>
-        <w:tc>
-          <w:tcPr>
-            <w:tcW w:w="1659" w:type="dxa"/>
+              <w:rPr>
+                <w:rFonts w:ascii="Times New Roman" w:hAnsi="Times New Roman" w:cs="Times New Roman"/>
+              </w:rPr>
+            </w:pPr>
+            <w:r>
+              <w:rPr>
+                <w:rFonts w:ascii="Times New Roman" w:hAnsi="Times New Roman" w:cs="Times New Roman"/>
+              </w:rPr>
+              <w:t>—</w:t>
+            </w:r>
+          </w:p>
+        </w:tc>
+      </w:tr>
+      <w:tr>
+        <w:tc>
+          <w:tcPr>
+            <w:tcW w:w="1650" w:type="dxa"/>
+            <w:vMerge w:val="restart"/>
+            <w:tcMar>
+              <w:top w:w="60" w:type="dxa"/>
+              <w:left w:w="120" w:type="dxa"/>
+              <w:bottom w:w="30" w:type="dxa"/>
+              <w:right w:w="120" w:type="dxa"/>
+            </w:tcMar>
+            <w:hideMark/>
+          </w:tcPr>
+          <w:p>
+            <w:pPr>
+              <w:ind w:firstLineChars="0" w:firstLine="0"/>
+              <w:jc w:val="center"/>
+              <w:rPr>
+                <w:rFonts w:ascii="Times New Roman" w:hAnsi="Times New Roman" w:cs="Times New Roman"/>
+              </w:rPr>
+            </w:pPr>
+            <w:r>
+              <w:rPr>
+                <w:rFonts w:ascii="Times New Roman" w:hAnsi="Times New Roman" w:cs="Times New Roman"/>
+              </w:rPr>
+              <w:t>固体推进剂</w:t>
+            </w:r>
+          </w:p>
+        </w:tc>
+        <w:tc>
+          <w:tcPr>
+            <w:tcW w:w="1324" w:type="dxa"/>
+            <w:tcMar>
+              <w:top w:w="60" w:type="dxa"/>
+              <w:left w:w="120" w:type="dxa"/>
+              <w:bottom w:w="30" w:type="dxa"/>
+              <w:right w:w="120" w:type="dxa"/>
+            </w:tcMar>
+            <w:hideMark/>
           </w:tcPr>
           <w:p>
             <w:pPr>
               <w:ind w:firstLine="480"/>
-            </w:pPr>
-          </w:p>
-        </w:tc>
-        <w:tc>
-          <w:tcPr>
-            <w:tcW w:w="1660" w:type="dxa"/>
+              <w:jc w:val="center"/>
+              <w:rPr>
+                <w:rFonts w:ascii="Times New Roman" w:hAnsi="Times New Roman" w:cs="Times New Roman"/>
+              </w:rPr>
+            </w:pPr>
+            <m:oMathPara>
+              <m:oMathParaPr>
+                <m:jc m:val="left"/>
+              </m:oMathParaPr>
+              <m:oMath>
+                <m:sSub>
+                  <m:sSubPr>
+                    <m:ctrlPr>
+                      <w:rPr>
+                        <w:rFonts w:ascii="Cambria Math" w:hAnsi="Cambria Math" w:cs="Times New Roman"/>
+                      </w:rPr>
+                    </m:ctrlPr>
+                  </m:sSubPr>
+                  <m:e>
+                    <m:r>
+                      <w:rPr>
+                        <w:rFonts w:ascii="Cambria Math" w:hAnsi="Cambria Math" w:cs="Times New Roman"/>
+                      </w:rPr>
+                      <m:t>ρ</m:t>
+                    </m:r>
+                  </m:e>
+                  <m:sub>
+                    <m:r>
+                      <w:rPr>
+                        <w:rFonts w:ascii="Cambria Math" w:hAnsi="Cambria Math" w:cs="Times New Roman"/>
+                      </w:rPr>
+                      <m:t>p</m:t>
+                    </m:r>
+                  </m:sub>
+                </m:sSub>
+              </m:oMath>
+            </m:oMathPara>
+          </w:p>
+        </w:tc>
+        <w:tc>
+          <w:tcPr>
+            <w:tcW w:w="1976" w:type="dxa"/>
+            <w:tcMar>
+              <w:top w:w="60" w:type="dxa"/>
+              <w:left w:w="120" w:type="dxa"/>
+              <w:bottom w:w="30" w:type="dxa"/>
+              <w:right w:w="120" w:type="dxa"/>
+            </w:tcMar>
+            <w:hideMark/>
+          </w:tcPr>
+          <w:p>
+            <w:pPr>
+              <w:ind w:firstLineChars="0" w:firstLine="0"/>
+              <w:jc w:val="center"/>
+              <w:rPr>
+                <w:rFonts w:ascii="Times New Roman" w:hAnsi="Times New Roman" w:cs="Times New Roman"/>
+              </w:rPr>
+            </w:pPr>
+            <w:r>
+              <w:rPr>
+                <w:rFonts w:ascii="Times New Roman" w:hAnsi="Times New Roman" w:cs="Times New Roman"/>
+              </w:rPr>
+              <w:t>推进剂密度</w:t>
+            </w:r>
+          </w:p>
+        </w:tc>
+        <w:tc>
+          <w:tcPr>
+            <w:tcW w:w="1650" w:type="dxa"/>
+            <w:tcMar>
+              <w:top w:w="60" w:type="dxa"/>
+              <w:left w:w="120" w:type="dxa"/>
+              <w:bottom w:w="30" w:type="dxa"/>
+              <w:right w:w="120" w:type="dxa"/>
+            </w:tcMar>
+            <w:hideMark/>
+          </w:tcPr>
+          <w:p>
+            <w:pPr>
+              <w:ind w:firstLineChars="0" w:firstLine="0"/>
+              <w:jc w:val="center"/>
+              <w:rPr>
+                <w:rFonts w:ascii="Times New Roman" w:hAnsi="Times New Roman" w:cs="Times New Roman"/>
+              </w:rPr>
+            </w:pPr>
+            <w:r>
+              <w:rPr>
+                <w:rFonts w:ascii="Times New Roman" w:hAnsi="Times New Roman" w:cs="Times New Roman"/>
+              </w:rPr>
+              <w:t>1750</w:t>
+            </w:r>
+          </w:p>
+        </w:tc>
+        <w:tc>
+          <w:tcPr>
+            <w:tcW w:w="1650" w:type="dxa"/>
+            <w:tcMar>
+              <w:top w:w="60" w:type="dxa"/>
+              <w:left w:w="120" w:type="dxa"/>
+              <w:bottom w:w="30" w:type="dxa"/>
+              <w:right w:w="120" w:type="dxa"/>
+            </w:tcMar>
+            <w:hideMark/>
           </w:tcPr>
           <w:p>
             <w:pPr>
               <w:ind w:firstLine="480"/>
-            </w:pPr>
+              <w:jc w:val="center"/>
+              <w:rPr>
+                <w:rFonts w:ascii="Times New Roman" w:hAnsi="Times New Roman" w:cs="Times New Roman"/>
+              </w:rPr>
+            </w:pPr>
+            <m:oMathPara>
+              <m:oMathParaPr>
+                <m:jc m:val="left"/>
+              </m:oMathParaPr>
+              <m:oMath>
+                <m:r>
+                  <m:rPr>
+                    <m:sty m:val="p"/>
+                  </m:rPr>
+                  <w:rPr>
+                    <w:rFonts w:ascii="Cambria Math" w:hAnsi="Cambria Math" w:cs="Times New Roman"/>
+                  </w:rPr>
+                  <m:t>kg</m:t>
+                </m:r>
+                <m:r>
+                  <w:rPr>
+                    <w:rFonts w:ascii="Cambria Math" w:hAnsi="Cambria Math" w:cs="Times New Roman"/>
+                  </w:rPr>
+                  <m:t>/</m:t>
+                </m:r>
+                <m:sSup>
+                  <m:sSupPr>
+                    <m:ctrlPr>
+                      <w:rPr>
+                        <w:rFonts w:ascii="Cambria Math" w:hAnsi="Cambria Math" w:cs="Times New Roman"/>
+                      </w:rPr>
+                    </m:ctrlPr>
+                  </m:sSupPr>
+                  <m:e>
+                    <m:r>
+                      <m:rPr>
+                        <m:sty m:val="p"/>
+                      </m:rPr>
+                      <w:rPr>
+                        <w:rFonts w:ascii="Cambria Math" w:hAnsi="Cambria Math" w:cs="Times New Roman"/>
+                      </w:rPr>
+                      <m:t>m</m:t>
+                    </m:r>
+                  </m:e>
+                  <m:sup>
+                    <m:r>
+                      <w:rPr>
+                        <w:rFonts w:ascii="Cambria Math" w:hAnsi="Cambria Math" w:cs="Times New Roman"/>
+                      </w:rPr>
+                      <m:t>3</m:t>
+                    </m:r>
+                  </m:sup>
+                </m:sSup>
+              </m:oMath>
+            </m:oMathPara>
+          </w:p>
+        </w:tc>
+      </w:tr>
+      <w:tr>
+        <w:tc>
+          <w:tcPr>
+            <w:tcW w:w="1650" w:type="dxa"/>
+            <w:vMerge/>
+            <w:vAlign w:val="center"/>
+            <w:hideMark/>
+          </w:tcPr>
+          <w:p>
+            <w:pPr>
+              <w:ind w:firstLine="480"/>
+              <w:jc w:val="center"/>
+              <w:rPr>
+                <w:rFonts w:ascii="Times New Roman" w:hAnsi="Times New Roman" w:cs="Times New Roman"/>
+              </w:rPr>
+            </w:pPr>
+          </w:p>
+        </w:tc>
+        <w:tc>
+          <w:tcPr>
+            <w:tcW w:w="1324" w:type="dxa"/>
+            <w:tcMar>
+              <w:top w:w="60" w:type="dxa"/>
+              <w:left w:w="120" w:type="dxa"/>
+              <w:bottom w:w="30" w:type="dxa"/>
+              <w:right w:w="120" w:type="dxa"/>
+            </w:tcMar>
+            <w:hideMark/>
+          </w:tcPr>
+          <w:p>
+            <w:pPr>
+              <w:ind w:firstLine="480"/>
+              <w:jc w:val="center"/>
+              <w:rPr>
+                <w:rFonts w:ascii="Times New Roman" w:hAnsi="Times New Roman" w:cs="Times New Roman"/>
+              </w:rPr>
+            </w:pPr>
+            <m:oMathPara>
+              <m:oMathParaPr>
+                <m:jc m:val="left"/>
+              </m:oMathParaPr>
+              <m:oMath>
+                <m:sSub>
+                  <m:sSubPr>
+                    <m:ctrlPr>
+                      <w:rPr>
+                        <w:rFonts w:ascii="Cambria Math" w:hAnsi="Cambria Math" w:cs="Times New Roman"/>
+                      </w:rPr>
+                    </m:ctrlPr>
+                  </m:sSubPr>
+                  <m:e>
+                    <m:r>
+                      <w:rPr>
+                        <w:rFonts w:ascii="Cambria Math" w:hAnsi="Cambria Math" w:cs="Times New Roman"/>
+                      </w:rPr>
+                      <m:t>c</m:t>
+                    </m:r>
+                  </m:e>
+                  <m:sub>
+                    <m:r>
+                      <w:rPr>
+                        <w:rFonts w:ascii="Cambria Math" w:hAnsi="Cambria Math" w:cs="Times New Roman"/>
+                      </w:rPr>
+                      <m:t>p,p</m:t>
+                    </m:r>
+                  </m:sub>
+                </m:sSub>
+              </m:oMath>
+            </m:oMathPara>
+          </w:p>
+        </w:tc>
+        <w:tc>
+          <w:tcPr>
+            <w:tcW w:w="1976" w:type="dxa"/>
+            <w:tcMar>
+              <w:top w:w="60" w:type="dxa"/>
+              <w:left w:w="120" w:type="dxa"/>
+              <w:bottom w:w="30" w:type="dxa"/>
+              <w:right w:w="120" w:type="dxa"/>
+            </w:tcMar>
+            <w:hideMark/>
+          </w:tcPr>
+          <w:p>
+            <w:pPr>
+              <w:ind w:firstLineChars="0" w:firstLine="0"/>
+              <w:jc w:val="center"/>
+              <w:rPr>
+                <w:rFonts w:ascii="Times New Roman" w:hAnsi="Times New Roman" w:cs="Times New Roman"/>
+              </w:rPr>
+            </w:pPr>
+            <w:r>
+              <w:rPr>
+                <w:rFonts w:ascii="Times New Roman" w:hAnsi="Times New Roman" w:cs="Times New Roman"/>
+              </w:rPr>
+              <w:t>推进剂比热容</w:t>
+            </w:r>
+          </w:p>
+        </w:tc>
+        <w:tc>
+          <w:tcPr>
+            <w:tcW w:w="1650" w:type="dxa"/>
+            <w:tcMar>
+              <w:top w:w="60" w:type="dxa"/>
+              <w:left w:w="120" w:type="dxa"/>
+              <w:bottom w:w="30" w:type="dxa"/>
+              <w:right w:w="120" w:type="dxa"/>
+            </w:tcMar>
+            <w:hideMark/>
+          </w:tcPr>
+          <w:p>
+            <w:pPr>
+              <w:ind w:firstLineChars="0" w:firstLine="0"/>
+              <w:jc w:val="center"/>
+              <w:rPr>
+                <w:rFonts w:ascii="Times New Roman" w:hAnsi="Times New Roman" w:cs="Times New Roman"/>
+              </w:rPr>
+            </w:pPr>
+            <w:r>
+              <w:rPr>
+                <w:rFonts w:ascii="Times New Roman" w:hAnsi="Times New Roman" w:cs="Times New Roman"/>
+              </w:rPr>
+              <w:t>1400</w:t>
+            </w:r>
+          </w:p>
+        </w:tc>
+        <w:tc>
+          <w:tcPr>
+            <w:tcW w:w="1650" w:type="dxa"/>
+            <w:tcMar>
+              <w:top w:w="60" w:type="dxa"/>
+              <w:left w:w="120" w:type="dxa"/>
+              <w:bottom w:w="30" w:type="dxa"/>
+              <w:right w:w="120" w:type="dxa"/>
+            </w:tcMar>
+            <w:hideMark/>
+          </w:tcPr>
+          <w:p>
+            <w:pPr>
+              <w:ind w:firstLine="480"/>
+              <w:jc w:val="center"/>
+              <w:rPr>
+                <w:rFonts w:ascii="Times New Roman" w:hAnsi="Times New Roman" w:cs="Times New Roman"/>
+              </w:rPr>
+            </w:pPr>
+            <m:oMathPara>
+              <m:oMathParaPr>
+                <m:jc m:val="left"/>
+              </m:oMathParaPr>
+              <m:oMath>
+                <m:r>
+                  <m:rPr>
+                    <m:sty m:val="p"/>
+                  </m:rPr>
+                  <w:rPr>
+                    <w:rFonts w:ascii="Cambria Math" w:hAnsi="Cambria Math" w:cs="Times New Roman"/>
+                  </w:rPr>
+                  <m:t>J</m:t>
+                </m:r>
+                <m:r>
+                  <w:rPr>
+                    <w:rFonts w:ascii="Cambria Math" w:hAnsi="Cambria Math" w:cs="Times New Roman"/>
+                  </w:rPr>
+                  <m:t>/(</m:t>
+                </m:r>
+                <m:r>
+                  <m:rPr>
+                    <m:sty m:val="p"/>
+                  </m:rPr>
+                  <w:rPr>
+                    <w:rFonts w:ascii="Cambria Math" w:hAnsi="Cambria Math" w:cs="Times New Roman"/>
+                  </w:rPr>
+                  <m:t>kg</m:t>
+                </m:r>
+                <m:sSup>
+                  <m:sSupPr>
+                    <m:ctrlPr>
+                      <w:rPr>
+                        <w:rFonts w:ascii="Cambria Math" w:hAnsi="Cambria Math" w:cs="Times New Roman"/>
+                      </w:rPr>
+                    </m:ctrlPr>
+                  </m:sSupPr>
+                  <m:e>
+                    <m:r>
+                      <w:rPr>
+                        <w:rFonts w:ascii="Cambria Math" w:hAnsi="Cambria Math" w:cs="Times New Roman"/>
+                      </w:rPr>
+                      <m:t>⋅</m:t>
+                    </m:r>
+                  </m:e>
+                  <m:sup>
+                    <m:r>
+                      <w:rPr>
+                        <w:rFonts w:ascii="Cambria Math" w:hAnsi="Cambria Math" w:cs="Times New Roman"/>
+                      </w:rPr>
+                      <m:t>∘</m:t>
+                    </m:r>
+                  </m:sup>
+                </m:sSup>
+                <m:r>
+                  <m:rPr>
+                    <m:sty m:val="p"/>
+                  </m:rPr>
+                  <w:rPr>
+                    <w:rFonts w:ascii="Cambria Math" w:hAnsi="Cambria Math" w:cs="Times New Roman"/>
+                  </w:rPr>
+                  <m:t>C</m:t>
+                </m:r>
+                <m:r>
+                  <w:rPr>
+                    <w:rFonts w:ascii="Cambria Math" w:hAnsi="Cambria Math" w:cs="Times New Roman"/>
+                  </w:rPr>
+                  <m:t>)</m:t>
+                </m:r>
+              </m:oMath>
+            </m:oMathPara>
+          </w:p>
+        </w:tc>
+      </w:tr>
+      <w:tr>
+        <w:tc>
+          <w:tcPr>
+            <w:tcW w:w="1650" w:type="dxa"/>
+            <w:vMerge/>
+            <w:vAlign w:val="center"/>
+            <w:hideMark/>
+          </w:tcPr>
+          <w:p>
+            <w:pPr>
+              <w:ind w:firstLine="480"/>
+              <w:jc w:val="center"/>
+              <w:rPr>
+                <w:rFonts w:ascii="Times New Roman" w:hAnsi="Times New Roman" w:cs="Times New Roman"/>
+              </w:rPr>
+            </w:pPr>
+          </w:p>
+        </w:tc>
+        <w:tc>
+          <w:tcPr>
+            <w:tcW w:w="1324" w:type="dxa"/>
+            <w:tcMar>
+              <w:top w:w="60" w:type="dxa"/>
+              <w:left w:w="120" w:type="dxa"/>
+              <w:bottom w:w="30" w:type="dxa"/>
+              <w:right w:w="120" w:type="dxa"/>
+            </w:tcMar>
+            <w:hideMark/>
+          </w:tcPr>
+          <w:p>
+            <w:pPr>
+              <w:ind w:firstLine="480"/>
+              <w:jc w:val="center"/>
+              <w:rPr>
+                <w:rFonts w:ascii="Times New Roman" w:hAnsi="Times New Roman" w:cs="Times New Roman"/>
+              </w:rPr>
+            </w:pPr>
+            <m:oMathPara>
+              <m:oMathParaPr>
+                <m:jc m:val="left"/>
+              </m:oMathParaPr>
+              <m:oMath>
+                <m:sSub>
+                  <m:sSubPr>
+                    <m:ctrlPr>
+                      <w:rPr>
+                        <w:rFonts w:ascii="Cambria Math" w:hAnsi="Cambria Math" w:cs="Times New Roman"/>
+                      </w:rPr>
+                    </m:ctrlPr>
+                  </m:sSubPr>
+                  <m:e>
+                    <m:r>
+                      <w:rPr>
+                        <w:rFonts w:ascii="Cambria Math" w:hAnsi="Cambria Math" w:cs="Times New Roman"/>
+                      </w:rPr>
+                      <m:t>λ</m:t>
+                    </m:r>
+                  </m:e>
+                  <m:sub>
+                    <m:r>
+                      <w:rPr>
+                        <w:rFonts w:ascii="Cambria Math" w:hAnsi="Cambria Math" w:cs="Times New Roman"/>
+                      </w:rPr>
+                      <m:t>p</m:t>
+                    </m:r>
+                  </m:sub>
+                </m:sSub>
+              </m:oMath>
+            </m:oMathPara>
+          </w:p>
+        </w:tc>
+        <w:tc>
+          <w:tcPr>
+            <w:tcW w:w="1976" w:type="dxa"/>
+            <w:tcMar>
+              <w:top w:w="60" w:type="dxa"/>
+              <w:left w:w="120" w:type="dxa"/>
+              <w:bottom w:w="30" w:type="dxa"/>
+              <w:right w:w="120" w:type="dxa"/>
+            </w:tcMar>
+            <w:hideMark/>
+          </w:tcPr>
+          <w:p>
+            <w:pPr>
+              <w:ind w:firstLineChars="0" w:firstLine="0"/>
+              <w:jc w:val="center"/>
+              <w:rPr>
+                <w:rFonts w:ascii="Times New Roman" w:hAnsi="Times New Roman" w:cs="Times New Roman"/>
+              </w:rPr>
+            </w:pPr>
+            <w:r>
+              <w:rPr>
+                <w:rFonts w:ascii="Times New Roman" w:hAnsi="Times New Roman" w:cs="Times New Roman"/>
+              </w:rPr>
+              <w:t>推进剂导热系数</w:t>
+            </w:r>
+          </w:p>
+        </w:tc>
+        <w:tc>
+          <w:tcPr>
+            <w:tcW w:w="1650" w:type="dxa"/>
+            <w:tcMar>
+              <w:top w:w="60" w:type="dxa"/>
+              <w:left w:w="120" w:type="dxa"/>
+              <w:bottom w:w="30" w:type="dxa"/>
+              <w:right w:w="120" w:type="dxa"/>
+            </w:tcMar>
+            <w:hideMark/>
+          </w:tcPr>
+          <w:p>
+            <w:pPr>
+              <w:ind w:firstLineChars="0" w:firstLine="0"/>
+              <w:jc w:val="center"/>
+              <w:rPr>
+                <w:rFonts w:ascii="Times New Roman" w:hAnsi="Times New Roman" w:cs="Times New Roman"/>
+              </w:rPr>
+            </w:pPr>
+            <w:r>
+              <w:rPr>
+                <w:rFonts w:ascii="Times New Roman" w:hAnsi="Times New Roman" w:cs="Times New Roman"/>
+              </w:rPr>
+              <w:t>0.35</w:t>
+            </w:r>
+          </w:p>
+        </w:tc>
+        <w:tc>
+          <w:tcPr>
+            <w:tcW w:w="1650" w:type="dxa"/>
+            <w:tcMar>
+              <w:top w:w="60" w:type="dxa"/>
+              <w:left w:w="120" w:type="dxa"/>
+              <w:bottom w:w="30" w:type="dxa"/>
+              <w:right w:w="120" w:type="dxa"/>
+            </w:tcMar>
+            <w:hideMark/>
+          </w:tcPr>
+          <w:p>
+            <w:pPr>
+              <w:ind w:firstLine="480"/>
+              <w:jc w:val="center"/>
+              <w:rPr>
+                <w:rFonts w:ascii="Times New Roman" w:hAnsi="Times New Roman" w:cs="Times New Roman"/>
+              </w:rPr>
+            </w:pPr>
+            <m:oMathPara>
+              <m:oMathParaPr>
+                <m:jc m:val="left"/>
+              </m:oMathParaPr>
+              <m:oMath>
+                <m:r>
+                  <m:rPr>
+                    <m:sty m:val="p"/>
+                  </m:rPr>
+                  <w:rPr>
+                    <w:rFonts w:ascii="Cambria Math" w:hAnsi="Cambria Math" w:cs="Times New Roman"/>
+                  </w:rPr>
+                  <m:t>W</m:t>
+                </m:r>
+                <m:r>
+                  <w:rPr>
+                    <w:rFonts w:ascii="Cambria Math" w:hAnsi="Cambria Math" w:cs="Times New Roman"/>
+                  </w:rPr>
+                  <m:t>/(</m:t>
+                </m:r>
+                <m:r>
+                  <m:rPr>
+                    <m:sty m:val="p"/>
+                  </m:rPr>
+                  <w:rPr>
+                    <w:rFonts w:ascii="Cambria Math" w:hAnsi="Cambria Math" w:cs="Times New Roman"/>
+                  </w:rPr>
+                  <m:t>m</m:t>
+                </m:r>
+                <m:sSup>
+                  <m:sSupPr>
+                    <m:ctrlPr>
+                      <w:rPr>
+                        <w:rFonts w:ascii="Cambria Math" w:hAnsi="Cambria Math" w:cs="Times New Roman"/>
+                      </w:rPr>
+                    </m:ctrlPr>
+                  </m:sSupPr>
+                  <m:e>
+                    <m:r>
+                      <w:rPr>
+                        <w:rFonts w:ascii="Cambria Math" w:hAnsi="Cambria Math" w:cs="Times New Roman"/>
+                      </w:rPr>
+                      <m:t>⋅</m:t>
+                    </m:r>
+                  </m:e>
+                  <m:sup>
+                    <m:r>
+                      <w:rPr>
+                        <w:rFonts w:ascii="Cambria Math" w:hAnsi="Cambria Math" w:cs="Times New Roman"/>
+                      </w:rPr>
+                      <m:t>∘</m:t>
+                    </m:r>
+                  </m:sup>
+                </m:sSup>
+                <m:r>
+                  <m:rPr>
+                    <m:sty m:val="p"/>
+                  </m:rPr>
+                  <w:rPr>
+                    <w:rFonts w:ascii="Cambria Math" w:hAnsi="Cambria Math" w:cs="Times New Roman"/>
+                  </w:rPr>
+                  <m:t>C</m:t>
+                </m:r>
+                <m:r>
+                  <w:rPr>
+                    <w:rFonts w:ascii="Cambria Math" w:hAnsi="Cambria Math" w:cs="Times New Roman"/>
+                  </w:rPr>
+                  <m:t>)</m:t>
+                </m:r>
+              </m:oMath>
+            </m:oMathPara>
           </w:p>
         </w:tc>
       </w:tr>
@@ -4260,6 +6708,2530 @@
     </w:p>
     <w:p>
       <w:pPr>
+        <w:spacing w:line="360" w:lineRule="auto"/>
+        <w:ind w:firstLine="480"/>
+        <w:jc w:val="center"/>
+        <w:rPr>
+          <w:rFonts w:ascii="Times New Roman" w:hAnsi="Times New Roman" w:cs="Times New Roman"/>
+        </w:rPr>
+      </w:pPr>
+      <w:r>
+        <w:rPr>
+          <w:rFonts w:ascii="Times New Roman" w:hAnsi="Times New Roman" w:cs="Times New Roman"/>
+        </w:rPr>
+        <w:t>表</w:t>
+      </w:r>
+      <w:r>
+        <w:rPr>
+          <w:rFonts w:ascii="Times New Roman" w:hAnsi="Times New Roman" w:cs="Times New Roman" w:hint="eastAsia"/>
+        </w:rPr>
+        <w:t>3</w:t>
+      </w:r>
+      <w:r>
+        <w:rPr>
+          <w:rFonts w:ascii="Times New Roman" w:hAnsi="Times New Roman" w:cs="Times New Roman"/>
+        </w:rPr>
+        <w:t xml:space="preserve"> </w:t>
+      </w:r>
+      <w:r>
+        <w:rPr>
+          <w:rFonts w:ascii="Times New Roman" w:hAnsi="Times New Roman" w:cs="Times New Roman" w:hint="eastAsia"/>
+        </w:rPr>
+        <w:t>计算模型参数说明</w:t>
+      </w:r>
+    </w:p>
+    <w:tbl>
+      <w:tblPr>
+        <w:tblW w:w="5000" w:type="pct"/>
+        <w:jc w:val="center"/>
+        <w:tblBorders>
+          <w:top w:val="single" w:sz="2" w:space="0" w:color="auto"/>
+          <w:left w:val="single" w:sz="2" w:space="0" w:color="auto"/>
+          <w:bottom w:val="single" w:sz="2" w:space="0" w:color="auto"/>
+          <w:right w:val="single" w:sz="2" w:space="0" w:color="auto"/>
+          <w:insideH w:val="single" w:sz="2" w:space="0" w:color="auto"/>
+          <w:insideV w:val="single" w:sz="2" w:space="0" w:color="auto"/>
+        </w:tblBorders>
+        <w:tblCellMar>
+          <w:left w:w="10" w:type="dxa"/>
+          <w:right w:w="10" w:type="dxa"/>
+        </w:tblCellMar>
+        <w:tblLook w:val="0000" w:firstRow="0" w:lastRow="0" w:firstColumn="0" w:lastColumn="0" w:noHBand="0" w:noVBand="0"/>
+      </w:tblPr>
+      <w:tblGrid>
+        <w:gridCol w:w="1094"/>
+        <w:gridCol w:w="2396"/>
+        <w:gridCol w:w="1436"/>
+        <w:gridCol w:w="3406"/>
+      </w:tblGrid>
+      <w:tr>
+        <w:trPr>
+          <w:trHeight w:val="400"/>
+          <w:jc w:val="center"/>
+        </w:trPr>
+        <w:tc>
+          <w:tcPr>
+            <w:tcW w:w="656" w:type="pct"/>
+            <w:vAlign w:val="center"/>
+          </w:tcPr>
+          <w:p>
+            <w:pPr>
+              <w:spacing w:line="240" w:lineRule="auto"/>
+              <w:ind w:firstLine="482"/>
+              <w:jc w:val="center"/>
+              <w:rPr>
+                <w:rFonts w:ascii="Times New Roman" w:hAnsi="Times New Roman" w:cs="Times New Roman"/>
+                <w:b/>
+                <w:bCs/>
+              </w:rPr>
+            </w:pPr>
+            <w:r>
+              <w:rPr>
+                <w:rFonts w:ascii="Times New Roman" w:hAnsi="Times New Roman" w:cs="Times New Roman"/>
+                <w:b/>
+                <w:bCs/>
+              </w:rPr>
+              <w:t>代号</w:t>
+            </w:r>
+          </w:p>
+        </w:tc>
+        <w:tc>
+          <w:tcPr>
+            <w:tcW w:w="1438" w:type="pct"/>
+            <w:tcMar>
+              <w:top w:w="60" w:type="dxa"/>
+              <w:left w:w="120" w:type="dxa"/>
+              <w:bottom w:w="30" w:type="dxa"/>
+              <w:right w:w="120" w:type="dxa"/>
+            </w:tcMar>
+            <w:vAlign w:val="center"/>
+          </w:tcPr>
+          <w:p>
+            <w:pPr>
+              <w:spacing w:line="240" w:lineRule="auto"/>
+              <w:ind w:firstLine="482"/>
+              <w:jc w:val="center"/>
+              <w:rPr>
+                <w:rFonts w:ascii="Times New Roman" w:hAnsi="Times New Roman" w:cs="Times New Roman"/>
+                <w:b/>
+              </w:rPr>
+            </w:pPr>
+            <w:r>
+              <w:rPr>
+                <w:rFonts w:ascii="Times New Roman" w:hAnsi="Times New Roman" w:cs="Times New Roman"/>
+                <w:b/>
+                <w:bCs/>
+              </w:rPr>
+              <w:t>变量名</w:t>
+            </w:r>
+          </w:p>
+        </w:tc>
+        <w:tc>
+          <w:tcPr>
+            <w:tcW w:w="862" w:type="pct"/>
+            <w:tcMar>
+              <w:top w:w="60" w:type="dxa"/>
+              <w:left w:w="120" w:type="dxa"/>
+              <w:bottom w:w="30" w:type="dxa"/>
+              <w:right w:w="120" w:type="dxa"/>
+            </w:tcMar>
+            <w:vAlign w:val="center"/>
+          </w:tcPr>
+          <w:p>
+            <w:pPr>
+              <w:spacing w:line="240" w:lineRule="auto"/>
+              <w:ind w:firstLine="482"/>
+              <w:jc w:val="center"/>
+              <w:rPr>
+                <w:rFonts w:ascii="Times New Roman" w:hAnsi="Times New Roman" w:cs="Times New Roman"/>
+                <w:b/>
+              </w:rPr>
+            </w:pPr>
+            <w:r>
+              <w:rPr>
+                <w:rFonts w:ascii="Times New Roman" w:hAnsi="Times New Roman" w:cs="Times New Roman"/>
+                <w:b/>
+                <w:bCs/>
+              </w:rPr>
+              <w:t>单位</w:t>
+            </w:r>
+          </w:p>
+        </w:tc>
+        <w:tc>
+          <w:tcPr>
+            <w:tcW w:w="2044" w:type="pct"/>
+            <w:vAlign w:val="center"/>
+          </w:tcPr>
+          <w:p>
+            <w:pPr>
+              <w:spacing w:line="240" w:lineRule="auto"/>
+              <w:ind w:firstLine="482"/>
+              <w:jc w:val="center"/>
+              <w:rPr>
+                <w:rFonts w:ascii="Times New Roman" w:hAnsi="Times New Roman" w:cs="Times New Roman"/>
+                <w:b/>
+              </w:rPr>
+            </w:pPr>
+            <w:r>
+              <w:rPr>
+                <w:rFonts w:ascii="Times New Roman" w:hAnsi="Times New Roman" w:cs="Times New Roman"/>
+                <w:b/>
+                <w:bCs/>
+              </w:rPr>
+              <w:t>说明</w:t>
+            </w:r>
+          </w:p>
+        </w:tc>
+      </w:tr>
+      <w:tr>
+        <w:trPr>
+          <w:trHeight w:val="400"/>
+          <w:jc w:val="center"/>
+        </w:trPr>
+        <w:tc>
+          <w:tcPr>
+            <w:tcW w:w="656" w:type="pct"/>
+            <w:vAlign w:val="center"/>
+          </w:tcPr>
+          <w:p>
+            <w:pPr>
+              <w:ind w:firstLineChars="0" w:firstLine="0"/>
+              <w:jc w:val="center"/>
+              <w:rPr>
+                <w:rFonts w:ascii="Times New Roman" w:hAnsi="Times New Roman" w:cs="Times New Roman"/>
+              </w:rPr>
+            </w:pPr>
+            <w:r>
+              <w:rPr>
+                <w:rFonts w:ascii="Times New Roman" w:hAnsi="Times New Roman" w:cs="Times New Roman"/>
+              </w:rPr>
+              <w:t>A</w:t>
+            </w:r>
+          </w:p>
+        </w:tc>
+        <w:tc>
+          <w:tcPr>
+            <w:tcW w:w="1438" w:type="pct"/>
+            <w:tcMar>
+              <w:top w:w="60" w:type="dxa"/>
+              <w:left w:w="120" w:type="dxa"/>
+              <w:bottom w:w="30" w:type="dxa"/>
+              <w:right w:w="120" w:type="dxa"/>
+            </w:tcMar>
+            <w:vAlign w:val="center"/>
+          </w:tcPr>
+          <w:p>
+            <w:pPr>
+              <w:ind w:firstLineChars="0" w:firstLine="0"/>
+              <w:jc w:val="center"/>
+              <w:rPr>
+                <w:rFonts w:ascii="Times New Roman" w:hAnsi="Times New Roman" w:cs="Times New Roman"/>
+              </w:rPr>
+            </w:pPr>
+            <w:r>
+              <w:rPr>
+                <w:rFonts w:ascii="Times New Roman" w:hAnsi="Times New Roman" w:cs="Times New Roman"/>
+              </w:rPr>
+              <w:t>系数</w:t>
+            </w:r>
+          </w:p>
+        </w:tc>
+        <w:tc>
+          <w:tcPr>
+            <w:tcW w:w="862" w:type="pct"/>
+            <w:tcMar>
+              <w:top w:w="60" w:type="dxa"/>
+              <w:left w:w="120" w:type="dxa"/>
+              <w:bottom w:w="30" w:type="dxa"/>
+              <w:right w:w="120" w:type="dxa"/>
+            </w:tcMar>
+            <w:vAlign w:val="center"/>
+          </w:tcPr>
+          <w:p>
+            <w:pPr>
+              <w:ind w:firstLineChars="0" w:firstLine="0"/>
+              <w:jc w:val="center"/>
+              <w:rPr>
+                <w:rFonts w:ascii="Times New Roman" w:hAnsi="Times New Roman" w:cs="Times New Roman"/>
+              </w:rPr>
+            </w:pPr>
+            <w:r>
+              <w:rPr>
+                <w:rFonts w:ascii="Times New Roman" w:hAnsi="Times New Roman" w:cs="Times New Roman"/>
+              </w:rPr>
+              <w:t>—</w:t>
+            </w:r>
+          </w:p>
+        </w:tc>
+        <w:tc>
+          <w:tcPr>
+            <w:tcW w:w="2044" w:type="pct"/>
+            <w:vAlign w:val="center"/>
+          </w:tcPr>
+          <w:p>
+            <w:pPr>
+              <w:ind w:firstLineChars="0" w:firstLine="0"/>
+              <w:jc w:val="center"/>
+              <w:rPr>
+                <w:rFonts w:ascii="Times New Roman" w:hAnsi="Times New Roman" w:cs="Times New Roman"/>
+              </w:rPr>
+            </w:pPr>
+            <w:r>
+              <w:rPr>
+                <w:rFonts w:ascii="Times New Roman" w:hAnsi="Times New Roman" w:cs="Times New Roman"/>
+              </w:rPr>
+              <w:t>常数项</w:t>
+            </w:r>
+          </w:p>
+        </w:tc>
+      </w:tr>
+      <w:tr>
+        <w:trPr>
+          <w:trHeight w:val="400"/>
+          <w:jc w:val="center"/>
+        </w:trPr>
+        <w:tc>
+          <w:tcPr>
+            <w:tcW w:w="656" w:type="pct"/>
+            <w:vAlign w:val="center"/>
+          </w:tcPr>
+          <w:p>
+            <w:pPr>
+              <w:ind w:firstLineChars="0" w:firstLine="0"/>
+              <w:jc w:val="center"/>
+              <w:rPr>
+                <w:rFonts w:ascii="Times New Roman" w:hAnsi="Times New Roman" w:cs="Times New Roman"/>
+              </w:rPr>
+            </w:pPr>
+            <w:r>
+              <w:rPr>
+                <w:rFonts w:ascii="Times New Roman" w:hAnsi="Times New Roman" w:cs="Times New Roman"/>
+              </w:rPr>
+              <w:t>B</w:t>
+            </w:r>
+          </w:p>
+        </w:tc>
+        <w:tc>
+          <w:tcPr>
+            <w:tcW w:w="1438" w:type="pct"/>
+            <w:tcMar>
+              <w:top w:w="60" w:type="dxa"/>
+              <w:left w:w="120" w:type="dxa"/>
+              <w:bottom w:w="30" w:type="dxa"/>
+              <w:right w:w="120" w:type="dxa"/>
+            </w:tcMar>
+            <w:vAlign w:val="center"/>
+          </w:tcPr>
+          <w:p>
+            <w:pPr>
+              <w:ind w:firstLineChars="0" w:firstLine="0"/>
+              <w:jc w:val="center"/>
+              <w:rPr>
+                <w:rFonts w:ascii="Times New Roman" w:hAnsi="Times New Roman" w:cs="Times New Roman"/>
+              </w:rPr>
+            </w:pPr>
+            <w:r>
+              <w:rPr>
+                <w:rFonts w:ascii="Times New Roman" w:hAnsi="Times New Roman" w:cs="Times New Roman"/>
+              </w:rPr>
+              <w:t>壳体密度</w:t>
+            </w:r>
+          </w:p>
+        </w:tc>
+        <w:tc>
+          <w:tcPr>
+            <w:tcW w:w="862" w:type="pct"/>
+            <w:tcMar>
+              <w:top w:w="60" w:type="dxa"/>
+              <w:left w:w="120" w:type="dxa"/>
+              <w:bottom w:w="30" w:type="dxa"/>
+              <w:right w:w="120" w:type="dxa"/>
+            </w:tcMar>
+            <w:vAlign w:val="center"/>
+          </w:tcPr>
+          <w:p>
+            <w:pPr>
+              <w:ind w:firstLineChars="0" w:firstLine="0"/>
+              <w:jc w:val="center"/>
+              <w:rPr>
+                <w:rFonts w:ascii="Times New Roman" w:hAnsi="Times New Roman" w:cs="Times New Roman"/>
+              </w:rPr>
+            </w:pPr>
+            <m:oMathPara>
+              <m:oMath>
+                <m:r>
+                  <m:rPr>
+                    <m:sty m:val="p"/>
+                  </m:rPr>
+                  <w:rPr>
+                    <w:rFonts w:ascii="Cambria Math" w:hAnsi="Cambria Math" w:cs="Times New Roman"/>
+                  </w:rPr>
+                  <m:t>Kg/</m:t>
+                </m:r>
+                <m:sSup>
+                  <m:sSupPr>
+                    <m:ctrlPr>
+                      <w:rPr>
+                        <w:rFonts w:ascii="Cambria Math" w:hAnsi="Cambria Math" w:cs="Times New Roman"/>
+                      </w:rPr>
+                    </m:ctrlPr>
+                  </m:sSupPr>
+                  <m:e>
+                    <m:r>
+                      <m:rPr>
+                        <m:sty m:val="p"/>
+                      </m:rPr>
+                      <w:rPr>
+                        <w:rFonts w:ascii="Cambria Math" w:hAnsi="Cambria Math" w:cs="Times New Roman"/>
+                      </w:rPr>
+                      <m:t>m</m:t>
+                    </m:r>
+                  </m:e>
+                  <m:sup>
+                    <m:r>
+                      <m:rPr>
+                        <m:sty m:val="p"/>
+                      </m:rPr>
+                      <w:rPr>
+                        <w:rFonts w:ascii="Cambria Math" w:hAnsi="Cambria Math" w:cs="Times New Roman"/>
+                      </w:rPr>
+                      <m:t>3</m:t>
+                    </m:r>
+                  </m:sup>
+                </m:sSup>
+              </m:oMath>
+            </m:oMathPara>
+          </w:p>
+        </w:tc>
+        <w:tc>
+          <w:tcPr>
+            <w:tcW w:w="2044" w:type="pct"/>
+            <w:vAlign w:val="center"/>
+          </w:tcPr>
+          <w:p>
+            <w:pPr>
+              <w:ind w:firstLineChars="0" w:firstLine="0"/>
+              <w:jc w:val="center"/>
+              <w:rPr>
+                <w:rFonts w:ascii="Times New Roman" w:hAnsi="Times New Roman" w:cs="Times New Roman"/>
+              </w:rPr>
+            </w:pPr>
+            <w:r>
+              <w:rPr>
+                <w:rFonts w:ascii="Times New Roman" w:hAnsi="Times New Roman" w:cs="Times New Roman"/>
+              </w:rPr>
+              <w:t>材料参数</w:t>
+            </w:r>
+          </w:p>
+        </w:tc>
+      </w:tr>
+      <w:tr>
+        <w:trPr>
+          <w:trHeight w:val="400"/>
+          <w:jc w:val="center"/>
+        </w:trPr>
+        <w:tc>
+          <w:tcPr>
+            <w:tcW w:w="656" w:type="pct"/>
+            <w:vAlign w:val="center"/>
+          </w:tcPr>
+          <w:p>
+            <w:pPr>
+              <w:ind w:firstLineChars="0" w:firstLine="0"/>
+              <w:jc w:val="center"/>
+              <w:rPr>
+                <w:rFonts w:ascii="Times New Roman" w:hAnsi="Times New Roman" w:cs="Times New Roman"/>
+              </w:rPr>
+            </w:pPr>
+            <w:r>
+              <w:rPr>
+                <w:rFonts w:ascii="Times New Roman" w:hAnsi="Times New Roman" w:cs="Times New Roman"/>
+              </w:rPr>
+              <w:t>C</w:t>
+            </w:r>
+          </w:p>
+        </w:tc>
+        <w:tc>
+          <w:tcPr>
+            <w:tcW w:w="1438" w:type="pct"/>
+            <w:tcMar>
+              <w:top w:w="60" w:type="dxa"/>
+              <w:left w:w="120" w:type="dxa"/>
+              <w:bottom w:w="30" w:type="dxa"/>
+              <w:right w:w="120" w:type="dxa"/>
+            </w:tcMar>
+            <w:vAlign w:val="center"/>
+          </w:tcPr>
+          <w:p>
+            <w:pPr>
+              <w:ind w:firstLineChars="0" w:firstLine="0"/>
+              <w:jc w:val="center"/>
+              <w:rPr>
+                <w:rFonts w:ascii="Times New Roman" w:hAnsi="Times New Roman" w:cs="Times New Roman"/>
+              </w:rPr>
+            </w:pPr>
+            <w:r>
+              <w:rPr>
+                <w:rFonts w:ascii="Times New Roman" w:hAnsi="Times New Roman" w:cs="Times New Roman"/>
+              </w:rPr>
+              <w:t>壳体弹性模量</w:t>
+            </w:r>
+          </w:p>
+        </w:tc>
+        <w:tc>
+          <w:tcPr>
+            <w:tcW w:w="862" w:type="pct"/>
+            <w:tcMar>
+              <w:top w:w="60" w:type="dxa"/>
+              <w:left w:w="120" w:type="dxa"/>
+              <w:bottom w:w="30" w:type="dxa"/>
+              <w:right w:w="120" w:type="dxa"/>
+            </w:tcMar>
+            <w:vAlign w:val="center"/>
+          </w:tcPr>
+          <w:p>
+            <w:pPr>
+              <w:ind w:firstLineChars="0" w:firstLine="0"/>
+              <w:jc w:val="center"/>
+              <w:rPr>
+                <w:rFonts w:ascii="Times New Roman" w:hAnsi="Times New Roman" w:cs="Times New Roman"/>
+              </w:rPr>
+            </w:pPr>
+            <w:r>
+              <w:rPr>
+                <w:rFonts w:ascii="Times New Roman" w:hAnsi="Times New Roman" w:cs="Times New Roman"/>
+              </w:rPr>
+              <w:t>×10</w:t>
+            </w:r>
+            <w:r>
+              <w:rPr>
+                <w:rFonts w:ascii="Times New Roman" w:hAnsi="Times New Roman" w:cs="Times New Roman"/>
+              </w:rPr>
+              <w:t>3</w:t>
+            </w:r>
+            <w:r>
+              <w:rPr>
+                <w:rFonts w:ascii="Times New Roman" w:hAnsi="Times New Roman" w:cs="Times New Roman"/>
+              </w:rPr>
+              <w:t>MPa</w:t>
+            </w:r>
+          </w:p>
+        </w:tc>
+        <w:tc>
+          <w:tcPr>
+            <w:tcW w:w="2044" w:type="pct"/>
+            <w:vAlign w:val="center"/>
+          </w:tcPr>
+          <w:p>
+            <w:pPr>
+              <w:ind w:firstLineChars="0" w:firstLine="0"/>
+              <w:jc w:val="center"/>
+              <w:rPr>
+                <w:rFonts w:ascii="Times New Roman" w:hAnsi="Times New Roman" w:cs="Times New Roman"/>
+              </w:rPr>
+            </w:pPr>
+            <w:r>
+              <w:rPr>
+                <w:rFonts w:ascii="Times New Roman" w:hAnsi="Times New Roman" w:cs="Times New Roman"/>
+              </w:rPr>
+              <w:t>材料参数</w:t>
+            </w:r>
+          </w:p>
+        </w:tc>
+      </w:tr>
+      <w:tr>
+        <w:trPr>
+          <w:trHeight w:val="400"/>
+          <w:jc w:val="center"/>
+        </w:trPr>
+        <w:tc>
+          <w:tcPr>
+            <w:tcW w:w="656" w:type="pct"/>
+            <w:vAlign w:val="center"/>
+          </w:tcPr>
+          <w:p>
+            <w:pPr>
+              <w:ind w:firstLineChars="0" w:firstLine="0"/>
+              <w:jc w:val="center"/>
+              <w:rPr>
+                <w:rFonts w:ascii="Times New Roman" w:hAnsi="Times New Roman" w:cs="Times New Roman"/>
+              </w:rPr>
+            </w:pPr>
+            <w:r>
+              <w:rPr>
+                <w:rFonts w:ascii="Times New Roman" w:hAnsi="Times New Roman" w:cs="Times New Roman"/>
+              </w:rPr>
+              <w:t>D</w:t>
+            </w:r>
+          </w:p>
+        </w:tc>
+        <w:tc>
+          <w:tcPr>
+            <w:tcW w:w="1438" w:type="pct"/>
+            <w:tcMar>
+              <w:top w:w="60" w:type="dxa"/>
+              <w:left w:w="120" w:type="dxa"/>
+              <w:bottom w:w="30" w:type="dxa"/>
+              <w:right w:w="120" w:type="dxa"/>
+            </w:tcMar>
+            <w:vAlign w:val="center"/>
+          </w:tcPr>
+          <w:p>
+            <w:pPr>
+              <w:ind w:firstLineChars="0" w:firstLine="0"/>
+              <w:jc w:val="center"/>
+              <w:rPr>
+                <w:rFonts w:ascii="Times New Roman" w:hAnsi="Times New Roman" w:cs="Times New Roman"/>
+              </w:rPr>
+            </w:pPr>
+            <w:r>
+              <w:rPr>
+                <w:rFonts w:ascii="Times New Roman" w:hAnsi="Times New Roman" w:cs="Times New Roman"/>
+              </w:rPr>
+              <w:t>壳体热导率</w:t>
+            </w:r>
+          </w:p>
+        </w:tc>
+        <w:tc>
+          <w:tcPr>
+            <w:tcW w:w="862" w:type="pct"/>
+            <w:tcMar>
+              <w:top w:w="60" w:type="dxa"/>
+              <w:left w:w="120" w:type="dxa"/>
+              <w:bottom w:w="30" w:type="dxa"/>
+              <w:right w:w="120" w:type="dxa"/>
+            </w:tcMar>
+            <w:vAlign w:val="center"/>
+          </w:tcPr>
+          <w:p>
+            <w:pPr>
+              <w:ind w:firstLineChars="0" w:firstLine="0"/>
+              <w:jc w:val="center"/>
+              <w:rPr>
+                <w:rFonts w:ascii="Times New Roman" w:hAnsi="Times New Roman" w:cs="Times New Roman"/>
+              </w:rPr>
+            </w:pPr>
+            <w:r>
+              <w:rPr>
+                <w:rFonts w:ascii="Times New Roman" w:hAnsi="Times New Roman" w:cs="Times New Roman"/>
+              </w:rPr>
+              <w:t>W/(m·℃)</w:t>
+            </w:r>
+          </w:p>
+        </w:tc>
+        <w:tc>
+          <w:tcPr>
+            <w:tcW w:w="2044" w:type="pct"/>
+            <w:vAlign w:val="center"/>
+          </w:tcPr>
+          <w:p>
+            <w:pPr>
+              <w:ind w:firstLineChars="0" w:firstLine="0"/>
+              <w:jc w:val="center"/>
+              <w:rPr>
+                <w:rFonts w:ascii="Times New Roman" w:hAnsi="Times New Roman" w:cs="Times New Roman"/>
+              </w:rPr>
+            </w:pPr>
+            <w:r>
+              <w:rPr>
+                <w:rFonts w:ascii="Times New Roman" w:hAnsi="Times New Roman" w:cs="Times New Roman"/>
+              </w:rPr>
+              <w:t>材料参数</w:t>
+            </w:r>
+          </w:p>
+        </w:tc>
+      </w:tr>
+      <w:tr>
+        <w:trPr>
+          <w:trHeight w:val="400"/>
+          <w:jc w:val="center"/>
+        </w:trPr>
+        <w:tc>
+          <w:tcPr>
+            <w:tcW w:w="656" w:type="pct"/>
+            <w:vAlign w:val="center"/>
+          </w:tcPr>
+          <w:p>
+            <w:pPr>
+              <w:ind w:firstLineChars="0" w:firstLine="0"/>
+              <w:jc w:val="center"/>
+              <w:rPr>
+                <w:rFonts w:ascii="Times New Roman" w:hAnsi="Times New Roman" w:cs="Times New Roman"/>
+              </w:rPr>
+            </w:pPr>
+            <w:r>
+              <w:rPr>
+                <w:rFonts w:ascii="Times New Roman" w:hAnsi="Times New Roman" w:cs="Times New Roman"/>
+              </w:rPr>
+              <w:t>E</w:t>
+            </w:r>
+          </w:p>
+        </w:tc>
+        <w:tc>
+          <w:tcPr>
+            <w:tcW w:w="1438" w:type="pct"/>
+            <w:tcMar>
+              <w:top w:w="60" w:type="dxa"/>
+              <w:left w:w="120" w:type="dxa"/>
+              <w:bottom w:w="30" w:type="dxa"/>
+              <w:right w:w="120" w:type="dxa"/>
+            </w:tcMar>
+            <w:vAlign w:val="center"/>
+          </w:tcPr>
+          <w:p>
+            <w:pPr>
+              <w:ind w:firstLineChars="0" w:firstLine="0"/>
+              <w:jc w:val="center"/>
+              <w:rPr>
+                <w:rFonts w:ascii="Times New Roman" w:hAnsi="Times New Roman" w:cs="Times New Roman"/>
+              </w:rPr>
+            </w:pPr>
+            <w:r>
+              <w:rPr>
+                <w:rFonts w:ascii="Times New Roman" w:hAnsi="Times New Roman" w:cs="Times New Roman"/>
+              </w:rPr>
+              <w:t>壳体比热容</w:t>
+            </w:r>
+          </w:p>
+        </w:tc>
+        <w:tc>
+          <w:tcPr>
+            <w:tcW w:w="862" w:type="pct"/>
+            <w:tcMar>
+              <w:top w:w="60" w:type="dxa"/>
+              <w:left w:w="120" w:type="dxa"/>
+              <w:bottom w:w="30" w:type="dxa"/>
+              <w:right w:w="120" w:type="dxa"/>
+            </w:tcMar>
+            <w:vAlign w:val="center"/>
+          </w:tcPr>
+          <w:p>
+            <w:pPr>
+              <w:ind w:firstLineChars="0" w:firstLine="0"/>
+              <w:jc w:val="center"/>
+              <w:rPr>
+                <w:rFonts w:ascii="Times New Roman" w:hAnsi="Times New Roman" w:cs="Times New Roman"/>
+              </w:rPr>
+            </w:pPr>
+            <w:r>
+              <w:rPr>
+                <w:rFonts w:ascii="Times New Roman" w:hAnsi="Times New Roman" w:cs="Times New Roman"/>
+              </w:rPr>
+              <w:t>J/(kg·℃)</w:t>
+            </w:r>
+          </w:p>
+        </w:tc>
+        <w:tc>
+          <w:tcPr>
+            <w:tcW w:w="2044" w:type="pct"/>
+            <w:vAlign w:val="center"/>
+          </w:tcPr>
+          <w:p>
+            <w:pPr>
+              <w:ind w:firstLineChars="0" w:firstLine="0"/>
+              <w:jc w:val="center"/>
+              <w:rPr>
+                <w:rFonts w:ascii="Times New Roman" w:hAnsi="Times New Roman" w:cs="Times New Roman"/>
+              </w:rPr>
+            </w:pPr>
+            <w:r>
+              <w:rPr>
+                <w:rFonts w:ascii="Times New Roman" w:hAnsi="Times New Roman" w:cs="Times New Roman"/>
+              </w:rPr>
+              <w:t>材料参数</w:t>
+            </w:r>
+          </w:p>
+        </w:tc>
+      </w:tr>
+      <w:tr>
+        <w:trPr>
+          <w:trHeight w:val="400"/>
+          <w:jc w:val="center"/>
+        </w:trPr>
+        <w:tc>
+          <w:tcPr>
+            <w:tcW w:w="656" w:type="pct"/>
+            <w:vAlign w:val="center"/>
+          </w:tcPr>
+          <w:p>
+            <w:pPr>
+              <w:ind w:firstLineChars="0" w:firstLine="0"/>
+              <w:jc w:val="center"/>
+              <w:rPr>
+                <w:rFonts w:ascii="Times New Roman" w:hAnsi="Times New Roman" w:cs="Times New Roman"/>
+              </w:rPr>
+            </w:pPr>
+            <w:r>
+              <w:rPr>
+                <w:rFonts w:ascii="Times New Roman" w:hAnsi="Times New Roman" w:cs="Times New Roman"/>
+              </w:rPr>
+              <w:t>F</w:t>
+            </w:r>
+          </w:p>
+        </w:tc>
+        <w:tc>
+          <w:tcPr>
+            <w:tcW w:w="1438" w:type="pct"/>
+            <w:tcMar>
+              <w:top w:w="60" w:type="dxa"/>
+              <w:left w:w="120" w:type="dxa"/>
+              <w:bottom w:w="30" w:type="dxa"/>
+              <w:right w:w="120" w:type="dxa"/>
+            </w:tcMar>
+            <w:vAlign w:val="center"/>
+          </w:tcPr>
+          <w:p>
+            <w:pPr>
+              <w:ind w:firstLineChars="0" w:firstLine="0"/>
+              <w:jc w:val="center"/>
+              <w:rPr>
+                <w:rFonts w:ascii="Times New Roman" w:hAnsi="Times New Roman" w:cs="Times New Roman"/>
+              </w:rPr>
+            </w:pPr>
+            <w:r>
+              <w:rPr>
+                <w:rFonts w:ascii="Times New Roman" w:hAnsi="Times New Roman" w:cs="Times New Roman"/>
+              </w:rPr>
+              <w:t>推进剂密度</w:t>
+            </w:r>
+          </w:p>
+        </w:tc>
+        <w:tc>
+          <w:tcPr>
+            <w:tcW w:w="862" w:type="pct"/>
+            <w:tcMar>
+              <w:top w:w="60" w:type="dxa"/>
+              <w:left w:w="120" w:type="dxa"/>
+              <w:bottom w:w="30" w:type="dxa"/>
+              <w:right w:w="120" w:type="dxa"/>
+            </w:tcMar>
+            <w:vAlign w:val="center"/>
+          </w:tcPr>
+          <w:p>
+            <w:pPr>
+              <w:ind w:firstLineChars="0" w:firstLine="0"/>
+              <w:jc w:val="center"/>
+              <w:rPr>
+                <w:rFonts w:ascii="Times New Roman" w:hAnsi="Times New Roman" w:cs="Times New Roman"/>
+              </w:rPr>
+            </w:pPr>
+            <m:oMathPara>
+              <m:oMath>
+                <m:r>
+                  <m:rPr>
+                    <m:sty m:val="p"/>
+                  </m:rPr>
+                  <w:rPr>
+                    <w:rFonts w:ascii="Cambria Math" w:hAnsi="Cambria Math" w:cs="Times New Roman"/>
+                  </w:rPr>
+                  <m:t>Kg/</m:t>
+                </m:r>
+                <m:sSup>
+                  <m:sSupPr>
+                    <m:ctrlPr>
+                      <w:rPr>
+                        <w:rFonts w:ascii="Cambria Math" w:hAnsi="Cambria Math" w:cs="Times New Roman"/>
+                      </w:rPr>
+                    </m:ctrlPr>
+                  </m:sSupPr>
+                  <m:e>
+                    <m:r>
+                      <m:rPr>
+                        <m:sty m:val="p"/>
+                      </m:rPr>
+                      <w:rPr>
+                        <w:rFonts w:ascii="Cambria Math" w:hAnsi="Cambria Math" w:cs="Times New Roman"/>
+                      </w:rPr>
+                      <m:t>m</m:t>
+                    </m:r>
+                  </m:e>
+                  <m:sup>
+                    <m:r>
+                      <m:rPr>
+                        <m:sty m:val="p"/>
+                      </m:rPr>
+                      <w:rPr>
+                        <w:rFonts w:ascii="Cambria Math" w:hAnsi="Cambria Math" w:cs="Times New Roman"/>
+                      </w:rPr>
+                      <m:t>3</m:t>
+                    </m:r>
+                  </m:sup>
+                </m:sSup>
+              </m:oMath>
+            </m:oMathPara>
+          </w:p>
+        </w:tc>
+        <w:tc>
+          <w:tcPr>
+            <w:tcW w:w="2044" w:type="pct"/>
+            <w:vAlign w:val="center"/>
+          </w:tcPr>
+          <w:p>
+            <w:pPr>
+              <w:ind w:firstLineChars="0" w:firstLine="0"/>
+              <w:jc w:val="center"/>
+              <w:rPr>
+                <w:rFonts w:ascii="Times New Roman" w:hAnsi="Times New Roman" w:cs="Times New Roman"/>
+              </w:rPr>
+            </w:pPr>
+            <w:r>
+              <w:rPr>
+                <w:rFonts w:ascii="Times New Roman" w:hAnsi="Times New Roman" w:cs="Times New Roman"/>
+              </w:rPr>
+              <w:t>材料参数</w:t>
+            </w:r>
+          </w:p>
+        </w:tc>
+      </w:tr>
+      <w:tr>
+        <w:trPr>
+          <w:trHeight w:val="400"/>
+          <w:jc w:val="center"/>
+        </w:trPr>
+        <w:tc>
+          <w:tcPr>
+            <w:tcW w:w="656" w:type="pct"/>
+            <w:vAlign w:val="center"/>
+          </w:tcPr>
+          <w:p>
+            <w:pPr>
+              <w:ind w:firstLineChars="0" w:firstLine="0"/>
+              <w:jc w:val="center"/>
+              <w:rPr>
+                <w:rFonts w:ascii="Times New Roman" w:hAnsi="Times New Roman" w:cs="Times New Roman"/>
+              </w:rPr>
+            </w:pPr>
+            <w:r>
+              <w:rPr>
+                <w:rFonts w:ascii="Times New Roman" w:hAnsi="Times New Roman" w:cs="Times New Roman"/>
+              </w:rPr>
+              <w:t>G</w:t>
+            </w:r>
+          </w:p>
+        </w:tc>
+        <w:tc>
+          <w:tcPr>
+            <w:tcW w:w="1438" w:type="pct"/>
+            <w:tcMar>
+              <w:top w:w="60" w:type="dxa"/>
+              <w:left w:w="120" w:type="dxa"/>
+              <w:bottom w:w="30" w:type="dxa"/>
+              <w:right w:w="120" w:type="dxa"/>
+            </w:tcMar>
+            <w:vAlign w:val="center"/>
+          </w:tcPr>
+          <w:p>
+            <w:pPr>
+              <w:ind w:firstLineChars="0" w:firstLine="0"/>
+              <w:jc w:val="center"/>
+              <w:rPr>
+                <w:rFonts w:ascii="Times New Roman" w:hAnsi="Times New Roman" w:cs="Times New Roman"/>
+              </w:rPr>
+            </w:pPr>
+            <w:r>
+              <w:rPr>
+                <w:rFonts w:ascii="Times New Roman" w:hAnsi="Times New Roman" w:cs="Times New Roman"/>
+              </w:rPr>
+              <w:t>推进剂弹性模量</w:t>
+            </w:r>
+          </w:p>
+        </w:tc>
+        <w:tc>
+          <w:tcPr>
+            <w:tcW w:w="862" w:type="pct"/>
+            <w:tcMar>
+              <w:top w:w="60" w:type="dxa"/>
+              <w:left w:w="120" w:type="dxa"/>
+              <w:bottom w:w="30" w:type="dxa"/>
+              <w:right w:w="120" w:type="dxa"/>
+            </w:tcMar>
+            <w:vAlign w:val="center"/>
+          </w:tcPr>
+          <w:p>
+            <w:pPr>
+              <w:ind w:firstLineChars="0" w:firstLine="0"/>
+              <w:jc w:val="center"/>
+              <w:rPr>
+                <w:rFonts w:ascii="Times New Roman" w:hAnsi="Times New Roman" w:cs="Times New Roman"/>
+              </w:rPr>
+            </w:pPr>
+            <w:r>
+              <w:rPr>
+                <w:rFonts w:ascii="Times New Roman" w:hAnsi="Times New Roman" w:cs="Times New Roman"/>
+              </w:rPr>
+              <w:t>×10</w:t>
+            </w:r>
+            <w:r>
+              <w:rPr>
+                <w:rFonts w:ascii="Times New Roman" w:hAnsi="Times New Roman" w:cs="Times New Roman"/>
+                <w:vertAlign w:val="superscript"/>
+              </w:rPr>
+              <w:t>3</w:t>
+            </w:r>
+            <w:r>
+              <w:rPr>
+                <w:rFonts w:ascii="Times New Roman" w:hAnsi="Times New Roman" w:cs="Times New Roman"/>
+              </w:rPr>
+              <w:t>MPa</w:t>
+            </w:r>
+          </w:p>
+        </w:tc>
+        <w:tc>
+          <w:tcPr>
+            <w:tcW w:w="2044" w:type="pct"/>
+            <w:vAlign w:val="center"/>
+          </w:tcPr>
+          <w:p>
+            <w:pPr>
+              <w:ind w:firstLineChars="0" w:firstLine="0"/>
+              <w:jc w:val="center"/>
+              <w:rPr>
+                <w:rFonts w:ascii="Times New Roman" w:hAnsi="Times New Roman" w:cs="Times New Roman"/>
+              </w:rPr>
+            </w:pPr>
+            <w:r>
+              <w:rPr>
+                <w:rFonts w:ascii="Times New Roman" w:hAnsi="Times New Roman" w:cs="Times New Roman"/>
+              </w:rPr>
+              <w:t>材料参数</w:t>
+            </w:r>
+          </w:p>
+        </w:tc>
+      </w:tr>
+      <w:tr>
+        <w:trPr>
+          <w:trHeight w:val="400"/>
+          <w:jc w:val="center"/>
+        </w:trPr>
+        <w:tc>
+          <w:tcPr>
+            <w:tcW w:w="656" w:type="pct"/>
+            <w:vAlign w:val="center"/>
+          </w:tcPr>
+          <w:p>
+            <w:pPr>
+              <w:ind w:firstLineChars="0" w:firstLine="0"/>
+              <w:jc w:val="center"/>
+              <w:rPr>
+                <w:rFonts w:ascii="Times New Roman" w:hAnsi="Times New Roman" w:cs="Times New Roman"/>
+              </w:rPr>
+            </w:pPr>
+            <w:r>
+              <w:rPr>
+                <w:rFonts w:ascii="Times New Roman" w:hAnsi="Times New Roman" w:cs="Times New Roman"/>
+              </w:rPr>
+              <w:t>H</w:t>
+            </w:r>
+          </w:p>
+        </w:tc>
+        <w:tc>
+          <w:tcPr>
+            <w:tcW w:w="1438" w:type="pct"/>
+            <w:tcMar>
+              <w:top w:w="60" w:type="dxa"/>
+              <w:left w:w="120" w:type="dxa"/>
+              <w:bottom w:w="30" w:type="dxa"/>
+              <w:right w:w="120" w:type="dxa"/>
+            </w:tcMar>
+            <w:vAlign w:val="center"/>
+          </w:tcPr>
+          <w:p>
+            <w:pPr>
+              <w:ind w:firstLineChars="0" w:firstLine="0"/>
+              <w:jc w:val="center"/>
+              <w:rPr>
+                <w:rFonts w:ascii="Times New Roman" w:hAnsi="Times New Roman" w:cs="Times New Roman"/>
+              </w:rPr>
+            </w:pPr>
+            <w:r>
+              <w:rPr>
+                <w:rFonts w:ascii="Times New Roman" w:hAnsi="Times New Roman" w:cs="Times New Roman"/>
+              </w:rPr>
+              <w:t>推进剂热导率</w:t>
+            </w:r>
+          </w:p>
+        </w:tc>
+        <w:tc>
+          <w:tcPr>
+            <w:tcW w:w="862" w:type="pct"/>
+            <w:tcMar>
+              <w:top w:w="60" w:type="dxa"/>
+              <w:left w:w="120" w:type="dxa"/>
+              <w:bottom w:w="30" w:type="dxa"/>
+              <w:right w:w="120" w:type="dxa"/>
+            </w:tcMar>
+            <w:vAlign w:val="center"/>
+          </w:tcPr>
+          <w:p>
+            <w:pPr>
+              <w:ind w:firstLineChars="0" w:firstLine="0"/>
+              <w:jc w:val="center"/>
+              <w:rPr>
+                <w:rFonts w:ascii="Times New Roman" w:hAnsi="Times New Roman" w:cs="Times New Roman"/>
+              </w:rPr>
+            </w:pPr>
+            <w:r>
+              <w:rPr>
+                <w:rFonts w:ascii="Times New Roman" w:hAnsi="Times New Roman" w:cs="Times New Roman"/>
+              </w:rPr>
+              <w:t>W/(m·℃)</w:t>
+            </w:r>
+          </w:p>
+        </w:tc>
+        <w:tc>
+          <w:tcPr>
+            <w:tcW w:w="2044" w:type="pct"/>
+            <w:vAlign w:val="center"/>
+          </w:tcPr>
+          <w:p>
+            <w:pPr>
+              <w:ind w:firstLineChars="0" w:firstLine="0"/>
+              <w:jc w:val="center"/>
+              <w:rPr>
+                <w:rFonts w:ascii="Times New Roman" w:hAnsi="Times New Roman" w:cs="Times New Roman"/>
+              </w:rPr>
+            </w:pPr>
+            <w:r>
+              <w:rPr>
+                <w:rFonts w:ascii="Times New Roman" w:hAnsi="Times New Roman" w:cs="Times New Roman"/>
+              </w:rPr>
+              <w:t>材料参数</w:t>
+            </w:r>
+          </w:p>
+        </w:tc>
+      </w:tr>
+      <w:tr>
+        <w:trPr>
+          <w:trHeight w:val="400"/>
+          <w:jc w:val="center"/>
+        </w:trPr>
+        <w:tc>
+          <w:tcPr>
+            <w:tcW w:w="656" w:type="pct"/>
+            <w:vAlign w:val="center"/>
+          </w:tcPr>
+          <w:p>
+            <w:pPr>
+              <w:ind w:firstLineChars="0" w:firstLine="0"/>
+              <w:jc w:val="center"/>
+              <w:rPr>
+                <w:rFonts w:ascii="Times New Roman" w:hAnsi="Times New Roman" w:cs="Times New Roman"/>
+              </w:rPr>
+            </w:pPr>
+            <w:r>
+              <w:rPr>
+                <w:rFonts w:ascii="Times New Roman" w:hAnsi="Times New Roman" w:cs="Times New Roman"/>
+              </w:rPr>
+              <w:t>I</w:t>
+            </w:r>
+          </w:p>
+        </w:tc>
+        <w:tc>
+          <w:tcPr>
+            <w:tcW w:w="1438" w:type="pct"/>
+            <w:tcMar>
+              <w:top w:w="60" w:type="dxa"/>
+              <w:left w:w="120" w:type="dxa"/>
+              <w:bottom w:w="30" w:type="dxa"/>
+              <w:right w:w="120" w:type="dxa"/>
+            </w:tcMar>
+            <w:vAlign w:val="center"/>
+          </w:tcPr>
+          <w:p>
+            <w:pPr>
+              <w:ind w:firstLineChars="0" w:firstLine="0"/>
+              <w:jc w:val="center"/>
+              <w:rPr>
+                <w:rFonts w:ascii="Times New Roman" w:hAnsi="Times New Roman" w:cs="Times New Roman"/>
+              </w:rPr>
+            </w:pPr>
+            <w:r>
+              <w:rPr>
+                <w:rFonts w:ascii="Times New Roman" w:hAnsi="Times New Roman" w:cs="Times New Roman"/>
+              </w:rPr>
+              <w:t>推进剂比热容</w:t>
+            </w:r>
+          </w:p>
+        </w:tc>
+        <w:tc>
+          <w:tcPr>
+            <w:tcW w:w="862" w:type="pct"/>
+            <w:tcMar>
+              <w:top w:w="60" w:type="dxa"/>
+              <w:left w:w="120" w:type="dxa"/>
+              <w:bottom w:w="30" w:type="dxa"/>
+              <w:right w:w="120" w:type="dxa"/>
+            </w:tcMar>
+            <w:vAlign w:val="center"/>
+          </w:tcPr>
+          <w:p>
+            <w:pPr>
+              <w:ind w:firstLineChars="0" w:firstLine="0"/>
+              <w:jc w:val="center"/>
+              <w:rPr>
+                <w:rFonts w:ascii="Times New Roman" w:hAnsi="Times New Roman" w:cs="Times New Roman"/>
+              </w:rPr>
+            </w:pPr>
+            <w:r>
+              <w:rPr>
+                <w:rFonts w:ascii="Times New Roman" w:hAnsi="Times New Roman" w:cs="Times New Roman"/>
+              </w:rPr>
+              <w:t>J/(kg·℃)</w:t>
+            </w:r>
+          </w:p>
+        </w:tc>
+        <w:tc>
+          <w:tcPr>
+            <w:tcW w:w="2044" w:type="pct"/>
+            <w:vAlign w:val="center"/>
+          </w:tcPr>
+          <w:p>
+            <w:pPr>
+              <w:ind w:firstLineChars="0" w:firstLine="0"/>
+              <w:jc w:val="center"/>
+              <w:rPr>
+                <w:rFonts w:ascii="Times New Roman" w:hAnsi="Times New Roman" w:cs="Times New Roman"/>
+              </w:rPr>
+            </w:pPr>
+            <w:r>
+              <w:rPr>
+                <w:rFonts w:ascii="Times New Roman" w:hAnsi="Times New Roman" w:cs="Times New Roman"/>
+              </w:rPr>
+              <w:t>材料参数</w:t>
+            </w:r>
+          </w:p>
+        </w:tc>
+      </w:tr>
+      <w:tr>
+        <w:trPr>
+          <w:trHeight w:val="400"/>
+          <w:jc w:val="center"/>
+        </w:trPr>
+        <w:tc>
+          <w:tcPr>
+            <w:tcW w:w="656" w:type="pct"/>
+            <w:vAlign w:val="center"/>
+          </w:tcPr>
+          <w:p>
+            <w:pPr>
+              <w:ind w:firstLineChars="0" w:firstLine="0"/>
+              <w:jc w:val="center"/>
+              <w:rPr>
+                <w:rFonts w:ascii="Times New Roman" w:hAnsi="Times New Roman" w:cs="Times New Roman"/>
+              </w:rPr>
+            </w:pPr>
+            <w:r>
+              <w:rPr>
+                <w:rFonts w:ascii="Times New Roman" w:hAnsi="Times New Roman" w:cs="Times New Roman"/>
+              </w:rPr>
+              <w:t>J</w:t>
+            </w:r>
+          </w:p>
+        </w:tc>
+        <w:tc>
+          <w:tcPr>
+            <w:tcW w:w="1438" w:type="pct"/>
+            <w:tcMar>
+              <w:top w:w="60" w:type="dxa"/>
+              <w:left w:w="120" w:type="dxa"/>
+              <w:bottom w:w="30" w:type="dxa"/>
+              <w:right w:w="120" w:type="dxa"/>
+            </w:tcMar>
+            <w:vAlign w:val="center"/>
+          </w:tcPr>
+          <w:p>
+            <w:pPr>
+              <w:ind w:firstLineChars="0" w:firstLine="0"/>
+              <w:jc w:val="center"/>
+              <w:rPr>
+                <w:rFonts w:ascii="Times New Roman" w:hAnsi="Times New Roman" w:cs="Times New Roman"/>
+              </w:rPr>
+            </w:pPr>
+            <w:r>
+              <w:rPr>
+                <w:rFonts w:ascii="Times New Roman" w:hAnsi="Times New Roman" w:cs="Times New Roman"/>
+              </w:rPr>
+              <w:t>发动机长</w:t>
+            </w:r>
+          </w:p>
+        </w:tc>
+        <w:tc>
+          <w:tcPr>
+            <w:tcW w:w="862" w:type="pct"/>
+            <w:tcMar>
+              <w:top w:w="60" w:type="dxa"/>
+              <w:left w:w="120" w:type="dxa"/>
+              <w:bottom w:w="30" w:type="dxa"/>
+              <w:right w:w="120" w:type="dxa"/>
+            </w:tcMar>
+            <w:vAlign w:val="center"/>
+          </w:tcPr>
+          <w:p>
+            <w:pPr>
+              <w:ind w:firstLineChars="0" w:firstLine="0"/>
+              <w:jc w:val="center"/>
+              <w:rPr>
+                <w:rFonts w:ascii="Times New Roman" w:hAnsi="Times New Roman" w:cs="Times New Roman"/>
+              </w:rPr>
+            </w:pPr>
+            <w:r>
+              <w:rPr>
+                <w:rFonts w:ascii="Times New Roman" w:hAnsi="Times New Roman" w:cs="Times New Roman"/>
+              </w:rPr>
+              <w:t>mm</w:t>
+            </w:r>
+          </w:p>
+        </w:tc>
+        <w:tc>
+          <w:tcPr>
+            <w:tcW w:w="2044" w:type="pct"/>
+            <w:vAlign w:val="center"/>
+          </w:tcPr>
+          <w:p>
+            <w:pPr>
+              <w:ind w:firstLineChars="0" w:firstLine="0"/>
+              <w:jc w:val="center"/>
+              <w:rPr>
+                <w:rFonts w:ascii="Times New Roman" w:hAnsi="Times New Roman" w:cs="Times New Roman"/>
+              </w:rPr>
+            </w:pPr>
+            <w:r>
+              <w:rPr>
+                <w:rFonts w:ascii="Times New Roman" w:hAnsi="Times New Roman" w:cs="Times New Roman"/>
+              </w:rPr>
+              <w:t>几何参数</w:t>
+            </w:r>
+          </w:p>
+        </w:tc>
+      </w:tr>
+      <w:tr>
+        <w:trPr>
+          <w:trHeight w:val="400"/>
+          <w:jc w:val="center"/>
+        </w:trPr>
+        <w:tc>
+          <w:tcPr>
+            <w:tcW w:w="656" w:type="pct"/>
+            <w:vAlign w:val="center"/>
+          </w:tcPr>
+          <w:p>
+            <w:pPr>
+              <w:ind w:firstLineChars="0" w:firstLine="0"/>
+              <w:jc w:val="center"/>
+              <w:rPr>
+                <w:rFonts w:ascii="Times New Roman" w:hAnsi="Times New Roman" w:cs="Times New Roman"/>
+              </w:rPr>
+            </w:pPr>
+            <w:r>
+              <w:rPr>
+                <w:rFonts w:ascii="Times New Roman" w:hAnsi="Times New Roman" w:cs="Times New Roman"/>
+              </w:rPr>
+              <w:t>K</w:t>
+            </w:r>
+          </w:p>
+        </w:tc>
+        <w:tc>
+          <w:tcPr>
+            <w:tcW w:w="1438" w:type="pct"/>
+            <w:tcMar>
+              <w:top w:w="60" w:type="dxa"/>
+              <w:left w:w="120" w:type="dxa"/>
+              <w:bottom w:w="30" w:type="dxa"/>
+              <w:right w:w="120" w:type="dxa"/>
+            </w:tcMar>
+            <w:vAlign w:val="center"/>
+          </w:tcPr>
+          <w:p>
+            <w:pPr>
+              <w:ind w:firstLineChars="0" w:firstLine="0"/>
+              <w:jc w:val="center"/>
+              <w:rPr>
+                <w:rFonts w:ascii="Times New Roman" w:hAnsi="Times New Roman" w:cs="Times New Roman"/>
+              </w:rPr>
+            </w:pPr>
+            <w:r>
+              <w:rPr>
+                <w:rFonts w:ascii="Times New Roman" w:hAnsi="Times New Roman" w:cs="Times New Roman"/>
+              </w:rPr>
+              <w:t>发动机直径</w:t>
+            </w:r>
+          </w:p>
+        </w:tc>
+        <w:tc>
+          <w:tcPr>
+            <w:tcW w:w="862" w:type="pct"/>
+            <w:tcMar>
+              <w:top w:w="60" w:type="dxa"/>
+              <w:left w:w="120" w:type="dxa"/>
+              <w:bottom w:w="30" w:type="dxa"/>
+              <w:right w:w="120" w:type="dxa"/>
+            </w:tcMar>
+            <w:vAlign w:val="center"/>
+          </w:tcPr>
+          <w:p>
+            <w:pPr>
+              <w:ind w:firstLineChars="0" w:firstLine="0"/>
+              <w:jc w:val="center"/>
+              <w:rPr>
+                <w:rFonts w:ascii="Times New Roman" w:hAnsi="Times New Roman" w:cs="Times New Roman"/>
+              </w:rPr>
+            </w:pPr>
+            <w:r>
+              <w:rPr>
+                <w:rFonts w:ascii="Times New Roman" w:hAnsi="Times New Roman" w:cs="Times New Roman"/>
+              </w:rPr>
+              <w:t>mm</w:t>
+            </w:r>
+          </w:p>
+        </w:tc>
+        <w:tc>
+          <w:tcPr>
+            <w:tcW w:w="2044" w:type="pct"/>
+            <w:vAlign w:val="center"/>
+          </w:tcPr>
+          <w:p>
+            <w:pPr>
+              <w:ind w:firstLineChars="0" w:firstLine="0"/>
+              <w:jc w:val="center"/>
+              <w:rPr>
+                <w:rFonts w:ascii="Times New Roman" w:hAnsi="Times New Roman" w:cs="Times New Roman"/>
+              </w:rPr>
+            </w:pPr>
+            <w:r>
+              <w:rPr>
+                <w:rFonts w:ascii="Times New Roman" w:hAnsi="Times New Roman" w:cs="Times New Roman"/>
+              </w:rPr>
+              <w:t>几何参数</w:t>
+            </w:r>
+          </w:p>
+        </w:tc>
+      </w:tr>
+      <w:tr>
+        <w:trPr>
+          <w:trHeight w:val="400"/>
+          <w:jc w:val="center"/>
+        </w:trPr>
+        <w:tc>
+          <w:tcPr>
+            <w:tcW w:w="656" w:type="pct"/>
+            <w:vAlign w:val="center"/>
+          </w:tcPr>
+          <w:p>
+            <w:pPr>
+              <w:ind w:firstLineChars="0" w:firstLine="0"/>
+              <w:jc w:val="center"/>
+              <w:rPr>
+                <w:rFonts w:ascii="Times New Roman" w:hAnsi="Times New Roman" w:cs="Times New Roman"/>
+              </w:rPr>
+            </w:pPr>
+            <w:r>
+              <w:rPr>
+                <w:rFonts w:ascii="Times New Roman" w:hAnsi="Times New Roman" w:cs="Times New Roman"/>
+              </w:rPr>
+              <w:t>L</w:t>
+            </w:r>
+          </w:p>
+        </w:tc>
+        <w:tc>
+          <w:tcPr>
+            <w:tcW w:w="1438" w:type="pct"/>
+            <w:tcMar>
+              <w:top w:w="60" w:type="dxa"/>
+              <w:left w:w="120" w:type="dxa"/>
+              <w:bottom w:w="30" w:type="dxa"/>
+              <w:right w:w="120" w:type="dxa"/>
+            </w:tcMar>
+            <w:vAlign w:val="center"/>
+          </w:tcPr>
+          <w:p>
+            <w:pPr>
+              <w:ind w:firstLineChars="0" w:firstLine="0"/>
+              <w:jc w:val="center"/>
+              <w:rPr>
+                <w:rFonts w:ascii="Times New Roman" w:hAnsi="Times New Roman" w:cs="Times New Roman"/>
+              </w:rPr>
+            </w:pPr>
+            <w:r>
+              <w:rPr>
+                <w:rFonts w:ascii="Times New Roman" w:hAnsi="Times New Roman" w:cs="Times New Roman"/>
+              </w:rPr>
+              <w:t>壳体厚度</w:t>
+            </w:r>
+          </w:p>
+        </w:tc>
+        <w:tc>
+          <w:tcPr>
+            <w:tcW w:w="862" w:type="pct"/>
+            <w:tcMar>
+              <w:top w:w="60" w:type="dxa"/>
+              <w:left w:w="120" w:type="dxa"/>
+              <w:bottom w:w="30" w:type="dxa"/>
+              <w:right w:w="120" w:type="dxa"/>
+            </w:tcMar>
+            <w:vAlign w:val="center"/>
+          </w:tcPr>
+          <w:p>
+            <w:pPr>
+              <w:ind w:firstLineChars="0" w:firstLine="0"/>
+              <w:jc w:val="center"/>
+              <w:rPr>
+                <w:rFonts w:ascii="Times New Roman" w:hAnsi="Times New Roman" w:cs="Times New Roman"/>
+              </w:rPr>
+            </w:pPr>
+            <w:r>
+              <w:rPr>
+                <w:rFonts w:ascii="Times New Roman" w:hAnsi="Times New Roman" w:cs="Times New Roman"/>
+              </w:rPr>
+              <w:t>mm</w:t>
+            </w:r>
+          </w:p>
+        </w:tc>
+        <w:tc>
+          <w:tcPr>
+            <w:tcW w:w="2044" w:type="pct"/>
+            <w:vAlign w:val="center"/>
+          </w:tcPr>
+          <w:p>
+            <w:pPr>
+              <w:ind w:firstLineChars="0" w:firstLine="0"/>
+              <w:jc w:val="center"/>
+              <w:rPr>
+                <w:rFonts w:ascii="Times New Roman" w:hAnsi="Times New Roman" w:cs="Times New Roman"/>
+              </w:rPr>
+            </w:pPr>
+            <w:r>
+              <w:rPr>
+                <w:rFonts w:ascii="Times New Roman" w:hAnsi="Times New Roman" w:cs="Times New Roman"/>
+              </w:rPr>
+              <w:t>几何参数</w:t>
+            </w:r>
+          </w:p>
+        </w:tc>
+      </w:tr>
+      <w:tr>
+        <w:trPr>
+          <w:trHeight w:val="400"/>
+          <w:jc w:val="center"/>
+        </w:trPr>
+        <w:tc>
+          <w:tcPr>
+            <w:tcW w:w="656" w:type="pct"/>
+            <w:vAlign w:val="center"/>
+          </w:tcPr>
+          <w:p>
+            <w:pPr>
+              <w:ind w:firstLineChars="0" w:firstLine="0"/>
+              <w:jc w:val="center"/>
+              <w:rPr>
+                <w:rFonts w:ascii="Times New Roman" w:hAnsi="Times New Roman" w:cs="Times New Roman"/>
+              </w:rPr>
+            </w:pPr>
+            <w:r>
+              <w:rPr>
+                <w:rFonts w:ascii="Times New Roman" w:hAnsi="Times New Roman" w:cs="Times New Roman"/>
+              </w:rPr>
+              <w:t>M</w:t>
+            </w:r>
+          </w:p>
+        </w:tc>
+        <w:tc>
+          <w:tcPr>
+            <w:tcW w:w="1438" w:type="pct"/>
+            <w:tcMar>
+              <w:top w:w="60" w:type="dxa"/>
+              <w:left w:w="120" w:type="dxa"/>
+              <w:bottom w:w="30" w:type="dxa"/>
+              <w:right w:w="120" w:type="dxa"/>
+            </w:tcMar>
+            <w:vAlign w:val="center"/>
+          </w:tcPr>
+          <w:p>
+            <w:pPr>
+              <w:ind w:firstLineChars="0" w:firstLine="0"/>
+              <w:jc w:val="center"/>
+              <w:rPr>
+                <w:rFonts w:ascii="Times New Roman" w:hAnsi="Times New Roman" w:cs="Times New Roman"/>
+              </w:rPr>
+            </w:pPr>
+            <w:r>
+              <w:rPr>
+                <w:rFonts w:ascii="Times New Roman" w:hAnsi="Times New Roman" w:cs="Times New Roman"/>
+              </w:rPr>
+              <w:t>跌落高度</w:t>
+            </w:r>
+          </w:p>
+        </w:tc>
+        <w:tc>
+          <w:tcPr>
+            <w:tcW w:w="862" w:type="pct"/>
+            <w:tcMar>
+              <w:top w:w="60" w:type="dxa"/>
+              <w:left w:w="120" w:type="dxa"/>
+              <w:bottom w:w="30" w:type="dxa"/>
+              <w:right w:w="120" w:type="dxa"/>
+            </w:tcMar>
+            <w:vAlign w:val="center"/>
+          </w:tcPr>
+          <w:p>
+            <w:pPr>
+              <w:ind w:firstLineChars="0" w:firstLine="0"/>
+              <w:jc w:val="center"/>
+              <w:rPr>
+                <w:rFonts w:ascii="Times New Roman" w:hAnsi="Times New Roman" w:cs="Times New Roman"/>
+              </w:rPr>
+            </w:pPr>
+            <w:r>
+              <w:rPr>
+                <w:rFonts w:ascii="Times New Roman" w:hAnsi="Times New Roman" w:cs="Times New Roman"/>
+              </w:rPr>
+              <w:t>mm</w:t>
+            </w:r>
+          </w:p>
+        </w:tc>
+        <w:tc>
+          <w:tcPr>
+            <w:tcW w:w="2044" w:type="pct"/>
+            <w:vAlign w:val="center"/>
+          </w:tcPr>
+          <w:p>
+            <w:pPr>
+              <w:ind w:firstLineChars="0" w:firstLine="0"/>
+              <w:jc w:val="center"/>
+              <w:rPr>
+                <w:rFonts w:ascii="Times New Roman" w:hAnsi="Times New Roman" w:cs="Times New Roman"/>
+              </w:rPr>
+            </w:pPr>
+            <w:r>
+              <w:rPr>
+                <w:rFonts w:ascii="Times New Roman" w:hAnsi="Times New Roman" w:cs="Times New Roman"/>
+              </w:rPr>
+              <w:t>工况参数</w:t>
+            </w:r>
+          </w:p>
+        </w:tc>
+      </w:tr>
+      <w:tr>
+        <w:trPr>
+          <w:trHeight w:val="400"/>
+          <w:jc w:val="center"/>
+        </w:trPr>
+        <w:tc>
+          <w:tcPr>
+            <w:tcW w:w="656" w:type="pct"/>
+            <w:vAlign w:val="center"/>
+          </w:tcPr>
+          <w:p>
+            <w:pPr>
+              <w:ind w:firstLineChars="0" w:firstLine="0"/>
+              <w:jc w:val="center"/>
+              <w:rPr>
+                <w:rFonts w:ascii="Times New Roman" w:hAnsi="Times New Roman" w:cs="Times New Roman"/>
+              </w:rPr>
+            </w:pPr>
+            <m:oMathPara>
+              <m:oMath>
+                <m:sSub>
+                  <m:sSubPr>
+                    <m:ctrlPr>
+                      <w:rPr>
+                        <w:rFonts w:ascii="Cambria Math" w:hAnsi="Cambria Math" w:cs="Times New Roman"/>
+                      </w:rPr>
+                    </m:ctrlPr>
+                  </m:sSubPr>
+                  <m:e>
+                    <m:r>
+                      <m:rPr>
+                        <m:sty m:val="p"/>
+                      </m:rPr>
+                      <w:rPr>
+                        <w:rFonts w:ascii="Cambria Math" w:hAnsi="Cambria Math" w:cs="Times New Roman"/>
+                      </w:rPr>
+                      <m:t>σ</m:t>
+                    </m:r>
+                  </m:e>
+                  <m:sub>
+                    <m:r>
+                      <m:rPr>
+                        <m:sty m:val="p"/>
+                      </m:rPr>
+                      <w:rPr>
+                        <w:rFonts w:ascii="Cambria Math" w:hAnsi="Cambria Math" w:cs="Times New Roman"/>
+                      </w:rPr>
+                      <m:t>i</m:t>
+                    </m:r>
+                  </m:sub>
+                </m:sSub>
+              </m:oMath>
+            </m:oMathPara>
+          </w:p>
+        </w:tc>
+        <w:tc>
+          <w:tcPr>
+            <w:tcW w:w="1438" w:type="pct"/>
+            <w:tcMar>
+              <w:top w:w="60" w:type="dxa"/>
+              <w:left w:w="120" w:type="dxa"/>
+              <w:bottom w:w="30" w:type="dxa"/>
+              <w:right w:w="120" w:type="dxa"/>
+            </w:tcMar>
+            <w:vAlign w:val="center"/>
+          </w:tcPr>
+          <w:p>
+            <w:pPr>
+              <w:ind w:firstLineChars="0" w:firstLine="0"/>
+              <w:jc w:val="center"/>
+              <w:rPr>
+                <w:rFonts w:ascii="Times New Roman" w:hAnsi="Times New Roman" w:cs="Times New Roman"/>
+              </w:rPr>
+            </w:pPr>
+            <w:r>
+              <w:rPr>
+                <w:rFonts w:ascii="Times New Roman" w:hAnsi="Times New Roman" w:cs="Times New Roman"/>
+              </w:rPr>
+              <w:t>应力</w:t>
+            </w:r>
+          </w:p>
+        </w:tc>
+        <w:tc>
+          <w:tcPr>
+            <w:tcW w:w="862" w:type="pct"/>
+            <w:tcMar>
+              <w:top w:w="60" w:type="dxa"/>
+              <w:left w:w="120" w:type="dxa"/>
+              <w:bottom w:w="30" w:type="dxa"/>
+              <w:right w:w="120" w:type="dxa"/>
+            </w:tcMar>
+            <w:vAlign w:val="center"/>
+          </w:tcPr>
+          <w:p>
+            <w:pPr>
+              <w:ind w:firstLineChars="0" w:firstLine="0"/>
+              <w:jc w:val="center"/>
+              <w:rPr>
+                <w:rFonts w:ascii="Times New Roman" w:hAnsi="Times New Roman" w:cs="Times New Roman"/>
+              </w:rPr>
+            </w:pPr>
+            <w:r>
+              <w:rPr>
+                <w:rFonts w:ascii="Times New Roman" w:hAnsi="Times New Roman" w:cs="Times New Roman"/>
+              </w:rPr>
+              <w:t>MPa</w:t>
+            </w:r>
+          </w:p>
+        </w:tc>
+        <w:tc>
+          <w:tcPr>
+            <w:tcW w:w="2044" w:type="pct"/>
+            <w:vAlign w:val="center"/>
+          </w:tcPr>
+          <w:p>
+            <w:pPr>
+              <w:ind w:firstLineChars="0" w:firstLine="0"/>
+              <w:jc w:val="center"/>
+              <w:rPr>
+                <w:rFonts w:ascii="Times New Roman" w:hAnsi="Times New Roman" w:cs="Times New Roman"/>
+              </w:rPr>
+            </w:pPr>
+            <w:r>
+              <w:rPr>
+                <w:rFonts w:ascii="Times New Roman" w:hAnsi="Times New Roman" w:cs="Times New Roman"/>
+              </w:rPr>
+              <w:t>第</w:t>
+            </w:r>
+            <w:r>
+              <w:rPr>
+                <w:rFonts w:ascii="Times New Roman" w:hAnsi="Times New Roman" w:cs="Times New Roman"/>
+              </w:rPr>
+              <w:t xml:space="preserve"> </w:t>
+            </w:r>
+            <w:proofErr w:type="spellStart"/>
+            <w:r>
+              <w:rPr>
+                <w:rFonts w:ascii="Times New Roman" w:hAnsi="Times New Roman" w:cs="Times New Roman"/>
+              </w:rPr>
+              <w:t>i</w:t>
+            </w:r>
+            <w:proofErr w:type="spellEnd"/>
+            <w:r>
+              <w:rPr>
+                <w:rFonts w:ascii="Times New Roman" w:hAnsi="Times New Roman" w:cs="Times New Roman"/>
+              </w:rPr>
+              <w:t xml:space="preserve"> </w:t>
+            </w:r>
+            <w:proofErr w:type="gramStart"/>
+            <w:r>
+              <w:rPr>
+                <w:rFonts w:ascii="Times New Roman" w:hAnsi="Times New Roman" w:cs="Times New Roman"/>
+              </w:rPr>
+              <w:t>个</w:t>
+            </w:r>
+            <w:proofErr w:type="gramEnd"/>
+            <w:r>
+              <w:rPr>
+                <w:rFonts w:ascii="Times New Roman" w:hAnsi="Times New Roman" w:cs="Times New Roman"/>
+              </w:rPr>
+              <w:t>监测点应力值（</w:t>
+            </w:r>
+            <w:proofErr w:type="spellStart"/>
+            <w:r>
+              <w:rPr>
+                <w:rFonts w:ascii="Times New Roman" w:hAnsi="Times New Roman" w:cs="Times New Roman"/>
+              </w:rPr>
+              <w:t>i</w:t>
+            </w:r>
+            <w:proofErr w:type="spellEnd"/>
+            <w:r>
+              <w:rPr>
+                <w:rFonts w:ascii="Times New Roman" w:hAnsi="Times New Roman" w:cs="Times New Roman"/>
+              </w:rPr>
+              <w:t>=1-120</w:t>
+            </w:r>
+            <w:r>
+              <w:rPr>
+                <w:rFonts w:ascii="Times New Roman" w:hAnsi="Times New Roman" w:cs="Times New Roman"/>
+              </w:rPr>
+              <w:t>）</w:t>
+            </w:r>
+          </w:p>
+        </w:tc>
+      </w:tr>
+      <w:tr>
+        <w:trPr>
+          <w:trHeight w:val="400"/>
+          <w:jc w:val="center"/>
+        </w:trPr>
+        <w:tc>
+          <w:tcPr>
+            <w:tcW w:w="656" w:type="pct"/>
+            <w:vAlign w:val="center"/>
+          </w:tcPr>
+          <w:p>
+            <w:pPr>
+              <w:ind w:firstLineChars="0" w:firstLine="0"/>
+              <w:jc w:val="center"/>
+              <w:rPr>
+                <w:rFonts w:ascii="Times New Roman" w:hAnsi="Times New Roman" w:cs="Times New Roman"/>
+              </w:rPr>
+            </w:pPr>
+            <m:oMathPara>
+              <m:oMath>
+                <m:sSub>
+                  <m:sSubPr>
+                    <m:ctrlPr>
+                      <w:rPr>
+                        <w:rFonts w:ascii="Cambria Math" w:hAnsi="Cambria Math" w:cs="Times New Roman"/>
+                      </w:rPr>
+                    </m:ctrlPr>
+                  </m:sSubPr>
+                  <m:e>
+                    <m:r>
+                      <m:rPr>
+                        <m:sty m:val="p"/>
+                      </m:rPr>
+                      <w:rPr>
+                        <w:rFonts w:ascii="Cambria Math" w:hAnsi="Cambria Math" w:cs="Times New Roman"/>
+                      </w:rPr>
+                      <m:t>ε</m:t>
+                    </m:r>
+                  </m:e>
+                  <m:sub>
+                    <m:r>
+                      <m:rPr>
+                        <m:sty m:val="p"/>
+                      </m:rPr>
+                      <w:rPr>
+                        <w:rFonts w:ascii="Cambria Math" w:hAnsi="Cambria Math" w:cs="Times New Roman"/>
+                      </w:rPr>
+                      <m:t>i</m:t>
+                    </m:r>
+                  </m:sub>
+                </m:sSub>
+              </m:oMath>
+            </m:oMathPara>
+          </w:p>
+        </w:tc>
+        <w:tc>
+          <w:tcPr>
+            <w:tcW w:w="1438" w:type="pct"/>
+            <w:tcMar>
+              <w:top w:w="60" w:type="dxa"/>
+              <w:left w:w="120" w:type="dxa"/>
+              <w:bottom w:w="30" w:type="dxa"/>
+              <w:right w:w="120" w:type="dxa"/>
+            </w:tcMar>
+            <w:vAlign w:val="center"/>
+          </w:tcPr>
+          <w:p>
+            <w:pPr>
+              <w:ind w:firstLineChars="0" w:firstLine="0"/>
+              <w:jc w:val="center"/>
+              <w:rPr>
+                <w:rFonts w:ascii="Times New Roman" w:hAnsi="Times New Roman" w:cs="Times New Roman"/>
+              </w:rPr>
+            </w:pPr>
+            <w:r>
+              <w:rPr>
+                <w:rFonts w:ascii="Times New Roman" w:hAnsi="Times New Roman" w:cs="Times New Roman"/>
+              </w:rPr>
+              <w:t>应变</w:t>
+            </w:r>
+          </w:p>
+        </w:tc>
+        <w:tc>
+          <w:tcPr>
+            <w:tcW w:w="862" w:type="pct"/>
+            <w:tcMar>
+              <w:top w:w="60" w:type="dxa"/>
+              <w:left w:w="120" w:type="dxa"/>
+              <w:bottom w:w="30" w:type="dxa"/>
+              <w:right w:w="120" w:type="dxa"/>
+            </w:tcMar>
+            <w:vAlign w:val="center"/>
+          </w:tcPr>
+          <w:p>
+            <w:pPr>
+              <w:ind w:firstLineChars="0" w:firstLine="0"/>
+              <w:jc w:val="center"/>
+              <w:rPr>
+                <w:rFonts w:ascii="Times New Roman" w:hAnsi="Times New Roman" w:cs="Times New Roman"/>
+              </w:rPr>
+            </w:pPr>
+            <w:r>
+              <w:rPr>
+                <w:rFonts w:ascii="Times New Roman" w:hAnsi="Times New Roman" w:cs="Times New Roman"/>
+              </w:rPr>
+              <w:t>—</w:t>
+            </w:r>
+          </w:p>
+        </w:tc>
+        <w:tc>
+          <w:tcPr>
+            <w:tcW w:w="2044" w:type="pct"/>
+            <w:vAlign w:val="center"/>
+          </w:tcPr>
+          <w:p>
+            <w:pPr>
+              <w:ind w:firstLineChars="0" w:firstLine="0"/>
+              <w:jc w:val="center"/>
+              <w:rPr>
+                <w:rFonts w:ascii="Times New Roman" w:hAnsi="Times New Roman" w:cs="Times New Roman"/>
+              </w:rPr>
+            </w:pPr>
+            <w:r>
+              <w:rPr>
+                <w:rFonts w:ascii="Times New Roman" w:hAnsi="Times New Roman" w:cs="Times New Roman"/>
+              </w:rPr>
+              <w:t>第</w:t>
+            </w:r>
+            <w:r>
+              <w:rPr>
+                <w:rFonts w:ascii="Times New Roman" w:hAnsi="Times New Roman" w:cs="Times New Roman"/>
+              </w:rPr>
+              <w:t xml:space="preserve"> </w:t>
+            </w:r>
+            <w:proofErr w:type="spellStart"/>
+            <w:r>
+              <w:rPr>
+                <w:rFonts w:ascii="Times New Roman" w:hAnsi="Times New Roman" w:cs="Times New Roman"/>
+              </w:rPr>
+              <w:t>i</w:t>
+            </w:r>
+            <w:proofErr w:type="spellEnd"/>
+            <w:r>
+              <w:rPr>
+                <w:rFonts w:ascii="Times New Roman" w:hAnsi="Times New Roman" w:cs="Times New Roman"/>
+              </w:rPr>
+              <w:t xml:space="preserve"> </w:t>
+            </w:r>
+            <w:proofErr w:type="gramStart"/>
+            <w:r>
+              <w:rPr>
+                <w:rFonts w:ascii="Times New Roman" w:hAnsi="Times New Roman" w:cs="Times New Roman"/>
+              </w:rPr>
+              <w:t>个</w:t>
+            </w:r>
+            <w:proofErr w:type="gramEnd"/>
+            <w:r>
+              <w:rPr>
+                <w:rFonts w:ascii="Times New Roman" w:hAnsi="Times New Roman" w:cs="Times New Roman"/>
+              </w:rPr>
+              <w:t>监测点应变值（</w:t>
+            </w:r>
+            <w:proofErr w:type="spellStart"/>
+            <w:r>
+              <w:rPr>
+                <w:rFonts w:ascii="Times New Roman" w:hAnsi="Times New Roman" w:cs="Times New Roman"/>
+              </w:rPr>
+              <w:t>i</w:t>
+            </w:r>
+            <w:proofErr w:type="spellEnd"/>
+            <w:r>
+              <w:rPr>
+                <w:rFonts w:ascii="Times New Roman" w:hAnsi="Times New Roman" w:cs="Times New Roman"/>
+              </w:rPr>
+              <w:t>=1-120</w:t>
+            </w:r>
+            <w:r>
+              <w:rPr>
+                <w:rFonts w:ascii="Times New Roman" w:hAnsi="Times New Roman" w:cs="Times New Roman"/>
+              </w:rPr>
+              <w:t>）</w:t>
+            </w:r>
+          </w:p>
+        </w:tc>
+      </w:tr>
+      <w:tr>
+        <w:trPr>
+          <w:trHeight w:val="400"/>
+          <w:jc w:val="center"/>
+        </w:trPr>
+        <w:tc>
+          <w:tcPr>
+            <w:tcW w:w="656" w:type="pct"/>
+            <w:vAlign w:val="center"/>
+          </w:tcPr>
+          <w:p>
+            <w:pPr>
+              <w:spacing w:line="240" w:lineRule="auto"/>
+              <w:ind w:firstLine="480"/>
+              <w:jc w:val="center"/>
+              <w:rPr>
+                <w:rFonts w:ascii="Times New Roman" w:hAnsi="Times New Roman" w:cs="Times New Roman"/>
+              </w:rPr>
+            </w:pPr>
+            <m:oMathPara>
+              <m:oMath>
+                <m:sSub>
+                  <m:sSubPr>
+                    <m:ctrlPr>
+                      <w:rPr>
+                        <w:rFonts w:ascii="Cambria Math" w:hAnsi="Cambria Math" w:cs="Times New Roman"/>
+                      </w:rPr>
+                    </m:ctrlPr>
+                  </m:sSubPr>
+                  <m:e>
+                    <m:r>
+                      <w:rPr>
+                        <w:rFonts w:ascii="Cambria Math" w:hAnsi="Cambria Math" w:cs="Times New Roman"/>
+                      </w:rPr>
+                      <m:t>T</m:t>
+                    </m:r>
+                  </m:e>
+                  <m:sub>
+                    <m:r>
+                      <w:rPr>
+                        <w:rFonts w:ascii="Cambria Math" w:hAnsi="Cambria Math" w:cs="Times New Roman"/>
+                      </w:rPr>
+                      <m:t>i</m:t>
+                    </m:r>
+                  </m:sub>
+                </m:sSub>
+              </m:oMath>
+            </m:oMathPara>
+          </w:p>
+        </w:tc>
+        <w:tc>
+          <w:tcPr>
+            <w:tcW w:w="1438" w:type="pct"/>
+            <w:tcMar>
+              <w:top w:w="60" w:type="dxa"/>
+              <w:left w:w="120" w:type="dxa"/>
+              <w:bottom w:w="30" w:type="dxa"/>
+              <w:right w:w="120" w:type="dxa"/>
+            </w:tcMar>
+            <w:vAlign w:val="center"/>
+          </w:tcPr>
+          <w:p>
+            <w:pPr>
+              <w:spacing w:line="240" w:lineRule="auto"/>
+              <w:ind w:firstLineChars="0" w:firstLine="0"/>
+              <w:jc w:val="center"/>
+              <w:rPr>
+                <w:rFonts w:ascii="Times New Roman" w:hAnsi="Times New Roman" w:cs="Times New Roman"/>
+              </w:rPr>
+            </w:pPr>
+            <w:r>
+              <w:rPr>
+                <w:rFonts w:ascii="Times New Roman" w:hAnsi="Times New Roman" w:cs="Times New Roman"/>
+              </w:rPr>
+              <w:t>温度</w:t>
+            </w:r>
+          </w:p>
+        </w:tc>
+        <w:tc>
+          <w:tcPr>
+            <w:tcW w:w="862" w:type="pct"/>
+            <w:tcMar>
+              <w:top w:w="60" w:type="dxa"/>
+              <w:left w:w="120" w:type="dxa"/>
+              <w:bottom w:w="30" w:type="dxa"/>
+              <w:right w:w="120" w:type="dxa"/>
+            </w:tcMar>
+            <w:vAlign w:val="center"/>
+          </w:tcPr>
+          <w:p>
+            <w:pPr>
+              <w:spacing w:line="240" w:lineRule="auto"/>
+              <w:ind w:firstLineChars="0" w:firstLine="0"/>
+              <w:jc w:val="center"/>
+              <w:rPr>
+                <w:rFonts w:ascii="Times New Roman" w:hAnsi="Times New Roman" w:cs="Times New Roman"/>
+              </w:rPr>
+            </w:pPr>
+            <w:r>
+              <w:rPr>
+                <w:rFonts w:ascii="Times New Roman" w:hAnsi="Times New Roman" w:cs="Times New Roman"/>
+              </w:rPr>
+              <w:t>℃</w:t>
+            </w:r>
+          </w:p>
+        </w:tc>
+        <w:tc>
+          <w:tcPr>
+            <w:tcW w:w="2044" w:type="pct"/>
+            <w:vAlign w:val="center"/>
+          </w:tcPr>
+          <w:p>
+            <w:pPr>
+              <w:spacing w:line="240" w:lineRule="auto"/>
+              <w:ind w:firstLine="480"/>
+              <w:jc w:val="center"/>
+              <w:rPr>
+                <w:rFonts w:ascii="Times New Roman" w:hAnsi="Times New Roman" w:cs="Times New Roman"/>
+              </w:rPr>
+            </w:pPr>
+            <w:r>
+              <w:rPr>
+                <w:rFonts w:ascii="Times New Roman" w:hAnsi="Times New Roman" w:cs="Times New Roman"/>
+              </w:rPr>
+              <w:t>第</w:t>
+            </w:r>
+            <w:r>
+              <w:rPr>
+                <w:rFonts w:ascii="Times New Roman" w:hAnsi="Times New Roman" w:cs="Times New Roman"/>
+              </w:rPr>
+              <w:t xml:space="preserve"> </w:t>
+            </w:r>
+            <w:proofErr w:type="spellStart"/>
+            <w:r>
+              <w:rPr>
+                <w:rFonts w:ascii="Times New Roman" w:hAnsi="Times New Roman" w:cs="Times New Roman"/>
+              </w:rPr>
+              <w:t>i</w:t>
+            </w:r>
+            <w:proofErr w:type="spellEnd"/>
+            <w:r>
+              <w:rPr>
+                <w:rFonts w:ascii="Times New Roman" w:hAnsi="Times New Roman" w:cs="Times New Roman"/>
+              </w:rPr>
+              <w:t xml:space="preserve"> </w:t>
+            </w:r>
+            <w:proofErr w:type="gramStart"/>
+            <w:r>
+              <w:rPr>
+                <w:rFonts w:ascii="Times New Roman" w:hAnsi="Times New Roman" w:cs="Times New Roman"/>
+              </w:rPr>
+              <w:t>个</w:t>
+            </w:r>
+            <w:proofErr w:type="gramEnd"/>
+            <w:r>
+              <w:rPr>
+                <w:rFonts w:ascii="Times New Roman" w:hAnsi="Times New Roman" w:cs="Times New Roman"/>
+              </w:rPr>
+              <w:t>监测点温度值（</w:t>
+            </w:r>
+            <w:proofErr w:type="spellStart"/>
+            <w:r>
+              <w:rPr>
+                <w:rFonts w:ascii="Times New Roman" w:hAnsi="Times New Roman" w:cs="Times New Roman"/>
+              </w:rPr>
+              <w:t>i</w:t>
+            </w:r>
+            <w:proofErr w:type="spellEnd"/>
+            <w:r>
+              <w:rPr>
+                <w:rFonts w:ascii="Times New Roman" w:hAnsi="Times New Roman" w:cs="Times New Roman"/>
+              </w:rPr>
+              <w:t>=1-120</w:t>
+            </w:r>
+            <w:r>
+              <w:rPr>
+                <w:rFonts w:ascii="Times New Roman" w:hAnsi="Times New Roman" w:cs="Times New Roman"/>
+              </w:rPr>
+              <w:t>）</w:t>
+            </w:r>
+          </w:p>
+        </w:tc>
+      </w:tr>
+      <w:tr>
+        <w:trPr>
+          <w:trHeight w:val="400"/>
+          <w:jc w:val="center"/>
+        </w:trPr>
+        <w:tc>
+          <w:tcPr>
+            <w:tcW w:w="656" w:type="pct"/>
+            <w:vAlign w:val="center"/>
+          </w:tcPr>
+          <w:p>
+            <w:pPr>
+              <w:spacing w:line="240" w:lineRule="auto"/>
+              <w:ind w:firstLine="480"/>
+              <w:jc w:val="center"/>
+              <w:rPr>
+                <w:rFonts w:ascii="Times New Roman" w:hAnsi="Times New Roman" w:cs="Times New Roman"/>
+              </w:rPr>
+            </w:pPr>
+            <m:oMathPara>
+              <m:oMath>
+                <m:sSub>
+                  <m:sSubPr>
+                    <m:ctrlPr>
+                      <w:rPr>
+                        <w:rFonts w:ascii="Cambria Math" w:hAnsi="Cambria Math" w:cs="Times New Roman"/>
+                      </w:rPr>
+                    </m:ctrlPr>
+                  </m:sSubPr>
+                  <m:e>
+                    <m:r>
+                      <w:rPr>
+                        <w:rFonts w:ascii="Cambria Math" w:hAnsi="Cambria Math" w:cs="Times New Roman"/>
+                      </w:rPr>
+                      <m:t>p</m:t>
+                    </m:r>
+                  </m:e>
+                  <m:sub>
+                    <m:r>
+                      <w:rPr>
+                        <w:rFonts w:ascii="Cambria Math" w:hAnsi="Cambria Math" w:cs="Times New Roman"/>
+                      </w:rPr>
+                      <m:t>i</m:t>
+                    </m:r>
+                  </m:sub>
+                </m:sSub>
+              </m:oMath>
+            </m:oMathPara>
+          </w:p>
+        </w:tc>
+        <w:tc>
+          <w:tcPr>
+            <w:tcW w:w="1438" w:type="pct"/>
+            <w:tcMar>
+              <w:top w:w="60" w:type="dxa"/>
+              <w:left w:w="120" w:type="dxa"/>
+              <w:bottom w:w="30" w:type="dxa"/>
+              <w:right w:w="120" w:type="dxa"/>
+            </w:tcMar>
+            <w:vAlign w:val="center"/>
+          </w:tcPr>
+          <w:p>
+            <w:pPr>
+              <w:spacing w:line="240" w:lineRule="auto"/>
+              <w:ind w:firstLineChars="0" w:firstLine="0"/>
+              <w:jc w:val="center"/>
+              <w:rPr>
+                <w:rFonts w:ascii="Times New Roman" w:hAnsi="Times New Roman" w:cs="Times New Roman"/>
+              </w:rPr>
+            </w:pPr>
+            <w:r>
+              <w:rPr>
+                <w:rFonts w:ascii="Times New Roman" w:hAnsi="Times New Roman" w:cs="Times New Roman"/>
+              </w:rPr>
+              <w:t>超压</w:t>
+            </w:r>
+          </w:p>
+        </w:tc>
+        <w:tc>
+          <w:tcPr>
+            <w:tcW w:w="862" w:type="pct"/>
+            <w:tcMar>
+              <w:top w:w="60" w:type="dxa"/>
+              <w:left w:w="120" w:type="dxa"/>
+              <w:bottom w:w="30" w:type="dxa"/>
+              <w:right w:w="120" w:type="dxa"/>
+            </w:tcMar>
+            <w:vAlign w:val="center"/>
+          </w:tcPr>
+          <w:p>
+            <w:pPr>
+              <w:spacing w:line="240" w:lineRule="auto"/>
+              <w:ind w:firstLineChars="0" w:firstLine="0"/>
+              <w:jc w:val="center"/>
+              <w:rPr>
+                <w:rFonts w:ascii="Times New Roman" w:hAnsi="Times New Roman" w:cs="Times New Roman"/>
+              </w:rPr>
+            </w:pPr>
+            <w:r>
+              <w:rPr>
+                <w:rFonts w:ascii="Times New Roman" w:hAnsi="Times New Roman" w:cs="Times New Roman"/>
+              </w:rPr>
+              <w:t>MPa</w:t>
+            </w:r>
+          </w:p>
+        </w:tc>
+        <w:tc>
+          <w:tcPr>
+            <w:tcW w:w="2044" w:type="pct"/>
+            <w:vAlign w:val="center"/>
+          </w:tcPr>
+          <w:p>
+            <w:pPr>
+              <w:spacing w:line="240" w:lineRule="auto"/>
+              <w:ind w:firstLine="480"/>
+              <w:jc w:val="center"/>
+              <w:rPr>
+                <w:rFonts w:ascii="Times New Roman" w:hAnsi="Times New Roman" w:cs="Times New Roman"/>
+              </w:rPr>
+            </w:pPr>
+            <w:r>
+              <w:rPr>
+                <w:rFonts w:ascii="Times New Roman" w:hAnsi="Times New Roman" w:cs="Times New Roman"/>
+              </w:rPr>
+              <w:t>第</w:t>
+            </w:r>
+            <w:r>
+              <w:rPr>
+                <w:rFonts w:ascii="Times New Roman" w:hAnsi="Times New Roman" w:cs="Times New Roman"/>
+              </w:rPr>
+              <w:t xml:space="preserve"> </w:t>
+            </w:r>
+            <w:proofErr w:type="spellStart"/>
+            <w:r>
+              <w:rPr>
+                <w:rFonts w:ascii="Times New Roman" w:hAnsi="Times New Roman" w:cs="Times New Roman"/>
+              </w:rPr>
+              <w:t>i</w:t>
+            </w:r>
+            <w:proofErr w:type="spellEnd"/>
+            <w:r>
+              <w:rPr>
+                <w:rFonts w:ascii="Times New Roman" w:hAnsi="Times New Roman" w:cs="Times New Roman"/>
+              </w:rPr>
+              <w:t xml:space="preserve"> </w:t>
+            </w:r>
+            <w:proofErr w:type="gramStart"/>
+            <w:r>
+              <w:rPr>
+                <w:rFonts w:ascii="Times New Roman" w:hAnsi="Times New Roman" w:cs="Times New Roman"/>
+              </w:rPr>
+              <w:t>个</w:t>
+            </w:r>
+            <w:proofErr w:type="gramEnd"/>
+            <w:r>
+              <w:rPr>
+                <w:rFonts w:ascii="Times New Roman" w:hAnsi="Times New Roman" w:cs="Times New Roman"/>
+              </w:rPr>
+              <w:t>监测点超压值（</w:t>
+            </w:r>
+            <w:proofErr w:type="spellStart"/>
+            <w:r>
+              <w:rPr>
+                <w:rFonts w:ascii="Times New Roman" w:hAnsi="Times New Roman" w:cs="Times New Roman"/>
+              </w:rPr>
+              <w:t>i</w:t>
+            </w:r>
+            <w:proofErr w:type="spellEnd"/>
+            <w:r>
+              <w:rPr>
+                <w:rFonts w:ascii="Times New Roman" w:hAnsi="Times New Roman" w:cs="Times New Roman"/>
+              </w:rPr>
+              <w:t>=1-120</w:t>
+            </w:r>
+            <w:r>
+              <w:rPr>
+                <w:rFonts w:ascii="Times New Roman" w:hAnsi="Times New Roman" w:cs="Times New Roman"/>
+              </w:rPr>
+              <w:t>）</w:t>
+            </w:r>
+          </w:p>
+        </w:tc>
+      </w:tr>
+      <w:tr>
+        <w:trPr>
+          <w:trHeight w:val="400"/>
+          <w:jc w:val="center"/>
+        </w:trPr>
+        <w:tc>
+          <w:tcPr>
+            <w:tcW w:w="656" w:type="pct"/>
+            <w:vAlign w:val="center"/>
+          </w:tcPr>
+          <w:p>
+            <w:pPr>
+              <w:spacing w:line="240" w:lineRule="auto"/>
+              <w:ind w:firstLine="480"/>
+              <w:jc w:val="center"/>
+              <w:rPr>
+                <w:rFonts w:ascii="Times New Roman" w:hAnsi="Times New Roman" w:cs="Times New Roman"/>
+              </w:rPr>
+            </w:pPr>
+            <m:oMathPara>
+              <m:oMath>
+                <m:sSub>
+                  <m:sSubPr>
+                    <m:ctrlPr>
+                      <w:rPr>
+                        <w:rFonts w:ascii="Cambria Math" w:hAnsi="Cambria Math" w:cs="Times New Roman"/>
+                      </w:rPr>
+                    </m:ctrlPr>
+                  </m:sSubPr>
+                  <m:e>
+                    <m:r>
+                      <w:rPr>
+                        <w:rFonts w:ascii="Cambria Math" w:hAnsi="Cambria Math" w:cs="Times New Roman"/>
+                      </w:rPr>
+                      <m:t>λ</m:t>
+                    </m:r>
+                  </m:e>
+                  <m:sub>
+                    <m:r>
+                      <w:rPr>
+                        <w:rFonts w:ascii="Cambria Math" w:hAnsi="Cambria Math" w:cs="Times New Roman"/>
+                      </w:rPr>
+                      <m:t>i</m:t>
+                    </m:r>
+                  </m:sub>
+                </m:sSub>
+              </m:oMath>
+            </m:oMathPara>
+          </w:p>
+        </w:tc>
+        <w:tc>
+          <w:tcPr>
+            <w:tcW w:w="1438" w:type="pct"/>
+            <w:tcMar>
+              <w:top w:w="60" w:type="dxa"/>
+              <w:left w:w="120" w:type="dxa"/>
+              <w:bottom w:w="30" w:type="dxa"/>
+              <w:right w:w="120" w:type="dxa"/>
+            </w:tcMar>
+            <w:vAlign w:val="center"/>
+          </w:tcPr>
+          <w:p>
+            <w:pPr>
+              <w:spacing w:line="240" w:lineRule="auto"/>
+              <w:ind w:firstLineChars="0" w:firstLine="0"/>
+              <w:jc w:val="center"/>
+              <w:rPr>
+                <w:rFonts w:ascii="Times New Roman" w:hAnsi="Times New Roman" w:cs="Times New Roman"/>
+              </w:rPr>
+            </w:pPr>
+            <w:r>
+              <w:rPr>
+                <w:rFonts w:ascii="Times New Roman" w:hAnsi="Times New Roman" w:cs="Times New Roman"/>
+              </w:rPr>
+              <w:t>反应度</w:t>
+            </w:r>
+          </w:p>
+        </w:tc>
+        <w:tc>
+          <w:tcPr>
+            <w:tcW w:w="862" w:type="pct"/>
+            <w:tcMar>
+              <w:top w:w="60" w:type="dxa"/>
+              <w:left w:w="120" w:type="dxa"/>
+              <w:bottom w:w="30" w:type="dxa"/>
+              <w:right w:w="120" w:type="dxa"/>
+            </w:tcMar>
+            <w:vAlign w:val="center"/>
+          </w:tcPr>
+          <w:p>
+            <w:pPr>
+              <w:spacing w:line="240" w:lineRule="auto"/>
+              <w:ind w:firstLine="480"/>
+              <w:jc w:val="center"/>
+              <w:rPr>
+                <w:rFonts w:ascii="Times New Roman" w:hAnsi="Times New Roman" w:cs="Times New Roman"/>
+              </w:rPr>
+            </w:pPr>
+            <w:r>
+              <w:rPr>
+                <w:rFonts w:ascii="Times New Roman" w:hAnsi="Times New Roman" w:cs="Times New Roman"/>
+              </w:rPr>
+              <w:t>—</w:t>
+            </w:r>
+          </w:p>
+        </w:tc>
+        <w:tc>
+          <w:tcPr>
+            <w:tcW w:w="2044" w:type="pct"/>
+            <w:vAlign w:val="center"/>
+          </w:tcPr>
+          <w:p>
+            <w:pPr>
+              <w:spacing w:line="240" w:lineRule="auto"/>
+              <w:ind w:firstLine="480"/>
+              <w:jc w:val="center"/>
+              <w:rPr>
+                <w:rFonts w:ascii="Times New Roman" w:hAnsi="Times New Roman" w:cs="Times New Roman"/>
+              </w:rPr>
+            </w:pPr>
+            <w:r>
+              <w:rPr>
+                <w:rFonts w:ascii="Times New Roman" w:hAnsi="Times New Roman" w:cs="Times New Roman"/>
+              </w:rPr>
+              <w:t>第</w:t>
+            </w:r>
+            <w:r>
+              <w:rPr>
+                <w:rFonts w:ascii="Times New Roman" w:hAnsi="Times New Roman" w:cs="Times New Roman"/>
+              </w:rPr>
+              <w:t xml:space="preserve"> </w:t>
+            </w:r>
+            <w:proofErr w:type="spellStart"/>
+            <w:r>
+              <w:rPr>
+                <w:rFonts w:ascii="Times New Roman" w:hAnsi="Times New Roman" w:cs="Times New Roman"/>
+              </w:rPr>
+              <w:t>i</w:t>
+            </w:r>
+            <w:proofErr w:type="spellEnd"/>
+            <w:r>
+              <w:rPr>
+                <w:rFonts w:ascii="Times New Roman" w:hAnsi="Times New Roman" w:cs="Times New Roman"/>
+              </w:rPr>
+              <w:t xml:space="preserve"> </w:t>
+            </w:r>
+            <w:proofErr w:type="gramStart"/>
+            <w:r>
+              <w:rPr>
+                <w:rFonts w:ascii="Times New Roman" w:hAnsi="Times New Roman" w:cs="Times New Roman"/>
+              </w:rPr>
+              <w:t>个</w:t>
+            </w:r>
+            <w:proofErr w:type="gramEnd"/>
+            <w:r>
+              <w:rPr>
+                <w:rFonts w:ascii="Times New Roman" w:hAnsi="Times New Roman" w:cs="Times New Roman"/>
+              </w:rPr>
+              <w:t>监测点反应度值（</w:t>
+            </w:r>
+            <w:proofErr w:type="spellStart"/>
+            <w:r>
+              <w:rPr>
+                <w:rFonts w:ascii="Times New Roman" w:hAnsi="Times New Roman" w:cs="Times New Roman"/>
+              </w:rPr>
+              <w:t>i</w:t>
+            </w:r>
+            <w:proofErr w:type="spellEnd"/>
+            <w:r>
+              <w:rPr>
+                <w:rFonts w:ascii="Times New Roman" w:hAnsi="Times New Roman" w:cs="Times New Roman"/>
+              </w:rPr>
+              <w:t>=1-120</w:t>
+            </w:r>
+            <w:r>
+              <w:rPr>
+                <w:rFonts w:ascii="Times New Roman" w:hAnsi="Times New Roman" w:cs="Times New Roman"/>
+              </w:rPr>
+              <w:t>）</w:t>
+            </w:r>
+          </w:p>
+        </w:tc>
+      </w:tr>
+    </w:tbl>
+    <w:p>
+      <w:pPr>
         <w:spacing w:beforeLines="50" w:before="163" w:afterLines="50" w:after="163"/>
         <w:ind w:firstLineChars="0" w:firstLine="0"/>
         <w:rPr>
@@ -4267,11 +9239,14 @@
           <w:b/>
         </w:rPr>
       </w:pPr>
+      <w:bookmarkStart w:id="3" w:name="_GoBack"/>
+      <w:bookmarkEnd w:id="3"/>
       <w:r>
         <w:rPr>
           <w:rFonts w:ascii="黑体" w:eastAsia="黑体" w:hAnsi="黑体" w:hint="eastAsia"/>
           <w:b/>
         </w:rPr>
+        <w:lastRenderedPageBreak/>
         <w:t>2.3</w:t>
       </w:r>
       <w:r>
@@ -4999,14 +9974,7 @@
               <w:rPr>
                 <w:rFonts w:hint="eastAsia"/>
               </w:rPr>
-              <w:t>切线模</w:t>
-            </w:r>
-            <w:r>
-              <w:rPr>
-                <w:rFonts w:hint="eastAsia"/>
-              </w:rPr>
-              <w:lastRenderedPageBreak/>
-              <w:t>量</w:t>
+              <w:t>切线模量</w:t>
             </w:r>
             <w:r>
               <w:rPr>
@@ -5027,7 +9995,6 @@
               <w:jc w:val="center"/>
             </w:pPr>
             <w:r>
-              <w:lastRenderedPageBreak/>
               <w:t>MPa</w:t>
             </w:r>
           </w:p>
@@ -5048,7 +10015,6 @@
               <w:rPr>
                 <w:rFonts w:hint="eastAsia"/>
               </w:rPr>
-              <w:lastRenderedPageBreak/>
               <w:t>7</w:t>
             </w:r>
           </w:p>
@@ -5334,6 +10300,7 @@
               <w:rPr>
                 <w:rFonts w:hint="eastAsia"/>
               </w:rPr>
+              <w:lastRenderedPageBreak/>
               <w:t>10</w:t>
             </w:r>
           </w:p>
@@ -6504,7 +11471,6 @@
               <w:rPr>
                 <w:rFonts w:hint="eastAsia"/>
               </w:rPr>
-              <w:lastRenderedPageBreak/>
               <w:t>9</w:t>
             </w:r>
           </w:p>
@@ -6926,6 +11892,7 @@
               <w:rPr>
                 <w:rFonts w:hint="eastAsia"/>
               </w:rPr>
+              <w:lastRenderedPageBreak/>
               <w:t>2</w:t>
             </w:r>
           </w:p>
@@ -7787,7 +12754,6 @@
         <w:jc w:val="center"/>
       </w:pPr>
       <w:r>
-        <w:lastRenderedPageBreak/>
         <w:t>表</w:t>
       </w:r>
       <w:r>
@@ -8263,6 +13229,7 @@
               <w:rPr>
                 <w:rFonts w:hint="eastAsia"/>
               </w:rPr>
+              <w:lastRenderedPageBreak/>
               <w:t>5</w:t>
             </w:r>
           </w:p>
@@ -9182,7 +14149,6 @@
         <w:rPr>
           <w:rFonts w:hint="eastAsia"/>
         </w:rPr>
-        <w:lastRenderedPageBreak/>
         <w:t>推进剂反应度</w:t>
       </w:r>
       <w:r>
@@ -16459,7 +21425,7 @@
                 <w:sz w:val="21"/>
                 <w:szCs w:val="21"/>
               </w:rPr>
-              <w:t>3</w:t>
+              <w:t>9</w:t>
             </w:r>
             <w:r>
               <w:rPr>
@@ -16532,7 +21498,7 @@
                 <w:sz w:val="21"/>
                 <w:szCs w:val="21"/>
               </w:rPr>
-              <w:t>15</w:t>
+              <w:t>16</w:t>
             </w:r>
             <w:r>
               <w:rPr>

--- a/mainWidget/mainWidget/src/template/跌落仿真计算数据表.docx
+++ b/mainWidget/mainWidget/src/template/跌落仿真计算数据表.docx
@@ -3427,24 +3427,6 @@
     </w:p>
     <w:p>
       <w:pPr>
-        <w:spacing w:line="360" w:lineRule="auto"/>
-        <w:ind w:firstLine="480"/>
-        <w:rPr>
-          <w:rFonts w:ascii="Times New Roman" w:hAnsi="Times New Roman" w:cs="Times New Roman"/>
-        </w:rPr>
-      </w:pPr>
-    </w:p>
-    <w:p>
-      <w:pPr>
-        <w:spacing w:line="360" w:lineRule="auto"/>
-        <w:ind w:firstLine="480"/>
-        <w:rPr>
-          <w:rFonts w:ascii="Times New Roman" w:hAnsi="Times New Roman" w:cs="Times New Roman"/>
-        </w:rPr>
-      </w:pPr>
-    </w:p>
-    <w:p>
-      <w:pPr>
         <w:ind w:firstLine="480"/>
         <w:jc w:val="center"/>
         <w:rPr>
@@ -3455,7 +3437,6 @@
         <w:rPr>
           <w:rFonts w:ascii="Times New Roman" w:hAnsi="Times New Roman" w:cs="Times New Roman"/>
         </w:rPr>
-        <w:lastRenderedPageBreak/>
         <w:t>表</w:t>
       </w:r>
       <w:r>
@@ -3654,6 +3635,7 @@
                   <w:rPr>
                     <w:rFonts w:ascii="Cambria Math" w:hAnsi="Cambria Math" w:cs="Times New Roman"/>
                   </w:rPr>
+                  <w:lastRenderedPageBreak/>
                   <m:t>ρ</m:t>
                 </m:r>
               </m:oMath>
@@ -6635,6 +6617,7 @@
         <w:ind w:firstLine="480"/>
       </w:pPr>
       <w:r>
+        <w:lastRenderedPageBreak/>
         <w:t>通</w:t>
       </w:r>
       <w:r>
@@ -9138,12 +9121,14 @@
           <w:p>
             <w:pPr>
               <w:spacing w:line="240" w:lineRule="auto"/>
-              <w:ind w:firstLine="480"/>
-              <w:jc w:val="center"/>
-              <w:rPr>
-                <w:rFonts w:ascii="Times New Roman" w:hAnsi="Times New Roman" w:cs="Times New Roman"/>
-              </w:rPr>
-            </w:pPr>
+              <w:ind w:firstLineChars="0" w:firstLine="0"/>
+              <w:jc w:val="center"/>
+              <w:rPr>
+                <w:rFonts w:ascii="Times New Roman" w:hAnsi="Times New Roman" w:cs="Times New Roman"/>
+              </w:rPr>
+            </w:pPr>
+            <w:bookmarkStart w:id="3" w:name="_GoBack"/>
+            <w:bookmarkEnd w:id="3"/>
             <w:r>
               <w:rPr>
                 <w:rFonts w:ascii="Times New Roman" w:hAnsi="Times New Roman" w:cs="Times New Roman"/>
@@ -9239,14 +9224,11 @@
           <w:b/>
         </w:rPr>
       </w:pPr>
-      <w:bookmarkStart w:id="3" w:name="_GoBack"/>
-      <w:bookmarkEnd w:id="3"/>
       <w:r>
         <w:rPr>
           <w:rFonts w:ascii="黑体" w:eastAsia="黑体" w:hAnsi="黑体" w:hint="eastAsia"/>
           <w:b/>
         </w:rPr>
-        <w:lastRenderedPageBreak/>
         <w:t>2.3</w:t>
       </w:r>
       <w:r>
@@ -9286,6 +9268,7 @@
           <w:rFonts w:eastAsia="仿宋"/>
           <w:kern w:val="0"/>
         </w:rPr>
+        <w:lastRenderedPageBreak/>
         <w:t>{{</w:t>
       </w:r>
       <w:r>
@@ -10300,26 +10283,68 @@
               <w:rPr>
                 <w:rFonts w:hint="eastAsia"/>
               </w:rPr>
+              <w:t>10</w:t>
+            </w:r>
+          </w:p>
+        </w:tc>
+        <w:tc>
+          <w:tcPr>
+            <w:tcW w:w="2130" w:type="dxa"/>
+          </w:tcPr>
+          <w:p>
+            <w:pPr>
+              <w:spacing w:line="240" w:lineRule="auto"/>
+              <w:ind w:firstLineChars="0" w:firstLine="0"/>
+              <w:jc w:val="center"/>
+            </w:pPr>
+            <w:r>
+              <w:t>10^-5</w:t>
+            </w:r>
+            <w:r>
+              <w:t>发火概率摩擦感度</w:t>
+            </w:r>
+          </w:p>
+        </w:tc>
+        <w:tc>
+          <w:tcPr>
+            <w:tcW w:w="2131" w:type="dxa"/>
+          </w:tcPr>
+          <w:p>
+            <w:pPr>
+              <w:spacing w:line="240" w:lineRule="auto"/>
+              <w:ind w:firstLineChars="0" w:firstLine="0"/>
+              <w:jc w:val="center"/>
+            </w:pPr>
+            <w:r>
+              <w:rPr>
+                <w:rFonts w:hint="eastAsia"/>
+              </w:rPr>
+              <w:t>{{</w:t>
+            </w:r>
+            <w:r>
+              <w:rPr>
+                <w:rFonts w:hint="eastAsia"/>
+              </w:rPr>
+              <w:t>推进剂</w:t>
+            </w:r>
+            <w:r>
+              <w:rPr>
+                <w:rFonts w:hint="eastAsia"/>
+              </w:rPr>
+              <w:t>-</w:t>
+            </w:r>
+            <w:r>
+              <w:t>发火概</w:t>
+            </w:r>
+            <w:r>
               <w:lastRenderedPageBreak/>
-              <w:t>10</w:t>
-            </w:r>
-          </w:p>
-        </w:tc>
-        <w:tc>
-          <w:tcPr>
-            <w:tcW w:w="2130" w:type="dxa"/>
-          </w:tcPr>
-          <w:p>
-            <w:pPr>
-              <w:spacing w:line="240" w:lineRule="auto"/>
-              <w:ind w:firstLineChars="0" w:firstLine="0"/>
-              <w:jc w:val="center"/>
-            </w:pPr>
-            <w:r>
-              <w:t>10^-5</w:t>
-            </w:r>
-            <w:r>
-              <w:t>发火概率摩擦感度</w:t>
+              <w:t>率摩擦感度</w:t>
+            </w:r>
+            <w:r>
+              <w:rPr>
+                <w:rFonts w:hint="eastAsia"/>
+              </w:rPr>
+              <w:t>}}</w:t>
             </w:r>
           </w:p>
         </w:tc>
@@ -10334,45 +10359,7 @@
               <w:jc w:val="center"/>
             </w:pPr>
             <w:r>
-              <w:rPr>
-                <w:rFonts w:hint="eastAsia"/>
-              </w:rPr>
-              <w:t>{{</w:t>
-            </w:r>
-            <w:r>
-              <w:rPr>
-                <w:rFonts w:hint="eastAsia"/>
-              </w:rPr>
-              <w:t>推进剂</w:t>
-            </w:r>
-            <w:r>
-              <w:rPr>
-                <w:rFonts w:hint="eastAsia"/>
-              </w:rPr>
-              <w:t>-</w:t>
-            </w:r>
-            <w:r>
-              <w:t>发火概率摩擦感度</w:t>
-            </w:r>
-            <w:r>
-              <w:rPr>
-                <w:rFonts w:hint="eastAsia"/>
-              </w:rPr>
-              <w:t>}}</w:t>
-            </w:r>
-          </w:p>
-        </w:tc>
-        <w:tc>
-          <w:tcPr>
-            <w:tcW w:w="2131" w:type="dxa"/>
-          </w:tcPr>
-          <w:p>
-            <w:pPr>
-              <w:spacing w:line="240" w:lineRule="auto"/>
-              <w:ind w:firstLineChars="0" w:firstLine="0"/>
-              <w:jc w:val="center"/>
-            </w:pPr>
-            <w:r>
+              <w:lastRenderedPageBreak/>
               <w:t>N</w:t>
             </w:r>
           </w:p>
@@ -10393,6 +10380,7 @@
               <w:rPr>
                 <w:rFonts w:hint="eastAsia"/>
               </w:rPr>
+              <w:lastRenderedPageBreak/>
               <w:t>11</w:t>
             </w:r>
           </w:p>
@@ -11892,7 +11880,6 @@
               <w:rPr>
                 <w:rFonts w:hint="eastAsia"/>
               </w:rPr>
-              <w:lastRenderedPageBreak/>
               <w:t>2</w:t>
             </w:r>
           </w:p>
@@ -11985,6 +11972,7 @@
               <w:rPr>
                 <w:rFonts w:hint="eastAsia"/>
               </w:rPr>
+              <w:lastRenderedPageBreak/>
               <w:t>3</w:t>
             </w:r>
           </w:p>
@@ -13229,7 +13217,6 @@
               <w:rPr>
                 <w:rFonts w:hint="eastAsia"/>
               </w:rPr>
-              <w:lastRenderedPageBreak/>
               <w:t>5</w:t>
             </w:r>
           </w:p>
@@ -13325,6 +13312,7 @@
               <w:rPr>
                 <w:rFonts w:hint="eastAsia"/>
               </w:rPr>
+              <w:lastRenderedPageBreak/>
               <w:t>6</w:t>
             </w:r>
           </w:p>
@@ -21425,7 +21413,7 @@
                 <w:sz w:val="21"/>
                 <w:szCs w:val="21"/>
               </w:rPr>
-              <w:t>9</w:t>
+              <w:t>5</w:t>
             </w:r>
             <w:r>
               <w:rPr>
@@ -23625,7 +23613,7 @@
   <a:extraClrSchemeLst/>
   <a:extLst>
     <a:ext uri="{05A4C25C-085E-4340-85A3-A5531E510DB2}">
-      <thm15:themeFamily xmlns:thm15="http://schemas.microsoft.com/office/thememl/2012/main" xmlns="" name="Office Theme" id="{2E142A2C-CD16-42D6-873A-C26D2A0506FA}" vid="{1BDDFF52-6CD6-40A5-AB3C-68EB2F1E4D0A}"/>
+      <thm15:themeFamily xmlns="" xmlns:thm15="http://schemas.microsoft.com/office/thememl/2012/main" name="Office Theme" id="{2E142A2C-CD16-42D6-873A-C26D2A0506FA}" vid="{1BDDFF52-6CD6-40A5-AB3C-68EB2F1E4D0A}"/>
     </a:ext>
   </a:extLst>
 </a:theme>
